--- a/4.质量管理/2.运行记录类文件/JXTX-04-17-运维服务质量管理报告.docx
+++ b/4.质量管理/2.运行记录类文件/JXTX-04-17-运维服务质量管理报告.docx
@@ -21,7 +21,60 @@
         <w:spacing w:before="3120" w:beforeLines="1000"/>
         <w:textAlignment w:val="baseline"/>
       </w:pPr>
+      <w:bookmarkStart w:id="9" w:name="_GoBack"/>
       <w:bookmarkStart w:id="0" w:name="_Toc22508"/>
+      <w:r>
+        <w:drawing>
+          <wp:anchor distT="0" distB="0" distL="114300" distR="114300" simplePos="0" relativeHeight="251661312" behindDoc="1" locked="0" layoutInCell="1" allowOverlap="1">
+            <wp:simplePos x="0" y="0"/>
+            <wp:positionH relativeFrom="column">
+              <wp:posOffset>-19050</wp:posOffset>
+            </wp:positionH>
+            <wp:positionV relativeFrom="paragraph">
+              <wp:posOffset>-22225</wp:posOffset>
+            </wp:positionV>
+            <wp:extent cx="5304790" cy="8893810"/>
+            <wp:effectExtent l="0" t="0" r="13970" b="6350"/>
+            <wp:wrapNone/>
+            <wp:docPr id="1" name="图片 1"/>
+            <wp:cNvGraphicFramePr>
+              <a:graphicFrameLocks xmlns:a="http://schemas.openxmlformats.org/drawingml/2006/main" noChangeAspect="1"/>
+            </wp:cNvGraphicFramePr>
+            <a:graphic xmlns:a="http://schemas.openxmlformats.org/drawingml/2006/main">
+              <a:graphicData uri="http://schemas.openxmlformats.org/drawingml/2006/picture">
+                <pic:pic xmlns:pic="http://schemas.openxmlformats.org/drawingml/2006/picture">
+                  <pic:nvPicPr>
+                    <pic:cNvPr id="1" name="图片 1"/>
+                    <pic:cNvPicPr>
+                      <a:picLocks noChangeAspect="1"/>
+                    </pic:cNvPicPr>
+                  </pic:nvPicPr>
+                  <pic:blipFill>
+                    <a:blip r:embed="rId7"/>
+                    <a:stretch>
+                      <a:fillRect/>
+                    </a:stretch>
+                  </pic:blipFill>
+                  <pic:spPr>
+                    <a:xfrm>
+                      <a:off x="0" y="0"/>
+                      <a:ext cx="5304790" cy="8893810"/>
+                    </a:xfrm>
+                    <a:prstGeom prst="rect">
+                      <a:avLst/>
+                    </a:prstGeom>
+                    <a:noFill/>
+                    <a:ln>
+                      <a:noFill/>
+                    </a:ln>
+                  </pic:spPr>
+                </pic:pic>
+              </a:graphicData>
+            </a:graphic>
+          </wp:anchor>
+        </w:drawing>
+      </w:r>
+      <w:bookmarkEnd w:id="9"/>
       <w:r>
         <w:drawing>
           <wp:anchor distT="0" distB="0" distL="114300" distR="114300" simplePos="0" relativeHeight="251660288" behindDoc="1" locked="0" layoutInCell="1" allowOverlap="1">
@@ -49,7 +102,7 @@
                     </pic:cNvPicPr>
                   </pic:nvPicPr>
                   <pic:blipFill>
-                    <a:blip r:embed="rId7"/>
+                    <a:blip r:embed="rId8"/>
                     <a:stretch>
                       <a:fillRect/>
                     </a:stretch>
@@ -104,7 +157,7 @@
                     </pic:cNvPicPr>
                   </pic:nvPicPr>
                   <pic:blipFill>
-                    <a:blip r:embed="rId8">
+                    <a:blip r:embed="rId9">
                       <a:alphaModFix amt="58000"/>
                       <a:lum contrast="-52000"/>
                     </a:blip>
@@ -1154,20 +1207,7 @@
                 <w:szCs w:val="20"/>
                 <w:lang w:val="en-US" w:eastAsia="zh-CN"/>
               </w:rPr>
-              <w:t>11.</w:t>
-            </w:r>
-            <w:bookmarkStart w:id="9" w:name="_GoBack"/>
-            <w:bookmarkEnd w:id="9"/>
-            <w:r>
-              <w:rPr>
-                <w:rFonts w:hint="eastAsia" w:ascii="宋体" w:hAnsi="宋体" w:cs="宋体"/>
-                <w:spacing w:val="3"/>
-                <w:position w:val="1"/>
-                <w:sz w:val="20"/>
-                <w:szCs w:val="20"/>
-                <w:lang w:val="en-US" w:eastAsia="zh-CN"/>
-              </w:rPr>
-              <w:t>30</w:t>
+              <w:t>11.30</w:t>
             </w:r>
           </w:p>
         </w:tc>

--- a/4.质量管理/2.运行记录类文件/JXTX-04-17-运维服务质量管理报告.docx
+++ b/4.质量管理/2.运行记录类文件/JXTX-04-17-运维服务质量管理报告.docx
@@ -21,8 +21,8 @@
         <w:spacing w:before="3120" w:beforeLines="1000"/>
         <w:textAlignment w:val="baseline"/>
       </w:pPr>
-      <w:bookmarkStart w:id="9" w:name="_GoBack"/>
-      <w:bookmarkStart w:id="0" w:name="_Toc22508"/>
+      <w:bookmarkStart w:id="7" w:name="_GoBack"/>
+      <w:bookmarkStart w:id="0" w:name="_Toc23443"/>
       <w:r>
         <w:drawing>
           <wp:anchor distT="0" distB="0" distL="114300" distR="114300" simplePos="0" relativeHeight="251661312" behindDoc="1" locked="0" layoutInCell="1" allowOverlap="1">
@@ -74,7 +74,6 @@
           </wp:anchor>
         </w:drawing>
       </w:r>
-      <w:bookmarkEnd w:id="9"/>
       <w:r>
         <w:drawing>
           <wp:anchor distT="0" distB="0" distL="114300" distR="114300" simplePos="0" relativeHeight="251660288" behindDoc="1" locked="0" layoutInCell="1" allowOverlap="1">
@@ -212,7 +211,7 @@
           <w:lang w:val="en-US" w:eastAsia="zh-CN"/>
         </w:rPr>
       </w:pPr>
-      <w:bookmarkStart w:id="1" w:name="_Toc11268"/>
+      <w:bookmarkStart w:id="1" w:name="_Toc6353"/>
       <w:r>
         <w:rPr>
           <w:rFonts w:hint="eastAsia"/>
@@ -377,6 +376,7 @@
               <w:kinsoku w:val="0"/>
               <w:wordWrap/>
               <w:overflowPunct/>
+              <w:topLinePunct w:val="0"/>
               <w:autoSpaceDE w:val="0"/>
               <w:autoSpaceDN w:val="0"/>
               <w:bidi w:val="0"/>
@@ -431,6 +431,7 @@
               <w:kinsoku w:val="0"/>
               <w:wordWrap/>
               <w:overflowPunct/>
+              <w:topLinePunct w:val="0"/>
               <w:autoSpaceDE w:val="0"/>
               <w:autoSpaceDN w:val="0"/>
               <w:bidi w:val="0"/>
@@ -508,6 +509,7 @@
               <w:kinsoku w:val="0"/>
               <w:wordWrap/>
               <w:overflowPunct/>
+              <w:topLinePunct w:val="0"/>
               <w:autoSpaceDE w:val="0"/>
               <w:autoSpaceDN w:val="0"/>
               <w:bidi w:val="0"/>
@@ -593,6 +595,7 @@
               <w:kinsoku w:val="0"/>
               <w:wordWrap/>
               <w:overflowPunct/>
+              <w:topLinePunct w:val="0"/>
               <w:autoSpaceDE w:val="0"/>
               <w:autoSpaceDN w:val="0"/>
               <w:bidi w:val="0"/>
@@ -674,6 +677,7 @@
               <w:kinsoku w:val="0"/>
               <w:wordWrap/>
               <w:overflowPunct/>
+              <w:topLinePunct w:val="0"/>
               <w:autoSpaceDE w:val="0"/>
               <w:autoSpaceDN w:val="0"/>
               <w:bidi w:val="0"/>
@@ -739,6 +743,7 @@
               <w:kinsoku w:val="0"/>
               <w:wordWrap/>
               <w:overflowPunct/>
+              <w:topLinePunct w:val="0"/>
               <w:autoSpaceDE w:val="0"/>
               <w:autoSpaceDN w:val="0"/>
               <w:bidi w:val="0"/>
@@ -791,6 +796,7 @@
         <w:kinsoku w:val="0"/>
         <w:wordWrap/>
         <w:overflowPunct/>
+        <w:topLinePunct w:val="0"/>
         <w:autoSpaceDE w:val="0"/>
         <w:autoSpaceDN w:val="0"/>
         <w:bidi w:val="0"/>
@@ -811,6 +817,7 @@
         <w:kinsoku w:val="0"/>
         <w:wordWrap/>
         <w:overflowPunct/>
+        <w:topLinePunct w:val="0"/>
         <w:autoSpaceDE w:val="0"/>
         <w:autoSpaceDN w:val="0"/>
         <w:bidi w:val="0"/>
@@ -900,6 +907,7 @@
               <w:kinsoku w:val="0"/>
               <w:wordWrap/>
               <w:overflowPunct/>
+              <w:topLinePunct w:val="0"/>
               <w:autoSpaceDE w:val="0"/>
               <w:autoSpaceDN w:val="0"/>
               <w:bidi w:val="0"/>
@@ -949,6 +957,7 @@
               <w:kinsoku w:val="0"/>
               <w:wordWrap/>
               <w:overflowPunct/>
+              <w:topLinePunct w:val="0"/>
               <w:autoSpaceDE w:val="0"/>
               <w:autoSpaceDN w:val="0"/>
               <w:bidi w:val="0"/>
@@ -988,6 +997,7 @@
               <w:kinsoku w:val="0"/>
               <w:wordWrap/>
               <w:overflowPunct/>
+              <w:topLinePunct w:val="0"/>
               <w:autoSpaceDE w:val="0"/>
               <w:autoSpaceDN w:val="0"/>
               <w:bidi w:val="0"/>
@@ -1027,6 +1037,7 @@
               <w:kinsoku w:val="0"/>
               <w:wordWrap/>
               <w:overflowPunct/>
+              <w:topLinePunct w:val="0"/>
               <w:autoSpaceDE w:val="0"/>
               <w:autoSpaceDN w:val="0"/>
               <w:bidi w:val="0"/>
@@ -1069,6 +1080,7 @@
               <w:kinsoku w:val="0"/>
               <w:wordWrap/>
               <w:overflowPunct/>
+              <w:topLinePunct w:val="0"/>
               <w:autoSpaceDE w:val="0"/>
               <w:autoSpaceDN w:val="0"/>
               <w:bidi w:val="0"/>
@@ -1111,6 +1123,7 @@
               <w:kinsoku w:val="0"/>
               <w:wordWrap/>
               <w:overflowPunct/>
+              <w:topLinePunct w:val="0"/>
               <w:autoSpaceDE w:val="0"/>
               <w:autoSpaceDN w:val="0"/>
               <w:bidi w:val="0"/>
@@ -1172,6 +1185,7 @@
               <w:kinsoku w:val="0"/>
               <w:wordWrap/>
               <w:overflowPunct/>
+              <w:topLinePunct w:val="0"/>
               <w:autoSpaceDE w:val="0"/>
               <w:autoSpaceDN w:val="0"/>
               <w:bidi w:val="0"/>
@@ -1224,6 +1238,7 @@
               <w:kinsoku w:val="0"/>
               <w:wordWrap/>
               <w:overflowPunct/>
+              <w:topLinePunct w:val="0"/>
               <w:autoSpaceDE w:val="0"/>
               <w:autoSpaceDN w:val="0"/>
               <w:bidi w:val="0"/>
@@ -1264,6 +1279,7 @@
               <w:kinsoku w:val="0"/>
               <w:wordWrap/>
               <w:overflowPunct/>
+              <w:topLinePunct w:val="0"/>
               <w:autoSpaceDE w:val="0"/>
               <w:autoSpaceDN w:val="0"/>
               <w:bidi w:val="0"/>
@@ -1314,6 +1330,7 @@
               <w:kinsoku w:val="0"/>
               <w:wordWrap/>
               <w:overflowPunct/>
+              <w:topLinePunct w:val="0"/>
               <w:autoSpaceDE w:val="0"/>
               <w:autoSpaceDN w:val="0"/>
               <w:bidi w:val="0"/>
@@ -1357,6 +1374,7 @@
               <w:kinsoku w:val="0"/>
               <w:wordWrap/>
               <w:overflowPunct/>
+              <w:topLinePunct w:val="0"/>
               <w:autoSpaceDE w:val="0"/>
               <w:autoSpaceDN w:val="0"/>
               <w:bidi w:val="0"/>
@@ -1410,6 +1428,7 @@
               <w:kinsoku w:val="0"/>
               <w:wordWrap/>
               <w:overflowPunct/>
+              <w:topLinePunct w:val="0"/>
               <w:autoSpaceDE w:val="0"/>
               <w:autoSpaceDN w:val="0"/>
               <w:bidi w:val="0"/>
@@ -1474,6 +1493,7 @@
               <w:kinsoku w:val="0"/>
               <w:wordWrap/>
               <w:overflowPunct/>
+              <w:topLinePunct w:val="0"/>
               <w:autoSpaceDE w:val="0"/>
               <w:autoSpaceDN w:val="0"/>
               <w:bidi w:val="0"/>
@@ -1499,6 +1519,7 @@
               <w:kinsoku w:val="0"/>
               <w:wordWrap/>
               <w:overflowPunct/>
+              <w:topLinePunct w:val="0"/>
               <w:autoSpaceDE w:val="0"/>
               <w:autoSpaceDN w:val="0"/>
               <w:bidi w:val="0"/>
@@ -1524,6 +1545,7 @@
               <w:kinsoku w:val="0"/>
               <w:wordWrap/>
               <w:overflowPunct/>
+              <w:topLinePunct w:val="0"/>
               <w:autoSpaceDE w:val="0"/>
               <w:autoSpaceDN w:val="0"/>
               <w:bidi w:val="0"/>
@@ -1549,6 +1571,7 @@
               <w:kinsoku w:val="0"/>
               <w:wordWrap/>
               <w:overflowPunct/>
+              <w:topLinePunct w:val="0"/>
               <w:autoSpaceDE w:val="0"/>
               <w:autoSpaceDN w:val="0"/>
               <w:bidi w:val="0"/>
@@ -1574,6 +1597,7 @@
               <w:kinsoku w:val="0"/>
               <w:wordWrap/>
               <w:overflowPunct/>
+              <w:topLinePunct w:val="0"/>
               <w:autoSpaceDE w:val="0"/>
               <w:autoSpaceDN w:val="0"/>
               <w:bidi w:val="0"/>
@@ -1599,6 +1623,7 @@
               <w:kinsoku w:val="0"/>
               <w:wordWrap/>
               <w:overflowPunct/>
+              <w:topLinePunct w:val="0"/>
               <w:autoSpaceDE w:val="0"/>
               <w:autoSpaceDN w:val="0"/>
               <w:bidi w:val="0"/>
@@ -1646,6 +1671,7 @@
               <w:kinsoku w:val="0"/>
               <w:wordWrap/>
               <w:overflowPunct/>
+              <w:topLinePunct w:val="0"/>
               <w:autoSpaceDE w:val="0"/>
               <w:autoSpaceDN w:val="0"/>
               <w:bidi w:val="0"/>
@@ -1671,6 +1697,7 @@
               <w:kinsoku w:val="0"/>
               <w:wordWrap/>
               <w:overflowPunct/>
+              <w:topLinePunct w:val="0"/>
               <w:autoSpaceDE w:val="0"/>
               <w:autoSpaceDN w:val="0"/>
               <w:bidi w:val="0"/>
@@ -1696,6 +1723,7 @@
               <w:kinsoku w:val="0"/>
               <w:wordWrap/>
               <w:overflowPunct/>
+              <w:topLinePunct w:val="0"/>
               <w:autoSpaceDE w:val="0"/>
               <w:autoSpaceDN w:val="0"/>
               <w:bidi w:val="0"/>
@@ -1721,6 +1749,7 @@
               <w:kinsoku w:val="0"/>
               <w:wordWrap/>
               <w:overflowPunct/>
+              <w:topLinePunct w:val="0"/>
               <w:autoSpaceDE w:val="0"/>
               <w:autoSpaceDN w:val="0"/>
               <w:bidi w:val="0"/>
@@ -1746,6 +1775,7 @@
               <w:kinsoku w:val="0"/>
               <w:wordWrap/>
               <w:overflowPunct/>
+              <w:topLinePunct w:val="0"/>
               <w:autoSpaceDE w:val="0"/>
               <w:autoSpaceDN w:val="0"/>
               <w:bidi w:val="0"/>
@@ -1771,6 +1801,7 @@
               <w:kinsoku w:val="0"/>
               <w:wordWrap/>
               <w:overflowPunct/>
+              <w:topLinePunct w:val="0"/>
               <w:autoSpaceDE w:val="0"/>
               <w:autoSpaceDN w:val="0"/>
               <w:bidi w:val="0"/>
@@ -1818,6 +1849,7 @@
               <w:kinsoku w:val="0"/>
               <w:wordWrap/>
               <w:overflowPunct/>
+              <w:topLinePunct w:val="0"/>
               <w:autoSpaceDE w:val="0"/>
               <w:autoSpaceDN w:val="0"/>
               <w:bidi w:val="0"/>
@@ -1843,6 +1875,7 @@
               <w:kinsoku w:val="0"/>
               <w:wordWrap/>
               <w:overflowPunct/>
+              <w:topLinePunct w:val="0"/>
               <w:autoSpaceDE w:val="0"/>
               <w:autoSpaceDN w:val="0"/>
               <w:bidi w:val="0"/>
@@ -1868,6 +1901,7 @@
               <w:kinsoku w:val="0"/>
               <w:wordWrap/>
               <w:overflowPunct/>
+              <w:topLinePunct w:val="0"/>
               <w:autoSpaceDE w:val="0"/>
               <w:autoSpaceDN w:val="0"/>
               <w:bidi w:val="0"/>
@@ -1893,6 +1927,7 @@
               <w:kinsoku w:val="0"/>
               <w:wordWrap/>
               <w:overflowPunct/>
+              <w:topLinePunct w:val="0"/>
               <w:autoSpaceDE w:val="0"/>
               <w:autoSpaceDN w:val="0"/>
               <w:bidi w:val="0"/>
@@ -1918,6 +1953,7 @@
               <w:kinsoku w:val="0"/>
               <w:wordWrap/>
               <w:overflowPunct/>
+              <w:topLinePunct w:val="0"/>
               <w:autoSpaceDE w:val="0"/>
               <w:autoSpaceDN w:val="0"/>
               <w:bidi w:val="0"/>
@@ -1943,6 +1979,7 @@
               <w:kinsoku w:val="0"/>
               <w:wordWrap/>
               <w:overflowPunct/>
+              <w:topLinePunct w:val="0"/>
               <w:autoSpaceDE w:val="0"/>
               <w:autoSpaceDN w:val="0"/>
               <w:bidi w:val="0"/>
@@ -1965,6 +2002,7 @@
         <w:kinsoku w:val="0"/>
         <w:wordWrap/>
         <w:overflowPunct/>
+        <w:topLinePunct w:val="0"/>
         <w:autoSpaceDE w:val="0"/>
         <w:autoSpaceDN w:val="0"/>
         <w:bidi w:val="0"/>
@@ -2014,6 +2052,7 @@
             <w:kinsoku w:val="0"/>
             <w:wordWrap/>
             <w:overflowPunct/>
+            <w:topLinePunct w:val="0"/>
             <w:autoSpaceDE w:val="0"/>
             <w:autoSpaceDN w:val="0"/>
             <w:bidi w:val="0"/>
@@ -2041,9 +2080,23 @@
         <w:p>
           <w:pPr>
             <w:pStyle w:val="16"/>
+            <w:keepNext w:val="0"/>
+            <w:keepLines w:val="0"/>
+            <w:pageBreakBefore w:val="0"/>
+            <w:widowControl w:val="0"/>
             <w:tabs>
               <w:tab w:val="right" w:leader="dot" w:pos="8306"/>
             </w:tabs>
+            <w:kinsoku w:val="0"/>
+            <w:wordWrap/>
+            <w:overflowPunct/>
+            <w:topLinePunct w:val="0"/>
+            <w:autoSpaceDE w:val="0"/>
+            <w:autoSpaceDN w:val="0"/>
+            <w:bidi w:val="0"/>
+            <w:adjustRightInd w:val="0"/>
+            <w:snapToGrid w:val="0"/>
+            <w:textAlignment w:val="baseline"/>
           </w:pPr>
           <w:r>
             <w:rPr>
@@ -2081,7 +2134,7 @@
               <w:rFonts w:hint="eastAsia" w:ascii="宋体" w:hAnsi="宋体" w:eastAsia="宋体" w:cs="宋体"/>
               <w:szCs w:val="24"/>
             </w:rPr>
-            <w:instrText xml:space="preserve"> HYPERLINK \l _Toc22508 </w:instrText>
+            <w:instrText xml:space="preserve"> HYPERLINK \l _Toc23443 </w:instrText>
           </w:r>
           <w:r>
             <w:rPr>
@@ -2104,7 +2157,7 @@
             <w:fldChar w:fldCharType="begin"/>
           </w:r>
           <w:r>
-            <w:instrText xml:space="preserve"> PAGEREF _Toc22508 \h </w:instrText>
+            <w:instrText xml:space="preserve"> PAGEREF _Toc23443 \h </w:instrText>
           </w:r>
           <w:r>
             <w:fldChar w:fldCharType="separate"/>
@@ -2126,9 +2179,23 @@
         <w:p>
           <w:pPr>
             <w:pStyle w:val="16"/>
+            <w:keepNext w:val="0"/>
+            <w:keepLines w:val="0"/>
+            <w:pageBreakBefore w:val="0"/>
+            <w:widowControl w:val="0"/>
             <w:tabs>
               <w:tab w:val="right" w:leader="dot" w:pos="8306"/>
             </w:tabs>
+            <w:kinsoku w:val="0"/>
+            <w:wordWrap/>
+            <w:overflowPunct/>
+            <w:topLinePunct w:val="0"/>
+            <w:autoSpaceDE w:val="0"/>
+            <w:autoSpaceDN w:val="0"/>
+            <w:bidi w:val="0"/>
+            <w:adjustRightInd w:val="0"/>
+            <w:snapToGrid w:val="0"/>
+            <w:textAlignment w:val="baseline"/>
           </w:pPr>
           <w:r>
             <w:rPr>
@@ -2142,7 +2209,7 @@
               <w:rFonts w:hint="eastAsia" w:ascii="宋体" w:hAnsi="宋体" w:eastAsia="宋体" w:cs="宋体"/>
               <w:szCs w:val="24"/>
             </w:rPr>
-            <w:instrText xml:space="preserve"> HYPERLINK \l _Toc11268 </w:instrText>
+            <w:instrText xml:space="preserve"> HYPERLINK \l _Toc6353 </w:instrText>
           </w:r>
           <w:r>
             <w:rPr>
@@ -2165,7 +2232,7 @@
             <w:fldChar w:fldCharType="begin"/>
           </w:r>
           <w:r>
-            <w:instrText xml:space="preserve"> PAGEREF _Toc11268 \h </w:instrText>
+            <w:instrText xml:space="preserve"> PAGEREF _Toc6353 \h </w:instrText>
           </w:r>
           <w:r>
             <w:fldChar w:fldCharType="separate"/>
@@ -2187,9 +2254,23 @@
         <w:p>
           <w:pPr>
             <w:pStyle w:val="16"/>
+            <w:keepNext w:val="0"/>
+            <w:keepLines w:val="0"/>
+            <w:pageBreakBefore w:val="0"/>
+            <w:widowControl w:val="0"/>
             <w:tabs>
               <w:tab w:val="right" w:leader="dot" w:pos="8306"/>
             </w:tabs>
+            <w:kinsoku w:val="0"/>
+            <w:wordWrap/>
+            <w:overflowPunct/>
+            <w:topLinePunct w:val="0"/>
+            <w:autoSpaceDE w:val="0"/>
+            <w:autoSpaceDN w:val="0"/>
+            <w:bidi w:val="0"/>
+            <w:adjustRightInd w:val="0"/>
+            <w:snapToGrid w:val="0"/>
+            <w:textAlignment w:val="baseline"/>
           </w:pPr>
           <w:r>
             <w:rPr>
@@ -2203,7 +2284,7 @@
               <w:rFonts w:hint="eastAsia" w:ascii="宋体" w:hAnsi="宋体" w:eastAsia="宋体" w:cs="宋体"/>
               <w:szCs w:val="24"/>
             </w:rPr>
-            <w:instrText xml:space="preserve"> HYPERLINK \l _Toc31385 </w:instrText>
+            <w:instrText xml:space="preserve"> HYPERLINK \l _Toc21740 </w:instrText>
           </w:r>
           <w:r>
             <w:rPr>
@@ -2225,7 +2306,7 @@
             <w:fldChar w:fldCharType="begin"/>
           </w:r>
           <w:r>
-            <w:instrText xml:space="preserve"> PAGEREF _Toc31385 \h </w:instrText>
+            <w:instrText xml:space="preserve"> PAGEREF _Toc21740 \h </w:instrText>
           </w:r>
           <w:r>
             <w:fldChar w:fldCharType="separate"/>
@@ -2246,10 +2327,24 @@
         </w:p>
         <w:p>
           <w:pPr>
-            <w:pStyle w:val="16"/>
+            <w:pStyle w:val="17"/>
+            <w:keepNext w:val="0"/>
+            <w:keepLines w:val="0"/>
+            <w:pageBreakBefore w:val="0"/>
+            <w:widowControl w:val="0"/>
             <w:tabs>
               <w:tab w:val="right" w:leader="dot" w:pos="8306"/>
             </w:tabs>
+            <w:kinsoku w:val="0"/>
+            <w:wordWrap/>
+            <w:overflowPunct/>
+            <w:topLinePunct w:val="0"/>
+            <w:autoSpaceDE w:val="0"/>
+            <w:autoSpaceDN w:val="0"/>
+            <w:bidi w:val="0"/>
+            <w:adjustRightInd w:val="0"/>
+            <w:snapToGrid w:val="0"/>
+            <w:textAlignment w:val="baseline"/>
           </w:pPr>
           <w:r>
             <w:rPr>
@@ -2263,7 +2358,7 @@
               <w:rFonts w:hint="eastAsia" w:ascii="宋体" w:hAnsi="宋体" w:eastAsia="宋体" w:cs="宋体"/>
               <w:szCs w:val="24"/>
             </w:rPr>
-            <w:instrText xml:space="preserve"> HYPERLINK \l _Toc27827 </w:instrText>
+            <w:instrText xml:space="preserve"> HYPERLINK \l _Toc25483 </w:instrText>
           </w:r>
           <w:r>
             <w:rPr>
@@ -2277,20 +2372,14 @@
               <w:rFonts w:hint="default"/>
               <w:lang w:val="en-US" w:eastAsia="zh-CN"/>
             </w:rPr>
-            <w:t xml:space="preserve">2. </w:t>
-          </w:r>
-          <w:r>
-            <w:t>运维服务质量</w:t>
+            <w:t xml:space="preserve">1.1. </w:t>
           </w:r>
           <w:r>
             <w:rPr>
               <w:rFonts w:hint="eastAsia"/>
               <w:lang w:val="en-US" w:eastAsia="zh-CN"/>
             </w:rPr>
-            <w:t>结果</w:t>
-          </w:r>
-          <w:r>
-            <w:t>分析</w:t>
+            <w:t>客户满意度</w:t>
           </w:r>
           <w:r>
             <w:tab/>
@@ -2299,7 +2388,7 @@
             <w:fldChar w:fldCharType="begin"/>
           </w:r>
           <w:r>
-            <w:instrText xml:space="preserve"> PAGEREF _Toc27827 \h </w:instrText>
+            <w:instrText xml:space="preserve"> PAGEREF _Toc25483 \h </w:instrText>
           </w:r>
           <w:r>
             <w:fldChar w:fldCharType="separate"/>
@@ -2321,9 +2410,23 @@
         <w:p>
           <w:pPr>
             <w:pStyle w:val="17"/>
+            <w:keepNext w:val="0"/>
+            <w:keepLines w:val="0"/>
+            <w:pageBreakBefore w:val="0"/>
+            <w:widowControl w:val="0"/>
             <w:tabs>
               <w:tab w:val="right" w:leader="dot" w:pos="8306"/>
             </w:tabs>
+            <w:kinsoku w:val="0"/>
+            <w:wordWrap/>
+            <w:overflowPunct/>
+            <w:topLinePunct w:val="0"/>
+            <w:autoSpaceDE w:val="0"/>
+            <w:autoSpaceDN w:val="0"/>
+            <w:bidi w:val="0"/>
+            <w:adjustRightInd w:val="0"/>
+            <w:snapToGrid w:val="0"/>
+            <w:textAlignment w:val="baseline"/>
           </w:pPr>
           <w:r>
             <w:rPr>
@@ -2337,7 +2440,7 @@
               <w:rFonts w:hint="eastAsia" w:ascii="宋体" w:hAnsi="宋体" w:eastAsia="宋体" w:cs="宋体"/>
               <w:szCs w:val="24"/>
             </w:rPr>
-            <w:instrText xml:space="preserve"> HYPERLINK \l _Toc391 </w:instrText>
+            <w:instrText xml:space="preserve"> HYPERLINK \l _Toc21385 </w:instrText>
           </w:r>
           <w:r>
             <w:rPr>
@@ -2351,14 +2454,14 @@
               <w:rFonts w:hint="default"/>
               <w:lang w:val="en-US" w:eastAsia="zh-CN"/>
             </w:rPr>
-            <w:t xml:space="preserve">2.1. </w:t>
+            <w:t xml:space="preserve">1.2. </w:t>
           </w:r>
           <w:r>
             <w:rPr>
               <w:rFonts w:hint="eastAsia"/>
               <w:lang w:val="en-US" w:eastAsia="zh-CN"/>
             </w:rPr>
-            <w:t>客户满意度</w:t>
+            <w:t>内审</w:t>
           </w:r>
           <w:r>
             <w:tab/>
@@ -2367,7 +2470,7 @@
             <w:fldChar w:fldCharType="begin"/>
           </w:r>
           <w:r>
-            <w:instrText xml:space="preserve"> PAGEREF _Toc391 \h </w:instrText>
+            <w:instrText xml:space="preserve"> PAGEREF _Toc21385 \h </w:instrText>
           </w:r>
           <w:r>
             <w:fldChar w:fldCharType="separate"/>
@@ -2389,9 +2492,23 @@
         <w:p>
           <w:pPr>
             <w:pStyle w:val="17"/>
+            <w:keepNext w:val="0"/>
+            <w:keepLines w:val="0"/>
+            <w:pageBreakBefore w:val="0"/>
+            <w:widowControl w:val="0"/>
             <w:tabs>
               <w:tab w:val="right" w:leader="dot" w:pos="8306"/>
             </w:tabs>
+            <w:kinsoku w:val="0"/>
+            <w:wordWrap/>
+            <w:overflowPunct/>
+            <w:topLinePunct w:val="0"/>
+            <w:autoSpaceDE w:val="0"/>
+            <w:autoSpaceDN w:val="0"/>
+            <w:bidi w:val="0"/>
+            <w:adjustRightInd w:val="0"/>
+            <w:snapToGrid w:val="0"/>
+            <w:textAlignment w:val="baseline"/>
           </w:pPr>
           <w:r>
             <w:rPr>
@@ -2405,7 +2522,7 @@
               <w:rFonts w:hint="eastAsia" w:ascii="宋体" w:hAnsi="宋体" w:eastAsia="宋体" w:cs="宋体"/>
               <w:szCs w:val="24"/>
             </w:rPr>
-            <w:instrText xml:space="preserve"> HYPERLINK \l _Toc13200 </w:instrText>
+            <w:instrText xml:space="preserve"> HYPERLINK \l _Toc16877 </w:instrText>
           </w:r>
           <w:r>
             <w:rPr>
@@ -2416,23 +2533,17 @@
           </w:r>
           <w:r>
             <w:rPr>
-              <w:rFonts w:hint="default" w:ascii="Segoe UI" w:hAnsi="Segoe UI" w:eastAsia="宋体" w:cs="Segoe UI"/>
-              <w:i w:val="0"/>
-              <w:iCs w:val="0"/>
-              <w:caps w:val="0"/>
-              <w:spacing w:val="0"/>
-              <w:szCs w:val="24"/>
-              <w:shd w:val="clear" w:color="auto" w:fill="FFFFFF"/>
+              <w:rFonts w:hint="default"/>
               <w:lang w:val="en-US" w:eastAsia="zh-CN"/>
             </w:rPr>
-            <w:t xml:space="preserve">2.2. </w:t>
+            <w:t xml:space="preserve">1.3. </w:t>
           </w:r>
           <w:r>
             <w:rPr>
               <w:rFonts w:hint="eastAsia"/>
               <w:lang w:val="en-US" w:eastAsia="zh-CN"/>
             </w:rPr>
-            <w:t>SLA达成率</w:t>
+            <w:t>管理评审</w:t>
           </w:r>
           <w:r>
             <w:tab/>
@@ -2441,7 +2552,7 @@
             <w:fldChar w:fldCharType="begin"/>
           </w:r>
           <w:r>
-            <w:instrText xml:space="preserve"> PAGEREF _Toc13200 \h </w:instrText>
+            <w:instrText xml:space="preserve"> PAGEREF _Toc16877 \h </w:instrText>
           </w:r>
           <w:r>
             <w:fldChar w:fldCharType="separate"/>
@@ -2463,9 +2574,23 @@
         <w:p>
           <w:pPr>
             <w:pStyle w:val="17"/>
+            <w:keepNext w:val="0"/>
+            <w:keepLines w:val="0"/>
+            <w:pageBreakBefore w:val="0"/>
+            <w:widowControl w:val="0"/>
             <w:tabs>
               <w:tab w:val="right" w:leader="dot" w:pos="8306"/>
             </w:tabs>
+            <w:kinsoku w:val="0"/>
+            <w:wordWrap/>
+            <w:overflowPunct/>
+            <w:topLinePunct w:val="0"/>
+            <w:autoSpaceDE w:val="0"/>
+            <w:autoSpaceDN w:val="0"/>
+            <w:bidi w:val="0"/>
+            <w:adjustRightInd w:val="0"/>
+            <w:snapToGrid w:val="0"/>
+            <w:textAlignment w:val="baseline"/>
           </w:pPr>
           <w:r>
             <w:rPr>
@@ -2479,7 +2604,7 @@
               <w:rFonts w:hint="eastAsia" w:ascii="宋体" w:hAnsi="宋体" w:eastAsia="宋体" w:cs="宋体"/>
               <w:szCs w:val="24"/>
             </w:rPr>
-            <w:instrText xml:space="preserve"> HYPERLINK \l _Toc30230 </w:instrText>
+            <w:instrText xml:space="preserve"> HYPERLINK \l _Toc17882 </w:instrText>
           </w:r>
           <w:r>
             <w:rPr>
@@ -2493,143 +2618,7 @@
               <w:rFonts w:hint="default"/>
               <w:lang w:val="en-US" w:eastAsia="zh-CN"/>
             </w:rPr>
-            <w:t xml:space="preserve">2.3. </w:t>
-          </w:r>
-          <w:r>
-            <w:rPr>
-              <w:rFonts w:hint="eastAsia"/>
-              <w:lang w:val="en-US" w:eastAsia="zh-CN"/>
-            </w:rPr>
-            <w:t>内审</w:t>
-          </w:r>
-          <w:r>
-            <w:tab/>
-          </w:r>
-          <w:r>
-            <w:fldChar w:fldCharType="begin"/>
-          </w:r>
-          <w:r>
-            <w:instrText xml:space="preserve"> PAGEREF _Toc30230 \h </w:instrText>
-          </w:r>
-          <w:r>
-            <w:fldChar w:fldCharType="separate"/>
-          </w:r>
-          <w:r>
-            <w:t>5</w:t>
-          </w:r>
-          <w:r>
-            <w:fldChar w:fldCharType="end"/>
-          </w:r>
-          <w:r>
-            <w:rPr>
-              <w:rFonts w:hint="eastAsia" w:ascii="宋体" w:hAnsi="宋体" w:eastAsia="宋体" w:cs="宋体"/>
-              <w:szCs w:val="24"/>
-            </w:rPr>
-            <w:fldChar w:fldCharType="end"/>
-          </w:r>
-        </w:p>
-        <w:p>
-          <w:pPr>
-            <w:pStyle w:val="17"/>
-            <w:tabs>
-              <w:tab w:val="right" w:leader="dot" w:pos="8306"/>
-            </w:tabs>
-          </w:pPr>
-          <w:r>
-            <w:rPr>
-              <w:rFonts w:hint="eastAsia" w:ascii="宋体" w:hAnsi="宋体" w:eastAsia="宋体" w:cs="宋体"/>
-              <w:szCs w:val="24"/>
-            </w:rPr>
-            <w:fldChar w:fldCharType="begin"/>
-          </w:r>
-          <w:r>
-            <w:rPr>
-              <w:rFonts w:hint="eastAsia" w:ascii="宋体" w:hAnsi="宋体" w:eastAsia="宋体" w:cs="宋体"/>
-              <w:szCs w:val="24"/>
-            </w:rPr>
-            <w:instrText xml:space="preserve"> HYPERLINK \l _Toc26127 </w:instrText>
-          </w:r>
-          <w:r>
-            <w:rPr>
-              <w:rFonts w:hint="eastAsia" w:ascii="宋体" w:hAnsi="宋体" w:eastAsia="宋体" w:cs="宋体"/>
-              <w:szCs w:val="24"/>
-            </w:rPr>
-            <w:fldChar w:fldCharType="separate"/>
-          </w:r>
-          <w:r>
-            <w:rPr>
-              <w:rFonts w:hint="default"/>
-              <w:lang w:val="en-US" w:eastAsia="zh-CN"/>
-            </w:rPr>
-            <w:t xml:space="preserve">2.4. </w:t>
-          </w:r>
-          <w:r>
-            <w:rPr>
-              <w:rFonts w:hint="eastAsia"/>
-              <w:lang w:val="en-US" w:eastAsia="zh-CN"/>
-            </w:rPr>
-            <w:t>管理评审</w:t>
-          </w:r>
-          <w:r>
-            <w:tab/>
-          </w:r>
-          <w:r>
-            <w:fldChar w:fldCharType="begin"/>
-          </w:r>
-          <w:r>
-            <w:instrText xml:space="preserve"> PAGEREF _Toc26127 \h </w:instrText>
-          </w:r>
-          <w:r>
-            <w:fldChar w:fldCharType="separate"/>
-          </w:r>
-          <w:r>
-            <w:t>5</w:t>
-          </w:r>
-          <w:r>
-            <w:fldChar w:fldCharType="end"/>
-          </w:r>
-          <w:r>
-            <w:rPr>
-              <w:rFonts w:hint="eastAsia" w:ascii="宋体" w:hAnsi="宋体" w:eastAsia="宋体" w:cs="宋体"/>
-              <w:szCs w:val="24"/>
-            </w:rPr>
-            <w:fldChar w:fldCharType="end"/>
-          </w:r>
-        </w:p>
-        <w:p>
-          <w:pPr>
-            <w:pStyle w:val="17"/>
-            <w:tabs>
-              <w:tab w:val="right" w:leader="dot" w:pos="8306"/>
-            </w:tabs>
-          </w:pPr>
-          <w:r>
-            <w:rPr>
-              <w:rFonts w:hint="eastAsia" w:ascii="宋体" w:hAnsi="宋体" w:eastAsia="宋体" w:cs="宋体"/>
-              <w:szCs w:val="24"/>
-            </w:rPr>
-            <w:fldChar w:fldCharType="begin"/>
-          </w:r>
-          <w:r>
-            <w:rPr>
-              <w:rFonts w:hint="eastAsia" w:ascii="宋体" w:hAnsi="宋体" w:eastAsia="宋体" w:cs="宋体"/>
-              <w:szCs w:val="24"/>
-            </w:rPr>
-            <w:instrText xml:space="preserve"> HYPERLINK \l _Toc27444 </w:instrText>
-          </w:r>
-          <w:r>
-            <w:rPr>
-              <w:rFonts w:hint="eastAsia" w:ascii="宋体" w:hAnsi="宋体" w:eastAsia="宋体" w:cs="宋体"/>
-              <w:szCs w:val="24"/>
-            </w:rPr>
-            <w:fldChar w:fldCharType="separate"/>
-          </w:r>
-          <w:r>
-            <w:rPr>
-              <w:rFonts w:hint="default"/>
-              <w:lang w:val="en-US" w:eastAsia="zh-CN"/>
-            </w:rPr>
-            <w:t xml:space="preserve">2.5. </w:t>
+            <w:t xml:space="preserve">1.4. </w:t>
           </w:r>
           <w:r>
             <w:rPr>
@@ -2645,7 +2634,7 @@
             <w:fldChar w:fldCharType="begin"/>
           </w:r>
           <w:r>
-            <w:instrText xml:space="preserve"> PAGEREF _Toc27444 \h </w:instrText>
+            <w:instrText xml:space="preserve"> PAGEREF _Toc17882 \h </w:instrText>
           </w:r>
           <w:r>
             <w:fldChar w:fldCharType="separate"/>
@@ -2673,6 +2662,7 @@
             <w:kinsoku w:val="0"/>
             <w:wordWrap/>
             <w:overflowPunct/>
+            <w:topLinePunct w:val="0"/>
             <w:autoSpaceDE w:val="0"/>
             <w:autoSpaceDN w:val="0"/>
             <w:bidi w:val="0"/>
@@ -2708,6 +2698,7 @@
         <w:kinsoku w:val="0"/>
         <w:wordWrap/>
         <w:overflowPunct/>
+        <w:topLinePunct w:val="0"/>
         <w:autoSpaceDE w:val="0"/>
         <w:autoSpaceDN w:val="0"/>
         <w:bidi w:val="0"/>
@@ -2740,9 +2731,22 @@
     <w:p>
       <w:pPr>
         <w:pStyle w:val="28"/>
+        <w:keepNext w:val="0"/>
+        <w:keepLines w:val="0"/>
+        <w:pageBreakBefore w:val="0"/>
+        <w:widowControl w:val="0"/>
+        <w:kinsoku w:val="0"/>
+        <w:wordWrap/>
+        <w:overflowPunct/>
+        <w:topLinePunct w:val="0"/>
+        <w:autoSpaceDE w:val="0"/>
+        <w:autoSpaceDN w:val="0"/>
         <w:bidi w:val="0"/>
+        <w:adjustRightInd w:val="0"/>
+        <w:snapToGrid w:val="0"/>
+        <w:textAlignment w:val="baseline"/>
       </w:pPr>
-      <w:bookmarkStart w:id="2" w:name="_Toc31385"/>
+      <w:bookmarkStart w:id="2" w:name="_Toc21740"/>
       <w:r>
         <w:rPr>
           <w:rFonts w:hint="default"/>
@@ -2754,7 +2758,20 @@
     <w:p>
       <w:pPr>
         <w:pStyle w:val="29"/>
+        <w:keepNext w:val="0"/>
+        <w:keepLines w:val="0"/>
+        <w:pageBreakBefore w:val="0"/>
+        <w:widowControl w:val="0"/>
+        <w:kinsoku w:val="0"/>
+        <w:wordWrap/>
+        <w:overflowPunct/>
+        <w:topLinePunct w:val="0"/>
+        <w:autoSpaceDE w:val="0"/>
+        <w:autoSpaceDN w:val="0"/>
         <w:bidi w:val="0"/>
+        <w:adjustRightInd w:val="0"/>
+        <w:snapToGrid w:val="0"/>
+        <w:textAlignment w:val="baseline"/>
         <w:rPr>
           <w:rFonts w:hint="default"/>
         </w:rPr>
@@ -2809,7 +2826,7 @@
           <w:rFonts w:hint="eastAsia"/>
           <w:lang w:val="en-US" w:eastAsia="zh-CN"/>
         </w:rPr>
-        <w:t>9月</w:t>
+        <w:t>11月</w:t>
       </w:r>
       <w:r>
         <w:rPr>
@@ -2820,463 +2837,512 @@
     </w:p>
     <w:p>
       <w:pPr>
-        <w:pStyle w:val="28"/>
+        <w:pStyle w:val="30"/>
+        <w:keepNext w:val="0"/>
+        <w:keepLines w:val="0"/>
+        <w:pageBreakBefore w:val="0"/>
+        <w:widowControl w:val="0"/>
+        <w:kinsoku w:val="0"/>
+        <w:wordWrap/>
+        <w:overflowPunct/>
+        <w:topLinePunct w:val="0"/>
+        <w:autoSpaceDE w:val="0"/>
+        <w:autoSpaceDN w:val="0"/>
         <w:bidi w:val="0"/>
-        <w:rPr>
-          <w:rFonts w:hint="default"/>
-          <w:lang w:val="en-US" w:eastAsia="zh-CN"/>
-        </w:rPr>
-      </w:pPr>
-      <w:bookmarkStart w:id="3" w:name="_Toc27827"/>
-      <w:r>
-        <w:t>运维服务质量</w:t>
-      </w:r>
-      <w:r>
+        <w:adjustRightInd w:val="0"/>
+        <w:snapToGrid w:val="0"/>
+        <w:textAlignment w:val="baseline"/>
         <w:rPr>
           <w:rFonts w:hint="eastAsia"/>
           <w:lang w:val="en-US" w:eastAsia="zh-CN"/>
         </w:rPr>
-        <w:t>结果</w:t>
-      </w:r>
-      <w:r>
-        <w:t>分析</w:t>
+      </w:pPr>
+      <w:bookmarkStart w:id="3" w:name="_Toc25483"/>
+      <w:r>
+        <w:rPr>
+          <w:rFonts w:hint="eastAsia"/>
+          <w:lang w:val="en-US" w:eastAsia="zh-CN"/>
+        </w:rPr>
+        <w:t>客户满意度</w:t>
       </w:r>
       <w:bookmarkEnd w:id="3"/>
     </w:p>
     <w:p>
       <w:pPr>
         <w:pStyle w:val="29"/>
+        <w:keepNext w:val="0"/>
+        <w:keepLines w:val="0"/>
+        <w:pageBreakBefore w:val="0"/>
+        <w:widowControl w:val="0"/>
+        <w:kinsoku w:val="0"/>
+        <w:wordWrap/>
+        <w:overflowPunct/>
+        <w:topLinePunct w:val="0"/>
+        <w:autoSpaceDE w:val="0"/>
+        <w:autoSpaceDN w:val="0"/>
         <w:bidi w:val="0"/>
+        <w:adjustRightInd w:val="0"/>
+        <w:snapToGrid w:val="0"/>
+        <w:textAlignment w:val="baseline"/>
+        <w:rPr>
+          <w:rFonts w:hint="default"/>
+          <w:lang w:val="en-US" w:eastAsia="zh-CN"/>
+        </w:rPr>
+      </w:pPr>
+      <w:r>
         <w:rPr>
           <w:rFonts w:hint="eastAsia"/>
           <w:lang w:val="en-US" w:eastAsia="zh-CN"/>
         </w:rPr>
+        <w:t>依据满意度管理制度，质量管理部在六月底进行了客户满意度调查，其中发放调查报告8份，收回8分。通过汇总分析得出，客户的满意度综合得分为97%，明显超过考核指标</w:t>
+      </w:r>
+    </w:p>
+    <w:p>
+      <w:pPr>
+        <w:pStyle w:val="29"/>
+        <w:keepNext w:val="0"/>
+        <w:keepLines w:val="0"/>
+        <w:pageBreakBefore w:val="0"/>
+        <w:widowControl w:val="0"/>
+        <w:kinsoku w:val="0"/>
+        <w:wordWrap/>
+        <w:overflowPunct/>
+        <w:topLinePunct w:val="0"/>
+        <w:autoSpaceDE w:val="0"/>
+        <w:autoSpaceDN w:val="0"/>
+        <w:bidi w:val="0"/>
+        <w:adjustRightInd w:val="0"/>
+        <w:snapToGrid w:val="0"/>
+        <w:textAlignment w:val="baseline"/>
+        <w:rPr>
+          <w:rFonts w:hint="default"/>
+          <w:lang w:val="en-US" w:eastAsia="zh-CN"/>
+        </w:rPr>
       </w:pPr>
-      <w:r>
-        <w:t>本阶段运维服务质量目标主要围绕服务级别协议（SLA）达成率与客户满意度两大核心指标展开。202</w:t>
-      </w:r>
       <w:r>
         <w:rPr>
           <w:rFonts w:hint="eastAsia"/>
           <w:lang w:val="en-US" w:eastAsia="zh-CN"/>
         </w:rPr>
-        <w:t>5</w:t>
-      </w:r>
-      <w:r>
-        <w:t>年</w:t>
-      </w:r>
-      <w:r>
-        <w:rPr>
-          <w:rFonts w:hint="eastAsia"/>
-          <w:lang w:val="en-US" w:eastAsia="zh-CN"/>
-        </w:rPr>
-        <w:t>1</w:t>
-      </w:r>
-      <w:r>
-        <w:t>月至</w:t>
-      </w:r>
-      <w:r>
-        <w:rPr>
-          <w:rFonts w:hint="eastAsia"/>
-          <w:lang w:val="en-US" w:eastAsia="zh-CN"/>
-        </w:rPr>
-        <w:t>9月</w:t>
-      </w:r>
-      <w:r>
-        <w:t>，公司设定的质量目标为：客户满意度不低于9</w:t>
-      </w:r>
-      <w:r>
-        <w:rPr>
-          <w:rFonts w:hint="eastAsia"/>
-          <w:lang w:val="en-US" w:eastAsia="zh-CN"/>
-        </w:rPr>
-        <w:t>0</w:t>
-      </w:r>
-      <w:r>
-        <w:t>%</w:t>
-      </w:r>
-      <w:r>
-        <w:rPr>
-          <w:rFonts w:hint="eastAsia"/>
-          <w:lang w:eastAsia="zh-CN"/>
-        </w:rPr>
-        <w:t>，</w:t>
-      </w:r>
-      <w:r>
-        <w:rPr>
-          <w:rFonts w:hint="eastAsia"/>
-          <w:lang w:val="en-US" w:eastAsia="zh-CN"/>
-        </w:rPr>
-        <w:t>按季度考核</w:t>
-      </w:r>
-      <w:r>
-        <w:t>，SLA达成率不低于95%</w:t>
-      </w:r>
-      <w:r>
-        <w:rPr>
-          <w:rFonts w:hint="eastAsia"/>
-          <w:lang w:eastAsia="zh-CN"/>
-        </w:rPr>
-        <w:t>，</w:t>
-      </w:r>
-      <w:r>
-        <w:rPr>
-          <w:rFonts w:hint="eastAsia"/>
-          <w:lang w:val="en-US" w:eastAsia="zh-CN"/>
-        </w:rPr>
-        <w:t>按季度考核。</w:t>
+        <w:t>通过收集的满意度调查表分析得出，客户对沟通协调方面满意度较低，在下一阶段应加强客户满意度调查管理制度的培训。质量相关部门加强监督。</w:t>
       </w:r>
     </w:p>
     <w:p>
       <w:pPr>
         <w:pStyle w:val="30"/>
+        <w:keepNext w:val="0"/>
+        <w:keepLines w:val="0"/>
+        <w:pageBreakBefore w:val="0"/>
+        <w:widowControl w:val="0"/>
+        <w:kinsoku w:val="0"/>
+        <w:wordWrap/>
+        <w:overflowPunct/>
+        <w:topLinePunct w:val="0"/>
+        <w:autoSpaceDE w:val="0"/>
+        <w:autoSpaceDN w:val="0"/>
         <w:bidi w:val="0"/>
+        <w:adjustRightInd w:val="0"/>
+        <w:snapToGrid w:val="0"/>
+        <w:textAlignment w:val="baseline"/>
         <w:rPr>
           <w:rFonts w:hint="eastAsia"/>
           <w:lang w:val="en-US" w:eastAsia="zh-CN"/>
         </w:rPr>
       </w:pPr>
-      <w:bookmarkStart w:id="4" w:name="_Toc391"/>
+      <w:bookmarkStart w:id="4" w:name="_Toc21385"/>
       <w:r>
         <w:rPr>
           <w:rFonts w:hint="eastAsia"/>
           <w:lang w:val="en-US" w:eastAsia="zh-CN"/>
         </w:rPr>
-        <w:t>客户满意度</w:t>
+        <w:t>内审</w:t>
       </w:r>
       <w:bookmarkEnd w:id="4"/>
     </w:p>
     <w:p>
       <w:pPr>
         <w:pStyle w:val="29"/>
+        <w:keepNext w:val="0"/>
+        <w:keepLines w:val="0"/>
+        <w:pageBreakBefore w:val="0"/>
+        <w:widowControl w:val="0"/>
+        <w:kinsoku w:val="0"/>
+        <w:wordWrap/>
+        <w:overflowPunct/>
+        <w:topLinePunct w:val="0"/>
+        <w:autoSpaceDE w:val="0"/>
+        <w:autoSpaceDN w:val="0"/>
+        <w:bidi w:val="0"/>
+        <w:adjustRightInd w:val="0"/>
+        <w:snapToGrid w:val="0"/>
+        <w:textAlignment w:val="baseline"/>
+        <w:rPr>
+          <w:rFonts w:hint="default"/>
+          <w:lang w:val="en-US" w:eastAsia="zh-CN"/>
+        </w:rPr>
+      </w:pPr>
+      <w:r>
         <w:rPr>
           <w:rFonts w:hint="eastAsia"/>
           <w:lang w:val="en-US" w:eastAsia="zh-CN"/>
         </w:rPr>
-      </w:pPr>
-      <w:r>
-        <w:rPr>
-          <w:rFonts w:hint="eastAsia"/>
-          <w:lang w:val="en-US" w:eastAsia="zh-CN"/>
-        </w:rPr>
-        <w:t>依据满意度管理制度，质量管理部每季度对客户满意度进行考核。2025年1-3月分发满意度调查问卷13份，客户满意度达到94.64%，4-6月分发满意度调查问卷15份客户满意度达到95.22%，7-9月分发满意度调查问卷15份客户满意度达到95.61%客户满意度呈上升趋势。三季度均满足KPI指标要求。</w:t>
-      </w:r>
-    </w:p>
-    <w:p>
-      <w:pPr>
-        <w:pStyle w:val="29"/>
-        <w:rPr>
-          <w:rFonts w:hint="default"/>
-          <w:lang w:val="en-US" w:eastAsia="zh-CN"/>
-        </w:rPr>
-      </w:pPr>
-      <w:r>
-        <w:rPr>
-          <w:rFonts w:hint="eastAsia"/>
-          <w:lang w:val="en-US" w:eastAsia="zh-CN"/>
-        </w:rPr>
-        <w:t>但是在运维管理方面，客户满意度较低。需要加强运维工程师专业技能培训，包括应急基础知识培训、专业知识技能培训等。</w:t>
+        <w:t>质量管理部于2025年11月10日制定了内审计划并编制了内审检查表。11月15-16两天进行了内审工作，发现了一项不符合，为一般不符合。由相关部门进行改进并加强培训工作，相关审核人员跟进改进结果。</w:t>
       </w:r>
     </w:p>
     <w:p>
       <w:pPr>
         <w:pStyle w:val="30"/>
+        <w:keepNext w:val="0"/>
+        <w:keepLines w:val="0"/>
+        <w:pageBreakBefore w:val="0"/>
+        <w:widowControl w:val="0"/>
+        <w:kinsoku w:val="0"/>
+        <w:wordWrap/>
+        <w:overflowPunct/>
+        <w:topLinePunct w:val="0"/>
+        <w:autoSpaceDE w:val="0"/>
+        <w:autoSpaceDN w:val="0"/>
         <w:bidi w:val="0"/>
-        <w:rPr>
-          <w:rFonts w:hint="default" w:ascii="Segoe UI" w:hAnsi="Segoe UI" w:eastAsia="宋体" w:cs="Segoe UI"/>
-          <w:i w:val="0"/>
-          <w:iCs w:val="0"/>
-          <w:caps w:val="0"/>
-          <w:color w:val="0F1115"/>
-          <w:spacing w:val="0"/>
-          <w:szCs w:val="24"/>
-          <w:shd w:val="clear" w:color="auto" w:fill="FFFFFF"/>
-          <w:lang w:val="en-US" w:eastAsia="zh-CN"/>
-        </w:rPr>
-      </w:pPr>
-      <w:bookmarkStart w:id="5" w:name="_Toc13200"/>
-      <w:r>
+        <w:adjustRightInd w:val="0"/>
+        <w:snapToGrid w:val="0"/>
+        <w:textAlignment w:val="baseline"/>
         <w:rPr>
           <w:rFonts w:hint="eastAsia"/>
           <w:lang w:val="en-US" w:eastAsia="zh-CN"/>
         </w:rPr>
-        <w:t>SLA达成率</w:t>
+      </w:pPr>
+      <w:bookmarkStart w:id="5" w:name="_Toc16877"/>
+      <w:r>
+        <w:rPr>
+          <w:rFonts w:hint="eastAsia"/>
+          <w:lang w:val="en-US" w:eastAsia="zh-CN"/>
+        </w:rPr>
+        <w:t>管理评审</w:t>
       </w:r>
       <w:bookmarkEnd w:id="5"/>
     </w:p>
     <w:p>
       <w:pPr>
-        <w:pStyle w:val="29"/>
-        <w:rPr>
+        <w:pStyle w:val="27"/>
+        <w:keepNext w:val="0"/>
+        <w:keepLines w:val="0"/>
+        <w:pageBreakBefore w:val="0"/>
+        <w:widowControl w:val="0"/>
+        <w:kinsoku w:val="0"/>
+        <w:wordWrap/>
+        <w:overflowPunct/>
+        <w:topLinePunct w:val="0"/>
+        <w:autoSpaceDE w:val="0"/>
+        <w:autoSpaceDN w:val="0"/>
+        <w:bidi w:val="0"/>
+        <w:adjustRightInd w:val="0"/>
+        <w:snapToGrid w:val="0"/>
+        <w:spacing w:before="183" w:line="340" w:lineRule="auto"/>
+        <w:ind w:left="118" w:right="129" w:firstLine="481"/>
+        <w:textAlignment w:val="baseline"/>
+        <w:rPr>
+          <w:rFonts w:hint="default"/>
+          <w:lang w:val="en-US" w:eastAsia="zh-CN"/>
+        </w:rPr>
+      </w:pPr>
+      <w:r>
+        <w:rPr>
+          <w:rStyle w:val="42"/>
           <w:rFonts w:hint="eastAsia"/>
           <w:lang w:val="en-US" w:eastAsia="zh-CN"/>
         </w:rPr>
-      </w:pPr>
-      <w:bookmarkStart w:id="6" w:name="_Toc30230"/>
-      <w:r>
-        <w:rPr>
+        <w:t>质量管理部于2025年11月13日制定了管理评审计划，于11月20日组织各运维相关部门进行了管理评审。</w:t>
+      </w:r>
+      <w:r>
+        <w:rPr>
+          <w:rStyle w:val="42"/>
+        </w:rPr>
+        <w:t>对本次管理评审公司各相关部门做了周密的安排，参加会议的各部门人员也做了充分的准备，对公司的运维管理目标进行了认真的评议，全面的总结了公司运维能力体系的运行情况</w:t>
+      </w:r>
+      <w:r>
+        <w:rPr>
+          <w:rStyle w:val="42"/>
           <w:rFonts w:hint="eastAsia"/>
-          <w:lang w:val="en-US" w:eastAsia="zh-CN"/>
-        </w:rPr>
-        <w:t>依据公司发展制定的服务级别管理制度要求，SLA达成率的计算方式为(满足服务级别的事件数/事件总数)*100%，考核频次为季度考核。SLA达成率目标值为95%，经统计2025年1-3月累计处理事件40件，满足服务级别的事件数为38件，SLA达成率为95%；4-6月累计处理事件32件，满足服务级别要求的事件数为32件，SLA达成率为100%；7-9月累计处理事件40件，满足服务级别要求的事件数为40件，SLA达成率为100%。三季度SLA达成率均满足KPI指标要求。SLA达成率有所上升，在下一阶段的服务过程中应继续保持。</w:t>
+        </w:rPr>
+        <w:t>。</w:t>
+      </w:r>
+      <w:r>
+        <w:rPr>
+          <w:rStyle w:val="42"/>
+          <w:rFonts w:hint="eastAsia"/>
+          <w:lang w:val="en-US"/>
+        </w:rPr>
+        <w:t>肯定了2025年运维服务工作成果。</w:t>
       </w:r>
     </w:p>
     <w:p>
       <w:pPr>
         <w:pStyle w:val="30"/>
+        <w:keepNext w:val="0"/>
+        <w:keepLines w:val="0"/>
+        <w:pageBreakBefore w:val="0"/>
+        <w:widowControl w:val="0"/>
+        <w:kinsoku w:val="0"/>
+        <w:wordWrap/>
+        <w:overflowPunct/>
+        <w:topLinePunct w:val="0"/>
+        <w:autoSpaceDE w:val="0"/>
+        <w:autoSpaceDN w:val="0"/>
         <w:bidi w:val="0"/>
+        <w:adjustRightInd w:val="0"/>
+        <w:snapToGrid w:val="0"/>
+        <w:textAlignment w:val="baseline"/>
+        <w:rPr>
+          <w:rFonts w:hint="default"/>
+          <w:lang w:val="en-US" w:eastAsia="zh-CN"/>
+        </w:rPr>
+      </w:pPr>
+      <w:bookmarkStart w:id="6" w:name="_Toc17882"/>
+      <w:r>
         <w:rPr>
           <w:rFonts w:hint="eastAsia"/>
           <w:lang w:val="en-US" w:eastAsia="zh-CN"/>
         </w:rPr>
-      </w:pPr>
-      <w:r>
-        <w:rPr>
-          <w:rFonts w:hint="eastAsia"/>
-          <w:lang w:val="en-US" w:eastAsia="zh-CN"/>
-        </w:rPr>
-        <w:t>内审</w:t>
+        <w:t>问题与改进</w:t>
       </w:r>
       <w:bookmarkEnd w:id="6"/>
     </w:p>
     <w:p>
       <w:pPr>
         <w:pStyle w:val="29"/>
-        <w:rPr>
-          <w:rFonts w:hint="default"/>
-          <w:lang w:val="en-US" w:eastAsia="zh-CN"/>
-        </w:rPr>
+        <w:keepNext w:val="0"/>
+        <w:keepLines w:val="0"/>
+        <w:pageBreakBefore w:val="0"/>
+        <w:widowControl w:val="0"/>
+        <w:kinsoku w:val="0"/>
+        <w:wordWrap/>
+        <w:overflowPunct/>
+        <w:topLinePunct w:val="0"/>
+        <w:autoSpaceDE w:val="0"/>
+        <w:autoSpaceDN w:val="0"/>
+        <w:bidi w:val="0"/>
+        <w:adjustRightInd w:val="0"/>
+        <w:snapToGrid w:val="0"/>
+        <w:textAlignment w:val="baseline"/>
       </w:pPr>
       <w:r>
         <w:rPr>
           <w:rFonts w:hint="eastAsia"/>
           <w:lang w:val="en-US" w:eastAsia="zh-CN"/>
         </w:rPr>
-        <w:t>质量管理部于2025年9月10日制定了内审计划并编制了内审检查表。9月15-16两天进行了内审工作，发现了一项不符合，为一般不符合。由相关部门进行改进并加强培训工作，相关审核人员跟进改进结果。</w:t>
-      </w:r>
-    </w:p>
-    <w:p>
-      <w:pPr>
-        <w:pStyle w:val="30"/>
-        <w:bidi w:val="0"/>
-        <w:rPr>
-          <w:rFonts w:hint="eastAsia"/>
-          <w:lang w:val="en-US" w:eastAsia="zh-CN"/>
-        </w:rPr>
-      </w:pPr>
-      <w:bookmarkStart w:id="7" w:name="_Toc26127"/>
-      <w:r>
-        <w:rPr>
-          <w:rFonts w:hint="eastAsia"/>
-          <w:lang w:val="en-US" w:eastAsia="zh-CN"/>
-        </w:rPr>
-        <w:t>管理评审</w:t>
-      </w:r>
-      <w:bookmarkEnd w:id="7"/>
-    </w:p>
-    <w:p>
-      <w:pPr>
-        <w:pStyle w:val="27"/>
-        <w:spacing w:before="183" w:line="340" w:lineRule="auto"/>
-        <w:ind w:left="118" w:right="129" w:firstLine="481"/>
-        <w:rPr>
-          <w:rFonts w:hint="default"/>
-          <w:lang w:val="en-US" w:eastAsia="zh-CN"/>
-        </w:rPr>
-      </w:pPr>
-      <w:r>
-        <w:rPr>
-          <w:rStyle w:val="42"/>
-          <w:rFonts w:hint="eastAsia"/>
-          <w:lang w:val="en-US" w:eastAsia="zh-CN"/>
-        </w:rPr>
-        <w:t>质量管理部于2025年9月13日制定了管理评审计划，于9月20日组织各运维相关部门进行了管理评审。</w:t>
-      </w:r>
-      <w:r>
-        <w:rPr>
-          <w:rStyle w:val="42"/>
-        </w:rPr>
-        <w:t>对本次管理评审公司各相关部门做了周密的安排，参加会议的各部门人员也做了充分的准备，对公司的运维管理目标进行了认真的评议，全面的总结了公司运维能力体系的运行情况</w:t>
-      </w:r>
-      <w:r>
-        <w:rPr>
-          <w:rStyle w:val="42"/>
-          <w:rFonts w:hint="eastAsia"/>
-        </w:rPr>
-        <w:t>。</w:t>
-      </w:r>
-      <w:r>
-        <w:rPr>
-          <w:rStyle w:val="42"/>
-          <w:rFonts w:hint="eastAsia"/>
-          <w:lang w:val="en-US"/>
-        </w:rPr>
-        <w:t>肯定了2025年运维服务工作成果。</w:t>
-      </w:r>
-    </w:p>
-    <w:p>
-      <w:pPr>
-        <w:pStyle w:val="30"/>
-        <w:bidi w:val="0"/>
-        <w:rPr>
-          <w:rFonts w:hint="default"/>
-          <w:lang w:val="en-US" w:eastAsia="zh-CN"/>
-        </w:rPr>
-      </w:pPr>
-      <w:bookmarkStart w:id="8" w:name="_Toc27444"/>
-      <w:r>
-        <w:rPr>
-          <w:rFonts w:hint="eastAsia"/>
-          <w:lang w:val="en-US" w:eastAsia="zh-CN"/>
-        </w:rPr>
-        <w:t>问题与改进</w:t>
-      </w:r>
-      <w:bookmarkEnd w:id="8"/>
+        <w:t>数智运营部</w:t>
+      </w:r>
+      <w:r>
+        <w:t>人员对ITSS相关标准的理解不够深刻，可能导致部分潜在问题，给体系的运行造成一定的制约和影响。</w:t>
+      </w:r>
     </w:p>
     <w:p>
       <w:pPr>
         <w:pStyle w:val="29"/>
+        <w:keepNext w:val="0"/>
+        <w:keepLines w:val="0"/>
+        <w:pageBreakBefore w:val="0"/>
+        <w:widowControl w:val="0"/>
+        <w:kinsoku w:val="0"/>
+        <w:wordWrap/>
+        <w:overflowPunct/>
+        <w:topLinePunct w:val="0"/>
+        <w:autoSpaceDE w:val="0"/>
+        <w:autoSpaceDN w:val="0"/>
         <w:bidi w:val="0"/>
+        <w:adjustRightInd w:val="0"/>
+        <w:snapToGrid w:val="0"/>
+        <w:textAlignment w:val="baseline"/>
       </w:pPr>
+      <w:r>
+        <w:t>部分质量</w:t>
+      </w:r>
       <w:r>
         <w:rPr>
           <w:rFonts w:hint="eastAsia"/>
           <w:lang w:val="en-US" w:eastAsia="zh-CN"/>
         </w:rPr>
-        <w:t>数智运营部</w:t>
-      </w:r>
-      <w:r>
-        <w:t>人员对ITSS相关标准的理解不够深刻，可能导致部分潜在问题，给体系的运行造成一定的制约和影响。</w:t>
+        <w:t>管理专员</w:t>
+      </w:r>
+      <w:r>
+        <w:t>缺少信息系统运维服务业务的专业知识，对业务的认识和理解不够，给运维项目的质量管理带来一定的困难。</w:t>
       </w:r>
     </w:p>
     <w:p>
       <w:pPr>
         <w:pStyle w:val="29"/>
+        <w:keepNext w:val="0"/>
+        <w:keepLines w:val="0"/>
+        <w:pageBreakBefore w:val="0"/>
+        <w:widowControl w:val="0"/>
+        <w:kinsoku w:val="0"/>
+        <w:wordWrap/>
+        <w:overflowPunct/>
+        <w:topLinePunct w:val="0"/>
+        <w:autoSpaceDE w:val="0"/>
+        <w:autoSpaceDN w:val="0"/>
         <w:bidi w:val="0"/>
+        <w:adjustRightInd w:val="0"/>
+        <w:snapToGrid w:val="0"/>
+        <w:textAlignment w:val="baseline"/>
       </w:pPr>
-      <w:r>
-        <w:t>部分质量</w:t>
-      </w:r>
       <w:r>
         <w:rPr>
           <w:rFonts w:hint="eastAsia"/>
           <w:lang w:val="en-US" w:eastAsia="zh-CN"/>
         </w:rPr>
-        <w:t>管理专员</w:t>
-      </w:r>
-      <w:r>
-        <w:t>缺少信息系统运维服务业务的专业知识，对业务的认识和理解不够，给运维项目的质量管理带来一定的困难。</w:t>
+        <w:t>数智运营部在进行</w:t>
+      </w:r>
+      <w:r>
+        <w:t>项目策划时，缺少对运维项目风险的识别、分析、评估等策划。</w:t>
       </w:r>
     </w:p>
     <w:p>
       <w:pPr>
         <w:pStyle w:val="29"/>
+        <w:keepNext w:val="0"/>
+        <w:keepLines w:val="0"/>
+        <w:pageBreakBefore w:val="0"/>
+        <w:widowControl w:val="0"/>
+        <w:kinsoku w:val="0"/>
+        <w:wordWrap/>
+        <w:overflowPunct/>
+        <w:topLinePunct w:val="0"/>
+        <w:autoSpaceDE w:val="0"/>
+        <w:autoSpaceDN w:val="0"/>
         <w:bidi w:val="0"/>
-      </w:pPr>
-      <w:r>
+        <w:adjustRightInd w:val="0"/>
+        <w:snapToGrid w:val="0"/>
+        <w:textAlignment w:val="baseline"/>
         <w:rPr>
           <w:rFonts w:hint="eastAsia"/>
           <w:lang w:val="en-US" w:eastAsia="zh-CN"/>
         </w:rPr>
-        <w:t>数智运营部在进行</w:t>
-      </w:r>
-      <w:r>
-        <w:t>项目策划时，缺少对运维项目风险的识别、分析、评估等策划。</w:t>
+      </w:pPr>
+      <w:r>
+        <w:rPr>
+          <w:rFonts w:hint="eastAsia"/>
+          <w:lang w:val="en-US" w:eastAsia="zh-CN"/>
+        </w:rPr>
+        <w:t>针对存在的问题，下一阶段公司计划通过采取以下方式进行改进：</w:t>
       </w:r>
     </w:p>
     <w:p>
       <w:pPr>
         <w:pStyle w:val="29"/>
+        <w:keepNext w:val="0"/>
+        <w:keepLines w:val="0"/>
+        <w:pageBreakBefore w:val="0"/>
+        <w:widowControl w:val="0"/>
+        <w:numPr>
+          <w:ilvl w:val="0"/>
+          <w:numId w:val="2"/>
+        </w:numPr>
+        <w:kinsoku w:val="0"/>
+        <w:wordWrap/>
+        <w:overflowPunct/>
+        <w:topLinePunct w:val="0"/>
+        <w:autoSpaceDE w:val="0"/>
+        <w:autoSpaceDN w:val="0"/>
         <w:bidi w:val="0"/>
-        <w:rPr>
-          <w:rFonts w:hint="eastAsia"/>
-          <w:lang w:val="en-US" w:eastAsia="zh-CN"/>
-        </w:rPr>
+        <w:adjustRightInd w:val="0"/>
+        <w:snapToGrid w:val="0"/>
+        <w:ind w:left="425" w:leftChars="0" w:hanging="425" w:firstLineChars="0"/>
+        <w:textAlignment w:val="baseline"/>
       </w:pPr>
       <w:r>
-        <w:rPr>
-          <w:rFonts w:hint="eastAsia"/>
-          <w:lang w:val="en-US" w:eastAsia="zh-CN"/>
-        </w:rPr>
-        <w:t>针对存在的问题，下一阶段公司计划通过采取以下方式进行改进：</w:t>
+        <w:t>通过外聘讲师、参加外训、内部知识竞赛、内部讨论会等的培训方式，使质量管理人员对 ITSS 相关标准有更深刻的理解了认识,以便更好的指导质量工作。</w:t>
       </w:r>
     </w:p>
     <w:p>
       <w:pPr>
         <w:pStyle w:val="29"/>
+        <w:keepNext w:val="0"/>
+        <w:keepLines w:val="0"/>
+        <w:pageBreakBefore w:val="0"/>
+        <w:widowControl w:val="0"/>
         <w:numPr>
           <w:ilvl w:val="0"/>
           <w:numId w:val="2"/>
         </w:numPr>
+        <w:kinsoku w:val="0"/>
+        <w:wordWrap/>
+        <w:overflowPunct/>
+        <w:topLinePunct w:val="0"/>
+        <w:autoSpaceDE w:val="0"/>
+        <w:autoSpaceDN w:val="0"/>
         <w:bidi w:val="0"/>
+        <w:adjustRightInd w:val="0"/>
+        <w:snapToGrid w:val="0"/>
         <w:ind w:left="425" w:leftChars="0" w:hanging="425" w:firstLineChars="0"/>
+        <w:textAlignment w:val="baseline"/>
       </w:pPr>
       <w:r>
-        <w:t>通过外聘讲师、参加外训、内部知识竞赛、内部讨论会等的培训方式，使质量管理人员对 ITSS 相关标准有更深刻的理解了认识,以便更好的指导质量工作。</w:t>
+        <w:t>邀请公司数智运营部相关运维工程师，对</w:t>
+      </w:r>
+      <w:r>
+        <w:rPr>
+          <w:rFonts w:hint="eastAsia"/>
+          <w:lang w:val="en-US" w:eastAsia="zh-CN"/>
+        </w:rPr>
+        <w:t>质量管理专员</w:t>
+      </w:r>
+      <w:r>
+        <w:t>进行运维业务的培训、</w:t>
+      </w:r>
+      <w:r>
+        <w:rPr>
+          <w:rFonts w:hint="eastAsia"/>
+          <w:lang w:val="en-US" w:eastAsia="zh-CN"/>
+        </w:rPr>
+        <w:t>质量管理专员</w:t>
+      </w:r>
+      <w:r>
+        <w:t>也应深入到运维项目实施中，一方面了解具体业务的处理，一方面可以学习运维相关业务知识。</w:t>
       </w:r>
     </w:p>
     <w:p>
       <w:pPr>
         <w:pStyle w:val="29"/>
+        <w:keepNext w:val="0"/>
+        <w:keepLines w:val="0"/>
+        <w:pageBreakBefore w:val="0"/>
+        <w:widowControl w:val="0"/>
         <w:numPr>
           <w:ilvl w:val="0"/>
           <w:numId w:val="2"/>
         </w:numPr>
+        <w:kinsoku w:val="0"/>
+        <w:wordWrap/>
+        <w:overflowPunct/>
+        <w:topLinePunct w:val="0"/>
+        <w:autoSpaceDE w:val="0"/>
+        <w:autoSpaceDN w:val="0"/>
         <w:bidi w:val="0"/>
+        <w:adjustRightInd w:val="0"/>
+        <w:snapToGrid w:val="0"/>
         <w:ind w:left="425" w:leftChars="0" w:hanging="425" w:firstLineChars="0"/>
+        <w:textAlignment w:val="baseline"/>
+        <w:rPr>
+          <w:rFonts w:hint="default"/>
+          <w:lang w:val="en-US" w:eastAsia="zh-CN"/>
+        </w:rPr>
       </w:pPr>
       <w:r>
-        <w:t>邀请公司数智运营部相关运维工程师，对</w:t>
+        <w:t>将运维项目质量风险策划做为质量管理的重点之一，并纳入质量</w:t>
       </w:r>
       <w:r>
         <w:rPr>
           <w:rFonts w:hint="eastAsia"/>
           <w:lang w:val="en-US" w:eastAsia="zh-CN"/>
         </w:rPr>
-        <w:t>质量管理专员</w:t>
-      </w:r>
-      <w:r>
-        <w:t>进行运维业务的培训、</w:t>
-      </w:r>
-      <w:r>
-        <w:rPr>
-          <w:rFonts w:hint="eastAsia"/>
-          <w:lang w:val="en-US" w:eastAsia="zh-CN"/>
-        </w:rPr>
-        <w:t>质量管理专员</w:t>
-      </w:r>
-      <w:r>
-        <w:t>也应深入到运维项目实施中，一方面了解具体业务的处理，一方面可以学习运维相关业务知识。</w:t>
+        <w:t>管理</w:t>
+      </w:r>
+      <w:r>
+        <w:t>专员绩效考核。</w:t>
       </w:r>
     </w:p>
-    <w:p>
-      <w:pPr>
-        <w:pStyle w:val="29"/>
-        <w:numPr>
-          <w:ilvl w:val="0"/>
-          <w:numId w:val="2"/>
-        </w:numPr>
-        <w:bidi w:val="0"/>
-        <w:ind w:left="425" w:leftChars="0" w:hanging="425" w:firstLineChars="0"/>
-        <w:rPr>
-          <w:rFonts w:hint="default"/>
-          <w:lang w:val="en-US" w:eastAsia="zh-CN"/>
-        </w:rPr>
-      </w:pPr>
-      <w:r>
-        <w:t>将运维项目质量风险策划做为质量管理的重点之一，并纳入质量</w:t>
-      </w:r>
-      <w:r>
-        <w:rPr>
-          <w:rFonts w:hint="eastAsia"/>
-          <w:lang w:val="en-US" w:eastAsia="zh-CN"/>
-        </w:rPr>
-        <w:t>管理</w:t>
-      </w:r>
-      <w:r>
-        <w:t>专员绩效考核。</w:t>
-      </w:r>
-    </w:p>
+    <w:bookmarkEnd w:id="7"/>
     <w:sectPr>
       <w:headerReference r:id="rId5" w:type="default"/>
       <w:pgSz w:w="11906" w:h="16838"/>

--- a/4.质量管理/2.运行记录类文件/JXTX-04-17-运维服务质量管理报告.docx
+++ b/4.质量管理/2.运行记录类文件/JXTX-04-17-运维服务质量管理报告.docx
@@ -1,10 +1,11 @@
 
 <file path=word/document.xml><?xml version="1.0" encoding="utf-8"?>
-<w:document xmlns:wpc="http://schemas.microsoft.com/office/word/2010/wordprocessingCanvas" xmlns:mc="http://schemas.openxmlformats.org/markup-compatibility/2006" xmlns:o="urn:schemas-microsoft-com:office:office" xmlns:r="http://schemas.openxmlformats.org/officeDocument/2006/relationships" xmlns:m="http://schemas.openxmlformats.org/officeDocument/2006/math" xmlns:v="urn:schemas-microsoft-com:vml" xmlns:wp14="http://schemas.microsoft.com/office/word/2010/wordprocessingDrawing" xmlns:wp="http://schemas.openxmlformats.org/drawingml/2006/wordprocessingDrawing" xmlns:w="http://schemas.openxmlformats.org/wordprocessingml/2006/main" xmlns:w14="http://schemas.microsoft.com/office/word/2010/wordml" xmlns:w10="urn:schemas-microsoft-com:office:word" xmlns:w15="http://schemas.microsoft.com/office/word/2012/wordml" xmlns:wpg="http://schemas.microsoft.com/office/word/2010/wordprocessingGroup" xmlns:wpi="http://schemas.microsoft.com/office/word/2010/wordprocessingInk" xmlns:wne="http://schemas.microsoft.com/office/word/2006/wordml" xmlns:wps="http://schemas.microsoft.com/office/word/2010/wordprocessingShape" xmlns:wpsCustomData="http://www.wps.cn/officeDocument/2013/wpsCustomData" mc:Ignorable="w14 w15 wp14">
+<w:document xmlns:wpc="http://schemas.microsoft.com/office/word/2010/wordprocessingCanvas" xmlns:mc="http://schemas.openxmlformats.org/markup-compatibility/2006" xmlns:o="urn:schemas-microsoft-com:office:office" xmlns:r="http://schemas.openxmlformats.org/officeDocument/2006/relationships" xmlns:m="http://schemas.openxmlformats.org/officeDocument/2006/math" xmlns:v="urn:schemas-microsoft-com:vml" xmlns:wp14="http://schemas.microsoft.com/office/word/2010/wordprocessingDrawing" xmlns:wp="http://schemas.openxmlformats.org/drawingml/2006/wordprocessingDrawing" xmlns:w10="urn:schemas-microsoft-com:office:word" xmlns:w="http://schemas.openxmlformats.org/wordprocessingml/2006/main" xmlns:w14="http://schemas.microsoft.com/office/word/2010/wordml" xmlns:w15="http://schemas.microsoft.com/office/word/2012/wordml" xmlns:wne="http://schemas.microsoft.com/office/word/2006/wordml" xmlns:wpg="http://schemas.microsoft.com/office/word/2010/wordprocessingGroup" xmlns:wpi="http://schemas.microsoft.com/office/word/2010/wordprocessingInk" xmlns:wps="http://schemas.microsoft.com/office/word/2010/wordprocessingShape" mc:Ignorable="w14 w15 wp14">
+  <!-- Generated by Aspose.Words for .NET 13.3.0.1 -->
   <w:body>
     <w:p>
       <w:pPr>
-        <w:pStyle w:val="24"/>
+        <w:pStyle w:val="a"/>
         <w:keepNext w:val="0"/>
         <w:keepLines w:val="0"/>
         <w:pageBreakBefore w:val="0"/>
@@ -21,11 +22,10 @@
         <w:spacing w:before="3120" w:beforeLines="1000"/>
         <w:textAlignment w:val="baseline"/>
       </w:pPr>
-      <w:bookmarkStart w:id="7" w:name="_GoBack"/>
       <w:bookmarkStart w:id="0" w:name="_Toc23443"/>
       <w:r>
         <w:drawing>
-          <wp:anchor distT="0" distB="0" distL="114300" distR="114300" simplePos="0" relativeHeight="251661312" behindDoc="1" locked="0" layoutInCell="1" allowOverlap="1">
+          <wp:anchor distT="0" distB="0" distL="114300" distR="114300" simplePos="0" relativeHeight="251660288" behindDoc="1" locked="0" layoutInCell="1" allowOverlap="1">
             <wp:simplePos x="0" y="0"/>
             <wp:positionH relativeFrom="column">
               <wp:posOffset>-19050</wp:posOffset>
@@ -50,7 +50,7 @@
                     </pic:cNvPicPr>
                   </pic:nvPicPr>
                   <pic:blipFill>
-                    <a:blip r:embed="rId7"/>
+                    <a:blip xmlns:r="http://schemas.openxmlformats.org/officeDocument/2006/relationships" r:embed="rId4"/>
                     <a:stretch>
                       <a:fillRect/>
                     </a:stretch>
@@ -76,7 +76,7 @@
       </w:r>
       <w:r>
         <w:drawing>
-          <wp:anchor distT="0" distB="0" distL="114300" distR="114300" simplePos="0" relativeHeight="251660288" behindDoc="1" locked="0" layoutInCell="1" allowOverlap="1">
+          <wp:anchor distT="0" distB="0" distL="114300" distR="114300" simplePos="0" relativeHeight="251659264" behindDoc="1" locked="0" layoutInCell="1" allowOverlap="1">
             <wp:simplePos x="0" y="0"/>
             <wp:positionH relativeFrom="column">
               <wp:posOffset>0</wp:posOffset>
@@ -101,7 +101,7 @@
                     </pic:cNvPicPr>
                   </pic:nvPicPr>
                   <pic:blipFill>
-                    <a:blip r:embed="rId8"/>
+                    <a:blip xmlns:r="http://schemas.openxmlformats.org/officeDocument/2006/relationships" r:embed="rId5"/>
                     <a:stretch>
                       <a:fillRect/>
                     </a:stretch>
@@ -131,7 +131,7 @@
           <w:lang w:val="en-US" w:eastAsia="zh-CN"/>
         </w:rPr>
         <w:drawing>
-          <wp:anchor distT="0" distB="0" distL="114300" distR="114300" simplePos="0" relativeHeight="251659264" behindDoc="1" locked="0" layoutInCell="1" allowOverlap="1">
+          <wp:anchor distT="0" distB="0" distL="114300" distR="114300" simplePos="0" relativeHeight="251658240" behindDoc="1" locked="0" layoutInCell="1" allowOverlap="1">
             <wp:simplePos x="0" y="0"/>
             <wp:positionH relativeFrom="column">
               <wp:posOffset>635</wp:posOffset>
@@ -156,7 +156,7 @@
                     </pic:cNvPicPr>
                   </pic:nvPicPr>
                   <pic:blipFill>
-                    <a:blip r:embed="rId9">
+                    <a:blip xmlns:r="http://schemas.openxmlformats.org/officeDocument/2006/relationships" r:embed="rId6">
                       <a:alphaModFix amt="58000"/>
                       <a:lum contrast="-52000"/>
                     </a:blip>
@@ -190,7 +190,7 @@
     </w:p>
     <w:p>
       <w:pPr>
-        <w:pStyle w:val="25"/>
+        <w:pStyle w:val="a0"/>
         <w:keepNext w:val="0"/>
         <w:keepLines w:val="0"/>
         <w:pageBreakBefore w:val="0"/>
@@ -237,11 +237,11 @@
         <w:adjustRightInd w:val="0"/>
         <w:snapToGrid w:val="0"/>
         <w:spacing w:after="624" w:afterLines="200" w:line="219" w:lineRule="auto"/>
-        <w:ind w:left="0" w:leftChars="0" w:right="0" w:rightChars="0" w:firstLine="0" w:firstLineChars="0"/>
+        <w:ind w:left="0" w:right="0" w:firstLine="0" w:leftChars="0" w:rightChars="0" w:firstLineChars="0"/>
         <w:jc w:val="center"/>
         <w:textAlignment w:val="baseline"/>
         <w:rPr>
-          <w:rFonts w:hint="default" w:ascii="宋体" w:hAnsi="宋体" w:eastAsia="宋体" w:cs="宋体"/>
+          <w:rFonts w:ascii="宋体" w:eastAsia="宋体" w:hAnsi="宋体" w:cs="宋体" w:hint="default"/>
           <w:sz w:val="24"/>
           <w:szCs w:val="24"/>
           <w:lang w:val="en-US" w:eastAsia="zh-CN"/>
@@ -249,7 +249,7 @@
       </w:pPr>
       <w:r>
         <w:rPr>
-          <w:rFonts w:ascii="宋体" w:hAnsi="宋体" w:eastAsia="宋体" w:cs="宋体"/>
+          <w:rFonts w:ascii="宋体" w:eastAsia="宋体" w:hAnsi="宋体" w:cs="宋体"/>
           <w:b/>
           <w:bCs/>
           <w:spacing w:val="-3"/>
@@ -260,7 +260,7 @@
       </w:r>
       <w:r>
         <w:rPr>
-          <w:rFonts w:hint="eastAsia" w:ascii="宋体" w:hAnsi="宋体" w:eastAsia="宋体" w:cs="宋体"/>
+          <w:rFonts w:ascii="宋体" w:eastAsia="宋体" w:hAnsi="宋体" w:cs="宋体" w:hint="eastAsia"/>
           <w:b/>
           <w:bCs/>
           <w:spacing w:val="-3"/>
@@ -272,7 +272,7 @@
       </w:r>
       <w:r>
         <w:rPr>
-          <w:rFonts w:ascii="宋体" w:hAnsi="宋体" w:eastAsia="宋体" w:cs="宋体"/>
+          <w:rFonts w:ascii="宋体" w:eastAsia="宋体" w:hAnsi="宋体" w:cs="宋体"/>
           <w:b/>
           <w:bCs/>
           <w:spacing w:val="-3"/>
@@ -283,7 +283,7 @@
       </w:r>
       <w:r>
         <w:rPr>
-          <w:rFonts w:hint="eastAsia" w:ascii="宋体" w:hAnsi="宋体" w:cs="宋体"/>
+          <w:rFonts w:ascii="宋体" w:hAnsi="宋体" w:cs="宋体" w:hint="eastAsia"/>
           <w:b/>
           <w:bCs/>
           <w:spacing w:val="-3"/>
@@ -295,7 +295,7 @@
       </w:r>
       <w:r>
         <w:rPr>
-          <w:rFonts w:ascii="宋体" w:hAnsi="宋体" w:eastAsia="宋体" w:cs="宋体"/>
+          <w:rFonts w:ascii="宋体" w:eastAsia="宋体" w:hAnsi="宋体" w:cs="宋体"/>
           <w:b/>
           <w:bCs/>
           <w:spacing w:val="-3"/>
@@ -306,7 +306,7 @@
       </w:r>
       <w:r>
         <w:rPr>
-          <w:rFonts w:hint="eastAsia" w:ascii="宋体" w:hAnsi="宋体" w:cs="宋体"/>
+          <w:rFonts w:ascii="宋体" w:hAnsi="宋体" w:cs="宋体" w:hint="eastAsia"/>
           <w:b/>
           <w:bCs/>
           <w:spacing w:val="-3"/>
@@ -319,18 +319,17 @@
     </w:p>
     <w:tbl>
       <w:tblPr>
-        <w:tblStyle w:val="21"/>
+        <w:tblStyle w:val="TableGrid"/>
         <w:tblW w:w="0" w:type="auto"/>
         <w:jc w:val="center"/>
         <w:tblBorders>
-          <w:top w:val="none" w:color="auto" w:sz="0" w:space="0"/>
-          <w:left w:val="none" w:color="auto" w:sz="0" w:space="0"/>
-          <w:bottom w:val="none" w:color="auto" w:sz="0" w:space="0"/>
-          <w:right w:val="none" w:color="auto" w:sz="0" w:space="0"/>
-          <w:insideH w:val="none" w:color="auto" w:sz="0" w:space="0"/>
-          <w:insideV w:val="none" w:color="auto" w:sz="0" w:space="0"/>
+          <w:top w:val="nil"/>
+          <w:left w:val="nil"/>
+          <w:bottom w:val="nil"/>
+          <w:right w:val="nil"/>
+          <w:insideH w:val="nil"/>
+          <w:insideV w:val="nil"/>
         </w:tblBorders>
-        <w:tblLayout w:type="autofit"/>
         <w:tblCellMar>
           <w:top w:w="0" w:type="dxa"/>
           <w:left w:w="108" w:type="dxa"/>
@@ -344,13 +343,15 @@
       </w:tblGrid>
       <w:tr>
         <w:tblPrEx>
+          <w:tblW w:w="0" w:type="auto"/>
+          <w:jc w:val="center"/>
           <w:tblBorders>
-            <w:top w:val="none" w:color="auto" w:sz="0" w:space="0"/>
-            <w:left w:val="none" w:color="auto" w:sz="0" w:space="0"/>
-            <w:bottom w:val="none" w:color="auto" w:sz="0" w:space="0"/>
-            <w:right w:val="none" w:color="auto" w:sz="0" w:space="0"/>
-            <w:insideH w:val="none" w:color="auto" w:sz="0" w:space="0"/>
-            <w:insideV w:val="none" w:color="auto" w:sz="0" w:space="0"/>
+            <w:top w:val="nil"/>
+            <w:left w:val="nil"/>
+            <w:bottom w:val="nil"/>
+            <w:right w:val="nil"/>
+            <w:insideH w:val="nil"/>
+            <w:insideV w:val="nil"/>
           </w:tblBorders>
           <w:tblCellMar>
             <w:top w:w="0" w:type="dxa"/>
@@ -360,7 +361,7 @@
           </w:tblCellMar>
         </w:tblPrEx>
         <w:trPr>
-          <w:trHeight w:val="810" w:hRule="atLeast"/>
+          <w:trHeight w:val="810"/>
           <w:jc w:val="center"/>
         </w:trPr>
         <w:tc>
@@ -399,7 +400,7 @@
             </w:r>
             <w:r>
               <w:rPr>
-                <w:rFonts w:hint="default" w:asciiTheme="minorAscii" w:hAnsiTheme="minorAscii" w:eastAsiaTheme="minorEastAsia"/>
+                <w:rFonts w:asciiTheme="minorAscii" w:eastAsiaTheme="minorEastAsia" w:hAnsiTheme="minorAscii" w:hint="default"/>
                 <w:spacing w:val="227"/>
                 <w:sz w:val="21"/>
                 <w:vertAlign w:val="baseline"/>
@@ -454,7 +455,7 @@
             </w:r>
             <w:r>
               <w:rPr>
-                <w:rFonts w:hint="eastAsia" w:asciiTheme="minorAscii" w:hAnsiTheme="minorAscii" w:eastAsiaTheme="minorEastAsia"/>
+                <w:rFonts w:asciiTheme="minorAscii" w:eastAsiaTheme="minorEastAsia" w:hAnsiTheme="minorAscii" w:hint="eastAsia"/>
                 <w:spacing w:val="227"/>
                 <w:sz w:val="21"/>
                 <w:vertAlign w:val="baseline"/>
@@ -476,14 +477,8 @@
       </w:tr>
       <w:tr>
         <w:tblPrEx>
-          <w:tblBorders>
-            <w:top w:val="none" w:color="auto" w:sz="0" w:space="0"/>
-            <w:left w:val="none" w:color="auto" w:sz="0" w:space="0"/>
-            <w:bottom w:val="none" w:color="auto" w:sz="0" w:space="0"/>
-            <w:right w:val="none" w:color="auto" w:sz="0" w:space="0"/>
-            <w:insideH w:val="none" w:color="auto" w:sz="0" w:space="0"/>
-            <w:insideV w:val="none" w:color="auto" w:sz="0" w:space="0"/>
-          </w:tblBorders>
+          <w:tblW w:w="0" w:type="auto"/>
+          <w:jc w:val="center"/>
           <w:tblCellMar>
             <w:top w:w="0" w:type="dxa"/>
             <w:left w:w="108" w:type="dxa"/>
@@ -492,7 +487,7 @@
           </w:tblCellMar>
         </w:tblPrEx>
         <w:trPr>
-          <w:trHeight w:val="810" w:hRule="atLeast"/>
+          <w:trHeight w:val="810"/>
           <w:jc w:val="center"/>
         </w:trPr>
         <w:tc>
@@ -517,7 +512,7 @@
               <w:snapToGrid w:val="0"/>
               <w:textAlignment w:val="baseline"/>
               <w:rPr>
-                <w:rFonts w:hint="default" w:ascii="Arial" w:hAnsi="Arial" w:eastAsia="Arial" w:cs="Arial"/>
+                <w:rFonts w:ascii="Arial" w:eastAsia="Arial" w:hAnsi="Arial" w:cs="Arial" w:hint="default"/>
                 <w:snapToGrid w:val="0"/>
                 <w:color w:val="000000"/>
                 <w:kern w:val="0"/>
@@ -549,7 +544,7 @@
             </w:r>
             <w:r>
               <w:rPr>
-                <w:rFonts w:hint="default" w:asciiTheme="minorAscii" w:hAnsiTheme="minorAscii" w:eastAsiaTheme="minorEastAsia"/>
+                <w:rFonts w:asciiTheme="minorAscii" w:eastAsiaTheme="minorEastAsia" w:hAnsiTheme="minorAscii" w:hint="default"/>
                 <w:spacing w:val="227"/>
                 <w:sz w:val="21"/>
                 <w:vertAlign w:val="baseline"/>
@@ -603,7 +598,7 @@
               <w:snapToGrid w:val="0"/>
               <w:textAlignment w:val="baseline"/>
               <w:rPr>
-                <w:rFonts w:hint="default" w:ascii="Arial" w:hAnsi="Arial" w:eastAsia="Arial" w:cs="Arial"/>
+                <w:rFonts w:ascii="Arial" w:eastAsia="Arial" w:hAnsi="Arial" w:cs="Arial" w:hint="default"/>
                 <w:snapToGrid w:val="0"/>
                 <w:color w:val="000000"/>
                 <w:kern w:val="0"/>
@@ -623,7 +618,7 @@
             </w:r>
             <w:r>
               <w:rPr>
-                <w:rFonts w:hint="eastAsia" w:asciiTheme="minorAscii" w:hAnsiTheme="minorAscii" w:eastAsiaTheme="minorEastAsia"/>
+                <w:rFonts w:asciiTheme="minorAscii" w:eastAsiaTheme="minorEastAsia" w:hAnsiTheme="minorAscii" w:hint="eastAsia"/>
                 <w:spacing w:val="227"/>
                 <w:sz w:val="21"/>
                 <w:vertAlign w:val="baseline"/>
@@ -645,14 +640,8 @@
       </w:tr>
       <w:tr>
         <w:tblPrEx>
-          <w:tblBorders>
-            <w:top w:val="none" w:color="auto" w:sz="0" w:space="0"/>
-            <w:left w:val="none" w:color="auto" w:sz="0" w:space="0"/>
-            <w:bottom w:val="none" w:color="auto" w:sz="0" w:space="0"/>
-            <w:right w:val="none" w:color="auto" w:sz="0" w:space="0"/>
-            <w:insideH w:val="none" w:color="auto" w:sz="0" w:space="0"/>
-            <w:insideV w:val="none" w:color="auto" w:sz="0" w:space="0"/>
-          </w:tblBorders>
+          <w:tblW w:w="0" w:type="auto"/>
+          <w:jc w:val="center"/>
           <w:tblCellMar>
             <w:top w:w="0" w:type="dxa"/>
             <w:left w:w="108" w:type="dxa"/>
@@ -661,7 +650,7 @@
           </w:tblCellMar>
         </w:tblPrEx>
         <w:trPr>
-          <w:trHeight w:val="635" w:hRule="atLeast"/>
+          <w:trHeight w:val="635"/>
           <w:jc w:val="center"/>
         </w:trPr>
         <w:tc>
@@ -712,7 +701,7 @@
             </w:r>
             <w:r>
               <w:rPr>
-                <w:rFonts w:hint="eastAsia" w:asciiTheme="minorAscii" w:hAnsiTheme="minorAscii" w:eastAsiaTheme="minorEastAsia"/>
+                <w:rFonts w:asciiTheme="minorAscii" w:eastAsiaTheme="minorEastAsia" w:hAnsiTheme="minorAscii" w:hint="eastAsia"/>
                 <w:spacing w:val="227"/>
                 <w:sz w:val="21"/>
                 <w:vertAlign w:val="baseline"/>
@@ -766,7 +755,7 @@
             </w:r>
             <w:r>
               <w:rPr>
-                <w:rFonts w:hint="eastAsia" w:asciiTheme="minorAscii" w:hAnsiTheme="minorAscii" w:eastAsiaTheme="minorEastAsia"/>
+                <w:rFonts w:asciiTheme="minorAscii" w:eastAsiaTheme="minorEastAsia" w:hAnsiTheme="minorAscii" w:hint="eastAsia"/>
                 <w:spacing w:val="227"/>
                 <w:sz w:val="21"/>
                 <w:vertAlign w:val="baseline"/>
@@ -827,14 +816,14 @@
         <w:ind w:left="3634"/>
         <w:textAlignment w:val="baseline"/>
         <w:rPr>
-          <w:rFonts w:ascii="宋体" w:hAnsi="宋体" w:eastAsia="宋体" w:cs="宋体"/>
+          <w:rFonts w:ascii="宋体" w:eastAsia="宋体" w:hAnsi="宋体" w:cs="宋体"/>
           <w:sz w:val="31"/>
           <w:szCs w:val="31"/>
         </w:rPr>
       </w:pPr>
       <w:r>
         <w:rPr>
-          <w:rFonts w:ascii="宋体" w:hAnsi="宋体" w:eastAsia="宋体" w:cs="宋体"/>
+          <w:rFonts w:ascii="宋体" w:eastAsia="宋体" w:hAnsi="宋体" w:cs="宋体"/>
           <w:b/>
           <w:bCs/>
           <w:spacing w:val="4"/>
@@ -846,16 +835,16 @@
     </w:p>
     <w:tbl>
       <w:tblPr>
-        <w:tblStyle w:val="26"/>
+        <w:tblStyle w:val="TableNormal0"/>
         <w:tblW w:w="8214" w:type="dxa"/>
         <w:jc w:val="center"/>
         <w:tblBorders>
-          <w:top w:val="single" w:color="000000" w:sz="2" w:space="0"/>
-          <w:left w:val="single" w:color="000000" w:sz="2" w:space="0"/>
-          <w:bottom w:val="single" w:color="000000" w:sz="2" w:space="0"/>
-          <w:right w:val="single" w:color="000000" w:sz="2" w:space="0"/>
-          <w:insideH w:val="single" w:color="000000" w:sz="2" w:space="0"/>
-          <w:insideV w:val="single" w:color="000000" w:sz="2" w:space="0"/>
+          <w:top w:val="single" w:sz="2" w:space="0" w:color="000000"/>
+          <w:left w:val="single" w:sz="2" w:space="0" w:color="000000"/>
+          <w:bottom w:val="single" w:sz="2" w:space="0" w:color="000000"/>
+          <w:right w:val="single" w:sz="2" w:space="0" w:color="000000"/>
+          <w:insideH w:val="single" w:sz="2" w:space="0" w:color="000000"/>
+          <w:insideV w:val="single" w:sz="2" w:space="0" w:color="000000"/>
         </w:tblBorders>
         <w:tblLayout w:type="fixed"/>
         <w:tblCellMar>
@@ -875,14 +864,17 @@
       </w:tblGrid>
       <w:tr>
         <w:tblPrEx>
+          <w:tblW w:w="8214" w:type="dxa"/>
+          <w:jc w:val="center"/>
           <w:tblBorders>
-            <w:top w:val="single" w:color="000000" w:sz="2" w:space="0"/>
-            <w:left w:val="single" w:color="000000" w:sz="2" w:space="0"/>
-            <w:bottom w:val="single" w:color="000000" w:sz="2" w:space="0"/>
-            <w:right w:val="single" w:color="000000" w:sz="2" w:space="0"/>
-            <w:insideH w:val="single" w:color="000000" w:sz="2" w:space="0"/>
-            <w:insideV w:val="single" w:color="000000" w:sz="2" w:space="0"/>
+            <w:top w:val="single" w:sz="2" w:space="0" w:color="000000"/>
+            <w:left w:val="single" w:sz="2" w:space="0" w:color="000000"/>
+            <w:bottom w:val="single" w:sz="2" w:space="0" w:color="000000"/>
+            <w:right w:val="single" w:sz="2" w:space="0" w:color="000000"/>
+            <w:insideH w:val="single" w:sz="2" w:space="0" w:color="000000"/>
+            <w:insideV w:val="single" w:sz="2" w:space="0" w:color="000000"/>
           </w:tblBorders>
+          <w:tblLayout w:type="fixed"/>
           <w:tblCellMar>
             <w:top w:w="0" w:type="dxa"/>
             <w:left w:w="0" w:type="dxa"/>
@@ -891,7 +883,7 @@
           </w:tblCellMar>
         </w:tblPrEx>
         <w:trPr>
-          <w:trHeight w:val="593" w:hRule="atLeast"/>
+          <w:trHeight w:val="593"/>
           <w:jc w:val="center"/>
         </w:trPr>
         <w:tc>
@@ -914,18 +906,18 @@
               <w:adjustRightInd w:val="0"/>
               <w:snapToGrid w:val="0"/>
               <w:spacing w:before="176" w:line="228" w:lineRule="auto"/>
-              <w:ind w:left="0" w:leftChars="0" w:right="0" w:rightChars="0" w:firstLine="0" w:firstLineChars="0"/>
+              <w:ind w:left="0" w:right="0" w:firstLine="0" w:leftChars="0" w:rightChars="0" w:firstLineChars="0"/>
               <w:jc w:val="center"/>
               <w:textAlignment w:val="baseline"/>
               <w:rPr>
-                <w:rFonts w:ascii="宋体" w:hAnsi="宋体" w:eastAsia="宋体" w:cs="宋体"/>
+                <w:rFonts w:ascii="宋体" w:eastAsia="宋体" w:hAnsi="宋体" w:cs="宋体"/>
                 <w:sz w:val="20"/>
                 <w:szCs w:val="20"/>
               </w:rPr>
             </w:pPr>
             <w:r>
               <w:rPr>
-                <w:rFonts w:hint="eastAsia" w:ascii="宋体" w:hAnsi="宋体" w:cs="宋体"/>
+                <w:rFonts w:ascii="宋体" w:hAnsi="宋体" w:cs="宋体" w:hint="eastAsia"/>
                 <w:spacing w:val="-14"/>
                 <w:sz w:val="20"/>
                 <w:szCs w:val="20"/>
@@ -935,7 +927,7 @@
             </w:r>
             <w:r>
               <w:rPr>
-                <w:rFonts w:ascii="宋体" w:hAnsi="宋体" w:eastAsia="宋体" w:cs="宋体"/>
+                <w:rFonts w:ascii="宋体" w:eastAsia="宋体" w:hAnsi="宋体" w:cs="宋体"/>
                 <w:spacing w:val="-14"/>
                 <w:sz w:val="20"/>
                 <w:szCs w:val="20"/>
@@ -964,18 +956,18 @@
               <w:adjustRightInd w:val="0"/>
               <w:snapToGrid w:val="0"/>
               <w:spacing w:before="175" w:line="227" w:lineRule="auto"/>
-              <w:ind w:left="0" w:leftChars="0" w:right="0" w:rightChars="0" w:firstLine="0" w:firstLineChars="0"/>
+              <w:ind w:left="0" w:right="0" w:firstLine="0" w:leftChars="0" w:rightChars="0" w:firstLineChars="0"/>
               <w:jc w:val="center"/>
               <w:textAlignment w:val="baseline"/>
               <w:rPr>
-                <w:rFonts w:ascii="宋体" w:hAnsi="宋体" w:eastAsia="宋体" w:cs="宋体"/>
+                <w:rFonts w:ascii="宋体" w:eastAsia="宋体" w:hAnsi="宋体" w:cs="宋体"/>
                 <w:sz w:val="20"/>
                 <w:szCs w:val="20"/>
               </w:rPr>
             </w:pPr>
             <w:r>
               <w:rPr>
-                <w:rFonts w:ascii="宋体" w:hAnsi="宋体" w:eastAsia="宋体" w:cs="宋体"/>
+                <w:rFonts w:ascii="宋体" w:eastAsia="宋体" w:hAnsi="宋体" w:cs="宋体"/>
                 <w:spacing w:val="4"/>
                 <w:sz w:val="20"/>
                 <w:szCs w:val="20"/>
@@ -1004,18 +996,18 @@
               <w:adjustRightInd w:val="0"/>
               <w:snapToGrid w:val="0"/>
               <w:spacing w:before="175" w:line="228" w:lineRule="auto"/>
-              <w:ind w:left="0" w:leftChars="0" w:right="0" w:rightChars="0" w:firstLine="0" w:firstLineChars="0"/>
+              <w:ind w:left="0" w:right="0" w:firstLine="0" w:leftChars="0" w:rightChars="0" w:firstLineChars="0"/>
               <w:jc w:val="center"/>
               <w:textAlignment w:val="baseline"/>
               <w:rPr>
-                <w:rFonts w:ascii="宋体" w:hAnsi="宋体" w:eastAsia="宋体" w:cs="宋体"/>
+                <w:rFonts w:ascii="宋体" w:eastAsia="宋体" w:hAnsi="宋体" w:cs="宋体"/>
                 <w:sz w:val="20"/>
                 <w:szCs w:val="20"/>
               </w:rPr>
             </w:pPr>
             <w:r>
               <w:rPr>
-                <w:rFonts w:ascii="宋体" w:hAnsi="宋体" w:eastAsia="宋体" w:cs="宋体"/>
+                <w:rFonts w:ascii="宋体" w:eastAsia="宋体" w:hAnsi="宋体" w:cs="宋体"/>
                 <w:spacing w:val="7"/>
                 <w:sz w:val="20"/>
                 <w:szCs w:val="20"/>
@@ -1044,11 +1036,11 @@
               <w:adjustRightInd w:val="0"/>
               <w:snapToGrid w:val="0"/>
               <w:spacing w:before="175" w:line="228" w:lineRule="auto"/>
-              <w:ind w:left="0" w:leftChars="0" w:right="0" w:rightChars="0" w:firstLine="0" w:firstLineChars="0"/>
+              <w:ind w:left="0" w:right="0" w:firstLine="0" w:leftChars="0" w:rightChars="0" w:firstLineChars="0"/>
               <w:jc w:val="center"/>
               <w:textAlignment w:val="baseline"/>
               <w:rPr>
-                <w:rFonts w:hint="eastAsia" w:ascii="宋体" w:hAnsi="宋体" w:eastAsia="宋体" w:cs="宋体"/>
+                <w:rFonts w:ascii="宋体" w:eastAsia="宋体" w:hAnsi="宋体" w:cs="宋体" w:hint="eastAsia"/>
                 <w:spacing w:val="7"/>
                 <w:sz w:val="20"/>
                 <w:szCs w:val="20"/>
@@ -1057,7 +1049,7 @@
             </w:pPr>
             <w:r>
               <w:rPr>
-                <w:rFonts w:hint="eastAsia" w:ascii="宋体" w:hAnsi="宋体" w:cs="宋体"/>
+                <w:rFonts w:ascii="宋体" w:hAnsi="宋体" w:cs="宋体" w:hint="eastAsia"/>
                 <w:spacing w:val="7"/>
                 <w:sz w:val="20"/>
                 <w:szCs w:val="20"/>
@@ -1087,11 +1079,11 @@
               <w:adjustRightInd w:val="0"/>
               <w:snapToGrid w:val="0"/>
               <w:spacing w:before="175" w:line="228" w:lineRule="auto"/>
-              <w:ind w:left="0" w:leftChars="0" w:right="0" w:rightChars="0" w:firstLine="0" w:firstLineChars="0"/>
+              <w:ind w:left="0" w:right="0" w:firstLine="0" w:leftChars="0" w:rightChars="0" w:firstLineChars="0"/>
               <w:jc w:val="center"/>
               <w:textAlignment w:val="baseline"/>
               <w:rPr>
-                <w:rFonts w:hint="default" w:ascii="宋体" w:hAnsi="宋体" w:cs="宋体"/>
+                <w:rFonts w:ascii="宋体" w:hAnsi="宋体" w:cs="宋体" w:hint="default"/>
                 <w:spacing w:val="7"/>
                 <w:sz w:val="20"/>
                 <w:szCs w:val="20"/>
@@ -1100,7 +1092,7 @@
             </w:pPr>
             <w:r>
               <w:rPr>
-                <w:rFonts w:hint="eastAsia" w:ascii="宋体" w:hAnsi="宋体" w:cs="宋体"/>
+                <w:rFonts w:ascii="宋体" w:hAnsi="宋体" w:cs="宋体" w:hint="eastAsia"/>
                 <w:spacing w:val="7"/>
                 <w:sz w:val="20"/>
                 <w:szCs w:val="20"/>
@@ -1130,18 +1122,18 @@
               <w:adjustRightInd w:val="0"/>
               <w:snapToGrid w:val="0"/>
               <w:spacing w:before="176" w:line="229" w:lineRule="auto"/>
-              <w:ind w:left="0" w:leftChars="0" w:right="0" w:rightChars="0" w:firstLine="0" w:firstLineChars="0"/>
+              <w:ind w:left="0" w:right="0" w:firstLine="0" w:leftChars="0" w:rightChars="0" w:firstLineChars="0"/>
               <w:jc w:val="center"/>
               <w:textAlignment w:val="baseline"/>
               <w:rPr>
-                <w:rFonts w:ascii="宋体" w:hAnsi="宋体" w:eastAsia="宋体" w:cs="宋体"/>
+                <w:rFonts w:ascii="宋体" w:eastAsia="宋体" w:hAnsi="宋体" w:cs="宋体"/>
                 <w:sz w:val="20"/>
                 <w:szCs w:val="20"/>
               </w:rPr>
             </w:pPr>
             <w:r>
               <w:rPr>
-                <w:rFonts w:ascii="宋体" w:hAnsi="宋体" w:eastAsia="宋体" w:cs="宋体"/>
+                <w:rFonts w:ascii="宋体" w:eastAsia="宋体" w:hAnsi="宋体" w:cs="宋体"/>
                 <w:spacing w:val="7"/>
                 <w:sz w:val="20"/>
                 <w:szCs w:val="20"/>
@@ -1153,14 +1145,9 @@
       </w:tr>
       <w:tr>
         <w:tblPrEx>
-          <w:tblBorders>
-            <w:top w:val="single" w:color="000000" w:sz="2" w:space="0"/>
-            <w:left w:val="single" w:color="000000" w:sz="2" w:space="0"/>
-            <w:bottom w:val="single" w:color="000000" w:sz="2" w:space="0"/>
-            <w:right w:val="single" w:color="000000" w:sz="2" w:space="0"/>
-            <w:insideH w:val="single" w:color="000000" w:sz="2" w:space="0"/>
-            <w:insideV w:val="single" w:color="000000" w:sz="2" w:space="0"/>
-          </w:tblBorders>
+          <w:tblW w:w="8214" w:type="dxa"/>
+          <w:jc w:val="center"/>
+          <w:tblLayout w:type="fixed"/>
           <w:tblCellMar>
             <w:top w:w="0" w:type="dxa"/>
             <w:left w:w="0" w:type="dxa"/>
@@ -1169,7 +1156,7 @@
           </w:tblCellMar>
         </w:tblPrEx>
         <w:trPr>
-          <w:trHeight w:val="516" w:hRule="atLeast"/>
+          <w:trHeight w:val="516"/>
           <w:jc w:val="center"/>
         </w:trPr>
         <w:tc>
@@ -1192,11 +1179,11 @@
               <w:adjustRightInd w:val="0"/>
               <w:snapToGrid w:val="0"/>
               <w:spacing w:before="173" w:line="267" w:lineRule="exact"/>
-              <w:ind w:left="0" w:leftChars="0" w:right="0" w:rightChars="0" w:firstLine="0" w:firstLineChars="0"/>
+              <w:ind w:left="0" w:right="0" w:firstLine="0" w:leftChars="0" w:rightChars="0" w:firstLineChars="0"/>
               <w:jc w:val="center"/>
               <w:textAlignment w:val="baseline"/>
               <w:rPr>
-                <w:rFonts w:hint="default" w:ascii="宋体" w:hAnsi="宋体" w:eastAsia="宋体" w:cs="宋体"/>
+                <w:rFonts w:ascii="宋体" w:eastAsia="宋体" w:hAnsi="宋体" w:cs="宋体" w:hint="default"/>
                 <w:sz w:val="20"/>
                 <w:szCs w:val="20"/>
                 <w:lang w:val="en-US"/>
@@ -1204,7 +1191,7 @@
             </w:pPr>
             <w:r>
               <w:rPr>
-                <w:rFonts w:ascii="宋体" w:hAnsi="宋体" w:eastAsia="宋体" w:cs="宋体"/>
+                <w:rFonts w:ascii="宋体" w:eastAsia="宋体" w:hAnsi="宋体" w:cs="宋体"/>
                 <w:spacing w:val="3"/>
                 <w:position w:val="1"/>
                 <w:sz w:val="20"/>
@@ -1214,7 +1201,7 @@
             </w:r>
             <w:r>
               <w:rPr>
-                <w:rFonts w:hint="eastAsia" w:ascii="宋体" w:hAnsi="宋体" w:cs="宋体"/>
+                <w:rFonts w:ascii="宋体" w:hAnsi="宋体" w:cs="宋体" w:hint="eastAsia"/>
                 <w:spacing w:val="3"/>
                 <w:position w:val="1"/>
                 <w:sz w:val="20"/>
@@ -1245,18 +1232,18 @@
               <w:adjustRightInd w:val="0"/>
               <w:snapToGrid w:val="0"/>
               <w:spacing w:before="173" w:line="267" w:lineRule="exact"/>
-              <w:ind w:left="0" w:leftChars="0" w:right="0" w:rightChars="0" w:firstLine="0" w:firstLineChars="0"/>
+              <w:ind w:left="0" w:right="0" w:firstLine="0" w:leftChars="0" w:rightChars="0" w:firstLineChars="0"/>
               <w:jc w:val="center"/>
               <w:textAlignment w:val="baseline"/>
               <w:rPr>
-                <w:rFonts w:ascii="宋体" w:hAnsi="宋体" w:eastAsia="宋体" w:cs="宋体"/>
+                <w:rFonts w:ascii="宋体" w:eastAsia="宋体" w:hAnsi="宋体" w:cs="宋体"/>
                 <w:sz w:val="20"/>
                 <w:szCs w:val="20"/>
               </w:rPr>
             </w:pPr>
             <w:r>
               <w:rPr>
-                <w:rFonts w:ascii="宋体" w:hAnsi="宋体" w:eastAsia="宋体" w:cs="宋体"/>
+                <w:rFonts w:ascii="宋体" w:eastAsia="宋体" w:hAnsi="宋体" w:cs="宋体"/>
                 <w:spacing w:val="4"/>
                 <w:position w:val="1"/>
                 <w:sz w:val="20"/>
@@ -1286,18 +1273,18 @@
               <w:adjustRightInd w:val="0"/>
               <w:snapToGrid w:val="0"/>
               <w:spacing w:before="172" w:line="228" w:lineRule="auto"/>
-              <w:ind w:left="0" w:leftChars="0" w:right="0" w:rightChars="0" w:firstLine="0" w:firstLineChars="0"/>
+              <w:ind w:left="0" w:right="0" w:firstLine="0" w:leftChars="0" w:rightChars="0" w:firstLineChars="0"/>
               <w:jc w:val="center"/>
               <w:textAlignment w:val="baseline"/>
               <w:rPr>
-                <w:rFonts w:ascii="宋体" w:hAnsi="宋体" w:eastAsia="宋体" w:cs="宋体"/>
+                <w:rFonts w:ascii="宋体" w:eastAsia="宋体" w:hAnsi="宋体" w:cs="宋体"/>
                 <w:sz w:val="20"/>
                 <w:szCs w:val="20"/>
               </w:rPr>
             </w:pPr>
             <w:r>
               <w:rPr>
-                <w:rFonts w:ascii="宋体" w:hAnsi="宋体" w:eastAsia="宋体" w:cs="宋体"/>
+                <w:rFonts w:ascii="宋体" w:eastAsia="宋体" w:hAnsi="宋体" w:cs="宋体"/>
                 <w:spacing w:val="200"/>
                 <w:kern w:val="0"/>
                 <w:sz w:val="20"/>
@@ -1307,7 +1294,7 @@
             </w:r>
             <w:r>
               <w:rPr>
-                <w:rFonts w:ascii="宋体" w:hAnsi="宋体" w:eastAsia="宋体" w:cs="宋体"/>
+                <w:rFonts w:ascii="宋体" w:eastAsia="宋体" w:hAnsi="宋体" w:cs="宋体"/>
                 <w:spacing w:val="0"/>
                 <w:kern w:val="0"/>
                 <w:sz w:val="20"/>
@@ -1337,11 +1324,11 @@
               <w:adjustRightInd w:val="0"/>
               <w:snapToGrid w:val="0"/>
               <w:spacing w:before="173" w:line="229" w:lineRule="auto"/>
-              <w:ind w:left="0" w:leftChars="0" w:right="0" w:rightChars="0" w:firstLine="0" w:firstLineChars="0"/>
+              <w:ind w:left="0" w:right="0" w:firstLine="0" w:leftChars="0" w:rightChars="0" w:firstLineChars="0"/>
               <w:jc w:val="center"/>
               <w:textAlignment w:val="baseline"/>
               <w:rPr>
-                <w:rFonts w:ascii="宋体" w:hAnsi="宋体" w:eastAsia="宋体" w:cs="宋体"/>
+                <w:rFonts w:ascii="宋体" w:eastAsia="宋体" w:hAnsi="宋体" w:cs="宋体"/>
                 <w:spacing w:val="200"/>
                 <w:kern w:val="0"/>
                 <w:sz w:val="20"/>
@@ -1350,7 +1337,7 @@
             </w:pPr>
             <w:r>
               <w:rPr>
-                <w:rFonts w:hint="eastAsia" w:asciiTheme="minorAscii" w:hAnsiTheme="minorAscii" w:eastAsiaTheme="minorEastAsia"/>
+                <w:rFonts w:asciiTheme="minorAscii" w:eastAsiaTheme="minorEastAsia" w:hAnsiTheme="minorAscii" w:hint="eastAsia"/>
                 <w:spacing w:val="0"/>
                 <w:kern w:val="0"/>
                 <w:sz w:val="21"/>
@@ -1381,11 +1368,11 @@
               <w:adjustRightInd w:val="0"/>
               <w:snapToGrid w:val="0"/>
               <w:spacing w:before="172" w:line="228" w:lineRule="auto"/>
-              <w:ind w:left="0" w:leftChars="0" w:right="0" w:rightChars="0" w:firstLine="0" w:firstLineChars="0"/>
+              <w:ind w:left="0" w:right="0" w:firstLine="0" w:leftChars="0" w:rightChars="0" w:firstLineChars="0"/>
               <w:jc w:val="center"/>
               <w:textAlignment w:val="baseline"/>
               <w:rPr>
-                <w:rFonts w:ascii="宋体" w:hAnsi="宋体" w:eastAsia="宋体" w:cs="宋体"/>
+                <w:rFonts w:ascii="宋体" w:eastAsia="宋体" w:hAnsi="宋体" w:cs="宋体"/>
                 <w:spacing w:val="200"/>
                 <w:kern w:val="0"/>
                 <w:sz w:val="20"/>
@@ -1394,7 +1381,7 @@
             </w:pPr>
             <w:r>
               <w:rPr>
-                <w:rFonts w:hint="eastAsia" w:ascii="宋体" w:hAnsi="宋体" w:eastAsia="宋体" w:cs="宋体"/>
+                <w:rFonts w:ascii="宋体" w:eastAsia="宋体" w:hAnsi="宋体" w:cs="宋体" w:hint="eastAsia"/>
                 <w:spacing w:val="200"/>
                 <w:kern w:val="0"/>
                 <w:sz w:val="20"/>
@@ -1404,7 +1391,7 @@
             </w:r>
             <w:r>
               <w:rPr>
-                <w:rFonts w:hint="eastAsia" w:asciiTheme="minorAscii" w:hAnsiTheme="minorAscii" w:eastAsiaTheme="minorEastAsia"/>
+                <w:rFonts w:asciiTheme="minorAscii" w:eastAsiaTheme="minorEastAsia" w:hAnsiTheme="minorAscii" w:hint="eastAsia"/>
                 <w:spacing w:val="0"/>
                 <w:kern w:val="0"/>
                 <w:sz w:val="21"/>
@@ -1435,18 +1422,18 @@
               <w:adjustRightInd w:val="0"/>
               <w:snapToGrid w:val="0"/>
               <w:spacing w:before="173" w:line="229" w:lineRule="auto"/>
-              <w:ind w:left="0" w:leftChars="0" w:right="0" w:rightChars="0" w:firstLine="0" w:firstLineChars="0"/>
+              <w:ind w:left="0" w:right="0" w:firstLine="0" w:leftChars="0" w:rightChars="0" w:firstLineChars="0"/>
               <w:jc w:val="center"/>
               <w:textAlignment w:val="baseline"/>
               <w:rPr>
-                <w:rFonts w:ascii="宋体" w:hAnsi="宋体" w:eastAsia="宋体" w:cs="宋体"/>
+                <w:rFonts w:ascii="宋体" w:eastAsia="宋体" w:hAnsi="宋体" w:cs="宋体"/>
                 <w:sz w:val="20"/>
                 <w:szCs w:val="20"/>
               </w:rPr>
             </w:pPr>
             <w:r>
               <w:rPr>
-                <w:rFonts w:hint="eastAsia" w:asciiTheme="minorAscii" w:hAnsiTheme="minorAscii" w:eastAsiaTheme="minorEastAsia"/>
+                <w:rFonts w:asciiTheme="minorAscii" w:eastAsiaTheme="minorEastAsia" w:hAnsiTheme="minorAscii" w:hint="eastAsia"/>
                 <w:spacing w:val="0"/>
                 <w:kern w:val="0"/>
                 <w:sz w:val="21"/>
@@ -1460,14 +1447,9 @@
       </w:tr>
       <w:tr>
         <w:tblPrEx>
-          <w:tblBorders>
-            <w:top w:val="single" w:color="000000" w:sz="2" w:space="0"/>
-            <w:left w:val="single" w:color="000000" w:sz="2" w:space="0"/>
-            <w:bottom w:val="single" w:color="000000" w:sz="2" w:space="0"/>
-            <w:right w:val="single" w:color="000000" w:sz="2" w:space="0"/>
-            <w:insideH w:val="single" w:color="000000" w:sz="2" w:space="0"/>
-            <w:insideV w:val="single" w:color="000000" w:sz="2" w:space="0"/>
-          </w:tblBorders>
+          <w:tblW w:w="8214" w:type="dxa"/>
+          <w:jc w:val="center"/>
+          <w:tblLayout w:type="fixed"/>
           <w:tblCellMar>
             <w:top w:w="0" w:type="dxa"/>
             <w:left w:w="0" w:type="dxa"/>
@@ -1476,7 +1458,7 @@
           </w:tblCellMar>
         </w:tblPrEx>
         <w:trPr>
-          <w:trHeight w:val="556" w:hRule="atLeast"/>
+          <w:trHeight w:val="556"/>
           <w:jc w:val="center"/>
         </w:trPr>
         <w:tc>
@@ -1485,7 +1467,7 @@
           </w:tcPr>
           <w:p>
             <w:pPr>
-              <w:pStyle w:val="27"/>
+              <w:pStyle w:val="TableText"/>
               <w:keepNext w:val="0"/>
               <w:keepLines w:val="0"/>
               <w:pageBreakBefore w:val="0"/>
@@ -1499,7 +1481,7 @@
               <w:bidi w:val="0"/>
               <w:adjustRightInd w:val="0"/>
               <w:snapToGrid w:val="0"/>
-              <w:ind w:left="0" w:leftChars="0" w:right="0" w:rightChars="0" w:firstLine="0" w:firstLineChars="0"/>
+              <w:ind w:left="0" w:right="0" w:firstLine="0" w:leftChars="0" w:rightChars="0" w:firstLineChars="0"/>
               <w:jc w:val="center"/>
               <w:textAlignment w:val="baseline"/>
             </w:pPr>
@@ -1511,7 +1493,7 @@
           </w:tcPr>
           <w:p>
             <w:pPr>
-              <w:pStyle w:val="27"/>
+              <w:pStyle w:val="TableText"/>
               <w:keepNext w:val="0"/>
               <w:keepLines w:val="0"/>
               <w:pageBreakBefore w:val="0"/>
@@ -1525,7 +1507,7 @@
               <w:bidi w:val="0"/>
               <w:adjustRightInd w:val="0"/>
               <w:snapToGrid w:val="0"/>
-              <w:ind w:left="0" w:leftChars="0" w:right="0" w:rightChars="0" w:firstLine="0" w:firstLineChars="0"/>
+              <w:ind w:left="0" w:right="0" w:firstLine="0" w:leftChars="0" w:rightChars="0" w:firstLineChars="0"/>
               <w:jc w:val="center"/>
               <w:textAlignment w:val="baseline"/>
             </w:pPr>
@@ -1537,7 +1519,7 @@
           </w:tcPr>
           <w:p>
             <w:pPr>
-              <w:pStyle w:val="27"/>
+              <w:pStyle w:val="TableText"/>
               <w:keepNext w:val="0"/>
               <w:keepLines w:val="0"/>
               <w:pageBreakBefore w:val="0"/>
@@ -1551,7 +1533,7 @@
               <w:bidi w:val="0"/>
               <w:adjustRightInd w:val="0"/>
               <w:snapToGrid w:val="0"/>
-              <w:ind w:left="0" w:leftChars="0" w:right="0" w:rightChars="0" w:firstLine="0" w:firstLineChars="0"/>
+              <w:ind w:left="0" w:right="0" w:firstLine="0" w:leftChars="0" w:rightChars="0" w:firstLineChars="0"/>
               <w:jc w:val="center"/>
               <w:textAlignment w:val="baseline"/>
             </w:pPr>
@@ -1563,7 +1545,7 @@
           </w:tcPr>
           <w:p>
             <w:pPr>
-              <w:pStyle w:val="27"/>
+              <w:pStyle w:val="TableText"/>
               <w:keepNext w:val="0"/>
               <w:keepLines w:val="0"/>
               <w:pageBreakBefore w:val="0"/>
@@ -1577,7 +1559,7 @@
               <w:bidi w:val="0"/>
               <w:adjustRightInd w:val="0"/>
               <w:snapToGrid w:val="0"/>
-              <w:ind w:left="0" w:leftChars="0" w:right="0" w:rightChars="0" w:firstLine="0" w:firstLineChars="0"/>
+              <w:ind w:left="0" w:right="0" w:firstLine="0" w:leftChars="0" w:rightChars="0" w:firstLineChars="0"/>
               <w:jc w:val="center"/>
               <w:textAlignment w:val="baseline"/>
             </w:pPr>
@@ -1589,7 +1571,7 @@
           </w:tcPr>
           <w:p>
             <w:pPr>
-              <w:pStyle w:val="27"/>
+              <w:pStyle w:val="TableText"/>
               <w:keepNext w:val="0"/>
               <w:keepLines w:val="0"/>
               <w:pageBreakBefore w:val="0"/>
@@ -1603,7 +1585,7 @@
               <w:bidi w:val="0"/>
               <w:adjustRightInd w:val="0"/>
               <w:snapToGrid w:val="0"/>
-              <w:ind w:left="0" w:leftChars="0" w:right="0" w:rightChars="0" w:firstLine="0" w:firstLineChars="0"/>
+              <w:ind w:left="0" w:right="0" w:firstLine="0" w:leftChars="0" w:rightChars="0" w:firstLineChars="0"/>
               <w:jc w:val="center"/>
               <w:textAlignment w:val="baseline"/>
             </w:pPr>
@@ -1615,7 +1597,7 @@
           </w:tcPr>
           <w:p>
             <w:pPr>
-              <w:pStyle w:val="27"/>
+              <w:pStyle w:val="TableText"/>
               <w:keepNext w:val="0"/>
               <w:keepLines w:val="0"/>
               <w:pageBreakBefore w:val="0"/>
@@ -1629,7 +1611,7 @@
               <w:bidi w:val="0"/>
               <w:adjustRightInd w:val="0"/>
               <w:snapToGrid w:val="0"/>
-              <w:ind w:left="0" w:leftChars="0" w:right="0" w:rightChars="0" w:firstLine="0" w:firstLineChars="0"/>
+              <w:ind w:left="0" w:right="0" w:firstLine="0" w:leftChars="0" w:rightChars="0" w:firstLineChars="0"/>
               <w:jc w:val="center"/>
               <w:textAlignment w:val="baseline"/>
             </w:pPr>
@@ -1638,14 +1620,9 @@
       </w:tr>
       <w:tr>
         <w:tblPrEx>
-          <w:tblBorders>
-            <w:top w:val="single" w:color="000000" w:sz="2" w:space="0"/>
-            <w:left w:val="single" w:color="000000" w:sz="2" w:space="0"/>
-            <w:bottom w:val="single" w:color="000000" w:sz="2" w:space="0"/>
-            <w:right w:val="single" w:color="000000" w:sz="2" w:space="0"/>
-            <w:insideH w:val="single" w:color="000000" w:sz="2" w:space="0"/>
-            <w:insideV w:val="single" w:color="000000" w:sz="2" w:space="0"/>
-          </w:tblBorders>
+          <w:tblW w:w="8214" w:type="dxa"/>
+          <w:jc w:val="center"/>
+          <w:tblLayout w:type="fixed"/>
           <w:tblCellMar>
             <w:top w:w="0" w:type="dxa"/>
             <w:left w:w="0" w:type="dxa"/>
@@ -1654,7 +1631,7 @@
           </w:tblCellMar>
         </w:tblPrEx>
         <w:trPr>
-          <w:trHeight w:val="556" w:hRule="atLeast"/>
+          <w:trHeight w:val="556"/>
           <w:jc w:val="center"/>
         </w:trPr>
         <w:tc>
@@ -1663,7 +1640,7 @@
           </w:tcPr>
           <w:p>
             <w:pPr>
-              <w:pStyle w:val="27"/>
+              <w:pStyle w:val="TableText"/>
               <w:keepNext w:val="0"/>
               <w:keepLines w:val="0"/>
               <w:pageBreakBefore w:val="0"/>
@@ -1677,7 +1654,7 @@
               <w:bidi w:val="0"/>
               <w:adjustRightInd w:val="0"/>
               <w:snapToGrid w:val="0"/>
-              <w:ind w:left="0" w:leftChars="0" w:right="0" w:rightChars="0" w:firstLine="0" w:firstLineChars="0"/>
+              <w:ind w:left="0" w:right="0" w:firstLine="0" w:leftChars="0" w:rightChars="0" w:firstLineChars="0"/>
               <w:jc w:val="center"/>
               <w:textAlignment w:val="baseline"/>
             </w:pPr>
@@ -1689,7 +1666,7 @@
           </w:tcPr>
           <w:p>
             <w:pPr>
-              <w:pStyle w:val="27"/>
+              <w:pStyle w:val="TableText"/>
               <w:keepNext w:val="0"/>
               <w:keepLines w:val="0"/>
               <w:pageBreakBefore w:val="0"/>
@@ -1703,7 +1680,7 @@
               <w:bidi w:val="0"/>
               <w:adjustRightInd w:val="0"/>
               <w:snapToGrid w:val="0"/>
-              <w:ind w:left="0" w:leftChars="0" w:right="0" w:rightChars="0" w:firstLine="0" w:firstLineChars="0"/>
+              <w:ind w:left="0" w:right="0" w:firstLine="0" w:leftChars="0" w:rightChars="0" w:firstLineChars="0"/>
               <w:jc w:val="center"/>
               <w:textAlignment w:val="baseline"/>
             </w:pPr>
@@ -1715,7 +1692,7 @@
           </w:tcPr>
           <w:p>
             <w:pPr>
-              <w:pStyle w:val="27"/>
+              <w:pStyle w:val="TableText"/>
               <w:keepNext w:val="0"/>
               <w:keepLines w:val="0"/>
               <w:pageBreakBefore w:val="0"/>
@@ -1729,7 +1706,7 @@
               <w:bidi w:val="0"/>
               <w:adjustRightInd w:val="0"/>
               <w:snapToGrid w:val="0"/>
-              <w:ind w:left="0" w:leftChars="0" w:right="0" w:rightChars="0" w:firstLine="0" w:firstLineChars="0"/>
+              <w:ind w:left="0" w:right="0" w:firstLine="0" w:leftChars="0" w:rightChars="0" w:firstLineChars="0"/>
               <w:jc w:val="center"/>
               <w:textAlignment w:val="baseline"/>
             </w:pPr>
@@ -1741,7 +1718,7 @@
           </w:tcPr>
           <w:p>
             <w:pPr>
-              <w:pStyle w:val="27"/>
+              <w:pStyle w:val="TableText"/>
               <w:keepNext w:val="0"/>
               <w:keepLines w:val="0"/>
               <w:pageBreakBefore w:val="0"/>
@@ -1755,7 +1732,7 @@
               <w:bidi w:val="0"/>
               <w:adjustRightInd w:val="0"/>
               <w:snapToGrid w:val="0"/>
-              <w:ind w:left="0" w:leftChars="0" w:right="0" w:rightChars="0" w:firstLine="0" w:firstLineChars="0"/>
+              <w:ind w:left="0" w:right="0" w:firstLine="0" w:leftChars="0" w:rightChars="0" w:firstLineChars="0"/>
               <w:jc w:val="center"/>
               <w:textAlignment w:val="baseline"/>
             </w:pPr>
@@ -1767,7 +1744,7 @@
           </w:tcPr>
           <w:p>
             <w:pPr>
-              <w:pStyle w:val="27"/>
+              <w:pStyle w:val="TableText"/>
               <w:keepNext w:val="0"/>
               <w:keepLines w:val="0"/>
               <w:pageBreakBefore w:val="0"/>
@@ -1781,7 +1758,7 @@
               <w:bidi w:val="0"/>
               <w:adjustRightInd w:val="0"/>
               <w:snapToGrid w:val="0"/>
-              <w:ind w:left="0" w:leftChars="0" w:right="0" w:rightChars="0" w:firstLine="0" w:firstLineChars="0"/>
+              <w:ind w:left="0" w:right="0" w:firstLine="0" w:leftChars="0" w:rightChars="0" w:firstLineChars="0"/>
               <w:jc w:val="center"/>
               <w:textAlignment w:val="baseline"/>
             </w:pPr>
@@ -1793,7 +1770,7 @@
           </w:tcPr>
           <w:p>
             <w:pPr>
-              <w:pStyle w:val="27"/>
+              <w:pStyle w:val="TableText"/>
               <w:keepNext w:val="0"/>
               <w:keepLines w:val="0"/>
               <w:pageBreakBefore w:val="0"/>
@@ -1807,7 +1784,7 @@
               <w:bidi w:val="0"/>
               <w:adjustRightInd w:val="0"/>
               <w:snapToGrid w:val="0"/>
-              <w:ind w:left="0" w:leftChars="0" w:right="0" w:rightChars="0" w:firstLine="0" w:firstLineChars="0"/>
+              <w:ind w:left="0" w:right="0" w:firstLine="0" w:leftChars="0" w:rightChars="0" w:firstLineChars="0"/>
               <w:jc w:val="center"/>
               <w:textAlignment w:val="baseline"/>
             </w:pPr>
@@ -1816,14 +1793,9 @@
       </w:tr>
       <w:tr>
         <w:tblPrEx>
-          <w:tblBorders>
-            <w:top w:val="single" w:color="000000" w:sz="2" w:space="0"/>
-            <w:left w:val="single" w:color="000000" w:sz="2" w:space="0"/>
-            <w:bottom w:val="single" w:color="000000" w:sz="2" w:space="0"/>
-            <w:right w:val="single" w:color="000000" w:sz="2" w:space="0"/>
-            <w:insideH w:val="single" w:color="000000" w:sz="2" w:space="0"/>
-            <w:insideV w:val="single" w:color="000000" w:sz="2" w:space="0"/>
-          </w:tblBorders>
+          <w:tblW w:w="8214" w:type="dxa"/>
+          <w:jc w:val="center"/>
+          <w:tblLayout w:type="fixed"/>
           <w:tblCellMar>
             <w:top w:w="0" w:type="dxa"/>
             <w:left w:w="0" w:type="dxa"/>
@@ -1832,7 +1804,7 @@
           </w:tblCellMar>
         </w:tblPrEx>
         <w:trPr>
-          <w:trHeight w:val="557" w:hRule="atLeast"/>
+          <w:trHeight w:val="557"/>
           <w:jc w:val="center"/>
         </w:trPr>
         <w:tc>
@@ -1841,7 +1813,7 @@
           </w:tcPr>
           <w:p>
             <w:pPr>
-              <w:pStyle w:val="27"/>
+              <w:pStyle w:val="TableText"/>
               <w:keepNext w:val="0"/>
               <w:keepLines w:val="0"/>
               <w:pageBreakBefore w:val="0"/>
@@ -1855,7 +1827,7 @@
               <w:bidi w:val="0"/>
               <w:adjustRightInd w:val="0"/>
               <w:snapToGrid w:val="0"/>
-              <w:ind w:left="0" w:leftChars="0" w:right="0" w:rightChars="0" w:firstLine="0" w:firstLineChars="0"/>
+              <w:ind w:left="0" w:right="0" w:firstLine="0" w:leftChars="0" w:rightChars="0" w:firstLineChars="0"/>
               <w:jc w:val="center"/>
               <w:textAlignment w:val="baseline"/>
             </w:pPr>
@@ -1867,7 +1839,7 @@
           </w:tcPr>
           <w:p>
             <w:pPr>
-              <w:pStyle w:val="27"/>
+              <w:pStyle w:val="TableText"/>
               <w:keepNext w:val="0"/>
               <w:keepLines w:val="0"/>
               <w:pageBreakBefore w:val="0"/>
@@ -1881,7 +1853,7 @@
               <w:bidi w:val="0"/>
               <w:adjustRightInd w:val="0"/>
               <w:snapToGrid w:val="0"/>
-              <w:ind w:left="0" w:leftChars="0" w:right="0" w:rightChars="0" w:firstLine="0" w:firstLineChars="0"/>
+              <w:ind w:left="0" w:right="0" w:firstLine="0" w:leftChars="0" w:rightChars="0" w:firstLineChars="0"/>
               <w:jc w:val="center"/>
               <w:textAlignment w:val="baseline"/>
             </w:pPr>
@@ -1893,7 +1865,7 @@
           </w:tcPr>
           <w:p>
             <w:pPr>
-              <w:pStyle w:val="27"/>
+              <w:pStyle w:val="TableText"/>
               <w:keepNext w:val="0"/>
               <w:keepLines w:val="0"/>
               <w:pageBreakBefore w:val="0"/>
@@ -1907,7 +1879,7 @@
               <w:bidi w:val="0"/>
               <w:adjustRightInd w:val="0"/>
               <w:snapToGrid w:val="0"/>
-              <w:ind w:left="0" w:leftChars="0" w:right="0" w:rightChars="0" w:firstLine="0" w:firstLineChars="0"/>
+              <w:ind w:left="0" w:right="0" w:firstLine="0" w:leftChars="0" w:rightChars="0" w:firstLineChars="0"/>
               <w:jc w:val="center"/>
               <w:textAlignment w:val="baseline"/>
             </w:pPr>
@@ -1919,7 +1891,7 @@
           </w:tcPr>
           <w:p>
             <w:pPr>
-              <w:pStyle w:val="27"/>
+              <w:pStyle w:val="TableText"/>
               <w:keepNext w:val="0"/>
               <w:keepLines w:val="0"/>
               <w:pageBreakBefore w:val="0"/>
@@ -1933,7 +1905,7 @@
               <w:bidi w:val="0"/>
               <w:adjustRightInd w:val="0"/>
               <w:snapToGrid w:val="0"/>
-              <w:ind w:left="0" w:leftChars="0" w:right="0" w:rightChars="0" w:firstLine="0" w:firstLineChars="0"/>
+              <w:ind w:left="0" w:right="0" w:firstLine="0" w:leftChars="0" w:rightChars="0" w:firstLineChars="0"/>
               <w:jc w:val="center"/>
               <w:textAlignment w:val="baseline"/>
             </w:pPr>
@@ -1945,7 +1917,7 @@
           </w:tcPr>
           <w:p>
             <w:pPr>
-              <w:pStyle w:val="27"/>
+              <w:pStyle w:val="TableText"/>
               <w:keepNext w:val="0"/>
               <w:keepLines w:val="0"/>
               <w:pageBreakBefore w:val="0"/>
@@ -1959,7 +1931,7 @@
               <w:bidi w:val="0"/>
               <w:adjustRightInd w:val="0"/>
               <w:snapToGrid w:val="0"/>
-              <w:ind w:left="0" w:leftChars="0" w:right="0" w:rightChars="0" w:firstLine="0" w:firstLineChars="0"/>
+              <w:ind w:left="0" w:right="0" w:firstLine="0" w:leftChars="0" w:rightChars="0" w:firstLineChars="0"/>
               <w:jc w:val="center"/>
               <w:textAlignment w:val="baseline"/>
             </w:pPr>
@@ -1971,7 +1943,7 @@
           </w:tcPr>
           <w:p>
             <w:pPr>
-              <w:pStyle w:val="27"/>
+              <w:pStyle w:val="TableText"/>
               <w:keepNext w:val="0"/>
               <w:keepLines w:val="0"/>
               <w:pageBreakBefore w:val="0"/>
@@ -1985,7 +1957,7 @@
               <w:bidi w:val="0"/>
               <w:adjustRightInd w:val="0"/>
               <w:snapToGrid w:val="0"/>
-              <w:ind w:left="0" w:leftChars="0" w:right="0" w:rightChars="0" w:firstLine="0" w:firstLineChars="0"/>
+              <w:ind w:left="0" w:right="0" w:firstLine="0" w:leftChars="0" w:rightChars="0" w:firstLineChars="0"/>
               <w:jc w:val="center"/>
               <w:textAlignment w:val="baseline"/>
             </w:pPr>
@@ -2017,7 +1989,7 @@
     <w:sdt>
       <w:sdtPr>
         <w:rPr>
-          <w:rFonts w:ascii="宋体" w:hAnsi="宋体" w:eastAsia="宋体" w:cs="Arial"/>
+          <w:rFonts w:ascii="宋体" w:eastAsia="宋体" w:hAnsi="宋体" w:cs="Arial"/>
           <w:snapToGrid w:val="0"/>
           <w:color w:val="000000"/>
           <w:kern w:val="0"/>
@@ -2033,7 +2005,7 @@
       </w:sdtPr>
       <w:sdtEndPr>
         <w:rPr>
-          <w:rFonts w:hint="eastAsia" w:ascii="宋体" w:hAnsi="宋体" w:eastAsia="宋体" w:cs="宋体"/>
+          <w:rFonts w:ascii="宋体" w:eastAsia="宋体" w:hAnsi="宋体" w:cs="宋体" w:hint="eastAsia"/>
           <w:snapToGrid w:val="0"/>
           <w:color w:val="000000"/>
           <w:kern w:val="0"/>
@@ -2059,18 +2031,18 @@
             <w:adjustRightInd w:val="0"/>
             <w:snapToGrid w:val="0"/>
             <w:spacing w:before="0" w:beforeLines="0" w:after="0" w:afterLines="0" w:line="240" w:lineRule="auto"/>
-            <w:ind w:left="0" w:leftChars="0" w:right="0" w:rightChars="0" w:firstLine="0" w:firstLineChars="0"/>
+            <w:ind w:left="0" w:right="0" w:firstLine="0" w:leftChars="0" w:rightChars="0" w:firstLineChars="0"/>
             <w:jc w:val="center"/>
             <w:textAlignment w:val="baseline"/>
             <w:rPr>
-              <w:rFonts w:hint="eastAsia" w:ascii="宋体" w:hAnsi="宋体" w:eastAsia="宋体" w:cs="宋体"/>
+              <w:rFonts w:ascii="宋体" w:eastAsia="宋体" w:hAnsi="宋体" w:cs="宋体" w:hint="eastAsia"/>
               <w:sz w:val="24"/>
               <w:szCs w:val="24"/>
             </w:rPr>
           </w:pPr>
           <w:r>
             <w:rPr>
-              <w:rFonts w:hint="eastAsia" w:ascii="宋体" w:hAnsi="宋体" w:eastAsia="宋体" w:cs="宋体"/>
+              <w:rFonts w:ascii="宋体" w:eastAsia="宋体" w:hAnsi="宋体" w:cs="宋体" w:hint="eastAsia"/>
               <w:sz w:val="24"/>
               <w:szCs w:val="24"/>
             </w:rPr>
@@ -2079,7 +2051,7 @@
         </w:p>
         <w:p>
           <w:pPr>
-            <w:pStyle w:val="16"/>
+            <w:pStyle w:val="TOC1"/>
             <w:keepNext w:val="0"/>
             <w:keepLines w:val="0"/>
             <w:pageBreakBefore w:val="0"/>
@@ -2100,7 +2072,7 @@
           </w:pPr>
           <w:r>
             <w:rPr>
-              <w:rFonts w:hint="eastAsia" w:ascii="宋体" w:hAnsi="宋体" w:eastAsia="宋体" w:cs="宋体"/>
+              <w:rFonts w:ascii="宋体" w:eastAsia="宋体" w:hAnsi="宋体" w:cs="宋体" w:hint="eastAsia"/>
               <w:sz w:val="24"/>
               <w:szCs w:val="24"/>
             </w:rPr>
@@ -2108,7 +2080,7 @@
           </w:r>
           <w:r>
             <w:rPr>
-              <w:rFonts w:hint="eastAsia" w:ascii="宋体" w:hAnsi="宋体" w:eastAsia="宋体" w:cs="宋体"/>
+              <w:rFonts w:ascii="宋体" w:eastAsia="宋体" w:hAnsi="宋体" w:cs="宋体" w:hint="eastAsia"/>
               <w:sz w:val="24"/>
               <w:szCs w:val="24"/>
             </w:rPr>
@@ -2116,7 +2088,7 @@
           </w:r>
           <w:r>
             <w:rPr>
-              <w:rFonts w:hint="eastAsia" w:ascii="宋体" w:hAnsi="宋体" w:eastAsia="宋体" w:cs="宋体"/>
+              <w:rFonts w:ascii="宋体" w:eastAsia="宋体" w:hAnsi="宋体" w:cs="宋体" w:hint="eastAsia"/>
               <w:sz w:val="24"/>
               <w:szCs w:val="24"/>
             </w:rPr>
@@ -2124,21 +2096,21 @@
           </w:r>
           <w:r>
             <w:rPr>
-              <w:rFonts w:hint="eastAsia" w:ascii="宋体" w:hAnsi="宋体" w:eastAsia="宋体" w:cs="宋体"/>
+              <w:rFonts w:ascii="宋体" w:eastAsia="宋体" w:hAnsi="宋体" w:cs="宋体" w:hint="eastAsia"/>
               <w:szCs w:val="24"/>
             </w:rPr>
             <w:fldChar w:fldCharType="begin"/>
           </w:r>
           <w:r>
             <w:rPr>
-              <w:rFonts w:hint="eastAsia" w:ascii="宋体" w:hAnsi="宋体" w:eastAsia="宋体" w:cs="宋体"/>
+              <w:rFonts w:ascii="宋体" w:eastAsia="宋体" w:hAnsi="宋体" w:cs="宋体" w:hint="eastAsia"/>
               <w:szCs w:val="24"/>
             </w:rPr>
             <w:instrText xml:space="preserve"> HYPERLINK \l _Toc23443 </w:instrText>
           </w:r>
           <w:r>
             <w:rPr>
-              <w:rFonts w:hint="eastAsia" w:ascii="宋体" w:hAnsi="宋体" w:eastAsia="宋体" w:cs="宋体"/>
+              <w:rFonts w:ascii="宋体" w:eastAsia="宋体" w:hAnsi="宋体" w:cs="宋体" w:hint="eastAsia"/>
               <w:szCs w:val="24"/>
             </w:rPr>
             <w:fldChar w:fldCharType="separate"/>
@@ -2170,7 +2142,7 @@
           </w:r>
           <w:r>
             <w:rPr>
-              <w:rFonts w:hint="eastAsia" w:ascii="宋体" w:hAnsi="宋体" w:eastAsia="宋体" w:cs="宋体"/>
+              <w:rFonts w:ascii="宋体" w:eastAsia="宋体" w:hAnsi="宋体" w:cs="宋体" w:hint="eastAsia"/>
               <w:szCs w:val="24"/>
             </w:rPr>
             <w:fldChar w:fldCharType="end"/>
@@ -2178,7 +2150,7 @@
         </w:p>
         <w:p>
           <w:pPr>
-            <w:pStyle w:val="16"/>
+            <w:pStyle w:val="TOC1"/>
             <w:keepNext w:val="0"/>
             <w:keepLines w:val="0"/>
             <w:pageBreakBefore w:val="0"/>
@@ -2199,21 +2171,21 @@
           </w:pPr>
           <w:r>
             <w:rPr>
-              <w:rFonts w:hint="eastAsia" w:ascii="宋体" w:hAnsi="宋体" w:eastAsia="宋体" w:cs="宋体"/>
+              <w:rFonts w:ascii="宋体" w:eastAsia="宋体" w:hAnsi="宋体" w:cs="宋体" w:hint="eastAsia"/>
               <w:szCs w:val="24"/>
             </w:rPr>
             <w:fldChar w:fldCharType="begin"/>
           </w:r>
           <w:r>
             <w:rPr>
-              <w:rFonts w:hint="eastAsia" w:ascii="宋体" w:hAnsi="宋体" w:eastAsia="宋体" w:cs="宋体"/>
+              <w:rFonts w:ascii="宋体" w:eastAsia="宋体" w:hAnsi="宋体" w:cs="宋体" w:hint="eastAsia"/>
               <w:szCs w:val="24"/>
             </w:rPr>
             <w:instrText xml:space="preserve"> HYPERLINK \l _Toc6353 </w:instrText>
           </w:r>
           <w:r>
             <w:rPr>
-              <w:rFonts w:hint="eastAsia" w:ascii="宋体" w:hAnsi="宋体" w:eastAsia="宋体" w:cs="宋体"/>
+              <w:rFonts w:ascii="宋体" w:eastAsia="宋体" w:hAnsi="宋体" w:cs="宋体" w:hint="eastAsia"/>
               <w:szCs w:val="24"/>
             </w:rPr>
             <w:fldChar w:fldCharType="separate"/>
@@ -2245,7 +2217,7 @@
           </w:r>
           <w:r>
             <w:rPr>
-              <w:rFonts w:hint="eastAsia" w:ascii="宋体" w:hAnsi="宋体" w:eastAsia="宋体" w:cs="宋体"/>
+              <w:rFonts w:ascii="宋体" w:eastAsia="宋体" w:hAnsi="宋体" w:cs="宋体" w:hint="eastAsia"/>
               <w:szCs w:val="24"/>
             </w:rPr>
             <w:fldChar w:fldCharType="end"/>
@@ -2253,7 +2225,7 @@
         </w:p>
         <w:p>
           <w:pPr>
-            <w:pStyle w:val="16"/>
+            <w:pStyle w:val="TOC1"/>
             <w:keepNext w:val="0"/>
             <w:keepLines w:val="0"/>
             <w:pageBreakBefore w:val="0"/>
@@ -2274,21 +2246,21 @@
           </w:pPr>
           <w:r>
             <w:rPr>
-              <w:rFonts w:hint="eastAsia" w:ascii="宋体" w:hAnsi="宋体" w:eastAsia="宋体" w:cs="宋体"/>
+              <w:rFonts w:ascii="宋体" w:eastAsia="宋体" w:hAnsi="宋体" w:cs="宋体" w:hint="eastAsia"/>
               <w:szCs w:val="24"/>
             </w:rPr>
             <w:fldChar w:fldCharType="begin"/>
           </w:r>
           <w:r>
             <w:rPr>
-              <w:rFonts w:hint="eastAsia" w:ascii="宋体" w:hAnsi="宋体" w:eastAsia="宋体" w:cs="宋体"/>
+              <w:rFonts w:ascii="宋体" w:eastAsia="宋体" w:hAnsi="宋体" w:cs="宋体" w:hint="eastAsia"/>
               <w:szCs w:val="24"/>
             </w:rPr>
             <w:instrText xml:space="preserve"> HYPERLINK \l _Toc21740 </w:instrText>
           </w:r>
           <w:r>
             <w:rPr>
-              <w:rFonts w:hint="eastAsia" w:ascii="宋体" w:hAnsi="宋体" w:eastAsia="宋体" w:cs="宋体"/>
+              <w:rFonts w:ascii="宋体" w:eastAsia="宋体" w:hAnsi="宋体" w:cs="宋体" w:hint="eastAsia"/>
               <w:szCs w:val="24"/>
             </w:rPr>
             <w:fldChar w:fldCharType="separate"/>
@@ -2319,7 +2291,7 @@
           </w:r>
           <w:r>
             <w:rPr>
-              <w:rFonts w:hint="eastAsia" w:ascii="宋体" w:hAnsi="宋体" w:eastAsia="宋体" w:cs="宋体"/>
+              <w:rFonts w:ascii="宋体" w:eastAsia="宋体" w:hAnsi="宋体" w:cs="宋体" w:hint="eastAsia"/>
               <w:szCs w:val="24"/>
             </w:rPr>
             <w:fldChar w:fldCharType="end"/>
@@ -2327,7 +2299,7 @@
         </w:p>
         <w:p>
           <w:pPr>
-            <w:pStyle w:val="17"/>
+            <w:pStyle w:val="TOC2"/>
             <w:keepNext w:val="0"/>
             <w:keepLines w:val="0"/>
             <w:pageBreakBefore w:val="0"/>
@@ -2348,21 +2320,21 @@
           </w:pPr>
           <w:r>
             <w:rPr>
-              <w:rFonts w:hint="eastAsia" w:ascii="宋体" w:hAnsi="宋体" w:eastAsia="宋体" w:cs="宋体"/>
+              <w:rFonts w:ascii="宋体" w:eastAsia="宋体" w:hAnsi="宋体" w:cs="宋体" w:hint="eastAsia"/>
               <w:szCs w:val="24"/>
             </w:rPr>
             <w:fldChar w:fldCharType="begin"/>
           </w:r>
           <w:r>
             <w:rPr>
-              <w:rFonts w:hint="eastAsia" w:ascii="宋体" w:hAnsi="宋体" w:eastAsia="宋体" w:cs="宋体"/>
+              <w:rFonts w:ascii="宋体" w:eastAsia="宋体" w:hAnsi="宋体" w:cs="宋体" w:hint="eastAsia"/>
               <w:szCs w:val="24"/>
             </w:rPr>
             <w:instrText xml:space="preserve"> HYPERLINK \l _Toc25483 </w:instrText>
           </w:r>
           <w:r>
             <w:rPr>
-              <w:rFonts w:hint="eastAsia" w:ascii="宋体" w:hAnsi="宋体" w:eastAsia="宋体" w:cs="宋体"/>
+              <w:rFonts w:ascii="宋体" w:eastAsia="宋体" w:hAnsi="宋体" w:cs="宋体" w:hint="eastAsia"/>
               <w:szCs w:val="24"/>
             </w:rPr>
             <w:fldChar w:fldCharType="separate"/>
@@ -2401,7 +2373,7 @@
           </w:r>
           <w:r>
             <w:rPr>
-              <w:rFonts w:hint="eastAsia" w:ascii="宋体" w:hAnsi="宋体" w:eastAsia="宋体" w:cs="宋体"/>
+              <w:rFonts w:ascii="宋体" w:eastAsia="宋体" w:hAnsi="宋体" w:cs="宋体" w:hint="eastAsia"/>
               <w:szCs w:val="24"/>
             </w:rPr>
             <w:fldChar w:fldCharType="end"/>
@@ -2409,7 +2381,7 @@
         </w:p>
         <w:p>
           <w:pPr>
-            <w:pStyle w:val="17"/>
+            <w:pStyle w:val="TOC2"/>
             <w:keepNext w:val="0"/>
             <w:keepLines w:val="0"/>
             <w:pageBreakBefore w:val="0"/>
@@ -2430,21 +2402,21 @@
           </w:pPr>
           <w:r>
             <w:rPr>
-              <w:rFonts w:hint="eastAsia" w:ascii="宋体" w:hAnsi="宋体" w:eastAsia="宋体" w:cs="宋体"/>
+              <w:rFonts w:ascii="宋体" w:eastAsia="宋体" w:hAnsi="宋体" w:cs="宋体" w:hint="eastAsia"/>
               <w:szCs w:val="24"/>
             </w:rPr>
             <w:fldChar w:fldCharType="begin"/>
           </w:r>
           <w:r>
             <w:rPr>
-              <w:rFonts w:hint="eastAsia" w:ascii="宋体" w:hAnsi="宋体" w:eastAsia="宋体" w:cs="宋体"/>
+              <w:rFonts w:ascii="宋体" w:eastAsia="宋体" w:hAnsi="宋体" w:cs="宋体" w:hint="eastAsia"/>
               <w:szCs w:val="24"/>
             </w:rPr>
             <w:instrText xml:space="preserve"> HYPERLINK \l _Toc21385 </w:instrText>
           </w:r>
           <w:r>
             <w:rPr>
-              <w:rFonts w:hint="eastAsia" w:ascii="宋体" w:hAnsi="宋体" w:eastAsia="宋体" w:cs="宋体"/>
+              <w:rFonts w:ascii="宋体" w:eastAsia="宋体" w:hAnsi="宋体" w:cs="宋体" w:hint="eastAsia"/>
               <w:szCs w:val="24"/>
             </w:rPr>
             <w:fldChar w:fldCharType="separate"/>
@@ -2483,7 +2455,7 @@
           </w:r>
           <w:r>
             <w:rPr>
-              <w:rFonts w:hint="eastAsia" w:ascii="宋体" w:hAnsi="宋体" w:eastAsia="宋体" w:cs="宋体"/>
+              <w:rFonts w:ascii="宋体" w:eastAsia="宋体" w:hAnsi="宋体" w:cs="宋体" w:hint="eastAsia"/>
               <w:szCs w:val="24"/>
             </w:rPr>
             <w:fldChar w:fldCharType="end"/>
@@ -2491,7 +2463,7 @@
         </w:p>
         <w:p>
           <w:pPr>
-            <w:pStyle w:val="17"/>
+            <w:pStyle w:val="TOC2"/>
             <w:keepNext w:val="0"/>
             <w:keepLines w:val="0"/>
             <w:pageBreakBefore w:val="0"/>
@@ -2512,21 +2484,21 @@
           </w:pPr>
           <w:r>
             <w:rPr>
-              <w:rFonts w:hint="eastAsia" w:ascii="宋体" w:hAnsi="宋体" w:eastAsia="宋体" w:cs="宋体"/>
+              <w:rFonts w:ascii="宋体" w:eastAsia="宋体" w:hAnsi="宋体" w:cs="宋体" w:hint="eastAsia"/>
               <w:szCs w:val="24"/>
             </w:rPr>
             <w:fldChar w:fldCharType="begin"/>
           </w:r>
           <w:r>
             <w:rPr>
-              <w:rFonts w:hint="eastAsia" w:ascii="宋体" w:hAnsi="宋体" w:eastAsia="宋体" w:cs="宋体"/>
+              <w:rFonts w:ascii="宋体" w:eastAsia="宋体" w:hAnsi="宋体" w:cs="宋体" w:hint="eastAsia"/>
               <w:szCs w:val="24"/>
             </w:rPr>
             <w:instrText xml:space="preserve"> HYPERLINK \l _Toc16877 </w:instrText>
           </w:r>
           <w:r>
             <w:rPr>
-              <w:rFonts w:hint="eastAsia" w:ascii="宋体" w:hAnsi="宋体" w:eastAsia="宋体" w:cs="宋体"/>
+              <w:rFonts w:ascii="宋体" w:eastAsia="宋体" w:hAnsi="宋体" w:cs="宋体" w:hint="eastAsia"/>
               <w:szCs w:val="24"/>
             </w:rPr>
             <w:fldChar w:fldCharType="separate"/>
@@ -2565,7 +2537,7 @@
           </w:r>
           <w:r>
             <w:rPr>
-              <w:rFonts w:hint="eastAsia" w:ascii="宋体" w:hAnsi="宋体" w:eastAsia="宋体" w:cs="宋体"/>
+              <w:rFonts w:ascii="宋体" w:eastAsia="宋体" w:hAnsi="宋体" w:cs="宋体" w:hint="eastAsia"/>
               <w:szCs w:val="24"/>
             </w:rPr>
             <w:fldChar w:fldCharType="end"/>
@@ -2573,7 +2545,7 @@
         </w:p>
         <w:p>
           <w:pPr>
-            <w:pStyle w:val="17"/>
+            <w:pStyle w:val="TOC2"/>
             <w:keepNext w:val="0"/>
             <w:keepLines w:val="0"/>
             <w:pageBreakBefore w:val="0"/>
@@ -2594,21 +2566,21 @@
           </w:pPr>
           <w:r>
             <w:rPr>
-              <w:rFonts w:hint="eastAsia" w:ascii="宋体" w:hAnsi="宋体" w:eastAsia="宋体" w:cs="宋体"/>
+              <w:rFonts w:ascii="宋体" w:eastAsia="宋体" w:hAnsi="宋体" w:cs="宋体" w:hint="eastAsia"/>
               <w:szCs w:val="24"/>
             </w:rPr>
             <w:fldChar w:fldCharType="begin"/>
           </w:r>
           <w:r>
             <w:rPr>
-              <w:rFonts w:hint="eastAsia" w:ascii="宋体" w:hAnsi="宋体" w:eastAsia="宋体" w:cs="宋体"/>
+              <w:rFonts w:ascii="宋体" w:eastAsia="宋体" w:hAnsi="宋体" w:cs="宋体" w:hint="eastAsia"/>
               <w:szCs w:val="24"/>
             </w:rPr>
             <w:instrText xml:space="preserve"> HYPERLINK \l _Toc17882 </w:instrText>
           </w:r>
           <w:r>
             <w:rPr>
-              <w:rFonts w:hint="eastAsia" w:ascii="宋体" w:hAnsi="宋体" w:eastAsia="宋体" w:cs="宋体"/>
+              <w:rFonts w:ascii="宋体" w:eastAsia="宋体" w:hAnsi="宋体" w:cs="宋体" w:hint="eastAsia"/>
               <w:szCs w:val="24"/>
             </w:rPr>
             <w:fldChar w:fldCharType="separate"/>
@@ -2647,7 +2619,7 @@
           </w:r>
           <w:r>
             <w:rPr>
-              <w:rFonts w:hint="eastAsia" w:ascii="宋体" w:hAnsi="宋体" w:eastAsia="宋体" w:cs="宋体"/>
+              <w:rFonts w:ascii="宋体" w:eastAsia="宋体" w:hAnsi="宋体" w:cs="宋体" w:hint="eastAsia"/>
               <w:szCs w:val="24"/>
             </w:rPr>
             <w:fldChar w:fldCharType="end"/>
@@ -2670,7 +2642,7 @@
             <w:snapToGrid w:val="0"/>
             <w:textAlignment w:val="baseline"/>
             <w:rPr>
-              <w:rFonts w:hint="eastAsia" w:ascii="宋体" w:hAnsi="宋体" w:eastAsia="宋体" w:cs="宋体"/>
+              <w:rFonts w:ascii="宋体" w:eastAsia="宋体" w:hAnsi="宋体" w:cs="宋体" w:hint="eastAsia"/>
               <w:snapToGrid w:val="0"/>
               <w:color w:val="000000"/>
               <w:kern w:val="0"/>
@@ -2681,7 +2653,7 @@
           </w:pPr>
           <w:r>
             <w:rPr>
-              <w:rFonts w:hint="eastAsia" w:ascii="宋体" w:hAnsi="宋体" w:eastAsia="宋体" w:cs="宋体"/>
+              <w:rFonts w:ascii="宋体" w:eastAsia="宋体" w:hAnsi="宋体" w:cs="宋体" w:hint="eastAsia"/>
               <w:szCs w:val="24"/>
             </w:rPr>
             <w:fldChar w:fldCharType="end"/>
@@ -2706,7 +2678,7 @@
         <w:snapToGrid w:val="0"/>
         <w:textAlignment w:val="baseline"/>
         <w:rPr>
-          <w:rFonts w:ascii="Arial" w:hAnsi="Arial" w:eastAsia="Arial" w:cs="Arial"/>
+          <w:rFonts w:ascii="Arial" w:eastAsia="Arial" w:hAnsi="Arial" w:cs="Arial"/>
           <w:snapToGrid w:val="0"/>
           <w:color w:val="000000"/>
           <w:kern w:val="0"/>
@@ -2717,7 +2689,7 @@
       </w:pPr>
       <w:r>
         <w:rPr>
-          <w:rFonts w:ascii="Arial" w:hAnsi="Arial" w:eastAsia="Arial" w:cs="Arial"/>
+          <w:rFonts w:ascii="Arial" w:eastAsia="Arial" w:hAnsi="Arial" w:cs="Arial"/>
           <w:snapToGrid w:val="0"/>
           <w:color w:val="000000"/>
           <w:kern w:val="0"/>
@@ -2730,7 +2702,7 @@
     </w:p>
     <w:p>
       <w:pPr>
-        <w:pStyle w:val="28"/>
+        <w:pStyle w:val="1"/>
         <w:keepNext w:val="0"/>
         <w:keepLines w:val="0"/>
         <w:pageBreakBefore w:val="0"/>
@@ -2757,7 +2729,7 @@
     </w:p>
     <w:p>
       <w:pPr>
-        <w:pStyle w:val="29"/>
+        <w:pStyle w:val="a1"/>
         <w:keepNext w:val="0"/>
         <w:keepLines w:val="0"/>
         <w:pageBreakBefore w:val="0"/>
@@ -2837,7 +2809,7 @@
     </w:p>
     <w:p>
       <w:pPr>
-        <w:pStyle w:val="30"/>
+        <w:pStyle w:val="2"/>
         <w:keepNext w:val="0"/>
         <w:keepLines w:val="0"/>
         <w:pageBreakBefore w:val="0"/>
@@ -2869,7 +2841,7 @@
     </w:p>
     <w:p>
       <w:pPr>
-        <w:pStyle w:val="29"/>
+        <w:pStyle w:val="a1"/>
         <w:keepNext w:val="0"/>
         <w:keepLines w:val="0"/>
         <w:pageBreakBefore w:val="0"/>
@@ -2899,7 +2871,7 @@
     </w:p>
     <w:p>
       <w:pPr>
-        <w:pStyle w:val="29"/>
+        <w:pStyle w:val="a1"/>
         <w:keepNext w:val="0"/>
         <w:keepLines w:val="0"/>
         <w:pageBreakBefore w:val="0"/>
@@ -2929,7 +2901,7 @@
     </w:p>
     <w:p>
       <w:pPr>
-        <w:pStyle w:val="30"/>
+        <w:pStyle w:val="2"/>
         <w:keepNext w:val="0"/>
         <w:keepLines w:val="0"/>
         <w:pageBreakBefore w:val="0"/>
@@ -2961,7 +2933,7 @@
     </w:p>
     <w:p>
       <w:pPr>
-        <w:pStyle w:val="29"/>
+        <w:pStyle w:val="a1"/>
         <w:keepNext w:val="0"/>
         <w:keepLines w:val="0"/>
         <w:pageBreakBefore w:val="0"/>
@@ -2991,7 +2963,7 @@
     </w:p>
     <w:p>
       <w:pPr>
-        <w:pStyle w:val="30"/>
+        <w:pStyle w:val="2"/>
         <w:keepNext w:val="0"/>
         <w:keepLines w:val="0"/>
         <w:pageBreakBefore w:val="0"/>
@@ -3023,7 +2995,7 @@
     </w:p>
     <w:p>
       <w:pPr>
-        <w:pStyle w:val="27"/>
+        <w:pStyle w:val="TableText"/>
         <w:keepNext w:val="0"/>
         <w:keepLines w:val="0"/>
         <w:pageBreakBefore w:val="0"/>
@@ -3047,7 +3019,7 @@
       </w:pPr>
       <w:r>
         <w:rPr>
-          <w:rStyle w:val="42"/>
+          <w:rStyle w:val="Char"/>
           <w:rFonts w:hint="eastAsia"/>
           <w:lang w:val="en-US" w:eastAsia="zh-CN"/>
         </w:rPr>
@@ -3055,20 +3027,20 @@
       </w:r>
       <w:r>
         <w:rPr>
-          <w:rStyle w:val="42"/>
+          <w:rStyle w:val="Char"/>
         </w:rPr>
         <w:t>对本次管理评审公司各相关部门做了周密的安排，参加会议的各部门人员也做了充分的准备，对公司的运维管理目标进行了认真的评议，全面的总结了公司运维能力体系的运行情况</w:t>
       </w:r>
       <w:r>
         <w:rPr>
-          <w:rStyle w:val="42"/>
+          <w:rStyle w:val="Char"/>
           <w:rFonts w:hint="eastAsia"/>
         </w:rPr>
         <w:t>。</w:t>
       </w:r>
       <w:r>
         <w:rPr>
-          <w:rStyle w:val="42"/>
+          <w:rStyle w:val="Char"/>
           <w:rFonts w:hint="eastAsia"/>
           <w:lang w:val="en-US"/>
         </w:rPr>
@@ -3077,7 +3049,7 @@
     </w:p>
     <w:p>
       <w:pPr>
-        <w:pStyle w:val="30"/>
+        <w:pStyle w:val="2"/>
         <w:keepNext w:val="0"/>
         <w:keepLines w:val="0"/>
         <w:pageBreakBefore w:val="0"/>
@@ -3109,7 +3081,7 @@
     </w:p>
     <w:p>
       <w:pPr>
-        <w:pStyle w:val="29"/>
+        <w:pStyle w:val="a1"/>
         <w:keepNext w:val="0"/>
         <w:keepLines w:val="0"/>
         <w:pageBreakBefore w:val="0"/>
@@ -3138,7 +3110,7 @@
     </w:p>
     <w:p>
       <w:pPr>
-        <w:pStyle w:val="29"/>
+        <w:pStyle w:val="a1"/>
         <w:keepNext w:val="0"/>
         <w:keepLines w:val="0"/>
         <w:pageBreakBefore w:val="0"/>
@@ -3170,7 +3142,7 @@
     </w:p>
     <w:p>
       <w:pPr>
-        <w:pStyle w:val="29"/>
+        <w:pStyle w:val="a1"/>
         <w:keepNext w:val="0"/>
         <w:keepLines w:val="0"/>
         <w:pageBreakBefore w:val="0"/>
@@ -3199,7 +3171,7 @@
     </w:p>
     <w:p>
       <w:pPr>
-        <w:pStyle w:val="29"/>
+        <w:pStyle w:val="a1"/>
         <w:keepNext w:val="0"/>
         <w:keepLines w:val="0"/>
         <w:pageBreakBefore w:val="0"/>
@@ -3229,7 +3201,7 @@
     </w:p>
     <w:p>
       <w:pPr>
-        <w:pStyle w:val="29"/>
+        <w:pStyle w:val="a1"/>
         <w:keepNext w:val="0"/>
         <w:keepLines w:val="0"/>
         <w:pageBreakBefore w:val="0"/>
@@ -3247,7 +3219,7 @@
         <w:bidi w:val="0"/>
         <w:adjustRightInd w:val="0"/>
         <w:snapToGrid w:val="0"/>
-        <w:ind w:left="425" w:leftChars="0" w:hanging="425" w:firstLineChars="0"/>
+        <w:ind w:left="425" w:hanging="425" w:leftChars="0" w:firstLineChars="0"/>
         <w:textAlignment w:val="baseline"/>
       </w:pPr>
       <w:r>
@@ -3256,7 +3228,7 @@
     </w:p>
     <w:p>
       <w:pPr>
-        <w:pStyle w:val="29"/>
+        <w:pStyle w:val="a1"/>
         <w:keepNext w:val="0"/>
         <w:keepLines w:val="0"/>
         <w:pageBreakBefore w:val="0"/>
@@ -3274,7 +3246,7 @@
         <w:bidi w:val="0"/>
         <w:adjustRightInd w:val="0"/>
         <w:snapToGrid w:val="0"/>
-        <w:ind w:left="425" w:leftChars="0" w:hanging="425" w:firstLineChars="0"/>
+        <w:ind w:left="425" w:hanging="425" w:leftChars="0" w:firstLineChars="0"/>
         <w:textAlignment w:val="baseline"/>
       </w:pPr>
       <w:r>
@@ -3303,7 +3275,7 @@
     </w:p>
     <w:p>
       <w:pPr>
-        <w:pStyle w:val="29"/>
+        <w:pStyle w:val="a1"/>
         <w:keepNext w:val="0"/>
         <w:keepLines w:val="0"/>
         <w:pageBreakBefore w:val="0"/>
@@ -3321,7 +3293,7 @@
         <w:bidi w:val="0"/>
         <w:adjustRightInd w:val="0"/>
         <w:snapToGrid w:val="0"/>
-        <w:ind w:left="425" w:leftChars="0" w:hanging="425" w:firstLineChars="0"/>
+        <w:ind w:left="425" w:hanging="425" w:leftChars="0" w:firstLineChars="0"/>
         <w:textAlignment w:val="baseline"/>
         <w:rPr>
           <w:rFonts w:hint="default"/>
@@ -3342,75 +3314,24 @@
         <w:t>专员绩效考核。</w:t>
       </w:r>
     </w:p>
-    <w:bookmarkEnd w:id="7"/>
     <w:sectPr>
-      <w:headerReference r:id="rId5" w:type="default"/>
+      <w:headerReference w:type="default" r:id="rId7"/>
       <w:pgSz w:w="11906" w:h="16838"/>
       <w:pgMar w:top="1417" w:right="1800" w:bottom="1440" w:left="1800" w:header="1140" w:footer="992" w:gutter="0"/>
-      <w:cols w:space="425" w:num="1"/>
+      <w:cols w:num="1" w:space="425"/>
       <w:docGrid w:type="lines" w:linePitch="312" w:charSpace="0"/>
     </w:sectPr>
   </w:body>
 </w:document>
 </file>
 
-<file path=word/endnotes.xml><?xml version="1.0" encoding="utf-8"?>
-<w:endnotes xmlns:wpc="http://schemas.microsoft.com/office/word/2010/wordprocessingCanvas" xmlns:mc="http://schemas.openxmlformats.org/markup-compatibility/2006" xmlns:o="urn:schemas-microsoft-com:office:office" xmlns:r="http://schemas.openxmlformats.org/officeDocument/2006/relationships" xmlns:m="http://schemas.openxmlformats.org/officeDocument/2006/math" xmlns:v="urn:schemas-microsoft-com:vml" xmlns:wp14="http://schemas.microsoft.com/office/word/2010/wordprocessingDrawing" xmlns:wp="http://schemas.openxmlformats.org/drawingml/2006/wordprocessingDrawing" xmlns:w="http://schemas.openxmlformats.org/wordprocessingml/2006/main" xmlns:w14="http://schemas.microsoft.com/office/word/2010/wordml" xmlns:w15="http://schemas.microsoft.com/office/word/2012/wordml" xmlns:w10="urn:schemas-microsoft-com:office:word" xmlns:wpg="http://schemas.microsoft.com/office/word/2010/wordprocessingGroup" xmlns:wpi="http://schemas.microsoft.com/office/word/2010/wordprocessingInk" xmlns:wne="http://schemas.microsoft.com/office/word/2006/wordml" xmlns:wps="http://schemas.microsoft.com/office/word/2010/wordprocessingShape" xmlns:wpsCustomData="http://www.wps.cn/officeDocument/2013/wpsCustomData" mc:Ignorable="w14 w15 wp14">
-  <w:endnote w:type="separator" w:id="0">
-    <w:p>
-      <w:pPr>
-        <w:spacing w:line="240" w:lineRule="auto"/>
-      </w:pPr>
-      <w:r>
-        <w:separator/>
-      </w:r>
-    </w:p>
-  </w:endnote>
-  <w:endnote w:type="continuationSeparator" w:id="1">
-    <w:p>
-      <w:pPr>
-        <w:spacing w:line="240" w:lineRule="auto"/>
-      </w:pPr>
-      <w:r>
-        <w:continuationSeparator/>
-      </w:r>
-    </w:p>
-  </w:endnote>
-</w:endnotes>
-</file>
-
-<file path=word/footnotes.xml><?xml version="1.0" encoding="utf-8"?>
-<w:footnotes xmlns:wpc="http://schemas.microsoft.com/office/word/2010/wordprocessingCanvas" xmlns:mc="http://schemas.openxmlformats.org/markup-compatibility/2006" xmlns:o="urn:schemas-microsoft-com:office:office" xmlns:r="http://schemas.openxmlformats.org/officeDocument/2006/relationships" xmlns:m="http://schemas.openxmlformats.org/officeDocument/2006/math" xmlns:v="urn:schemas-microsoft-com:vml" xmlns:wp14="http://schemas.microsoft.com/office/word/2010/wordprocessingDrawing" xmlns:wp="http://schemas.openxmlformats.org/drawingml/2006/wordprocessingDrawing" xmlns:w="http://schemas.openxmlformats.org/wordprocessingml/2006/main" xmlns:w14="http://schemas.microsoft.com/office/word/2010/wordml" xmlns:w15="http://schemas.microsoft.com/office/word/2012/wordml" xmlns:w10="urn:schemas-microsoft-com:office:word" xmlns:wpg="http://schemas.microsoft.com/office/word/2010/wordprocessingGroup" xmlns:wpi="http://schemas.microsoft.com/office/word/2010/wordprocessingInk" xmlns:wne="http://schemas.microsoft.com/office/word/2006/wordml" xmlns:wps="http://schemas.microsoft.com/office/word/2010/wordprocessingShape" xmlns:wpsCustomData="http://www.wps.cn/officeDocument/2013/wpsCustomData" mc:Ignorable="w14 w15 wp14">
-  <w:footnote w:type="separator" w:id="0">
-    <w:p>
-      <w:pPr>
-        <w:spacing w:line="360" w:lineRule="auto"/>
-      </w:pPr>
-      <w:r>
-        <w:separator/>
-      </w:r>
-    </w:p>
-  </w:footnote>
-  <w:footnote w:type="continuationSeparator" w:id="1">
-    <w:p>
-      <w:pPr>
-        <w:spacing w:line="360" w:lineRule="auto"/>
-      </w:pPr>
-      <w:r>
-        <w:continuationSeparator/>
-      </w:r>
-    </w:p>
-  </w:footnote>
-</w:footnotes>
-</file>
-
 <file path=word/header1.xml><?xml version="1.0" encoding="utf-8"?>
-<w:hdr xmlns:wpc="http://schemas.microsoft.com/office/word/2010/wordprocessingCanvas" xmlns:mc="http://schemas.openxmlformats.org/markup-compatibility/2006" xmlns:o="urn:schemas-microsoft-com:office:office" xmlns:r="http://schemas.openxmlformats.org/officeDocument/2006/relationships" xmlns:m="http://schemas.openxmlformats.org/officeDocument/2006/math" xmlns:v="urn:schemas-microsoft-com:vml" xmlns:wp14="http://schemas.microsoft.com/office/word/2010/wordprocessingDrawing" xmlns:wp="http://schemas.openxmlformats.org/drawingml/2006/wordprocessingDrawing" xmlns:w10="urn:schemas-microsoft-com:office:word" xmlns:w="http://schemas.openxmlformats.org/wordprocessingml/2006/main" xmlns:w14="http://schemas.microsoft.com/office/word/2010/wordml" xmlns:w15="http://schemas.microsoft.com/office/word/2012/wordml" xmlns:wpg="http://schemas.microsoft.com/office/word/2010/wordprocessingGroup" xmlns:wpi="http://schemas.microsoft.com/office/word/2010/wordprocessingInk" xmlns:wne="http://schemas.microsoft.com/office/word/2006/wordml" xmlns:wps="http://schemas.microsoft.com/office/word/2010/wordprocessingShape" xmlns:wpsCustomData="http://www.wps.cn/officeDocument/2013/wpsCustomData" mc:Ignorable="w14 w15 wp14">
+<w:hdr xmlns:wpc="http://schemas.microsoft.com/office/word/2010/wordprocessingCanvas" xmlns:mc="http://schemas.openxmlformats.org/markup-compatibility/2006" xmlns:o="urn:schemas-microsoft-com:office:office" xmlns:r="http://schemas.openxmlformats.org/officeDocument/2006/relationships" xmlns:m="http://schemas.openxmlformats.org/officeDocument/2006/math" xmlns:v="urn:schemas-microsoft-com:vml" xmlns:wp14="http://schemas.microsoft.com/office/word/2010/wordprocessingDrawing" xmlns:wp="http://schemas.openxmlformats.org/drawingml/2006/wordprocessingDrawing" xmlns:w10="urn:schemas-microsoft-com:office:word" xmlns:w="http://schemas.openxmlformats.org/wordprocessingml/2006/main" xmlns:w14="http://schemas.microsoft.com/office/word/2010/wordml" xmlns:w15="http://schemas.microsoft.com/office/word/2012/wordml" xmlns:wne="http://schemas.microsoft.com/office/word/2006/wordml" xmlns:wpg="http://schemas.microsoft.com/office/word/2010/wordprocessingGroup" xmlns:wpi="http://schemas.microsoft.com/office/word/2010/wordprocessingInk" xmlns:wps="http://schemas.microsoft.com/office/word/2010/wordprocessingShape" mc:Ignorable="w14 w15 wp14">
   <w:p>
     <w:pPr>
-      <w:pStyle w:val="15"/>
+      <w:pStyle w:val="Header"/>
       <w:pBdr>
-        <w:bottom w:val="single" w:color="auto" w:sz="4" w:space="1"/>
+        <w:bottom w:val="single" w:sz="4" w:space="1" w:color="auto"/>
       </w:pBdr>
       <w:tabs>
         <w:tab w:val="left" w:pos="335"/>
@@ -3418,27 +3339,27 @@
       </w:tabs>
       <w:jc w:val="right"/>
       <w:rPr>
-        <w:rFonts w:hint="eastAsia" w:eastAsiaTheme="minorEastAsia"/>
+        <w:rFonts w:eastAsiaTheme="minorEastAsia" w:hint="eastAsia"/>
         <w:lang w:eastAsia="zh-CN"/>
       </w:rPr>
     </w:pPr>
     <w:r>
       <w:rPr>
-        <w:rFonts w:hint="eastAsia" w:eastAsiaTheme="minorEastAsia"/>
+        <w:rFonts w:eastAsiaTheme="minorEastAsia" w:hint="eastAsia"/>
         <w:lang w:val="en-US" w:eastAsia="zh-CN"/>
       </w:rPr>
       <w:tab/>
     </w:r>
     <w:r>
       <w:rPr>
-        <w:rFonts w:hint="eastAsia" w:eastAsiaTheme="minorEastAsia"/>
+        <w:rFonts w:eastAsiaTheme="minorEastAsia" w:hint="eastAsia"/>
         <w:lang w:val="en-US" w:eastAsia="zh-CN"/>
       </w:rPr>
       <w:tab/>
     </w:r>
     <w:r>
       <w:rPr>
-        <w:rFonts w:hint="eastAsia" w:eastAsiaTheme="minorEastAsia"/>
+        <w:rFonts w:eastAsiaTheme="minorEastAsia" w:hint="eastAsia"/>
         <w:lang w:val="en-US" w:eastAsia="zh-CN"/>
       </w:rPr>
       <w:t>江西通信产业服务有限公司</w:t>
@@ -3448,15 +3369,15 @@
 </file>
 
 <file path=word/numbering.xml><?xml version="1.0" encoding="utf-8"?>
-<w:numbering xmlns:wpc="http://schemas.microsoft.com/office/word/2010/wordprocessingCanvas" xmlns:mc="http://schemas.openxmlformats.org/markup-compatibility/2006" xmlns:o="urn:schemas-microsoft-com:office:office" xmlns:r="http://schemas.openxmlformats.org/officeDocument/2006/relationships" xmlns:m="http://schemas.openxmlformats.org/officeDocument/2006/math" xmlns:v="urn:schemas-microsoft-com:vml" xmlns:wp14="http://schemas.microsoft.com/office/word/2010/wordprocessingDrawing" xmlns:wp="http://schemas.openxmlformats.org/drawingml/2006/wordprocessingDrawing" xmlns:w10="urn:schemas-microsoft-com:office:word" xmlns:w="http://schemas.openxmlformats.org/wordprocessingml/2006/main" xmlns:w14="http://schemas.microsoft.com/office/word/2010/wordml" xmlns:wpg="http://schemas.microsoft.com/office/word/2010/wordprocessingGroup" xmlns:wpi="http://schemas.microsoft.com/office/word/2010/wordprocessingInk" xmlns:wne="http://schemas.microsoft.com/office/word/2006/wordml" xmlns:wps="http://schemas.microsoft.com/office/word/2010/wordprocessingShape" xmlns:wpsCustomData="http://www.wps.cn/officeDocument/2013/wpsCustomData" mc:Ignorable="w14 wp14">
+<w:numbering xmlns:wpc="http://schemas.microsoft.com/office/word/2010/wordprocessingCanvas" xmlns:mc="http://schemas.openxmlformats.org/markup-compatibility/2006" xmlns:o="urn:schemas-microsoft-com:office:office" xmlns:r="http://schemas.openxmlformats.org/officeDocument/2006/relationships" xmlns:m="http://schemas.openxmlformats.org/officeDocument/2006/math" xmlns:v="urn:schemas-microsoft-com:vml" xmlns:wp14="http://schemas.microsoft.com/office/word/2010/wordprocessingDrawing" xmlns:wp="http://schemas.openxmlformats.org/drawingml/2006/wordprocessingDrawing" xmlns:w10="urn:schemas-microsoft-com:office:word" xmlns:w="http://schemas.openxmlformats.org/wordprocessingml/2006/main" xmlns:w14="http://schemas.microsoft.com/office/word/2010/wordml" xmlns:w15="http://schemas.microsoft.com/office/word/2012/wordml" xmlns:wne="http://schemas.microsoft.com/office/word/2006/wordml" xmlns:wpg="http://schemas.microsoft.com/office/word/2010/wordprocessingGroup" xmlns:wpi="http://schemas.microsoft.com/office/word/2010/wordprocessingInk" xmlns:wps="http://schemas.microsoft.com/office/word/2010/wordprocessingShape" mc:Ignorable="w14 w15 wp14">
   <w:abstractNum w:abstractNumId="0">
     <w:nsid w:val="8E964DCE"/>
     <w:multiLevelType w:val="multilevel"/>
     <w:tmpl w:val="8E964DCE"/>
-    <w:lvl w:ilvl="0" w:tentative="0">
+    <w:lvl w:ilvl="0">
       <w:start w:val="1"/>
       <w:numFmt w:val="decimal"/>
-      <w:pStyle w:val="2"/>
+      <w:pStyle w:val="Heading1"/>
       <w:lvlText w:val="%1."/>
       <w:lvlJc w:val="left"/>
       <w:pPr>
@@ -3466,10 +3387,10 @@
         <w:rFonts w:hint="default"/>
       </w:rPr>
     </w:lvl>
-    <w:lvl w:ilvl="1" w:tentative="0">
+    <w:lvl w:ilvl="1">
       <w:start w:val="1"/>
       <w:numFmt w:val="decimal"/>
-      <w:pStyle w:val="3"/>
+      <w:pStyle w:val="Heading2"/>
       <w:lvlText w:val="%1.%2."/>
       <w:lvlJc w:val="left"/>
       <w:pPr>
@@ -3479,10 +3400,10 @@
         <w:rFonts w:hint="default"/>
       </w:rPr>
     </w:lvl>
-    <w:lvl w:ilvl="2" w:tentative="0">
+    <w:lvl w:ilvl="2">
       <w:start w:val="1"/>
       <w:numFmt w:val="decimal"/>
-      <w:pStyle w:val="4"/>
+      <w:pStyle w:val="Heading3"/>
       <w:lvlText w:val="%1.%2.%3."/>
       <w:lvlJc w:val="left"/>
       <w:pPr>
@@ -3492,10 +3413,10 @@
         <w:rFonts w:hint="default"/>
       </w:rPr>
     </w:lvl>
-    <w:lvl w:ilvl="3" w:tentative="0">
+    <w:lvl w:ilvl="3">
       <w:start w:val="1"/>
       <w:numFmt w:val="decimal"/>
-      <w:pStyle w:val="5"/>
+      <w:pStyle w:val="Heading4"/>
       <w:lvlText w:val="%1.%2.%3.%4."/>
       <w:lvlJc w:val="left"/>
       <w:pPr>
@@ -3505,10 +3426,10 @@
         <w:rFonts w:hint="default"/>
       </w:rPr>
     </w:lvl>
-    <w:lvl w:ilvl="4" w:tentative="0">
+    <w:lvl w:ilvl="4">
       <w:start w:val="1"/>
       <w:numFmt w:val="decimal"/>
-      <w:pStyle w:val="6"/>
+      <w:pStyle w:val="Heading5"/>
       <w:lvlText w:val="%1.%2.%3.%4.%5."/>
       <w:lvlJc w:val="left"/>
       <w:pPr>
@@ -3518,10 +3439,10 @@
         <w:rFonts w:hint="default"/>
       </w:rPr>
     </w:lvl>
-    <w:lvl w:ilvl="5" w:tentative="0">
+    <w:lvl w:ilvl="5">
       <w:start w:val="1"/>
       <w:numFmt w:val="decimal"/>
-      <w:pStyle w:val="7"/>
+      <w:pStyle w:val="Heading6"/>
       <w:lvlText w:val="%1.%2.%3.%4.%5.%6."/>
       <w:lvlJc w:val="left"/>
       <w:pPr>
@@ -3531,10 +3452,10 @@
         <w:rFonts w:hint="default"/>
       </w:rPr>
     </w:lvl>
-    <w:lvl w:ilvl="6" w:tentative="0">
+    <w:lvl w:ilvl="6">
       <w:start w:val="1"/>
       <w:numFmt w:val="decimal"/>
-      <w:pStyle w:val="8"/>
+      <w:pStyle w:val="Heading7"/>
       <w:lvlText w:val="%1.%2.%3.%4.%5.%6.%7."/>
       <w:lvlJc w:val="left"/>
       <w:pPr>
@@ -3544,10 +3465,10 @@
         <w:rFonts w:hint="default"/>
       </w:rPr>
     </w:lvl>
-    <w:lvl w:ilvl="7" w:tentative="0">
+    <w:lvl w:ilvl="7">
       <w:start w:val="1"/>
       <w:numFmt w:val="decimal"/>
-      <w:pStyle w:val="9"/>
+      <w:pStyle w:val="Heading8"/>
       <w:lvlText w:val="%1.%2.%3.%4.%5.%6.%7.%8."/>
       <w:lvlJc w:val="left"/>
       <w:pPr>
@@ -3557,10 +3478,10 @@
         <w:rFonts w:hint="default"/>
       </w:rPr>
     </w:lvl>
-    <w:lvl w:ilvl="8" w:tentative="0">
+    <w:lvl w:ilvl="8">
       <w:start w:val="1"/>
       <w:numFmt w:val="decimal"/>
-      <w:pStyle w:val="10"/>
+      <w:pStyle w:val="Heading9"/>
       <w:lvlText w:val="%1.%2.%3.%4.%5.%6.%7.%8.%9."/>
       <w:lvlJc w:val="left"/>
       <w:pPr>
@@ -3575,7 +3496,7 @@
     <w:nsid w:val="0D941552"/>
     <w:multiLevelType w:val="singleLevel"/>
     <w:tmpl w:val="0D941552"/>
-    <w:lvl w:ilvl="0" w:tentative="0">
+    <w:lvl w:ilvl="0">
       <w:start w:val="1"/>
       <w:numFmt w:val="decimal"/>
       <w:lvlText w:val="%1."/>
@@ -3598,269 +3519,267 @@
 </file>
 
 <file path=word/styles.xml><?xml version="1.0" encoding="utf-8"?>
-<w:styles xmlns:mc="http://schemas.openxmlformats.org/markup-compatibility/2006" xmlns:o="urn:schemas-microsoft-com:office:office" xmlns:r="http://schemas.openxmlformats.org/officeDocument/2006/relationships" xmlns:m="http://schemas.openxmlformats.org/officeDocument/2006/math" xmlns:v="urn:schemas-microsoft-com:vml" xmlns:w="http://schemas.openxmlformats.org/wordprocessingml/2006/main" xmlns:w14="http://schemas.microsoft.com/office/word/2010/wordml" xmlns:w10="urn:schemas-microsoft-com:office:word" xmlns:sl="http://schemas.openxmlformats.org/schemaLibrary/2006/main" xmlns:wpsCustomData="http://www.wps.cn/officeDocument/2013/wpsCustomData" mc:Ignorable="w14">
+<w:styles xmlns:mc="http://schemas.openxmlformats.org/markup-compatibility/2006" xmlns:r="http://schemas.openxmlformats.org/officeDocument/2006/relationships" xmlns:w="http://schemas.openxmlformats.org/wordprocessingml/2006/main" xmlns:w14="http://schemas.microsoft.com/office/word/2010/wordml" xmlns:w15="http://schemas.microsoft.com/office/word/2012/wordml" mc:Ignorable="w14 w15">
   <w:docDefaults>
     <w:rPrDefault>
       <w:rPr>
-        <w:rFonts w:ascii="Times New Roman" w:hAnsi="Times New Roman" w:eastAsia="宋体" w:cs="Times New Roman"/>
+        <w:rFonts w:ascii="Times New Roman" w:eastAsia="宋体" w:hAnsi="Times New Roman" w:cs="Times New Roman"/>
       </w:rPr>
     </w:rPrDefault>
     <w:pPrDefault/>
   </w:docDefaults>
-  <w:latentStyles w:count="260" w:defQFormat="0" w:defUnhideWhenUsed="1" w:defSemiHidden="1" w:defUIPriority="99" w:defLockedState="0">
-    <w:lsdException w:qFormat="1" w:unhideWhenUsed="0" w:uiPriority="0" w:semiHidden="0" w:name="Normal"/>
-    <w:lsdException w:qFormat="1" w:unhideWhenUsed="0" w:uiPriority="0" w:semiHidden="0" w:name="heading 1"/>
-    <w:lsdException w:qFormat="1" w:uiPriority="0" w:semiHidden="0" w:name="heading 2"/>
-    <w:lsdException w:qFormat="1" w:uiPriority="0" w:name="heading 3"/>
-    <w:lsdException w:qFormat="1" w:uiPriority="0" w:semiHidden="0" w:name="heading 4"/>
-    <w:lsdException w:qFormat="1" w:uiPriority="0" w:name="heading 5"/>
-    <w:lsdException w:qFormat="1" w:uiPriority="0" w:name="heading 6"/>
-    <w:lsdException w:qFormat="1" w:uiPriority="0" w:name="heading 7"/>
-    <w:lsdException w:qFormat="1" w:uiPriority="0" w:name="heading 8"/>
-    <w:lsdException w:qFormat="1" w:uiPriority="0" w:name="heading 9"/>
-    <w:lsdException w:unhideWhenUsed="0" w:uiPriority="0" w:semiHidden="0" w:name="index 1"/>
-    <w:lsdException w:unhideWhenUsed="0" w:uiPriority="0" w:semiHidden="0" w:name="index 2"/>
-    <w:lsdException w:unhideWhenUsed="0" w:uiPriority="0" w:semiHidden="0" w:name="index 3"/>
-    <w:lsdException w:unhideWhenUsed="0" w:uiPriority="0" w:semiHidden="0" w:name="index 4"/>
-    <w:lsdException w:unhideWhenUsed="0" w:uiPriority="0" w:semiHidden="0" w:name="index 5"/>
-    <w:lsdException w:unhideWhenUsed="0" w:uiPriority="0" w:semiHidden="0" w:name="index 6"/>
-    <w:lsdException w:unhideWhenUsed="0" w:uiPriority="0" w:semiHidden="0" w:name="index 7"/>
-    <w:lsdException w:unhideWhenUsed="0" w:uiPriority="0" w:semiHidden="0" w:name="index 8"/>
-    <w:lsdException w:unhideWhenUsed="0" w:uiPriority="0" w:semiHidden="0" w:name="index 9"/>
-    <w:lsdException w:qFormat="1" w:unhideWhenUsed="0" w:uiPriority="0" w:semiHidden="0" w:name="toc 1"/>
-    <w:lsdException w:qFormat="1" w:unhideWhenUsed="0" w:uiPriority="0" w:semiHidden="0" w:name="toc 2"/>
-    <w:lsdException w:qFormat="1" w:unhideWhenUsed="0" w:uiPriority="0" w:semiHidden="0" w:name="toc 3"/>
-    <w:lsdException w:unhideWhenUsed="0" w:uiPriority="0" w:semiHidden="0" w:name="toc 4"/>
-    <w:lsdException w:unhideWhenUsed="0" w:uiPriority="0" w:semiHidden="0" w:name="toc 5"/>
-    <w:lsdException w:unhideWhenUsed="0" w:uiPriority="0" w:semiHidden="0" w:name="toc 6"/>
-    <w:lsdException w:unhideWhenUsed="0" w:uiPriority="0" w:semiHidden="0" w:name="toc 7"/>
-    <w:lsdException w:unhideWhenUsed="0" w:uiPriority="0" w:semiHidden="0" w:name="toc 8"/>
-    <w:lsdException w:unhideWhenUsed="0" w:uiPriority="0" w:semiHidden="0" w:name="toc 9"/>
-    <w:lsdException w:unhideWhenUsed="0" w:uiPriority="0" w:semiHidden="0" w:name="Normal Indent"/>
-    <w:lsdException w:unhideWhenUsed="0" w:uiPriority="0" w:semiHidden="0" w:name="footnote text"/>
-    <w:lsdException w:qFormat="1" w:unhideWhenUsed="0" w:uiPriority="0" w:semiHidden="0" w:name="annotation text"/>
-    <w:lsdException w:qFormat="1" w:unhideWhenUsed="0" w:uiPriority="0" w:semiHidden="0" w:name="header"/>
-    <w:lsdException w:qFormat="1" w:unhideWhenUsed="0" w:uiPriority="0" w:semiHidden="0" w:name="footer"/>
-    <w:lsdException w:unhideWhenUsed="0" w:uiPriority="0" w:semiHidden="0" w:name="index heading"/>
-    <w:lsdException w:qFormat="1" w:uiPriority="0" w:name="caption"/>
-    <w:lsdException w:unhideWhenUsed="0" w:uiPriority="0" w:semiHidden="0" w:name="table of figures"/>
-    <w:lsdException w:unhideWhenUsed="0" w:uiPriority="0" w:semiHidden="0" w:name="envelope address"/>
-    <w:lsdException w:unhideWhenUsed="0" w:uiPriority="0" w:semiHidden="0" w:name="envelope return"/>
-    <w:lsdException w:unhideWhenUsed="0" w:uiPriority="0" w:semiHidden="0" w:name="footnote reference"/>
-    <w:lsdException w:unhideWhenUsed="0" w:uiPriority="0" w:semiHidden="0" w:name="annotation reference"/>
-    <w:lsdException w:unhideWhenUsed="0" w:uiPriority="0" w:semiHidden="0" w:name="line number"/>
-    <w:lsdException w:unhideWhenUsed="0" w:uiPriority="0" w:semiHidden="0" w:name="page number"/>
-    <w:lsdException w:unhideWhenUsed="0" w:uiPriority="0" w:semiHidden="0" w:name="endnote reference"/>
-    <w:lsdException w:unhideWhenUsed="0" w:uiPriority="0" w:semiHidden="0" w:name="endnote text"/>
-    <w:lsdException w:unhideWhenUsed="0" w:uiPriority="0" w:semiHidden="0" w:name="table of authorities"/>
-    <w:lsdException w:unhideWhenUsed="0" w:uiPriority="0" w:semiHidden="0" w:name="macro"/>
-    <w:lsdException w:unhideWhenUsed="0" w:uiPriority="0" w:semiHidden="0" w:name="toa heading"/>
-    <w:lsdException w:unhideWhenUsed="0" w:uiPriority="0" w:semiHidden="0" w:name="List"/>
-    <w:lsdException w:unhideWhenUsed="0" w:uiPriority="0" w:semiHidden="0" w:name="List Bullet"/>
-    <w:lsdException w:unhideWhenUsed="0" w:uiPriority="0" w:semiHidden="0" w:name="List Number"/>
-    <w:lsdException w:unhideWhenUsed="0" w:uiPriority="0" w:semiHidden="0" w:name="List 2"/>
-    <w:lsdException w:unhideWhenUsed="0" w:uiPriority="0" w:semiHidden="0" w:name="List 3"/>
-    <w:lsdException w:unhideWhenUsed="0" w:uiPriority="0" w:semiHidden="0" w:name="List 4"/>
-    <w:lsdException w:unhideWhenUsed="0" w:uiPriority="0" w:semiHidden="0" w:name="List 5"/>
-    <w:lsdException w:unhideWhenUsed="0" w:uiPriority="0" w:semiHidden="0" w:name="List Bullet 2"/>
-    <w:lsdException w:unhideWhenUsed="0" w:uiPriority="0" w:semiHidden="0" w:name="List Bullet 3"/>
-    <w:lsdException w:unhideWhenUsed="0" w:uiPriority="0" w:semiHidden="0" w:name="List Bullet 4"/>
-    <w:lsdException w:unhideWhenUsed="0" w:uiPriority="0" w:semiHidden="0" w:name="List Bullet 5"/>
-    <w:lsdException w:unhideWhenUsed="0" w:uiPriority="0" w:semiHidden="0" w:name="List Number 2"/>
-    <w:lsdException w:unhideWhenUsed="0" w:uiPriority="0" w:semiHidden="0" w:name="List Number 3"/>
-    <w:lsdException w:unhideWhenUsed="0" w:uiPriority="0" w:semiHidden="0" w:name="List Number 4"/>
-    <w:lsdException w:unhideWhenUsed="0" w:uiPriority="0" w:semiHidden="0" w:name="List Number 5"/>
-    <w:lsdException w:qFormat="1" w:unhideWhenUsed="0" w:uiPriority="0" w:semiHidden="0" w:name="Title"/>
-    <w:lsdException w:unhideWhenUsed="0" w:uiPriority="0" w:semiHidden="0" w:name="Closing"/>
-    <w:lsdException w:unhideWhenUsed="0" w:uiPriority="0" w:semiHidden="0" w:name="Signature"/>
-    <w:lsdException w:qFormat="1" w:unhideWhenUsed="0" w:uiPriority="0" w:name="Default Paragraph Font"/>
-    <w:lsdException w:qFormat="1" w:unhideWhenUsed="0" w:uiPriority="0" w:name="Body Text"/>
-    <w:lsdException w:unhideWhenUsed="0" w:uiPriority="0" w:semiHidden="0" w:name="Body Text Indent"/>
-    <w:lsdException w:unhideWhenUsed="0" w:uiPriority="0" w:semiHidden="0" w:name="List Continue"/>
-    <w:lsdException w:unhideWhenUsed="0" w:uiPriority="0" w:semiHidden="0" w:name="List Continue 2"/>
-    <w:lsdException w:unhideWhenUsed="0" w:uiPriority="0" w:semiHidden="0" w:name="List Continue 3"/>
-    <w:lsdException w:unhideWhenUsed="0" w:uiPriority="0" w:semiHidden="0" w:name="List Continue 4"/>
-    <w:lsdException w:unhideWhenUsed="0" w:uiPriority="0" w:semiHidden="0" w:name="List Continue 5"/>
-    <w:lsdException w:unhideWhenUsed="0" w:uiPriority="0" w:semiHidden="0" w:name="Message Header"/>
-    <w:lsdException w:qFormat="1" w:unhideWhenUsed="0" w:uiPriority="0" w:semiHidden="0" w:name="Subtitle"/>
-    <w:lsdException w:unhideWhenUsed="0" w:uiPriority="0" w:semiHidden="0" w:name="Salutation"/>
-    <w:lsdException w:unhideWhenUsed="0" w:uiPriority="0" w:semiHidden="0" w:name="Date"/>
-    <w:lsdException w:unhideWhenUsed="0" w:uiPriority="0" w:semiHidden="0" w:name="Body Text First Indent"/>
-    <w:lsdException w:unhideWhenUsed="0" w:uiPriority="0" w:semiHidden="0" w:name="Body Text First Indent 2"/>
-    <w:lsdException w:uiPriority="99" w:name="Note Heading"/>
-    <w:lsdException w:unhideWhenUsed="0" w:uiPriority="0" w:semiHidden="0" w:name="Body Text 2"/>
-    <w:lsdException w:unhideWhenUsed="0" w:uiPriority="0" w:semiHidden="0" w:name="Body Text 3"/>
-    <w:lsdException w:unhideWhenUsed="0" w:uiPriority="0" w:semiHidden="0" w:name="Body Text Indent 2"/>
-    <w:lsdException w:unhideWhenUsed="0" w:uiPriority="0" w:semiHidden="0" w:name="Body Text Indent 3"/>
-    <w:lsdException w:unhideWhenUsed="0" w:uiPriority="0" w:semiHidden="0" w:name="Block Text"/>
-    <w:lsdException w:unhideWhenUsed="0" w:uiPriority="0" w:semiHidden="0" w:name="Hyperlink"/>
-    <w:lsdException w:unhideWhenUsed="0" w:uiPriority="0" w:semiHidden="0" w:name="FollowedHyperlink"/>
-    <w:lsdException w:qFormat="1" w:unhideWhenUsed="0" w:uiPriority="0" w:semiHidden="0" w:name="Strong"/>
-    <w:lsdException w:qFormat="1" w:unhideWhenUsed="0" w:uiPriority="0" w:semiHidden="0" w:name="Emphasis"/>
-    <w:lsdException w:unhideWhenUsed="0" w:uiPriority="0" w:semiHidden="0" w:name="Document Map"/>
-    <w:lsdException w:unhideWhenUsed="0" w:uiPriority="0" w:semiHidden="0" w:name="Plain Text"/>
-    <w:lsdException w:unhideWhenUsed="0" w:uiPriority="0" w:semiHidden="0" w:name="E-mail Signature"/>
-    <w:lsdException w:qFormat="1" w:unhideWhenUsed="0" w:uiPriority="0" w:semiHidden="0" w:name="Normal (Web)"/>
-    <w:lsdException w:unhideWhenUsed="0" w:uiPriority="0" w:semiHidden="0" w:name="HTML Acronym"/>
-    <w:lsdException w:unhideWhenUsed="0" w:uiPriority="0" w:semiHidden="0" w:name="HTML Address"/>
-    <w:lsdException w:unhideWhenUsed="0" w:uiPriority="0" w:semiHidden="0" w:name="HTML Cite"/>
-    <w:lsdException w:unhideWhenUsed="0" w:uiPriority="0" w:semiHidden="0" w:name="HTML Code"/>
-    <w:lsdException w:unhideWhenUsed="0" w:uiPriority="0" w:semiHidden="0" w:name="HTML Definition"/>
-    <w:lsdException w:unhideWhenUsed="0" w:uiPriority="0" w:semiHidden="0" w:name="HTML Keyboard"/>
-    <w:lsdException w:unhideWhenUsed="0" w:uiPriority="0" w:semiHidden="0" w:name="HTML Preformatted"/>
-    <w:lsdException w:unhideWhenUsed="0" w:uiPriority="0" w:semiHidden="0" w:name="HTML Sample"/>
-    <w:lsdException w:unhideWhenUsed="0" w:uiPriority="0" w:semiHidden="0" w:name="HTML Typewriter"/>
-    <w:lsdException w:unhideWhenUsed="0" w:uiPriority="0" w:semiHidden="0" w:name="HTML Variable"/>
-    <w:lsdException w:qFormat="1" w:unhideWhenUsed="0" w:uiPriority="0" w:name="Normal Table"/>
-    <w:lsdException w:unhideWhenUsed="0" w:uiPriority="0" w:semiHidden="0" w:name="annotation subject"/>
-    <w:lsdException w:unhideWhenUsed="0" w:uiPriority="0" w:semiHidden="0" w:name="Table Simple 1"/>
-    <w:lsdException w:unhideWhenUsed="0" w:uiPriority="0" w:semiHidden="0" w:name="Table Simple 2"/>
-    <w:lsdException w:unhideWhenUsed="0" w:uiPriority="0" w:semiHidden="0" w:name="Table Simple 3"/>
-    <w:lsdException w:unhideWhenUsed="0" w:uiPriority="0" w:semiHidden="0" w:name="Table Classic 1"/>
-    <w:lsdException w:unhideWhenUsed="0" w:uiPriority="0" w:semiHidden="0" w:name="Table Classic 2"/>
-    <w:lsdException w:unhideWhenUsed="0" w:uiPriority="0" w:semiHidden="0" w:name="Table Classic 3"/>
-    <w:lsdException w:unhideWhenUsed="0" w:uiPriority="0" w:semiHidden="0" w:name="Table Classic 4"/>
-    <w:lsdException w:unhideWhenUsed="0" w:uiPriority="0" w:semiHidden="0" w:name="Table Colorful 1"/>
-    <w:lsdException w:unhideWhenUsed="0" w:uiPriority="0" w:semiHidden="0" w:name="Table Colorful 2"/>
-    <w:lsdException w:unhideWhenUsed="0" w:uiPriority="0" w:semiHidden="0" w:name="Table Colorful 3"/>
-    <w:lsdException w:unhideWhenUsed="0" w:uiPriority="0" w:semiHidden="0" w:name="Table Columns 1"/>
-    <w:lsdException w:unhideWhenUsed="0" w:uiPriority="0" w:semiHidden="0" w:name="Table Columns 2"/>
-    <w:lsdException w:unhideWhenUsed="0" w:uiPriority="0" w:semiHidden="0" w:name="Table Columns 3"/>
-    <w:lsdException w:unhideWhenUsed="0" w:uiPriority="0" w:semiHidden="0" w:name="Table Columns 4"/>
-    <w:lsdException w:unhideWhenUsed="0" w:uiPriority="0" w:semiHidden="0" w:name="Table Columns 5"/>
-    <w:lsdException w:unhideWhenUsed="0" w:uiPriority="0" w:semiHidden="0" w:name="Table Grid 1"/>
-    <w:lsdException w:unhideWhenUsed="0" w:uiPriority="0" w:semiHidden="0" w:name="Table Grid 2"/>
-    <w:lsdException w:unhideWhenUsed="0" w:uiPriority="0" w:semiHidden="0" w:name="Table Grid 3"/>
-    <w:lsdException w:unhideWhenUsed="0" w:uiPriority="0" w:semiHidden="0" w:name="Table Grid 4"/>
-    <w:lsdException w:unhideWhenUsed="0" w:uiPriority="0" w:semiHidden="0" w:name="Table Grid 5"/>
-    <w:lsdException w:unhideWhenUsed="0" w:uiPriority="0" w:semiHidden="0" w:name="Table Grid 6"/>
-    <w:lsdException w:unhideWhenUsed="0" w:uiPriority="0" w:semiHidden="0" w:name="Table Grid 7"/>
-    <w:lsdException w:unhideWhenUsed="0" w:uiPriority="0" w:semiHidden="0" w:name="Table Grid 8"/>
-    <w:lsdException w:unhideWhenUsed="0" w:uiPriority="0" w:semiHidden="0" w:name="Table List 1"/>
-    <w:lsdException w:unhideWhenUsed="0" w:uiPriority="0" w:semiHidden="0" w:name="Table List 2"/>
-    <w:lsdException w:unhideWhenUsed="0" w:uiPriority="0" w:semiHidden="0" w:name="Table List 3"/>
-    <w:lsdException w:unhideWhenUsed="0" w:uiPriority="0" w:semiHidden="0" w:name="Table List 4"/>
-    <w:lsdException w:unhideWhenUsed="0" w:uiPriority="0" w:semiHidden="0" w:name="Table List 5"/>
-    <w:lsdException w:unhideWhenUsed="0" w:uiPriority="0" w:semiHidden="0" w:name="Table List 6"/>
-    <w:lsdException w:unhideWhenUsed="0" w:uiPriority="0" w:semiHidden="0" w:name="Table List 7"/>
-    <w:lsdException w:unhideWhenUsed="0" w:uiPriority="0" w:semiHidden="0" w:name="Table List 8"/>
-    <w:lsdException w:unhideWhenUsed="0" w:uiPriority="0" w:semiHidden="0" w:name="Table 3D effects 1"/>
-    <w:lsdException w:unhideWhenUsed="0" w:uiPriority="0" w:semiHidden="0" w:name="Table 3D effects 2"/>
-    <w:lsdException w:unhideWhenUsed="0" w:uiPriority="0" w:semiHidden="0" w:name="Table 3D effects 3"/>
-    <w:lsdException w:unhideWhenUsed="0" w:uiPriority="0" w:semiHidden="0" w:name="Table Contemporary"/>
-    <w:lsdException w:unhideWhenUsed="0" w:uiPriority="0" w:semiHidden="0" w:name="Table Elegant"/>
-    <w:lsdException w:unhideWhenUsed="0" w:uiPriority="0" w:semiHidden="0" w:name="Table Professional"/>
-    <w:lsdException w:unhideWhenUsed="0" w:uiPriority="0" w:semiHidden="0" w:name="Table Subtle 1"/>
-    <w:lsdException w:unhideWhenUsed="0" w:uiPriority="0" w:semiHidden="0" w:name="Table Subtle 2"/>
-    <w:lsdException w:unhideWhenUsed="0" w:uiPriority="0" w:semiHidden="0" w:name="Table Web 1"/>
-    <w:lsdException w:unhideWhenUsed="0" w:uiPriority="0" w:semiHidden="0" w:name="Table Web 2"/>
-    <w:lsdException w:unhideWhenUsed="0" w:uiPriority="0" w:semiHidden="0" w:name="Table Web 3"/>
-    <w:lsdException w:unhideWhenUsed="0" w:uiPriority="0" w:semiHidden="0" w:name="Balloon Text"/>
-    <w:lsdException w:qFormat="1" w:unhideWhenUsed="0" w:uiPriority="0" w:semiHidden="0" w:name="Table Grid"/>
-    <w:lsdException w:unhideWhenUsed="0" w:uiPriority="0" w:semiHidden="0" w:name="Table Theme"/>
-    <w:lsdException w:unhideWhenUsed="0" w:uiPriority="60" w:semiHidden="0" w:name="Light Shading"/>
-    <w:lsdException w:unhideWhenUsed="0" w:uiPriority="61" w:semiHidden="0" w:name="Light List"/>
-    <w:lsdException w:unhideWhenUsed="0" w:uiPriority="62" w:semiHidden="0" w:name="Light Grid"/>
-    <w:lsdException w:unhideWhenUsed="0" w:uiPriority="63" w:semiHidden="0" w:name="Medium Shading 1"/>
-    <w:lsdException w:unhideWhenUsed="0" w:uiPriority="64" w:semiHidden="0" w:name="Medium Shading 2"/>
-    <w:lsdException w:unhideWhenUsed="0" w:uiPriority="65" w:semiHidden="0" w:name="Medium List 1"/>
-    <w:lsdException w:unhideWhenUsed="0" w:uiPriority="66" w:semiHidden="0" w:name="Medium List 2"/>
-    <w:lsdException w:unhideWhenUsed="0" w:uiPriority="67" w:semiHidden="0" w:name="Medium Grid 1"/>
-    <w:lsdException w:unhideWhenUsed="0" w:uiPriority="68" w:semiHidden="0" w:name="Medium Grid 2"/>
-    <w:lsdException w:unhideWhenUsed="0" w:uiPriority="69" w:semiHidden="0" w:name="Medium Grid 3"/>
-    <w:lsdException w:unhideWhenUsed="0" w:uiPriority="70" w:semiHidden="0" w:name="Dark List"/>
-    <w:lsdException w:unhideWhenUsed="0" w:uiPriority="71" w:semiHidden="0" w:name="Colorful Shading"/>
-    <w:lsdException w:unhideWhenUsed="0" w:uiPriority="72" w:semiHidden="0" w:name="Colorful List"/>
-    <w:lsdException w:unhideWhenUsed="0" w:uiPriority="73" w:semiHidden="0" w:name="Colorful Grid"/>
-    <w:lsdException w:unhideWhenUsed="0" w:uiPriority="60" w:semiHidden="0" w:name="Light Shading Accent 1"/>
-    <w:lsdException w:unhideWhenUsed="0" w:uiPriority="61" w:semiHidden="0" w:name="Light List Accent 1"/>
-    <w:lsdException w:unhideWhenUsed="0" w:uiPriority="62" w:semiHidden="0" w:name="Light Grid Accent 1"/>
-    <w:lsdException w:unhideWhenUsed="0" w:uiPriority="63" w:semiHidden="0" w:name="Medium Shading 1 Accent 1"/>
-    <w:lsdException w:unhideWhenUsed="0" w:uiPriority="64" w:semiHidden="0" w:name="Medium Shading 2 Accent 1"/>
-    <w:lsdException w:unhideWhenUsed="0" w:uiPriority="65" w:semiHidden="0" w:name="Medium List 1 Accent 1"/>
-    <w:lsdException w:unhideWhenUsed="0" w:uiPriority="66" w:semiHidden="0" w:name="Medium List 2 Accent 1"/>
-    <w:lsdException w:unhideWhenUsed="0" w:uiPriority="67" w:semiHidden="0" w:name="Medium Grid 1 Accent 1"/>
-    <w:lsdException w:unhideWhenUsed="0" w:uiPriority="68" w:semiHidden="0" w:name="Medium Grid 2 Accent 1"/>
-    <w:lsdException w:unhideWhenUsed="0" w:uiPriority="69" w:semiHidden="0" w:name="Medium Grid 3 Accent 1"/>
-    <w:lsdException w:unhideWhenUsed="0" w:uiPriority="70" w:semiHidden="0" w:name="Dark List Accent 1"/>
-    <w:lsdException w:unhideWhenUsed="0" w:uiPriority="71" w:semiHidden="0" w:name="Colorful Shading Accent 1"/>
-    <w:lsdException w:unhideWhenUsed="0" w:uiPriority="72" w:semiHidden="0" w:name="Colorful List Accent 1"/>
-    <w:lsdException w:unhideWhenUsed="0" w:uiPriority="73" w:semiHidden="0" w:name="Colorful Grid Accent 1"/>
-    <w:lsdException w:unhideWhenUsed="0" w:uiPriority="60" w:semiHidden="0" w:name="Light Shading Accent 2"/>
-    <w:lsdException w:unhideWhenUsed="0" w:uiPriority="61" w:semiHidden="0" w:name="Light List Accent 2"/>
-    <w:lsdException w:unhideWhenUsed="0" w:uiPriority="62" w:semiHidden="0" w:name="Light Grid Accent 2"/>
-    <w:lsdException w:unhideWhenUsed="0" w:uiPriority="63" w:semiHidden="0" w:name="Medium Shading 1 Accent 2"/>
-    <w:lsdException w:unhideWhenUsed="0" w:uiPriority="64" w:semiHidden="0" w:name="Medium Shading 2 Accent 2"/>
-    <w:lsdException w:unhideWhenUsed="0" w:uiPriority="65" w:semiHidden="0" w:name="Medium List 1 Accent 2"/>
-    <w:lsdException w:unhideWhenUsed="0" w:uiPriority="66" w:semiHidden="0" w:name="Medium List 2 Accent 2"/>
-    <w:lsdException w:unhideWhenUsed="0" w:uiPriority="67" w:semiHidden="0" w:name="Medium Grid 1 Accent 2"/>
-    <w:lsdException w:unhideWhenUsed="0" w:uiPriority="68" w:semiHidden="0" w:name="Medium Grid 2 Accent 2"/>
-    <w:lsdException w:unhideWhenUsed="0" w:uiPriority="69" w:semiHidden="0" w:name="Medium Grid 3 Accent 2"/>
-    <w:lsdException w:unhideWhenUsed="0" w:uiPriority="70" w:semiHidden="0" w:name="Dark List Accent 2"/>
-    <w:lsdException w:unhideWhenUsed="0" w:uiPriority="71" w:semiHidden="0" w:name="Colorful Shading Accent 2"/>
-    <w:lsdException w:unhideWhenUsed="0" w:uiPriority="72" w:semiHidden="0" w:name="Colorful List Accent 2"/>
-    <w:lsdException w:unhideWhenUsed="0" w:uiPriority="73" w:semiHidden="0" w:name="Colorful Grid Accent 2"/>
-    <w:lsdException w:unhideWhenUsed="0" w:uiPriority="60" w:semiHidden="0" w:name="Light Shading Accent 3"/>
-    <w:lsdException w:unhideWhenUsed="0" w:uiPriority="61" w:semiHidden="0" w:name="Light List Accent 3"/>
-    <w:lsdException w:unhideWhenUsed="0" w:uiPriority="62" w:semiHidden="0" w:name="Light Grid Accent 3"/>
-    <w:lsdException w:unhideWhenUsed="0" w:uiPriority="63" w:semiHidden="0" w:name="Medium Shading 1 Accent 3"/>
-    <w:lsdException w:unhideWhenUsed="0" w:uiPriority="64" w:semiHidden="0" w:name="Medium Shading 2 Accent 3"/>
-    <w:lsdException w:unhideWhenUsed="0" w:uiPriority="65" w:semiHidden="0" w:name="Medium List 1 Accent 3"/>
-    <w:lsdException w:unhideWhenUsed="0" w:uiPriority="66" w:semiHidden="0" w:name="Medium List 2 Accent 3"/>
-    <w:lsdException w:unhideWhenUsed="0" w:uiPriority="67" w:semiHidden="0" w:name="Medium Grid 1 Accent 3"/>
-    <w:lsdException w:unhideWhenUsed="0" w:uiPriority="68" w:semiHidden="0" w:name="Medium Grid 2 Accent 3"/>
-    <w:lsdException w:unhideWhenUsed="0" w:uiPriority="69" w:semiHidden="0" w:name="Medium Grid 3 Accent 3"/>
-    <w:lsdException w:unhideWhenUsed="0" w:uiPriority="70" w:semiHidden="0" w:name="Dark List Accent 3"/>
-    <w:lsdException w:unhideWhenUsed="0" w:uiPriority="71" w:semiHidden="0" w:name="Colorful Shading Accent 3"/>
-    <w:lsdException w:unhideWhenUsed="0" w:uiPriority="72" w:semiHidden="0" w:name="Colorful List Accent 3"/>
-    <w:lsdException w:unhideWhenUsed="0" w:uiPriority="73" w:semiHidden="0" w:name="Colorful Grid Accent 3"/>
-    <w:lsdException w:unhideWhenUsed="0" w:uiPriority="60" w:semiHidden="0" w:name="Light Shading Accent 4"/>
-    <w:lsdException w:unhideWhenUsed="0" w:uiPriority="61" w:semiHidden="0" w:name="Light List Accent 4"/>
-    <w:lsdException w:unhideWhenUsed="0" w:uiPriority="62" w:semiHidden="0" w:name="Light Grid Accent 4"/>
-    <w:lsdException w:unhideWhenUsed="0" w:uiPriority="63" w:semiHidden="0" w:name="Medium Shading 1 Accent 4"/>
-    <w:lsdException w:unhideWhenUsed="0" w:uiPriority="64" w:semiHidden="0" w:name="Medium Shading 2 Accent 4"/>
-    <w:lsdException w:unhideWhenUsed="0" w:uiPriority="65" w:semiHidden="0" w:name="Medium List 1 Accent 4"/>
-    <w:lsdException w:unhideWhenUsed="0" w:uiPriority="66" w:semiHidden="0" w:name="Medium List 2 Accent 4"/>
-    <w:lsdException w:unhideWhenUsed="0" w:uiPriority="67" w:semiHidden="0" w:name="Medium Grid 1 Accent 4"/>
-    <w:lsdException w:unhideWhenUsed="0" w:uiPriority="68" w:semiHidden="0" w:name="Medium Grid 2 Accent 4"/>
-    <w:lsdException w:unhideWhenUsed="0" w:uiPriority="69" w:semiHidden="0" w:name="Medium Grid 3 Accent 4"/>
-    <w:lsdException w:unhideWhenUsed="0" w:uiPriority="70" w:semiHidden="0" w:name="Dark List Accent 4"/>
-    <w:lsdException w:unhideWhenUsed="0" w:uiPriority="71" w:semiHidden="0" w:name="Colorful Shading Accent 4"/>
-    <w:lsdException w:unhideWhenUsed="0" w:uiPriority="72" w:semiHidden="0" w:name="Colorful List Accent 4"/>
-    <w:lsdException w:unhideWhenUsed="0" w:uiPriority="73" w:semiHidden="0" w:name="Colorful Grid Accent 4"/>
-    <w:lsdException w:unhideWhenUsed="0" w:uiPriority="60" w:semiHidden="0" w:name="Light Shading Accent 5"/>
-    <w:lsdException w:unhideWhenUsed="0" w:uiPriority="61" w:semiHidden="0" w:name="Light List Accent 5"/>
-    <w:lsdException w:unhideWhenUsed="0" w:uiPriority="62" w:semiHidden="0" w:name="Light Grid Accent 5"/>
-    <w:lsdException w:unhideWhenUsed="0" w:uiPriority="63" w:semiHidden="0" w:name="Medium Shading 1 Accent 5"/>
-    <w:lsdException w:unhideWhenUsed="0" w:uiPriority="64" w:semiHidden="0" w:name="Medium Shading 2 Accent 5"/>
-    <w:lsdException w:unhideWhenUsed="0" w:uiPriority="65" w:semiHidden="0" w:name="Medium List 1 Accent 5"/>
-    <w:lsdException w:unhideWhenUsed="0" w:uiPriority="66" w:semiHidden="0" w:name="Medium List 2 Accent 5"/>
-    <w:lsdException w:unhideWhenUsed="0" w:uiPriority="67" w:semiHidden="0" w:name="Medium Grid 1 Accent 5"/>
-    <w:lsdException w:unhideWhenUsed="0" w:uiPriority="68" w:semiHidden="0" w:name="Medium Grid 2 Accent 5"/>
-    <w:lsdException w:unhideWhenUsed="0" w:uiPriority="69" w:semiHidden="0" w:name="Medium Grid 3 Accent 5"/>
-    <w:lsdException w:unhideWhenUsed="0" w:uiPriority="70" w:semiHidden="0" w:name="Dark List Accent 5"/>
-    <w:lsdException w:unhideWhenUsed="0" w:uiPriority="71" w:semiHidden="0" w:name="Colorful Shading Accent 5"/>
-    <w:lsdException w:unhideWhenUsed="0" w:uiPriority="72" w:semiHidden="0" w:name="Colorful List Accent 5"/>
-    <w:lsdException w:unhideWhenUsed="0" w:uiPriority="73" w:semiHidden="0" w:name="Colorful Grid Accent 5"/>
-    <w:lsdException w:unhideWhenUsed="0" w:uiPriority="60" w:semiHidden="0" w:name="Light Shading Accent 6"/>
-    <w:lsdException w:unhideWhenUsed="0" w:uiPriority="61" w:semiHidden="0" w:name="Light List Accent 6"/>
-    <w:lsdException w:unhideWhenUsed="0" w:uiPriority="62" w:semiHidden="0" w:name="Light Grid Accent 6"/>
-    <w:lsdException w:unhideWhenUsed="0" w:uiPriority="63" w:semiHidden="0" w:name="Medium Shading 1 Accent 6"/>
-    <w:lsdException w:unhideWhenUsed="0" w:uiPriority="64" w:semiHidden="0" w:name="Medium Shading 2 Accent 6"/>
-    <w:lsdException w:unhideWhenUsed="0" w:uiPriority="65" w:semiHidden="0" w:name="Medium List 1 Accent 6"/>
-    <w:lsdException w:unhideWhenUsed="0" w:uiPriority="66" w:semiHidden="0" w:name="Medium List 2 Accent 6"/>
-    <w:lsdException w:unhideWhenUsed="0" w:uiPriority="67" w:semiHidden="0" w:name="Medium Grid 1 Accent 6"/>
-    <w:lsdException w:unhideWhenUsed="0" w:uiPriority="68" w:semiHidden="0" w:name="Medium Grid 2 Accent 6"/>
-    <w:lsdException w:unhideWhenUsed="0" w:uiPriority="69" w:semiHidden="0" w:name="Medium Grid 3 Accent 6"/>
-    <w:lsdException w:unhideWhenUsed="0" w:uiPriority="70" w:semiHidden="0" w:name="Dark List Accent 6"/>
-    <w:lsdException w:unhideWhenUsed="0" w:uiPriority="71" w:semiHidden="0" w:name="Colorful Shading Accent 6"/>
-    <w:lsdException w:unhideWhenUsed="0" w:uiPriority="72" w:semiHidden="0" w:name="Colorful List Accent 6"/>
-    <w:lsdException w:unhideWhenUsed="0" w:uiPriority="73" w:semiHidden="0" w:name="Colorful Grid Accent 6"/>
+  <w:latentStyles w:defLockedState="0" w:defUIPriority="99" w:defSemiHidden="1" w:defUnhideWhenUsed="1" w:defQFormat="0" w:count="260">
+    <w:lsdException w:name="Normal" w:semiHidden="0" w:uiPriority="0" w:unhideWhenUsed="0" w:qFormat="1"/>
+    <w:lsdException w:name="heading 1" w:semiHidden="0" w:uiPriority="0" w:unhideWhenUsed="0" w:qFormat="1"/>
+    <w:lsdException w:name="heading 2" w:semiHidden="0" w:uiPriority="0" w:qFormat="1"/>
+    <w:lsdException w:name="heading 3" w:uiPriority="0" w:qFormat="1"/>
+    <w:lsdException w:name="heading 4" w:semiHidden="0" w:uiPriority="0" w:qFormat="1"/>
+    <w:lsdException w:name="heading 5" w:uiPriority="0" w:qFormat="1"/>
+    <w:lsdException w:name="heading 6" w:uiPriority="0" w:qFormat="1"/>
+    <w:lsdException w:name="heading 7" w:uiPriority="0" w:qFormat="1"/>
+    <w:lsdException w:name="heading 8" w:uiPriority="0" w:qFormat="1"/>
+    <w:lsdException w:name="heading 9" w:uiPriority="0" w:qFormat="1"/>
+    <w:lsdException w:name="index 1" w:semiHidden="0" w:uiPriority="0" w:unhideWhenUsed="0"/>
+    <w:lsdException w:name="index 2" w:semiHidden="0" w:uiPriority="0" w:unhideWhenUsed="0"/>
+    <w:lsdException w:name="index 3" w:semiHidden="0" w:uiPriority="0" w:unhideWhenUsed="0"/>
+    <w:lsdException w:name="index 4" w:semiHidden="0" w:uiPriority="0" w:unhideWhenUsed="0"/>
+    <w:lsdException w:name="index 5" w:semiHidden="0" w:uiPriority="0" w:unhideWhenUsed="0"/>
+    <w:lsdException w:name="index 6" w:semiHidden="0" w:uiPriority="0" w:unhideWhenUsed="0"/>
+    <w:lsdException w:name="index 7" w:semiHidden="0" w:uiPriority="0" w:unhideWhenUsed="0"/>
+    <w:lsdException w:name="index 8" w:semiHidden="0" w:uiPriority="0" w:unhideWhenUsed="0"/>
+    <w:lsdException w:name="index 9" w:semiHidden="0" w:uiPriority="0" w:unhideWhenUsed="0"/>
+    <w:lsdException w:name="toc 1" w:semiHidden="0" w:uiPriority="0" w:unhideWhenUsed="0" w:qFormat="1"/>
+    <w:lsdException w:name="toc 2" w:semiHidden="0" w:uiPriority="0" w:unhideWhenUsed="0" w:qFormat="1"/>
+    <w:lsdException w:name="toc 3" w:semiHidden="0" w:uiPriority="0" w:unhideWhenUsed="0" w:qFormat="1"/>
+    <w:lsdException w:name="toc 4" w:semiHidden="0" w:uiPriority="0" w:unhideWhenUsed="0"/>
+    <w:lsdException w:name="toc 5" w:semiHidden="0" w:uiPriority="0" w:unhideWhenUsed="0"/>
+    <w:lsdException w:name="toc 6" w:semiHidden="0" w:uiPriority="0" w:unhideWhenUsed="0"/>
+    <w:lsdException w:name="toc 7" w:semiHidden="0" w:uiPriority="0" w:unhideWhenUsed="0"/>
+    <w:lsdException w:name="toc 8" w:semiHidden="0" w:uiPriority="0" w:unhideWhenUsed="0"/>
+    <w:lsdException w:name="toc 9" w:semiHidden="0" w:uiPriority="0" w:unhideWhenUsed="0"/>
+    <w:lsdException w:name="Normal Indent" w:semiHidden="0" w:uiPriority="0" w:unhideWhenUsed="0"/>
+    <w:lsdException w:name="footnote text" w:semiHidden="0" w:uiPriority="0" w:unhideWhenUsed="0"/>
+    <w:lsdException w:name="annotation text" w:semiHidden="0" w:uiPriority="0" w:unhideWhenUsed="0" w:qFormat="1"/>
+    <w:lsdException w:name="header" w:semiHidden="0" w:uiPriority="0" w:unhideWhenUsed="0" w:qFormat="1"/>
+    <w:lsdException w:name="footer" w:semiHidden="0" w:uiPriority="0" w:unhideWhenUsed="0" w:qFormat="1"/>
+    <w:lsdException w:name="index heading" w:semiHidden="0" w:uiPriority="0" w:unhideWhenUsed="0"/>
+    <w:lsdException w:name="caption" w:uiPriority="0" w:qFormat="1"/>
+    <w:lsdException w:name="table of figures" w:semiHidden="0" w:uiPriority="0" w:unhideWhenUsed="0"/>
+    <w:lsdException w:name="envelope address" w:semiHidden="0" w:uiPriority="0" w:unhideWhenUsed="0"/>
+    <w:lsdException w:name="envelope return" w:semiHidden="0" w:uiPriority="0" w:unhideWhenUsed="0"/>
+    <w:lsdException w:name="footnote reference" w:semiHidden="0" w:uiPriority="0" w:unhideWhenUsed="0"/>
+    <w:lsdException w:name="annotation reference" w:semiHidden="0" w:uiPriority="0" w:unhideWhenUsed="0"/>
+    <w:lsdException w:name="line number" w:semiHidden="0" w:uiPriority="0" w:unhideWhenUsed="0"/>
+    <w:lsdException w:name="page number" w:semiHidden="0" w:uiPriority="0" w:unhideWhenUsed="0"/>
+    <w:lsdException w:name="endnote reference" w:semiHidden="0" w:uiPriority="0" w:unhideWhenUsed="0"/>
+    <w:lsdException w:name="endnote text" w:semiHidden="0" w:uiPriority="0" w:unhideWhenUsed="0"/>
+    <w:lsdException w:name="table of authorities" w:semiHidden="0" w:uiPriority="0" w:unhideWhenUsed="0"/>
+    <w:lsdException w:name="macro" w:semiHidden="0" w:uiPriority="0" w:unhideWhenUsed="0"/>
+    <w:lsdException w:name="toa heading" w:semiHidden="0" w:uiPriority="0" w:unhideWhenUsed="0"/>
+    <w:lsdException w:name="List" w:semiHidden="0" w:uiPriority="0" w:unhideWhenUsed="0"/>
+    <w:lsdException w:name="List Bullet" w:semiHidden="0" w:uiPriority="0" w:unhideWhenUsed="0"/>
+    <w:lsdException w:name="List Number" w:semiHidden="0" w:uiPriority="0" w:unhideWhenUsed="0"/>
+    <w:lsdException w:name="List 2" w:semiHidden="0" w:uiPriority="0" w:unhideWhenUsed="0"/>
+    <w:lsdException w:name="List 3" w:semiHidden="0" w:uiPriority="0" w:unhideWhenUsed="0"/>
+    <w:lsdException w:name="List 4" w:semiHidden="0" w:uiPriority="0" w:unhideWhenUsed="0"/>
+    <w:lsdException w:name="List 5" w:semiHidden="0" w:uiPriority="0" w:unhideWhenUsed="0"/>
+    <w:lsdException w:name="List Bullet 2" w:semiHidden="0" w:uiPriority="0" w:unhideWhenUsed="0"/>
+    <w:lsdException w:name="List Bullet 3" w:semiHidden="0" w:uiPriority="0" w:unhideWhenUsed="0"/>
+    <w:lsdException w:name="List Bullet 4" w:semiHidden="0" w:uiPriority="0" w:unhideWhenUsed="0"/>
+    <w:lsdException w:name="List Bullet 5" w:semiHidden="0" w:uiPriority="0" w:unhideWhenUsed="0"/>
+    <w:lsdException w:name="List Number 2" w:semiHidden="0" w:uiPriority="0" w:unhideWhenUsed="0"/>
+    <w:lsdException w:name="List Number 3" w:semiHidden="0" w:uiPriority="0" w:unhideWhenUsed="0"/>
+    <w:lsdException w:name="List Number 4" w:semiHidden="0" w:uiPriority="0" w:unhideWhenUsed="0"/>
+    <w:lsdException w:name="List Number 5" w:semiHidden="0" w:uiPriority="0" w:unhideWhenUsed="0"/>
+    <w:lsdException w:name="Title" w:semiHidden="0" w:uiPriority="0" w:unhideWhenUsed="0" w:qFormat="1"/>
+    <w:lsdException w:name="Closing" w:semiHidden="0" w:uiPriority="0" w:unhideWhenUsed="0"/>
+    <w:lsdException w:name="Signature" w:semiHidden="0" w:uiPriority="0" w:unhideWhenUsed="0"/>
+    <w:lsdException w:name="Default Paragraph Font" w:uiPriority="0" w:unhideWhenUsed="0" w:qFormat="1"/>
+    <w:lsdException w:name="Body Text" w:uiPriority="0" w:unhideWhenUsed="0" w:qFormat="1"/>
+    <w:lsdException w:name="Body Text Indent" w:semiHidden="0" w:uiPriority="0" w:unhideWhenUsed="0"/>
+    <w:lsdException w:name="List Continue" w:semiHidden="0" w:uiPriority="0" w:unhideWhenUsed="0"/>
+    <w:lsdException w:name="List Continue 2" w:semiHidden="0" w:uiPriority="0" w:unhideWhenUsed="0"/>
+    <w:lsdException w:name="List Continue 3" w:semiHidden="0" w:uiPriority="0" w:unhideWhenUsed="0"/>
+    <w:lsdException w:name="List Continue 4" w:semiHidden="0" w:uiPriority="0" w:unhideWhenUsed="0"/>
+    <w:lsdException w:name="List Continue 5" w:semiHidden="0" w:uiPriority="0" w:unhideWhenUsed="0"/>
+    <w:lsdException w:name="Message Header" w:semiHidden="0" w:uiPriority="0" w:unhideWhenUsed="0"/>
+    <w:lsdException w:name="Subtitle" w:semiHidden="0" w:uiPriority="0" w:unhideWhenUsed="0" w:qFormat="1"/>
+    <w:lsdException w:name="Salutation" w:semiHidden="0" w:uiPriority="0" w:unhideWhenUsed="0"/>
+    <w:lsdException w:name="Date" w:semiHidden="0" w:uiPriority="0" w:unhideWhenUsed="0"/>
+    <w:lsdException w:name="Body Text First Indent" w:semiHidden="0" w:uiPriority="0" w:unhideWhenUsed="0"/>
+    <w:lsdException w:name="Body Text First Indent 2" w:semiHidden="0" w:uiPriority="0" w:unhideWhenUsed="0"/>
+    <w:lsdException w:name="Body Text 2" w:semiHidden="0" w:uiPriority="0" w:unhideWhenUsed="0"/>
+    <w:lsdException w:name="Body Text 3" w:semiHidden="0" w:uiPriority="0" w:unhideWhenUsed="0"/>
+    <w:lsdException w:name="Body Text Indent 2" w:semiHidden="0" w:uiPriority="0" w:unhideWhenUsed="0"/>
+    <w:lsdException w:name="Body Text Indent 3" w:semiHidden="0" w:uiPriority="0" w:unhideWhenUsed="0"/>
+    <w:lsdException w:name="Block Text" w:semiHidden="0" w:uiPriority="0" w:unhideWhenUsed="0"/>
+    <w:lsdException w:name="Hyperlink" w:semiHidden="0" w:uiPriority="0" w:unhideWhenUsed="0"/>
+    <w:lsdException w:name="FollowedHyperlink" w:semiHidden="0" w:uiPriority="0" w:unhideWhenUsed="0"/>
+    <w:lsdException w:name="Strong" w:semiHidden="0" w:uiPriority="0" w:unhideWhenUsed="0" w:qFormat="1"/>
+    <w:lsdException w:name="Emphasis" w:semiHidden="0" w:uiPriority="0" w:unhideWhenUsed="0" w:qFormat="1"/>
+    <w:lsdException w:name="Document Map" w:semiHidden="0" w:uiPriority="0" w:unhideWhenUsed="0"/>
+    <w:lsdException w:name="Plain Text" w:semiHidden="0" w:uiPriority="0" w:unhideWhenUsed="0"/>
+    <w:lsdException w:name="E-mail Signature" w:semiHidden="0" w:uiPriority="0" w:unhideWhenUsed="0"/>
+    <w:lsdException w:name="Normal (Web)" w:semiHidden="0" w:uiPriority="0" w:unhideWhenUsed="0" w:qFormat="1"/>
+    <w:lsdException w:name="HTML Acronym" w:semiHidden="0" w:uiPriority="0" w:unhideWhenUsed="0"/>
+    <w:lsdException w:name="HTML Address" w:semiHidden="0" w:uiPriority="0" w:unhideWhenUsed="0"/>
+    <w:lsdException w:name="HTML Cite" w:semiHidden="0" w:uiPriority="0" w:unhideWhenUsed="0"/>
+    <w:lsdException w:name="HTML Code" w:semiHidden="0" w:uiPriority="0" w:unhideWhenUsed="0"/>
+    <w:lsdException w:name="HTML Definition" w:semiHidden="0" w:uiPriority="0" w:unhideWhenUsed="0"/>
+    <w:lsdException w:name="HTML Keyboard" w:semiHidden="0" w:uiPriority="0" w:unhideWhenUsed="0"/>
+    <w:lsdException w:name="HTML Preformatted" w:semiHidden="0" w:uiPriority="0" w:unhideWhenUsed="0"/>
+    <w:lsdException w:name="HTML Sample" w:semiHidden="0" w:uiPriority="0" w:unhideWhenUsed="0"/>
+    <w:lsdException w:name="HTML Typewriter" w:semiHidden="0" w:uiPriority="0" w:unhideWhenUsed="0"/>
+    <w:lsdException w:name="HTML Variable" w:semiHidden="0" w:uiPriority="0" w:unhideWhenUsed="0"/>
+    <w:lsdException w:name="Normal Table" w:uiPriority="0" w:unhideWhenUsed="0" w:qFormat="1"/>
+    <w:lsdException w:name="annotation subject" w:semiHidden="0" w:uiPriority="0" w:unhideWhenUsed="0"/>
+    <w:lsdException w:name="Table Simple 1" w:semiHidden="0" w:uiPriority="0" w:unhideWhenUsed="0"/>
+    <w:lsdException w:name="Table Simple 2" w:semiHidden="0" w:uiPriority="0" w:unhideWhenUsed="0"/>
+    <w:lsdException w:name="Table Simple 3" w:semiHidden="0" w:uiPriority="0" w:unhideWhenUsed="0"/>
+    <w:lsdException w:name="Table Classic 1" w:semiHidden="0" w:uiPriority="0" w:unhideWhenUsed="0"/>
+    <w:lsdException w:name="Table Classic 2" w:semiHidden="0" w:uiPriority="0" w:unhideWhenUsed="0"/>
+    <w:lsdException w:name="Table Classic 3" w:semiHidden="0" w:uiPriority="0" w:unhideWhenUsed="0"/>
+    <w:lsdException w:name="Table Classic 4" w:semiHidden="0" w:uiPriority="0" w:unhideWhenUsed="0"/>
+    <w:lsdException w:name="Table Colorful 1" w:semiHidden="0" w:uiPriority="0" w:unhideWhenUsed="0"/>
+    <w:lsdException w:name="Table Colorful 2" w:semiHidden="0" w:uiPriority="0" w:unhideWhenUsed="0"/>
+    <w:lsdException w:name="Table Colorful 3" w:semiHidden="0" w:uiPriority="0" w:unhideWhenUsed="0"/>
+    <w:lsdException w:name="Table Columns 1" w:semiHidden="0" w:uiPriority="0" w:unhideWhenUsed="0"/>
+    <w:lsdException w:name="Table Columns 2" w:semiHidden="0" w:uiPriority="0" w:unhideWhenUsed="0"/>
+    <w:lsdException w:name="Table Columns 3" w:semiHidden="0" w:uiPriority="0" w:unhideWhenUsed="0"/>
+    <w:lsdException w:name="Table Columns 4" w:semiHidden="0" w:uiPriority="0" w:unhideWhenUsed="0"/>
+    <w:lsdException w:name="Table Columns 5" w:semiHidden="0" w:uiPriority="0" w:unhideWhenUsed="0"/>
+    <w:lsdException w:name="Table Grid 1" w:semiHidden="0" w:uiPriority="0" w:unhideWhenUsed="0"/>
+    <w:lsdException w:name="Table Grid 2" w:semiHidden="0" w:uiPriority="0" w:unhideWhenUsed="0"/>
+    <w:lsdException w:name="Table Grid 3" w:semiHidden="0" w:uiPriority="0" w:unhideWhenUsed="0"/>
+    <w:lsdException w:name="Table Grid 4" w:semiHidden="0" w:uiPriority="0" w:unhideWhenUsed="0"/>
+    <w:lsdException w:name="Table Grid 5" w:semiHidden="0" w:uiPriority="0" w:unhideWhenUsed="0"/>
+    <w:lsdException w:name="Table Grid 6" w:semiHidden="0" w:uiPriority="0" w:unhideWhenUsed="0"/>
+    <w:lsdException w:name="Table Grid 7" w:semiHidden="0" w:uiPriority="0" w:unhideWhenUsed="0"/>
+    <w:lsdException w:name="Table Grid 8" w:semiHidden="0" w:uiPriority="0" w:unhideWhenUsed="0"/>
+    <w:lsdException w:name="Table List 1" w:semiHidden="0" w:uiPriority="0" w:unhideWhenUsed="0"/>
+    <w:lsdException w:name="Table List 2" w:semiHidden="0" w:uiPriority="0" w:unhideWhenUsed="0"/>
+    <w:lsdException w:name="Table List 3" w:semiHidden="0" w:uiPriority="0" w:unhideWhenUsed="0"/>
+    <w:lsdException w:name="Table List 4" w:semiHidden="0" w:uiPriority="0" w:unhideWhenUsed="0"/>
+    <w:lsdException w:name="Table List 5" w:semiHidden="0" w:uiPriority="0" w:unhideWhenUsed="0"/>
+    <w:lsdException w:name="Table List 6" w:semiHidden="0" w:uiPriority="0" w:unhideWhenUsed="0"/>
+    <w:lsdException w:name="Table List 7" w:semiHidden="0" w:uiPriority="0" w:unhideWhenUsed="0"/>
+    <w:lsdException w:name="Table List 8" w:semiHidden="0" w:uiPriority="0" w:unhideWhenUsed="0"/>
+    <w:lsdException w:name="Table 3D effects 1" w:semiHidden="0" w:uiPriority="0" w:unhideWhenUsed="0"/>
+    <w:lsdException w:name="Table 3D effects 2" w:semiHidden="0" w:uiPriority="0" w:unhideWhenUsed="0"/>
+    <w:lsdException w:name="Table 3D effects 3" w:semiHidden="0" w:uiPriority="0" w:unhideWhenUsed="0"/>
+    <w:lsdException w:name="Table Contemporary" w:semiHidden="0" w:uiPriority="0" w:unhideWhenUsed="0"/>
+    <w:lsdException w:name="Table Elegant" w:semiHidden="0" w:uiPriority="0" w:unhideWhenUsed="0"/>
+    <w:lsdException w:name="Table Professional" w:semiHidden="0" w:uiPriority="0" w:unhideWhenUsed="0"/>
+    <w:lsdException w:name="Table Subtle 1" w:semiHidden="0" w:uiPriority="0" w:unhideWhenUsed="0"/>
+    <w:lsdException w:name="Table Subtle 2" w:semiHidden="0" w:uiPriority="0" w:unhideWhenUsed="0"/>
+    <w:lsdException w:name="Table Web 1" w:semiHidden="0" w:uiPriority="0" w:unhideWhenUsed="0"/>
+    <w:lsdException w:name="Table Web 2" w:semiHidden="0" w:uiPriority="0" w:unhideWhenUsed="0"/>
+    <w:lsdException w:name="Table Web 3" w:semiHidden="0" w:uiPriority="0" w:unhideWhenUsed="0"/>
+    <w:lsdException w:name="Balloon Text" w:semiHidden="0" w:uiPriority="0" w:unhideWhenUsed="0"/>
+    <w:lsdException w:name="Table Grid" w:semiHidden="0" w:uiPriority="0" w:unhideWhenUsed="0" w:qFormat="1"/>
+    <w:lsdException w:name="Table Theme" w:semiHidden="0" w:uiPriority="0" w:unhideWhenUsed="0"/>
+    <w:lsdException w:name="Light Shading" w:semiHidden="0" w:uiPriority="60" w:unhideWhenUsed="0"/>
+    <w:lsdException w:name="Light List" w:semiHidden="0" w:uiPriority="61" w:unhideWhenUsed="0"/>
+    <w:lsdException w:name="Light Grid" w:semiHidden="0" w:uiPriority="62" w:unhideWhenUsed="0"/>
+    <w:lsdException w:name="Medium Shading 1" w:semiHidden="0" w:uiPriority="63" w:unhideWhenUsed="0"/>
+    <w:lsdException w:name="Medium Shading 2" w:semiHidden="0" w:uiPriority="64" w:unhideWhenUsed="0"/>
+    <w:lsdException w:name="Medium List 1" w:semiHidden="0" w:uiPriority="65" w:unhideWhenUsed="0"/>
+    <w:lsdException w:name="Medium List 2" w:semiHidden="0" w:uiPriority="66" w:unhideWhenUsed="0"/>
+    <w:lsdException w:name="Medium Grid 1" w:semiHidden="0" w:uiPriority="67" w:unhideWhenUsed="0"/>
+    <w:lsdException w:name="Medium Grid 2" w:semiHidden="0" w:uiPriority="68" w:unhideWhenUsed="0"/>
+    <w:lsdException w:name="Medium Grid 3" w:semiHidden="0" w:uiPriority="69" w:unhideWhenUsed="0"/>
+    <w:lsdException w:name="Dark List" w:semiHidden="0" w:uiPriority="70" w:unhideWhenUsed="0"/>
+    <w:lsdException w:name="Colorful Shading" w:semiHidden="0" w:uiPriority="71" w:unhideWhenUsed="0"/>
+    <w:lsdException w:name="Colorful List" w:semiHidden="0" w:uiPriority="72" w:unhideWhenUsed="0"/>
+    <w:lsdException w:name="Colorful Grid" w:semiHidden="0" w:uiPriority="73" w:unhideWhenUsed="0"/>
+    <w:lsdException w:name="Light Shading Accent 1" w:semiHidden="0" w:uiPriority="60" w:unhideWhenUsed="0"/>
+    <w:lsdException w:name="Light List Accent 1" w:semiHidden="0" w:uiPriority="61" w:unhideWhenUsed="0"/>
+    <w:lsdException w:name="Light Grid Accent 1" w:semiHidden="0" w:uiPriority="62" w:unhideWhenUsed="0"/>
+    <w:lsdException w:name="Medium Shading 1 Accent 1" w:semiHidden="0" w:uiPriority="63" w:unhideWhenUsed="0"/>
+    <w:lsdException w:name="Medium Shading 2 Accent 1" w:semiHidden="0" w:uiPriority="64" w:unhideWhenUsed="0"/>
+    <w:lsdException w:name="Medium List 1 Accent 1" w:semiHidden="0" w:uiPriority="65" w:unhideWhenUsed="0"/>
+    <w:lsdException w:name="Medium List 2 Accent 1" w:semiHidden="0" w:uiPriority="66" w:unhideWhenUsed="0"/>
+    <w:lsdException w:name="Medium Grid 1 Accent 1" w:semiHidden="0" w:uiPriority="67" w:unhideWhenUsed="0"/>
+    <w:lsdException w:name="Medium Grid 2 Accent 1" w:semiHidden="0" w:uiPriority="68" w:unhideWhenUsed="0"/>
+    <w:lsdException w:name="Medium Grid 3 Accent 1" w:semiHidden="0" w:uiPriority="69" w:unhideWhenUsed="0"/>
+    <w:lsdException w:name="Dark List Accent 1" w:semiHidden="0" w:uiPriority="70" w:unhideWhenUsed="0"/>
+    <w:lsdException w:name="Colorful Shading Accent 1" w:semiHidden="0" w:uiPriority="71" w:unhideWhenUsed="0"/>
+    <w:lsdException w:name="Colorful List Accent 1" w:semiHidden="0" w:uiPriority="72" w:unhideWhenUsed="0"/>
+    <w:lsdException w:name="Colorful Grid Accent 1" w:semiHidden="0" w:uiPriority="73" w:unhideWhenUsed="0"/>
+    <w:lsdException w:name="Light Shading Accent 2" w:semiHidden="0" w:uiPriority="60" w:unhideWhenUsed="0"/>
+    <w:lsdException w:name="Light List Accent 2" w:semiHidden="0" w:uiPriority="61" w:unhideWhenUsed="0"/>
+    <w:lsdException w:name="Light Grid Accent 2" w:semiHidden="0" w:uiPriority="62" w:unhideWhenUsed="0"/>
+    <w:lsdException w:name="Medium Shading 1 Accent 2" w:semiHidden="0" w:uiPriority="63" w:unhideWhenUsed="0"/>
+    <w:lsdException w:name="Medium Shading 2 Accent 2" w:semiHidden="0" w:uiPriority="64" w:unhideWhenUsed="0"/>
+    <w:lsdException w:name="Medium List 1 Accent 2" w:semiHidden="0" w:uiPriority="65" w:unhideWhenUsed="0"/>
+    <w:lsdException w:name="Medium List 2 Accent 2" w:semiHidden="0" w:uiPriority="66" w:unhideWhenUsed="0"/>
+    <w:lsdException w:name="Medium Grid 1 Accent 2" w:semiHidden="0" w:uiPriority="67" w:unhideWhenUsed="0"/>
+    <w:lsdException w:name="Medium Grid 2 Accent 2" w:semiHidden="0" w:uiPriority="68" w:unhideWhenUsed="0"/>
+    <w:lsdException w:name="Medium Grid 3 Accent 2" w:semiHidden="0" w:uiPriority="69" w:unhideWhenUsed="0"/>
+    <w:lsdException w:name="Dark List Accent 2" w:semiHidden="0" w:uiPriority="70" w:unhideWhenUsed="0"/>
+    <w:lsdException w:name="Colorful Shading Accent 2" w:semiHidden="0" w:uiPriority="71" w:unhideWhenUsed="0"/>
+    <w:lsdException w:name="Colorful List Accent 2" w:semiHidden="0" w:uiPriority="72" w:unhideWhenUsed="0"/>
+    <w:lsdException w:name="Colorful Grid Accent 2" w:semiHidden="0" w:uiPriority="73" w:unhideWhenUsed="0"/>
+    <w:lsdException w:name="Light Shading Accent 3" w:semiHidden="0" w:uiPriority="60" w:unhideWhenUsed="0"/>
+    <w:lsdException w:name="Light List Accent 3" w:semiHidden="0" w:uiPriority="61" w:unhideWhenUsed="0"/>
+    <w:lsdException w:name="Light Grid Accent 3" w:semiHidden="0" w:uiPriority="62" w:unhideWhenUsed="0"/>
+    <w:lsdException w:name="Medium Shading 1 Accent 3" w:semiHidden="0" w:uiPriority="63" w:unhideWhenUsed="0"/>
+    <w:lsdException w:name="Medium Shading 2 Accent 3" w:semiHidden="0" w:uiPriority="64" w:unhideWhenUsed="0"/>
+    <w:lsdException w:name="Medium List 1 Accent 3" w:semiHidden="0" w:uiPriority="65" w:unhideWhenUsed="0"/>
+    <w:lsdException w:name="Medium List 2 Accent 3" w:semiHidden="0" w:uiPriority="66" w:unhideWhenUsed="0"/>
+    <w:lsdException w:name="Medium Grid 1 Accent 3" w:semiHidden="0" w:uiPriority="67" w:unhideWhenUsed="0"/>
+    <w:lsdException w:name="Medium Grid 2 Accent 3" w:semiHidden="0" w:uiPriority="68" w:unhideWhenUsed="0"/>
+    <w:lsdException w:name="Medium Grid 3 Accent 3" w:semiHidden="0" w:uiPriority="69" w:unhideWhenUsed="0"/>
+    <w:lsdException w:name="Dark List Accent 3" w:semiHidden="0" w:uiPriority="70" w:unhideWhenUsed="0"/>
+    <w:lsdException w:name="Colorful Shading Accent 3" w:semiHidden="0" w:uiPriority="71" w:unhideWhenUsed="0"/>
+    <w:lsdException w:name="Colorful List Accent 3" w:semiHidden="0" w:uiPriority="72" w:unhideWhenUsed="0"/>
+    <w:lsdException w:name="Colorful Grid Accent 3" w:semiHidden="0" w:uiPriority="73" w:unhideWhenUsed="0"/>
+    <w:lsdException w:name="Light Shading Accent 4" w:semiHidden="0" w:uiPriority="60" w:unhideWhenUsed="0"/>
+    <w:lsdException w:name="Light List Accent 4" w:semiHidden="0" w:uiPriority="61" w:unhideWhenUsed="0"/>
+    <w:lsdException w:name="Light Grid Accent 4" w:semiHidden="0" w:uiPriority="62" w:unhideWhenUsed="0"/>
+    <w:lsdException w:name="Medium Shading 1 Accent 4" w:semiHidden="0" w:uiPriority="63" w:unhideWhenUsed="0"/>
+    <w:lsdException w:name="Medium Shading 2 Accent 4" w:semiHidden="0" w:uiPriority="64" w:unhideWhenUsed="0"/>
+    <w:lsdException w:name="Medium List 1 Accent 4" w:semiHidden="0" w:uiPriority="65" w:unhideWhenUsed="0"/>
+    <w:lsdException w:name="Medium List 2 Accent 4" w:semiHidden="0" w:uiPriority="66" w:unhideWhenUsed="0"/>
+    <w:lsdException w:name="Medium Grid 1 Accent 4" w:semiHidden="0" w:uiPriority="67" w:unhideWhenUsed="0"/>
+    <w:lsdException w:name="Medium Grid 2 Accent 4" w:semiHidden="0" w:uiPriority="68" w:unhideWhenUsed="0"/>
+    <w:lsdException w:name="Medium Grid 3 Accent 4" w:semiHidden="0" w:uiPriority="69" w:unhideWhenUsed="0"/>
+    <w:lsdException w:name="Dark List Accent 4" w:semiHidden="0" w:uiPriority="70" w:unhideWhenUsed="0"/>
+    <w:lsdException w:name="Colorful Shading Accent 4" w:semiHidden="0" w:uiPriority="71" w:unhideWhenUsed="0"/>
+    <w:lsdException w:name="Colorful List Accent 4" w:semiHidden="0" w:uiPriority="72" w:unhideWhenUsed="0"/>
+    <w:lsdException w:name="Colorful Grid Accent 4" w:semiHidden="0" w:uiPriority="73" w:unhideWhenUsed="0"/>
+    <w:lsdException w:name="Light Shading Accent 5" w:semiHidden="0" w:uiPriority="60" w:unhideWhenUsed="0"/>
+    <w:lsdException w:name="Light List Accent 5" w:semiHidden="0" w:uiPriority="61" w:unhideWhenUsed="0"/>
+    <w:lsdException w:name="Light Grid Accent 5" w:semiHidden="0" w:uiPriority="62" w:unhideWhenUsed="0"/>
+    <w:lsdException w:name="Medium Shading 1 Accent 5" w:semiHidden="0" w:uiPriority="63" w:unhideWhenUsed="0"/>
+    <w:lsdException w:name="Medium Shading 2 Accent 5" w:semiHidden="0" w:uiPriority="64" w:unhideWhenUsed="0"/>
+    <w:lsdException w:name="Medium List 1 Accent 5" w:semiHidden="0" w:uiPriority="65" w:unhideWhenUsed="0"/>
+    <w:lsdException w:name="Medium List 2 Accent 5" w:semiHidden="0" w:uiPriority="66" w:unhideWhenUsed="0"/>
+    <w:lsdException w:name="Medium Grid 1 Accent 5" w:semiHidden="0" w:uiPriority="67" w:unhideWhenUsed="0"/>
+    <w:lsdException w:name="Medium Grid 2 Accent 5" w:semiHidden="0" w:uiPriority="68" w:unhideWhenUsed="0"/>
+    <w:lsdException w:name="Medium Grid 3 Accent 5" w:semiHidden="0" w:uiPriority="69" w:unhideWhenUsed="0"/>
+    <w:lsdException w:name="Dark List Accent 5" w:semiHidden="0" w:uiPriority="70" w:unhideWhenUsed="0"/>
+    <w:lsdException w:name="Colorful Shading Accent 5" w:semiHidden="0" w:uiPriority="71" w:unhideWhenUsed="0"/>
+    <w:lsdException w:name="Colorful List Accent 5" w:semiHidden="0" w:uiPriority="72" w:unhideWhenUsed="0"/>
+    <w:lsdException w:name="Colorful Grid Accent 5" w:semiHidden="0" w:uiPriority="73" w:unhideWhenUsed="0"/>
+    <w:lsdException w:name="Light Shading Accent 6" w:semiHidden="0" w:uiPriority="60" w:unhideWhenUsed="0"/>
+    <w:lsdException w:name="Light List Accent 6" w:semiHidden="0" w:uiPriority="61" w:unhideWhenUsed="0"/>
+    <w:lsdException w:name="Light Grid Accent 6" w:semiHidden="0" w:uiPriority="62" w:unhideWhenUsed="0"/>
+    <w:lsdException w:name="Medium Shading 1 Accent 6" w:semiHidden="0" w:uiPriority="63" w:unhideWhenUsed="0"/>
+    <w:lsdException w:name="Medium Shading 2 Accent 6" w:semiHidden="0" w:uiPriority="64" w:unhideWhenUsed="0"/>
+    <w:lsdException w:name="Medium List 1 Accent 6" w:semiHidden="0" w:uiPriority="65" w:unhideWhenUsed="0"/>
+    <w:lsdException w:name="Medium List 2 Accent 6" w:semiHidden="0" w:uiPriority="66" w:unhideWhenUsed="0"/>
+    <w:lsdException w:name="Medium Grid 1 Accent 6" w:semiHidden="0" w:uiPriority="67" w:unhideWhenUsed="0"/>
+    <w:lsdException w:name="Medium Grid 2 Accent 6" w:semiHidden="0" w:uiPriority="68" w:unhideWhenUsed="0"/>
+    <w:lsdException w:name="Medium Grid 3 Accent 6" w:semiHidden="0" w:uiPriority="69" w:unhideWhenUsed="0"/>
+    <w:lsdException w:name="Dark List Accent 6" w:semiHidden="0" w:uiPriority="70" w:unhideWhenUsed="0"/>
+    <w:lsdException w:name="Colorful Shading Accent 6" w:semiHidden="0" w:uiPriority="71" w:unhideWhenUsed="0"/>
+    <w:lsdException w:name="Colorful List Accent 6" w:semiHidden="0" w:uiPriority="72" w:unhideWhenUsed="0"/>
+    <w:lsdException w:name="Colorful Grid Accent 6" w:semiHidden="0" w:uiPriority="73" w:unhideWhenUsed="0"/>
   </w:latentStyles>
-  <w:style w:type="paragraph" w:default="1" w:styleId="1">
+  <w:style w:type="paragraph" w:default="1" w:styleId="Normal">
     <w:name w:val="Normal"/>
     <w:qFormat/>
-    <w:uiPriority w:val="0"/>
     <w:pPr>
       <w:kinsoku w:val="0"/>
       <w:autoSpaceDE w:val="0"/>
@@ -3872,7 +3791,7 @@
       <w:textAlignment w:val="baseline"/>
     </w:pPr>
     <w:rPr>
-      <w:rFonts w:ascii="Arial" w:hAnsi="Arial" w:eastAsia="宋体" w:cs="Arial"/>
+      <w:rFonts w:ascii="Arial" w:eastAsia="宋体" w:hAnsi="Arial" w:cs="Arial"/>
       <w:snapToGrid w:val="0"/>
       <w:color w:val="000000"/>
       <w:kern w:val="0"/>
@@ -3881,12 +3800,11 @@
       <w:lang w:val="en-US" w:eastAsia="en-US" w:bidi="ar-SA"/>
     </w:rPr>
   </w:style>
-  <w:style w:type="paragraph" w:styleId="2">
+  <w:style w:type="paragraph" w:styleId="Heading1">
     <w:name w:val="heading 1"/>
-    <w:basedOn w:val="1"/>
-    <w:next w:val="1"/>
+    <w:basedOn w:val="Normal"/>
+    <w:next w:val="Normal"/>
     <w:qFormat/>
-    <w:uiPriority w:val="0"/>
     <w:pPr>
       <w:keepNext/>
       <w:keepLines/>
@@ -3904,13 +3822,12 @@
       <w:sz w:val="44"/>
     </w:rPr>
   </w:style>
-  <w:style w:type="paragraph" w:styleId="3">
+  <w:style w:type="paragraph" w:styleId="Heading2">
     <w:name w:val="heading 2"/>
-    <w:basedOn w:val="1"/>
-    <w:next w:val="1"/>
+    <w:basedOn w:val="Normal"/>
+    <w:next w:val="Normal"/>
     <w:unhideWhenUsed/>
     <w:qFormat/>
-    <w:uiPriority w:val="0"/>
     <w:pPr>
       <w:keepNext/>
       <w:keepLines/>
@@ -3923,19 +3840,18 @@
       <w:outlineLvl w:val="1"/>
     </w:pPr>
     <w:rPr>
-      <w:rFonts w:ascii="Arial" w:hAnsi="Arial" w:eastAsia="黑体"/>
+      <w:rFonts w:ascii="Arial" w:eastAsia="黑体" w:hAnsi="Arial"/>
       <w:b/>
       <w:sz w:val="32"/>
     </w:rPr>
   </w:style>
-  <w:style w:type="paragraph" w:styleId="4">
+  <w:style w:type="paragraph" w:styleId="Heading3">
     <w:name w:val="heading 3"/>
-    <w:basedOn w:val="1"/>
-    <w:next w:val="1"/>
+    <w:basedOn w:val="Normal"/>
+    <w:next w:val="Normal"/>
     <w:semiHidden/>
     <w:unhideWhenUsed/>
     <w:qFormat/>
-    <w:uiPriority w:val="0"/>
     <w:pPr>
       <w:keepNext/>
       <w:keepLines/>
@@ -3952,13 +3868,12 @@
       <w:sz w:val="32"/>
     </w:rPr>
   </w:style>
-  <w:style w:type="paragraph" w:styleId="5">
+  <w:style w:type="paragraph" w:styleId="Heading4">
     <w:name w:val="heading 4"/>
-    <w:basedOn w:val="1"/>
-    <w:next w:val="1"/>
+    <w:basedOn w:val="Normal"/>
+    <w:next w:val="Normal"/>
     <w:unhideWhenUsed/>
     <w:qFormat/>
-    <w:uiPriority w:val="0"/>
     <w:pPr>
       <w:keepNext/>
       <w:keepLines/>
@@ -3971,19 +3886,18 @@
       <w:outlineLvl w:val="3"/>
     </w:pPr>
     <w:rPr>
-      <w:rFonts w:ascii="Arial" w:hAnsi="Arial" w:eastAsia="黑体"/>
+      <w:rFonts w:ascii="Arial" w:eastAsia="黑体" w:hAnsi="Arial"/>
       <w:b/>
       <w:sz w:val="28"/>
     </w:rPr>
   </w:style>
-  <w:style w:type="paragraph" w:styleId="6">
+  <w:style w:type="paragraph" w:styleId="Heading5">
     <w:name w:val="heading 5"/>
-    <w:basedOn w:val="1"/>
-    <w:next w:val="1"/>
+    <w:basedOn w:val="Normal"/>
+    <w:next w:val="Normal"/>
     <w:semiHidden/>
     <w:unhideWhenUsed/>
     <w:qFormat/>
-    <w:uiPriority w:val="0"/>
     <w:pPr>
       <w:keepNext/>
       <w:keepLines/>
@@ -4000,14 +3914,13 @@
       <w:sz w:val="28"/>
     </w:rPr>
   </w:style>
-  <w:style w:type="paragraph" w:styleId="7">
+  <w:style w:type="paragraph" w:styleId="Heading6">
     <w:name w:val="heading 6"/>
-    <w:basedOn w:val="1"/>
-    <w:next w:val="1"/>
+    <w:basedOn w:val="Normal"/>
+    <w:next w:val="Normal"/>
     <w:semiHidden/>
     <w:unhideWhenUsed/>
     <w:qFormat/>
-    <w:uiPriority w:val="0"/>
     <w:pPr>
       <w:keepNext/>
       <w:keepLines/>
@@ -4020,19 +3933,18 @@
       <w:outlineLvl w:val="5"/>
     </w:pPr>
     <w:rPr>
-      <w:rFonts w:ascii="Arial" w:hAnsi="Arial" w:eastAsia="黑体"/>
+      <w:rFonts w:ascii="Arial" w:eastAsia="黑体" w:hAnsi="Arial"/>
       <w:b/>
       <w:sz w:val="24"/>
     </w:rPr>
   </w:style>
-  <w:style w:type="paragraph" w:styleId="8">
+  <w:style w:type="paragraph" w:styleId="Heading7">
     <w:name w:val="heading 7"/>
-    <w:basedOn w:val="1"/>
-    <w:next w:val="1"/>
+    <w:basedOn w:val="Normal"/>
+    <w:next w:val="Normal"/>
     <w:semiHidden/>
     <w:unhideWhenUsed/>
     <w:qFormat/>
-    <w:uiPriority w:val="0"/>
     <w:pPr>
       <w:keepNext/>
       <w:keepLines/>
@@ -4049,14 +3961,13 @@
       <w:sz w:val="24"/>
     </w:rPr>
   </w:style>
-  <w:style w:type="paragraph" w:styleId="9">
+  <w:style w:type="paragraph" w:styleId="Heading8">
     <w:name w:val="heading 8"/>
-    <w:basedOn w:val="1"/>
-    <w:next w:val="1"/>
+    <w:basedOn w:val="Normal"/>
+    <w:next w:val="Normal"/>
     <w:semiHidden/>
     <w:unhideWhenUsed/>
     <w:qFormat/>
-    <w:uiPriority w:val="0"/>
     <w:pPr>
       <w:keepNext/>
       <w:keepLines/>
@@ -4069,18 +3980,17 @@
       <w:outlineLvl w:val="7"/>
     </w:pPr>
     <w:rPr>
-      <w:rFonts w:ascii="Arial" w:hAnsi="Arial" w:eastAsia="黑体"/>
+      <w:rFonts w:ascii="Arial" w:eastAsia="黑体" w:hAnsi="Arial"/>
       <w:sz w:val="24"/>
     </w:rPr>
   </w:style>
-  <w:style w:type="paragraph" w:styleId="10">
+  <w:style w:type="paragraph" w:styleId="Heading9">
     <w:name w:val="heading 9"/>
-    <w:basedOn w:val="1"/>
-    <w:next w:val="1"/>
+    <w:basedOn w:val="Normal"/>
+    <w:next w:val="Normal"/>
     <w:semiHidden/>
     <w:unhideWhenUsed/>
     <w:qFormat/>
-    <w:uiPriority w:val="0"/>
     <w:pPr>
       <w:keepNext/>
       <w:keepLines/>
@@ -4093,21 +4003,19 @@
       <w:outlineLvl w:val="8"/>
     </w:pPr>
     <w:rPr>
-      <w:rFonts w:ascii="Arial" w:hAnsi="Arial" w:eastAsia="黑体"/>
+      <w:rFonts w:ascii="Arial" w:eastAsia="黑体" w:hAnsi="Arial"/>
       <w:sz w:val="21"/>
     </w:rPr>
   </w:style>
-  <w:style w:type="character" w:default="1" w:styleId="22">
+  <w:style w:type="character" w:default="1" w:styleId="DefaultParagraphFont">
     <w:name w:val="Default Paragraph Font"/>
     <w:semiHidden/>
     <w:qFormat/>
-    <w:uiPriority w:val="0"/>
   </w:style>
-  <w:style w:type="table" w:default="1" w:styleId="20">
+  <w:style w:type="table" w:default="1" w:styleId="TableNormal">
     <w:name w:val="Normal Table"/>
     <w:semiHidden/>
     <w:qFormat/>
-    <w:uiPriority w:val="0"/>
     <w:tblPr>
       <w:tblCellMar>
         <w:top w:w="0" w:type="dxa"/>
@@ -4117,43 +4025,39 @@
       </w:tblCellMar>
     </w:tblPr>
   </w:style>
-  <w:style w:type="paragraph" w:styleId="11">
+  <w:style w:type="paragraph" w:styleId="CommentText">
     <w:name w:val="annotation text"/>
-    <w:basedOn w:val="1"/>
+    <w:basedOn w:val="Normal"/>
     <w:qFormat/>
-    <w:uiPriority w:val="0"/>
     <w:pPr>
       <w:jc w:val="left"/>
     </w:pPr>
   </w:style>
-  <w:style w:type="paragraph" w:styleId="12">
+  <w:style w:type="paragraph" w:styleId="BodyText">
     <w:name w:val="Body Text"/>
-    <w:basedOn w:val="1"/>
+    <w:basedOn w:val="Normal"/>
     <w:semiHidden/>
     <w:qFormat/>
-    <w:uiPriority w:val="0"/>
     <w:rPr>
-      <w:rFonts w:ascii="Arial" w:hAnsi="Arial" w:eastAsia="Arial" w:cs="Arial"/>
+      <w:rFonts w:ascii="Arial" w:eastAsia="Arial" w:hAnsi="Arial" w:cs="Arial"/>
       <w:sz w:val="21"/>
       <w:szCs w:val="21"/>
       <w:lang w:val="en-US" w:eastAsia="en-US" w:bidi="ar-SA"/>
     </w:rPr>
   </w:style>
-  <w:style w:type="paragraph" w:styleId="13">
+  <w:style w:type="paragraph" w:styleId="TOC3">
     <w:name w:val="toc 3"/>
-    <w:basedOn w:val="1"/>
-    <w:next w:val="1"/>
+    <w:basedOn w:val="Normal"/>
+    <w:next w:val="Normal"/>
     <w:qFormat/>
-    <w:uiPriority w:val="0"/>
     <w:pPr>
       <w:ind w:left="840" w:leftChars="400"/>
     </w:pPr>
   </w:style>
-  <w:style w:type="paragraph" w:styleId="14">
+  <w:style w:type="paragraph" w:styleId="Footer">
     <w:name w:val="footer"/>
-    <w:basedOn w:val="1"/>
+    <w:basedOn w:val="Normal"/>
     <w:qFormat/>
-    <w:uiPriority w:val="0"/>
     <w:pPr>
       <w:tabs>
         <w:tab w:val="center" w:pos="4153"/>
@@ -4166,17 +4070,16 @@
       <w:sz w:val="18"/>
     </w:rPr>
   </w:style>
-  <w:style w:type="paragraph" w:styleId="15">
+  <w:style w:type="paragraph" w:styleId="Header">
     <w:name w:val="header"/>
-    <w:basedOn w:val="1"/>
+    <w:basedOn w:val="Normal"/>
     <w:qFormat/>
-    <w:uiPriority w:val="0"/>
     <w:pPr>
       <w:pBdr>
-        <w:top w:val="none" w:color="auto" w:sz="0" w:space="0"/>
-        <w:left w:val="none" w:color="auto" w:sz="0" w:space="0"/>
-        <w:bottom w:val="none" w:color="auto" w:sz="0" w:space="0"/>
-        <w:right w:val="none" w:color="auto" w:sz="0" w:space="0"/>
+        <w:top w:val="nil"/>
+        <w:left w:val="nil"/>
+        <w:bottom w:val="nil"/>
+        <w:right w:val="nil"/>
       </w:pBdr>
       <w:tabs>
         <w:tab w:val="center" w:pos="4153"/>
@@ -4191,41 +4094,37 @@
       <w:sz w:val="18"/>
     </w:rPr>
   </w:style>
-  <w:style w:type="paragraph" w:styleId="16">
+  <w:style w:type="paragraph" w:styleId="TOC1">
     <w:name w:val="toc 1"/>
-    <w:basedOn w:val="1"/>
-    <w:next w:val="1"/>
+    <w:basedOn w:val="Normal"/>
+    <w:next w:val="Normal"/>
     <w:qFormat/>
-    <w:uiPriority w:val="0"/>
     <w:rPr>
-      <w:rFonts w:ascii="Arial" w:hAnsi="Arial" w:eastAsia="Microsoft JhengHei"/>
+      <w:rFonts w:ascii="Arial" w:eastAsia="Microsoft JhengHei" w:hAnsi="Arial"/>
       <w:sz w:val="24"/>
     </w:rPr>
   </w:style>
-  <w:style w:type="paragraph" w:styleId="17">
+  <w:style w:type="paragraph" w:styleId="TOC2">
     <w:name w:val="toc 2"/>
-    <w:basedOn w:val="1"/>
-    <w:next w:val="1"/>
+    <w:basedOn w:val="Normal"/>
+    <w:next w:val="Normal"/>
     <w:qFormat/>
-    <w:uiPriority w:val="0"/>
     <w:pPr>
       <w:ind w:left="420" w:leftChars="200"/>
     </w:pPr>
   </w:style>
-  <w:style w:type="paragraph" w:styleId="18">
+  <w:style w:type="paragraph" w:styleId="NormalWeb">
     <w:name w:val="Normal (Web)"/>
-    <w:basedOn w:val="1"/>
+    <w:basedOn w:val="Normal"/>
     <w:qFormat/>
-    <w:uiPriority w:val="0"/>
     <w:rPr>
       <w:sz w:val="24"/>
     </w:rPr>
   </w:style>
-  <w:style w:type="paragraph" w:styleId="19">
+  <w:style w:type="paragraph" w:styleId="Title">
     <w:name w:val="Title"/>
-    <w:basedOn w:val="1"/>
+    <w:basedOn w:val="Normal"/>
     <w:qFormat/>
-    <w:uiPriority w:val="0"/>
     <w:pPr>
       <w:spacing w:before="240" w:beforeLines="0" w:beforeAutospacing="0" w:after="60" w:afterLines="0" w:afterAutospacing="0"/>
       <w:jc w:val="center"/>
@@ -4237,73 +4136,68 @@
       <w:sz w:val="32"/>
     </w:rPr>
   </w:style>
-  <w:style w:type="table" w:styleId="21">
+  <w:style w:type="table" w:styleId="TableGrid">
     <w:name w:val="Table Grid"/>
-    <w:basedOn w:val="20"/>
+    <w:basedOn w:val="TableNormal"/>
     <w:qFormat/>
-    <w:uiPriority w:val="0"/>
     <w:pPr>
       <w:widowControl w:val="0"/>
       <w:jc w:val="both"/>
     </w:pPr>
     <w:tblPr>
       <w:tblBorders>
-        <w:top w:val="single" w:color="auto" w:sz="4" w:space="0"/>
-        <w:left w:val="single" w:color="auto" w:sz="4" w:space="0"/>
-        <w:bottom w:val="single" w:color="auto" w:sz="4" w:space="0"/>
-        <w:right w:val="single" w:color="auto" w:sz="4" w:space="0"/>
-        <w:insideH w:val="single" w:color="auto" w:sz="4" w:space="0"/>
-        <w:insideV w:val="single" w:color="auto" w:sz="4" w:space="0"/>
+        <w:top w:val="single" w:sz="4" w:space="0" w:color="auto"/>
+        <w:left w:val="single" w:sz="4" w:space="0" w:color="auto"/>
+        <w:bottom w:val="single" w:sz="4" w:space="0" w:color="auto"/>
+        <w:right w:val="single" w:sz="4" w:space="0" w:color="auto"/>
+        <w:insideH w:val="single" w:sz="4" w:space="0" w:color="auto"/>
+        <w:insideV w:val="single" w:sz="4" w:space="0" w:color="auto"/>
       </w:tblBorders>
     </w:tblPr>
   </w:style>
-  <w:style w:type="character" w:styleId="23">
+  <w:style w:type="character" w:styleId="Strong">
     <w:name w:val="Strong"/>
-    <w:basedOn w:val="22"/>
+    <w:basedOn w:val="DefaultParagraphFont"/>
     <w:qFormat/>
-    <w:uiPriority w:val="0"/>
     <w:rPr>
       <w:b/>
     </w:rPr>
   </w:style>
-  <w:style w:type="paragraph" w:customStyle="1" w:styleId="24">
+  <w:style w:type="paragraph" w:customStyle="1" w:styleId="a">
     <w:name w:val="柴_公司名"/>
-    <w:basedOn w:val="19"/>
+    <w:basedOn w:val="Title"/>
     <w:qFormat/>
-    <w:uiPriority w:val="0"/>
     <w:pPr>
       <w:spacing w:after="600" w:afterLines="600"/>
     </w:pPr>
     <w:rPr>
-      <w:rFonts w:hint="eastAsia" w:ascii="宋体" w:hAnsi="宋体" w:eastAsia="宋体" w:cs="宋体"/>
+      <w:rFonts w:ascii="宋体" w:eastAsia="宋体" w:hAnsi="宋体" w:cs="宋体" w:hint="eastAsia"/>
       <w:bCs/>
       <w:spacing w:val="-6"/>
       <w:sz w:val="52"/>
       <w:szCs w:val="52"/>
     </w:rPr>
   </w:style>
-  <w:style w:type="paragraph" w:customStyle="1" w:styleId="25">
+  <w:style w:type="paragraph" w:customStyle="1" w:styleId="a0">
     <w:name w:val="柴_文档名"/>
-    <w:basedOn w:val="19"/>
+    <w:basedOn w:val="Title"/>
     <w:qFormat/>
-    <w:uiPriority w:val="0"/>
     <w:pPr>
       <w:spacing w:after="900" w:afterLines="900"/>
     </w:pPr>
     <w:rPr>
-      <w:rFonts w:ascii="黑体" w:hAnsi="黑体" w:eastAsia="黑体" w:cs="黑体"/>
+      <w:rFonts w:ascii="黑体" w:eastAsia="黑体" w:hAnsi="黑体" w:cs="黑体"/>
       <w:bCs/>
       <w:spacing w:val="-7"/>
       <w:sz w:val="52"/>
       <w:szCs w:val="52"/>
     </w:rPr>
   </w:style>
-  <w:style w:type="table" w:customStyle="1" w:styleId="26">
+  <w:style w:type="table" w:customStyle="1" w:styleId="TableNormal0">
     <w:name w:val="Table Normal_0"/>
     <w:semiHidden/>
     <w:unhideWhenUsed/>
     <w:qFormat/>
-    <w:uiPriority w:val="0"/>
     <w:tblPr>
       <w:tblCellMar>
         <w:top w:w="0" w:type="dxa"/>
@@ -4313,87 +4207,81 @@
       </w:tblCellMar>
     </w:tblPr>
   </w:style>
-  <w:style w:type="paragraph" w:customStyle="1" w:styleId="27">
+  <w:style w:type="paragraph" w:customStyle="1" w:styleId="TableText">
     <w:name w:val="Table Text"/>
-    <w:basedOn w:val="1"/>
+    <w:basedOn w:val="Normal"/>
     <w:semiHidden/>
     <w:qFormat/>
-    <w:uiPriority w:val="0"/>
     <w:rPr>
-      <w:rFonts w:ascii="宋体" w:hAnsi="宋体" w:eastAsia="宋体" w:cs="宋体"/>
+      <w:rFonts w:ascii="宋体" w:eastAsia="宋体" w:hAnsi="宋体" w:cs="宋体"/>
       <w:sz w:val="21"/>
       <w:szCs w:val="21"/>
       <w:lang w:val="en-US" w:eastAsia="en-US" w:bidi="ar-SA"/>
     </w:rPr>
   </w:style>
-  <w:style w:type="paragraph" w:customStyle="1" w:styleId="28">
+  <w:style w:type="paragraph" w:customStyle="1" w:styleId="1">
     <w:name w:val="柴_标题1"/>
-    <w:basedOn w:val="2"/>
-    <w:next w:val="29"/>
-    <w:link w:val="38"/>
+    <w:basedOn w:val="Heading1"/>
+    <w:next w:val="a1"/>
+    <w:link w:val="1Char"/>
     <w:qFormat/>
-    <w:uiPriority w:val="0"/>
     <w:pPr>
       <w:spacing w:before="100" w:after="90" w:line="360" w:lineRule="auto"/>
     </w:pPr>
     <w:rPr>
-      <w:rFonts w:ascii="Arial" w:hAnsi="Arial" w:eastAsia="宋体"/>
+      <w:rFonts w:ascii="Arial" w:eastAsia="宋体" w:hAnsi="Arial"/>
       <w:sz w:val="32"/>
     </w:rPr>
   </w:style>
-  <w:style w:type="paragraph" w:customStyle="1" w:styleId="29">
+  <w:style w:type="paragraph" w:customStyle="1" w:styleId="a1">
     <w:name w:val="柴_正文"/>
-    <w:basedOn w:val="12"/>
-    <w:link w:val="42"/>
+    <w:basedOn w:val="BodyText"/>
+    <w:link w:val="Char"/>
     <w:qFormat/>
-    <w:uiPriority w:val="0"/>
     <w:pPr>
       <w:spacing w:line="360" w:lineRule="auto"/>
       <w:ind w:firstLine="470" w:firstLineChars="200"/>
     </w:pPr>
     <w:rPr>
-      <w:rFonts w:ascii="Arial" w:hAnsi="Arial" w:eastAsia="宋体"/>
+      <w:rFonts w:ascii="Arial" w:eastAsia="宋体" w:hAnsi="Arial"/>
       <w:sz w:val="24"/>
       <w:lang w:eastAsia="zh-CN"/>
     </w:rPr>
   </w:style>
-  <w:style w:type="paragraph" w:customStyle="1" w:styleId="30">
+  <w:style w:type="paragraph" w:customStyle="1" w:styleId="2">
     <w:name w:val="柴_标题2"/>
-    <w:basedOn w:val="3"/>
-    <w:next w:val="29"/>
+    <w:basedOn w:val="Heading2"/>
+    <w:next w:val="a1"/>
     <w:qFormat/>
-    <w:uiPriority w:val="0"/>
     <w:pPr>
       <w:spacing w:line="360" w:lineRule="auto"/>
     </w:pPr>
     <w:rPr>
-      <w:rFonts w:ascii="Arial" w:hAnsi="Arial" w:eastAsia="宋体"/>
+      <w:rFonts w:ascii="Arial" w:eastAsia="宋体" w:hAnsi="Arial"/>
       <w:sz w:val="28"/>
     </w:rPr>
   </w:style>
-  <w:style w:type="paragraph" w:customStyle="1" w:styleId="31">
+  <w:style w:type="paragraph" w:customStyle="1" w:styleId="3">
     <w:name w:val="柴_标题3"/>
-    <w:basedOn w:val="4"/>
-    <w:next w:val="29"/>
+    <w:basedOn w:val="Heading3"/>
+    <w:next w:val="a1"/>
     <w:qFormat/>
-    <w:uiPriority w:val="0"/>
     <w:pPr>
       <w:spacing w:line="360" w:lineRule="auto"/>
       <w:ind w:left="0" w:firstLine="472" w:firstLineChars="200"/>
     </w:pPr>
     <w:rPr>
-      <w:rFonts w:ascii="宋体" w:hAnsi="宋体" w:eastAsia="宋体" w:cs="宋体"/>
+      <w:rFonts w:ascii="宋体" w:eastAsia="宋体" w:hAnsi="宋体" w:cs="宋体"/>
       <w:spacing w:val="-2"/>
       <w:sz w:val="24"/>
       <w:szCs w:val="24"/>
     </w:rPr>
   </w:style>
-  <w:style w:type="paragraph" w:customStyle="1" w:styleId="32">
+  <w:style w:type="paragraph" w:customStyle="1" w:styleId="a2">
     <w:name w:val="柴_目录"/>
-    <w:basedOn w:val="1"/>
-    <w:next w:val="12"/>
+    <w:basedOn w:val="Normal"/>
+    <w:next w:val="BodyText"/>
     <w:qFormat/>
-    <w:uiPriority w:val="0"/>
     <w:pPr>
       <w:tabs>
         <w:tab w:val="right" w:leader="dot" w:pos="8442"/>
@@ -4401,64 +4289,59 @@
       <w:ind w:left="0" w:leftChars="0"/>
     </w:pPr>
     <w:rPr>
-      <w:rFonts w:ascii="Arial" w:hAnsi="Arial" w:eastAsia="Microsoft JhengHei"/>
+      <w:rFonts w:ascii="Arial" w:eastAsia="Microsoft JhengHei" w:hAnsi="Arial"/>
       <w:sz w:val="24"/>
     </w:rPr>
   </w:style>
-  <w:style w:type="paragraph" w:customStyle="1" w:styleId="33">
+  <w:style w:type="paragraph" w:customStyle="1" w:styleId="WPSOffice1">
     <w:name w:val="WPSOffice手动目录 1"/>
     <w:qFormat/>
-    <w:uiPriority w:val="0"/>
     <w:pPr>
       <w:ind w:leftChars="0"/>
     </w:pPr>
     <w:rPr>
-      <w:rFonts w:ascii="Times New Roman" w:hAnsi="Times New Roman" w:eastAsia="宋体" w:cs="Times New Roman"/>
+      <w:rFonts w:ascii="Times New Roman" w:eastAsia="宋体" w:hAnsi="Times New Roman" w:cs="Times New Roman"/>
       <w:sz w:val="20"/>
       <w:szCs w:val="20"/>
     </w:rPr>
   </w:style>
-  <w:style w:type="paragraph" w:customStyle="1" w:styleId="34">
+  <w:style w:type="paragraph" w:customStyle="1" w:styleId="WPSOffice2">
     <w:name w:val="WPSOffice手动目录 2"/>
     <w:qFormat/>
-    <w:uiPriority w:val="0"/>
     <w:pPr>
       <w:ind w:leftChars="200"/>
     </w:pPr>
     <w:rPr>
-      <w:rFonts w:ascii="Times New Roman" w:hAnsi="Times New Roman" w:eastAsia="宋体" w:cs="Times New Roman"/>
+      <w:rFonts w:ascii="Times New Roman" w:eastAsia="宋体" w:hAnsi="Times New Roman" w:cs="Times New Roman"/>
       <w:sz w:val="20"/>
       <w:szCs w:val="20"/>
     </w:rPr>
   </w:style>
-  <w:style w:type="paragraph" w:customStyle="1" w:styleId="35">
+  <w:style w:type="paragraph" w:customStyle="1" w:styleId="WPSOffice3">
     <w:name w:val="WPSOffice手动目录 3"/>
     <w:qFormat/>
-    <w:uiPriority w:val="0"/>
     <w:pPr>
       <w:ind w:leftChars="400"/>
     </w:pPr>
     <w:rPr>
-      <w:rFonts w:ascii="Times New Roman" w:hAnsi="Times New Roman" w:eastAsia="宋体" w:cs="Times New Roman"/>
+      <w:rFonts w:ascii="Times New Roman" w:eastAsia="宋体" w:hAnsi="Times New Roman" w:cs="Times New Roman"/>
       <w:sz w:val="20"/>
       <w:szCs w:val="20"/>
     </w:rPr>
   </w:style>
-  <w:style w:type="paragraph" w:customStyle="1" w:styleId="36">
+  <w:style w:type="paragraph" w:customStyle="1" w:styleId="Compact">
     <w:name w:val="Compact"/>
-    <w:basedOn w:val="12"/>
+    <w:basedOn w:val="BodyText"/>
     <w:qFormat/>
-    <w:uiPriority w:val="0"/>
     <w:pPr>
       <w:spacing w:before="36" w:after="36"/>
     </w:pPr>
   </w:style>
-  <w:style w:type="table" w:customStyle="1" w:styleId="37">
+  <w:style w:type="table" w:customStyle="1" w:styleId="Table">
     <w:name w:val="Table"/>
     <w:semiHidden/>
     <w:unhideWhenUsed/>
     <w:qFormat/>
-    <w:uiPriority w:val="0"/>
     <w:tblPr>
       <w:tblCellMar>
         <w:top w:w="0" w:type="dxa"/>
@@ -4470,28 +4353,26 @@
     <w:tblStylePr w:type="firstRow">
       <w:tcPr>
         <w:tcBorders>
-          <w:bottom w:val="single" w:color="auto" w:sz="0" w:space="0"/>
+          <w:bottom w:val="single" w:sz="0" w:space="0" w:color="auto"/>
         </w:tcBorders>
         <w:vAlign w:val="bottom"/>
       </w:tcPr>
     </w:tblStylePr>
   </w:style>
-  <w:style w:type="character" w:customStyle="1" w:styleId="38">
+  <w:style w:type="character" w:customStyle="1" w:styleId="1Char">
     <w:name w:val="柴_标题1 Char"/>
-    <w:link w:val="28"/>
+    <w:link w:val="1"/>
     <w:qFormat/>
-    <w:uiPriority w:val="0"/>
     <w:rPr>
-      <w:rFonts w:ascii="Arial" w:hAnsi="Arial" w:eastAsia="宋体"/>
+      <w:rFonts w:ascii="Arial" w:eastAsia="宋体" w:hAnsi="Arial"/>
       <w:sz w:val="32"/>
     </w:rPr>
   </w:style>
-  <w:style w:type="table" w:customStyle="1" w:styleId="39">
+  <w:style w:type="table" w:customStyle="1" w:styleId="TableNormal1">
     <w:name w:val="Table Normal_1"/>
     <w:semiHidden/>
     <w:unhideWhenUsed/>
     <w:qFormat/>
-    <w:uiPriority w:val="0"/>
     <w:tblPr>
       <w:tblCellMar>
         <w:top w:w="0" w:type="dxa"/>
@@ -4501,11 +4382,10 @@
       </w:tblCellMar>
     </w:tblPr>
   </w:style>
-  <w:style w:type="paragraph" w:customStyle="1" w:styleId="40">
+  <w:style w:type="paragraph" w:customStyle="1" w:styleId="a3">
     <w:name w:val="柴_正文_无缩进"/>
-    <w:basedOn w:val="1"/>
+    <w:basedOn w:val="Normal"/>
     <w:qFormat/>
-    <w:uiPriority w:val="0"/>
     <w:pPr>
       <w:ind w:firstLine="0" w:firstLineChars="0"/>
     </w:pPr>
@@ -4515,31 +4395,29 @@
       <w:lang w:eastAsia="zh-CN"/>
     </w:rPr>
   </w:style>
-  <w:style w:type="paragraph" w:customStyle="1" w:styleId="41">
+  <w:style w:type="paragraph" w:customStyle="1" w:styleId="4">
     <w:name w:val="柴_标题4"/>
-    <w:basedOn w:val="5"/>
-    <w:next w:val="1"/>
+    <w:basedOn w:val="Heading4"/>
+    <w:next w:val="Normal"/>
     <w:qFormat/>
-    <w:uiPriority w:val="0"/>
     <w:pPr>
       <w:widowControl w:val="0"/>
       <w:spacing w:before="160" w:line="360" w:lineRule="auto"/>
-      <w:ind w:left="981" w:leftChars="300" w:hanging="862"/>
+      <w:ind w:left="981" w:hanging="862" w:leftChars="300"/>
     </w:pPr>
     <w:rPr>
-      <w:rFonts w:hint="eastAsia" w:ascii="Calibri" w:hAnsi="Calibri" w:eastAsia="宋体" w:cs="宋体"/>
+      <w:rFonts w:ascii="Calibri" w:eastAsia="宋体" w:hAnsi="Calibri" w:cs="宋体" w:hint="eastAsia"/>
       <w:sz w:val="24"/>
       <w:szCs w:val="24"/>
       <w:lang w:eastAsia="zh-CN" w:bidi="zh-CN"/>
     </w:rPr>
   </w:style>
-  <w:style w:type="character" w:customStyle="1" w:styleId="42">
+  <w:style w:type="character" w:customStyle="1" w:styleId="Char">
     <w:name w:val="柴_正文 Char"/>
-    <w:link w:val="29"/>
+    <w:link w:val="a1"/>
     <w:qFormat/>
-    <w:uiPriority w:val="0"/>
     <w:rPr>
-      <w:rFonts w:ascii="Arial" w:hAnsi="Arial" w:eastAsia="宋体"/>
+      <w:rFonts w:ascii="Arial" w:eastAsia="宋体" w:hAnsi="Arial"/>
       <w:sz w:val="24"/>
       <w:lang w:eastAsia="zh-CN"/>
     </w:rPr>

--- a/4.质量管理/2.运行记录类文件/JXTX-04-17-运维服务质量管理报告.docx
+++ b/4.质量管理/2.运行记录类文件/JXTX-04-17-运维服务质量管理报告.docx
@@ -1,11 +1,10 @@
 
 <file path=word/document.xml><?xml version="1.0" encoding="utf-8"?>
-<w:document xmlns:wpc="http://schemas.microsoft.com/office/word/2010/wordprocessingCanvas" xmlns:mc="http://schemas.openxmlformats.org/markup-compatibility/2006" xmlns:o="urn:schemas-microsoft-com:office:office" xmlns:r="http://schemas.openxmlformats.org/officeDocument/2006/relationships" xmlns:m="http://schemas.openxmlformats.org/officeDocument/2006/math" xmlns:v="urn:schemas-microsoft-com:vml" xmlns:wp14="http://schemas.microsoft.com/office/word/2010/wordprocessingDrawing" xmlns:wp="http://schemas.openxmlformats.org/drawingml/2006/wordprocessingDrawing" xmlns:w10="urn:schemas-microsoft-com:office:word" xmlns:w="http://schemas.openxmlformats.org/wordprocessingml/2006/main" xmlns:w14="http://schemas.microsoft.com/office/word/2010/wordml" xmlns:w15="http://schemas.microsoft.com/office/word/2012/wordml" xmlns:wne="http://schemas.microsoft.com/office/word/2006/wordml" xmlns:wpg="http://schemas.microsoft.com/office/word/2010/wordprocessingGroup" xmlns:wpi="http://schemas.microsoft.com/office/word/2010/wordprocessingInk" xmlns:wps="http://schemas.microsoft.com/office/word/2010/wordprocessingShape" mc:Ignorable="w14 w15 wp14">
-  <!-- Generated by Aspose.Words for .NET 13.3.0.1 -->
+<w:document xmlns:wpc="http://schemas.microsoft.com/office/word/2010/wordprocessingCanvas" xmlns:mc="http://schemas.openxmlformats.org/markup-compatibility/2006" xmlns:o="urn:schemas-microsoft-com:office:office" xmlns:r="http://schemas.openxmlformats.org/officeDocument/2006/relationships" xmlns:m="http://schemas.openxmlformats.org/officeDocument/2006/math" xmlns:v="urn:schemas-microsoft-com:vml" xmlns:wp14="http://schemas.microsoft.com/office/word/2010/wordprocessingDrawing" xmlns:wp="http://schemas.openxmlformats.org/drawingml/2006/wordprocessingDrawing" xmlns:w="http://schemas.openxmlformats.org/wordprocessingml/2006/main" xmlns:w14="http://schemas.microsoft.com/office/word/2010/wordml" xmlns:w10="urn:schemas-microsoft-com:office:word" xmlns:w15="http://schemas.microsoft.com/office/word/2012/wordml" xmlns:wpg="http://schemas.microsoft.com/office/word/2010/wordprocessingGroup" xmlns:wpi="http://schemas.microsoft.com/office/word/2010/wordprocessingInk" xmlns:wne="http://schemas.microsoft.com/office/word/2006/wordml" xmlns:wps="http://schemas.microsoft.com/office/word/2010/wordprocessingShape" xmlns:wpsCustomData="http://www.wps.cn/officeDocument/2013/wpsCustomData" mc:Ignorable="w14 w15 wp14">
   <w:body>
     <w:p>
       <w:pPr>
-        <w:pStyle w:val="a"/>
+        <w:pStyle w:val="24"/>
         <w:keepNext w:val="0"/>
         <w:keepLines w:val="0"/>
         <w:pageBreakBefore w:val="0"/>
@@ -22,10 +21,10 @@
         <w:spacing w:before="3120" w:beforeLines="1000"/>
         <w:textAlignment w:val="baseline"/>
       </w:pPr>
-      <w:bookmarkStart w:id="0" w:name="_Toc23443"/>
+      <w:bookmarkStart w:id="0" w:name="_Toc2526"/>
       <w:r>
         <w:drawing>
-          <wp:anchor distT="0" distB="0" distL="114300" distR="114300" simplePos="0" relativeHeight="251660288" behindDoc="1" locked="0" layoutInCell="1" allowOverlap="1">
+          <wp:anchor distT="0" distB="0" distL="114300" distR="114300" simplePos="0" relativeHeight="251661312" behindDoc="1" locked="0" layoutInCell="1" allowOverlap="1">
             <wp:simplePos x="0" y="0"/>
             <wp:positionH relativeFrom="column">
               <wp:posOffset>-19050</wp:posOffset>
@@ -50,7 +49,7 @@
                     </pic:cNvPicPr>
                   </pic:nvPicPr>
                   <pic:blipFill>
-                    <a:blip xmlns:r="http://schemas.openxmlformats.org/officeDocument/2006/relationships" r:embed="rId4"/>
+                    <a:blip r:embed="rId7"/>
                     <a:stretch>
                       <a:fillRect/>
                     </a:stretch>
@@ -76,7 +75,7 @@
       </w:r>
       <w:r>
         <w:drawing>
-          <wp:anchor distT="0" distB="0" distL="114300" distR="114300" simplePos="0" relativeHeight="251659264" behindDoc="1" locked="0" layoutInCell="1" allowOverlap="1">
+          <wp:anchor distT="0" distB="0" distL="114300" distR="114300" simplePos="0" relativeHeight="251660288" behindDoc="1" locked="0" layoutInCell="1" allowOverlap="1">
             <wp:simplePos x="0" y="0"/>
             <wp:positionH relativeFrom="column">
               <wp:posOffset>0</wp:posOffset>
@@ -101,7 +100,7 @@
                     </pic:cNvPicPr>
                   </pic:nvPicPr>
                   <pic:blipFill>
-                    <a:blip xmlns:r="http://schemas.openxmlformats.org/officeDocument/2006/relationships" r:embed="rId5"/>
+                    <a:blip r:embed="rId8"/>
                     <a:stretch>
                       <a:fillRect/>
                     </a:stretch>
@@ -131,7 +130,7 @@
           <w:lang w:val="en-US" w:eastAsia="zh-CN"/>
         </w:rPr>
         <w:drawing>
-          <wp:anchor distT="0" distB="0" distL="114300" distR="114300" simplePos="0" relativeHeight="251658240" behindDoc="1" locked="0" layoutInCell="1" allowOverlap="1">
+          <wp:anchor distT="0" distB="0" distL="114300" distR="114300" simplePos="0" relativeHeight="251659264" behindDoc="1" locked="0" layoutInCell="1" allowOverlap="1">
             <wp:simplePos x="0" y="0"/>
             <wp:positionH relativeFrom="column">
               <wp:posOffset>635</wp:posOffset>
@@ -156,7 +155,7 @@
                     </pic:cNvPicPr>
                   </pic:nvPicPr>
                   <pic:blipFill>
-                    <a:blip xmlns:r="http://schemas.openxmlformats.org/officeDocument/2006/relationships" r:embed="rId6">
+                    <a:blip r:embed="rId9">
                       <a:alphaModFix amt="58000"/>
                       <a:lum contrast="-52000"/>
                     </a:blip>
@@ -190,7 +189,7 @@
     </w:p>
     <w:p>
       <w:pPr>
-        <w:pStyle w:val="a0"/>
+        <w:pStyle w:val="25"/>
         <w:keepNext w:val="0"/>
         <w:keepLines w:val="0"/>
         <w:pageBreakBefore w:val="0"/>
@@ -211,7 +210,7 @@
           <w:lang w:val="en-US" w:eastAsia="zh-CN"/>
         </w:rPr>
       </w:pPr>
-      <w:bookmarkStart w:id="1" w:name="_Toc6353"/>
+      <w:bookmarkStart w:id="1" w:name="_Toc19003"/>
       <w:r>
         <w:rPr>
           <w:rFonts w:hint="eastAsia"/>
@@ -237,11 +236,11 @@
         <w:adjustRightInd w:val="0"/>
         <w:snapToGrid w:val="0"/>
         <w:spacing w:after="624" w:afterLines="200" w:line="219" w:lineRule="auto"/>
-        <w:ind w:left="0" w:right="0" w:firstLine="0" w:leftChars="0" w:rightChars="0" w:firstLineChars="0"/>
+        <w:ind w:left="0" w:leftChars="0" w:right="0" w:rightChars="0" w:firstLine="0" w:firstLineChars="0"/>
         <w:jc w:val="center"/>
         <w:textAlignment w:val="baseline"/>
         <w:rPr>
-          <w:rFonts w:ascii="宋体" w:eastAsia="宋体" w:hAnsi="宋体" w:cs="宋体" w:hint="default"/>
+          <w:rFonts w:hint="default" w:ascii="宋体" w:hAnsi="宋体" w:eastAsia="宋体" w:cs="宋体"/>
           <w:sz w:val="24"/>
           <w:szCs w:val="24"/>
           <w:lang w:val="en-US" w:eastAsia="zh-CN"/>
@@ -249,7 +248,7 @@
       </w:pPr>
       <w:r>
         <w:rPr>
-          <w:rFonts w:ascii="宋体" w:eastAsia="宋体" w:hAnsi="宋体" w:cs="宋体"/>
+          <w:rFonts w:ascii="宋体" w:hAnsi="宋体" w:eastAsia="宋体" w:cs="宋体"/>
           <w:b/>
           <w:bCs/>
           <w:spacing w:val="-3"/>
@@ -260,7 +259,7 @@
       </w:r>
       <w:r>
         <w:rPr>
-          <w:rFonts w:ascii="宋体" w:eastAsia="宋体" w:hAnsi="宋体" w:cs="宋体" w:hint="eastAsia"/>
+          <w:rFonts w:hint="eastAsia" w:ascii="宋体" w:hAnsi="宋体" w:eastAsia="宋体" w:cs="宋体"/>
           <w:b/>
           <w:bCs/>
           <w:spacing w:val="-3"/>
@@ -272,7 +271,7 @@
       </w:r>
       <w:r>
         <w:rPr>
-          <w:rFonts w:ascii="宋体" w:eastAsia="宋体" w:hAnsi="宋体" w:cs="宋体"/>
+          <w:rFonts w:ascii="宋体" w:hAnsi="宋体" w:eastAsia="宋体" w:cs="宋体"/>
           <w:b/>
           <w:bCs/>
           <w:spacing w:val="-3"/>
@@ -283,7 +282,7 @@
       </w:r>
       <w:r>
         <w:rPr>
-          <w:rFonts w:ascii="宋体" w:hAnsi="宋体" w:cs="宋体" w:hint="eastAsia"/>
+          <w:rFonts w:hint="eastAsia" w:ascii="宋体" w:hAnsi="宋体" w:cs="宋体"/>
           <w:b/>
           <w:bCs/>
           <w:spacing w:val="-3"/>
@@ -295,7 +294,7 @@
       </w:r>
       <w:r>
         <w:rPr>
-          <w:rFonts w:ascii="宋体" w:eastAsia="宋体" w:hAnsi="宋体" w:cs="宋体"/>
+          <w:rFonts w:ascii="宋体" w:hAnsi="宋体" w:eastAsia="宋体" w:cs="宋体"/>
           <w:b/>
           <w:bCs/>
           <w:spacing w:val="-3"/>
@@ -306,7 +305,7 @@
       </w:r>
       <w:r>
         <w:rPr>
-          <w:rFonts w:ascii="宋体" w:hAnsi="宋体" w:cs="宋体" w:hint="eastAsia"/>
+          <w:rFonts w:hint="eastAsia" w:ascii="宋体" w:hAnsi="宋体" w:cs="宋体"/>
           <w:b/>
           <w:bCs/>
           <w:spacing w:val="-3"/>
@@ -319,17 +318,18 @@
     </w:p>
     <w:tbl>
       <w:tblPr>
-        <w:tblStyle w:val="TableGrid"/>
+        <w:tblStyle w:val="21"/>
         <w:tblW w:w="0" w:type="auto"/>
         <w:jc w:val="center"/>
         <w:tblBorders>
-          <w:top w:val="nil"/>
-          <w:left w:val="nil"/>
-          <w:bottom w:val="nil"/>
-          <w:right w:val="nil"/>
-          <w:insideH w:val="nil"/>
-          <w:insideV w:val="nil"/>
+          <w:top w:val="none" w:color="auto" w:sz="0" w:space="0"/>
+          <w:left w:val="none" w:color="auto" w:sz="0" w:space="0"/>
+          <w:bottom w:val="none" w:color="auto" w:sz="0" w:space="0"/>
+          <w:right w:val="none" w:color="auto" w:sz="0" w:space="0"/>
+          <w:insideH w:val="none" w:color="auto" w:sz="0" w:space="0"/>
+          <w:insideV w:val="none" w:color="auto" w:sz="0" w:space="0"/>
         </w:tblBorders>
+        <w:tblLayout w:type="autofit"/>
         <w:tblCellMar>
           <w:top w:w="0" w:type="dxa"/>
           <w:left w:w="108" w:type="dxa"/>
@@ -343,15 +343,13 @@
       </w:tblGrid>
       <w:tr>
         <w:tblPrEx>
-          <w:tblW w:w="0" w:type="auto"/>
-          <w:jc w:val="center"/>
           <w:tblBorders>
-            <w:top w:val="nil"/>
-            <w:left w:val="nil"/>
-            <w:bottom w:val="nil"/>
-            <w:right w:val="nil"/>
-            <w:insideH w:val="nil"/>
-            <w:insideV w:val="nil"/>
+            <w:top w:val="none" w:color="auto" w:sz="0" w:space="0"/>
+            <w:left w:val="none" w:color="auto" w:sz="0" w:space="0"/>
+            <w:bottom w:val="none" w:color="auto" w:sz="0" w:space="0"/>
+            <w:right w:val="none" w:color="auto" w:sz="0" w:space="0"/>
+            <w:insideH w:val="none" w:color="auto" w:sz="0" w:space="0"/>
+            <w:insideV w:val="none" w:color="auto" w:sz="0" w:space="0"/>
           </w:tblBorders>
           <w:tblCellMar>
             <w:top w:w="0" w:type="dxa"/>
@@ -361,7 +359,7 @@
           </w:tblCellMar>
         </w:tblPrEx>
         <w:trPr>
-          <w:trHeight w:val="810"/>
+          <w:trHeight w:val="810" w:hRule="atLeast"/>
           <w:jc w:val="center"/>
         </w:trPr>
         <w:tc>
@@ -400,7 +398,7 @@
             </w:r>
             <w:r>
               <w:rPr>
-                <w:rFonts w:asciiTheme="minorAscii" w:eastAsiaTheme="minorEastAsia" w:hAnsiTheme="minorAscii" w:hint="default"/>
+                <w:rFonts w:hint="default" w:asciiTheme="minorAscii" w:hAnsiTheme="minorAscii" w:eastAsiaTheme="minorEastAsia"/>
                 <w:spacing w:val="227"/>
                 <w:sz w:val="21"/>
                 <w:vertAlign w:val="baseline"/>
@@ -455,7 +453,7 @@
             </w:r>
             <w:r>
               <w:rPr>
-                <w:rFonts w:asciiTheme="minorAscii" w:eastAsiaTheme="minorEastAsia" w:hAnsiTheme="minorAscii" w:hint="eastAsia"/>
+                <w:rFonts w:hint="eastAsia" w:asciiTheme="minorAscii" w:hAnsiTheme="minorAscii" w:eastAsiaTheme="minorEastAsia"/>
                 <w:spacing w:val="227"/>
                 <w:sz w:val="21"/>
                 <w:vertAlign w:val="baseline"/>
@@ -477,8 +475,14 @@
       </w:tr>
       <w:tr>
         <w:tblPrEx>
-          <w:tblW w:w="0" w:type="auto"/>
-          <w:jc w:val="center"/>
+          <w:tblBorders>
+            <w:top w:val="none" w:color="auto" w:sz="0" w:space="0"/>
+            <w:left w:val="none" w:color="auto" w:sz="0" w:space="0"/>
+            <w:bottom w:val="none" w:color="auto" w:sz="0" w:space="0"/>
+            <w:right w:val="none" w:color="auto" w:sz="0" w:space="0"/>
+            <w:insideH w:val="none" w:color="auto" w:sz="0" w:space="0"/>
+            <w:insideV w:val="none" w:color="auto" w:sz="0" w:space="0"/>
+          </w:tblBorders>
           <w:tblCellMar>
             <w:top w:w="0" w:type="dxa"/>
             <w:left w:w="108" w:type="dxa"/>
@@ -487,7 +491,7 @@
           </w:tblCellMar>
         </w:tblPrEx>
         <w:trPr>
-          <w:trHeight w:val="810"/>
+          <w:trHeight w:val="810" w:hRule="atLeast"/>
           <w:jc w:val="center"/>
         </w:trPr>
         <w:tc>
@@ -512,7 +516,7 @@
               <w:snapToGrid w:val="0"/>
               <w:textAlignment w:val="baseline"/>
               <w:rPr>
-                <w:rFonts w:ascii="Arial" w:eastAsia="Arial" w:hAnsi="Arial" w:cs="Arial" w:hint="default"/>
+                <w:rFonts w:hint="default" w:ascii="Arial" w:hAnsi="Arial" w:eastAsia="Arial" w:cs="Arial"/>
                 <w:snapToGrid w:val="0"/>
                 <w:color w:val="000000"/>
                 <w:kern w:val="0"/>
@@ -544,7 +548,7 @@
             </w:r>
             <w:r>
               <w:rPr>
-                <w:rFonts w:asciiTheme="minorAscii" w:eastAsiaTheme="minorEastAsia" w:hAnsiTheme="minorAscii" w:hint="default"/>
+                <w:rFonts w:hint="default" w:asciiTheme="minorAscii" w:hAnsiTheme="minorAscii" w:eastAsiaTheme="minorEastAsia"/>
                 <w:spacing w:val="227"/>
                 <w:sz w:val="21"/>
                 <w:vertAlign w:val="baseline"/>
@@ -598,7 +602,7 @@
               <w:snapToGrid w:val="0"/>
               <w:textAlignment w:val="baseline"/>
               <w:rPr>
-                <w:rFonts w:ascii="Arial" w:eastAsia="Arial" w:hAnsi="Arial" w:cs="Arial" w:hint="default"/>
+                <w:rFonts w:hint="default" w:ascii="Arial" w:hAnsi="Arial" w:eastAsia="Arial" w:cs="Arial"/>
                 <w:snapToGrid w:val="0"/>
                 <w:color w:val="000000"/>
                 <w:kern w:val="0"/>
@@ -618,7 +622,7 @@
             </w:r>
             <w:r>
               <w:rPr>
-                <w:rFonts w:asciiTheme="minorAscii" w:eastAsiaTheme="minorEastAsia" w:hAnsiTheme="minorAscii" w:hint="eastAsia"/>
+                <w:rFonts w:hint="eastAsia" w:asciiTheme="minorAscii" w:hAnsiTheme="minorAscii" w:eastAsiaTheme="minorEastAsia"/>
                 <w:spacing w:val="227"/>
                 <w:sz w:val="21"/>
                 <w:vertAlign w:val="baseline"/>
@@ -640,8 +644,14 @@
       </w:tr>
       <w:tr>
         <w:tblPrEx>
-          <w:tblW w:w="0" w:type="auto"/>
-          <w:jc w:val="center"/>
+          <w:tblBorders>
+            <w:top w:val="none" w:color="auto" w:sz="0" w:space="0"/>
+            <w:left w:val="none" w:color="auto" w:sz="0" w:space="0"/>
+            <w:bottom w:val="none" w:color="auto" w:sz="0" w:space="0"/>
+            <w:right w:val="none" w:color="auto" w:sz="0" w:space="0"/>
+            <w:insideH w:val="none" w:color="auto" w:sz="0" w:space="0"/>
+            <w:insideV w:val="none" w:color="auto" w:sz="0" w:space="0"/>
+          </w:tblBorders>
           <w:tblCellMar>
             <w:top w:w="0" w:type="dxa"/>
             <w:left w:w="108" w:type="dxa"/>
@@ -650,7 +660,7 @@
           </w:tblCellMar>
         </w:tblPrEx>
         <w:trPr>
-          <w:trHeight w:val="635"/>
+          <w:trHeight w:val="635" w:hRule="atLeast"/>
           <w:jc w:val="center"/>
         </w:trPr>
         <w:tc>
@@ -701,7 +711,7 @@
             </w:r>
             <w:r>
               <w:rPr>
-                <w:rFonts w:asciiTheme="minorAscii" w:eastAsiaTheme="minorEastAsia" w:hAnsiTheme="minorAscii" w:hint="eastAsia"/>
+                <w:rFonts w:hint="eastAsia" w:asciiTheme="minorAscii" w:hAnsiTheme="minorAscii" w:eastAsiaTheme="minorEastAsia"/>
                 <w:spacing w:val="227"/>
                 <w:sz w:val="21"/>
                 <w:vertAlign w:val="baseline"/>
@@ -755,7 +765,7 @@
             </w:r>
             <w:r>
               <w:rPr>
-                <w:rFonts w:asciiTheme="minorAscii" w:eastAsiaTheme="minorEastAsia" w:hAnsiTheme="minorAscii" w:hint="eastAsia"/>
+                <w:rFonts w:hint="eastAsia" w:asciiTheme="minorAscii" w:hAnsiTheme="minorAscii" w:eastAsiaTheme="minorEastAsia"/>
                 <w:spacing w:val="227"/>
                 <w:sz w:val="21"/>
                 <w:vertAlign w:val="baseline"/>
@@ -816,14 +826,14 @@
         <w:ind w:left="3634"/>
         <w:textAlignment w:val="baseline"/>
         <w:rPr>
-          <w:rFonts w:ascii="宋体" w:eastAsia="宋体" w:hAnsi="宋体" w:cs="宋体"/>
+          <w:rFonts w:ascii="宋体" w:hAnsi="宋体" w:eastAsia="宋体" w:cs="宋体"/>
           <w:sz w:val="31"/>
           <w:szCs w:val="31"/>
         </w:rPr>
       </w:pPr>
       <w:r>
         <w:rPr>
-          <w:rFonts w:ascii="宋体" w:eastAsia="宋体" w:hAnsi="宋体" w:cs="宋体"/>
+          <w:rFonts w:ascii="宋体" w:hAnsi="宋体" w:eastAsia="宋体" w:cs="宋体"/>
           <w:b/>
           <w:bCs/>
           <w:spacing w:val="4"/>
@@ -835,16 +845,16 @@
     </w:p>
     <w:tbl>
       <w:tblPr>
-        <w:tblStyle w:val="TableNormal0"/>
+        <w:tblStyle w:val="26"/>
         <w:tblW w:w="8214" w:type="dxa"/>
         <w:jc w:val="center"/>
         <w:tblBorders>
-          <w:top w:val="single" w:sz="2" w:space="0" w:color="000000"/>
-          <w:left w:val="single" w:sz="2" w:space="0" w:color="000000"/>
-          <w:bottom w:val="single" w:sz="2" w:space="0" w:color="000000"/>
-          <w:right w:val="single" w:sz="2" w:space="0" w:color="000000"/>
-          <w:insideH w:val="single" w:sz="2" w:space="0" w:color="000000"/>
-          <w:insideV w:val="single" w:sz="2" w:space="0" w:color="000000"/>
+          <w:top w:val="single" w:color="000000" w:sz="2" w:space="0"/>
+          <w:left w:val="single" w:color="000000" w:sz="2" w:space="0"/>
+          <w:bottom w:val="single" w:color="000000" w:sz="2" w:space="0"/>
+          <w:right w:val="single" w:color="000000" w:sz="2" w:space="0"/>
+          <w:insideH w:val="single" w:color="000000" w:sz="2" w:space="0"/>
+          <w:insideV w:val="single" w:color="000000" w:sz="2" w:space="0"/>
         </w:tblBorders>
         <w:tblLayout w:type="fixed"/>
         <w:tblCellMar>
@@ -864,17 +874,14 @@
       </w:tblGrid>
       <w:tr>
         <w:tblPrEx>
-          <w:tblW w:w="8214" w:type="dxa"/>
-          <w:jc w:val="center"/>
           <w:tblBorders>
-            <w:top w:val="single" w:sz="2" w:space="0" w:color="000000"/>
-            <w:left w:val="single" w:sz="2" w:space="0" w:color="000000"/>
-            <w:bottom w:val="single" w:sz="2" w:space="0" w:color="000000"/>
-            <w:right w:val="single" w:sz="2" w:space="0" w:color="000000"/>
-            <w:insideH w:val="single" w:sz="2" w:space="0" w:color="000000"/>
-            <w:insideV w:val="single" w:sz="2" w:space="0" w:color="000000"/>
+            <w:top w:val="single" w:color="000000" w:sz="2" w:space="0"/>
+            <w:left w:val="single" w:color="000000" w:sz="2" w:space="0"/>
+            <w:bottom w:val="single" w:color="000000" w:sz="2" w:space="0"/>
+            <w:right w:val="single" w:color="000000" w:sz="2" w:space="0"/>
+            <w:insideH w:val="single" w:color="000000" w:sz="2" w:space="0"/>
+            <w:insideV w:val="single" w:color="000000" w:sz="2" w:space="0"/>
           </w:tblBorders>
-          <w:tblLayout w:type="fixed"/>
           <w:tblCellMar>
             <w:top w:w="0" w:type="dxa"/>
             <w:left w:w="0" w:type="dxa"/>
@@ -883,7 +890,7 @@
           </w:tblCellMar>
         </w:tblPrEx>
         <w:trPr>
-          <w:trHeight w:val="593"/>
+          <w:trHeight w:val="593" w:hRule="atLeast"/>
           <w:jc w:val="center"/>
         </w:trPr>
         <w:tc>
@@ -906,18 +913,18 @@
               <w:adjustRightInd w:val="0"/>
               <w:snapToGrid w:val="0"/>
               <w:spacing w:before="176" w:line="228" w:lineRule="auto"/>
-              <w:ind w:left="0" w:right="0" w:firstLine="0" w:leftChars="0" w:rightChars="0" w:firstLineChars="0"/>
+              <w:ind w:left="0" w:leftChars="0" w:right="0" w:rightChars="0" w:firstLine="0" w:firstLineChars="0"/>
               <w:jc w:val="center"/>
               <w:textAlignment w:val="baseline"/>
               <w:rPr>
-                <w:rFonts w:ascii="宋体" w:eastAsia="宋体" w:hAnsi="宋体" w:cs="宋体"/>
+                <w:rFonts w:ascii="宋体" w:hAnsi="宋体" w:eastAsia="宋体" w:cs="宋体"/>
                 <w:sz w:val="20"/>
                 <w:szCs w:val="20"/>
               </w:rPr>
             </w:pPr>
             <w:r>
               <w:rPr>
-                <w:rFonts w:ascii="宋体" w:hAnsi="宋体" w:cs="宋体" w:hint="eastAsia"/>
+                <w:rFonts w:hint="eastAsia" w:ascii="宋体" w:hAnsi="宋体" w:cs="宋体"/>
                 <w:spacing w:val="-14"/>
                 <w:sz w:val="20"/>
                 <w:szCs w:val="20"/>
@@ -927,7 +934,7 @@
             </w:r>
             <w:r>
               <w:rPr>
-                <w:rFonts w:ascii="宋体" w:eastAsia="宋体" w:hAnsi="宋体" w:cs="宋体"/>
+                <w:rFonts w:ascii="宋体" w:hAnsi="宋体" w:eastAsia="宋体" w:cs="宋体"/>
                 <w:spacing w:val="-14"/>
                 <w:sz w:val="20"/>
                 <w:szCs w:val="20"/>
@@ -956,18 +963,18 @@
               <w:adjustRightInd w:val="0"/>
               <w:snapToGrid w:val="0"/>
               <w:spacing w:before="175" w:line="227" w:lineRule="auto"/>
-              <w:ind w:left="0" w:right="0" w:firstLine="0" w:leftChars="0" w:rightChars="0" w:firstLineChars="0"/>
+              <w:ind w:left="0" w:leftChars="0" w:right="0" w:rightChars="0" w:firstLine="0" w:firstLineChars="0"/>
               <w:jc w:val="center"/>
               <w:textAlignment w:val="baseline"/>
               <w:rPr>
-                <w:rFonts w:ascii="宋体" w:eastAsia="宋体" w:hAnsi="宋体" w:cs="宋体"/>
+                <w:rFonts w:ascii="宋体" w:hAnsi="宋体" w:eastAsia="宋体" w:cs="宋体"/>
                 <w:sz w:val="20"/>
                 <w:szCs w:val="20"/>
               </w:rPr>
             </w:pPr>
             <w:r>
               <w:rPr>
-                <w:rFonts w:ascii="宋体" w:eastAsia="宋体" w:hAnsi="宋体" w:cs="宋体"/>
+                <w:rFonts w:ascii="宋体" w:hAnsi="宋体" w:eastAsia="宋体" w:cs="宋体"/>
                 <w:spacing w:val="4"/>
                 <w:sz w:val="20"/>
                 <w:szCs w:val="20"/>
@@ -996,18 +1003,18 @@
               <w:adjustRightInd w:val="0"/>
               <w:snapToGrid w:val="0"/>
               <w:spacing w:before="175" w:line="228" w:lineRule="auto"/>
-              <w:ind w:left="0" w:right="0" w:firstLine="0" w:leftChars="0" w:rightChars="0" w:firstLineChars="0"/>
+              <w:ind w:left="0" w:leftChars="0" w:right="0" w:rightChars="0" w:firstLine="0" w:firstLineChars="0"/>
               <w:jc w:val="center"/>
               <w:textAlignment w:val="baseline"/>
               <w:rPr>
-                <w:rFonts w:ascii="宋体" w:eastAsia="宋体" w:hAnsi="宋体" w:cs="宋体"/>
+                <w:rFonts w:ascii="宋体" w:hAnsi="宋体" w:eastAsia="宋体" w:cs="宋体"/>
                 <w:sz w:val="20"/>
                 <w:szCs w:val="20"/>
               </w:rPr>
             </w:pPr>
             <w:r>
               <w:rPr>
-                <w:rFonts w:ascii="宋体" w:eastAsia="宋体" w:hAnsi="宋体" w:cs="宋体"/>
+                <w:rFonts w:ascii="宋体" w:hAnsi="宋体" w:eastAsia="宋体" w:cs="宋体"/>
                 <w:spacing w:val="7"/>
                 <w:sz w:val="20"/>
                 <w:szCs w:val="20"/>
@@ -1036,11 +1043,11 @@
               <w:adjustRightInd w:val="0"/>
               <w:snapToGrid w:val="0"/>
               <w:spacing w:before="175" w:line="228" w:lineRule="auto"/>
-              <w:ind w:left="0" w:right="0" w:firstLine="0" w:leftChars="0" w:rightChars="0" w:firstLineChars="0"/>
+              <w:ind w:left="0" w:leftChars="0" w:right="0" w:rightChars="0" w:firstLine="0" w:firstLineChars="0"/>
               <w:jc w:val="center"/>
               <w:textAlignment w:val="baseline"/>
               <w:rPr>
-                <w:rFonts w:ascii="宋体" w:eastAsia="宋体" w:hAnsi="宋体" w:cs="宋体" w:hint="eastAsia"/>
+                <w:rFonts w:hint="eastAsia" w:ascii="宋体" w:hAnsi="宋体" w:eastAsia="宋体" w:cs="宋体"/>
                 <w:spacing w:val="7"/>
                 <w:sz w:val="20"/>
                 <w:szCs w:val="20"/>
@@ -1049,7 +1056,7 @@
             </w:pPr>
             <w:r>
               <w:rPr>
-                <w:rFonts w:ascii="宋体" w:hAnsi="宋体" w:cs="宋体" w:hint="eastAsia"/>
+                <w:rFonts w:hint="eastAsia" w:ascii="宋体" w:hAnsi="宋体" w:cs="宋体"/>
                 <w:spacing w:val="7"/>
                 <w:sz w:val="20"/>
                 <w:szCs w:val="20"/>
@@ -1079,11 +1086,11 @@
               <w:adjustRightInd w:val="0"/>
               <w:snapToGrid w:val="0"/>
               <w:spacing w:before="175" w:line="228" w:lineRule="auto"/>
-              <w:ind w:left="0" w:right="0" w:firstLine="0" w:leftChars="0" w:rightChars="0" w:firstLineChars="0"/>
+              <w:ind w:left="0" w:leftChars="0" w:right="0" w:rightChars="0" w:firstLine="0" w:firstLineChars="0"/>
               <w:jc w:val="center"/>
               <w:textAlignment w:val="baseline"/>
               <w:rPr>
-                <w:rFonts w:ascii="宋体" w:hAnsi="宋体" w:cs="宋体" w:hint="default"/>
+                <w:rFonts w:hint="default" w:ascii="宋体" w:hAnsi="宋体" w:cs="宋体"/>
                 <w:spacing w:val="7"/>
                 <w:sz w:val="20"/>
                 <w:szCs w:val="20"/>
@@ -1092,7 +1099,7 @@
             </w:pPr>
             <w:r>
               <w:rPr>
-                <w:rFonts w:ascii="宋体" w:hAnsi="宋体" w:cs="宋体" w:hint="eastAsia"/>
+                <w:rFonts w:hint="eastAsia" w:ascii="宋体" w:hAnsi="宋体" w:cs="宋体"/>
                 <w:spacing w:val="7"/>
                 <w:sz w:val="20"/>
                 <w:szCs w:val="20"/>
@@ -1122,18 +1129,18 @@
               <w:adjustRightInd w:val="0"/>
               <w:snapToGrid w:val="0"/>
               <w:spacing w:before="176" w:line="229" w:lineRule="auto"/>
-              <w:ind w:left="0" w:right="0" w:firstLine="0" w:leftChars="0" w:rightChars="0" w:firstLineChars="0"/>
+              <w:ind w:left="0" w:leftChars="0" w:right="0" w:rightChars="0" w:firstLine="0" w:firstLineChars="0"/>
               <w:jc w:val="center"/>
               <w:textAlignment w:val="baseline"/>
               <w:rPr>
-                <w:rFonts w:ascii="宋体" w:eastAsia="宋体" w:hAnsi="宋体" w:cs="宋体"/>
+                <w:rFonts w:ascii="宋体" w:hAnsi="宋体" w:eastAsia="宋体" w:cs="宋体"/>
                 <w:sz w:val="20"/>
                 <w:szCs w:val="20"/>
               </w:rPr>
             </w:pPr>
             <w:r>
               <w:rPr>
-                <w:rFonts w:ascii="宋体" w:eastAsia="宋体" w:hAnsi="宋体" w:cs="宋体"/>
+                <w:rFonts w:ascii="宋体" w:hAnsi="宋体" w:eastAsia="宋体" w:cs="宋体"/>
                 <w:spacing w:val="7"/>
                 <w:sz w:val="20"/>
                 <w:szCs w:val="20"/>
@@ -1145,9 +1152,14 @@
       </w:tr>
       <w:tr>
         <w:tblPrEx>
-          <w:tblW w:w="8214" w:type="dxa"/>
-          <w:jc w:val="center"/>
-          <w:tblLayout w:type="fixed"/>
+          <w:tblBorders>
+            <w:top w:val="single" w:color="000000" w:sz="2" w:space="0"/>
+            <w:left w:val="single" w:color="000000" w:sz="2" w:space="0"/>
+            <w:bottom w:val="single" w:color="000000" w:sz="2" w:space="0"/>
+            <w:right w:val="single" w:color="000000" w:sz="2" w:space="0"/>
+            <w:insideH w:val="single" w:color="000000" w:sz="2" w:space="0"/>
+            <w:insideV w:val="single" w:color="000000" w:sz="2" w:space="0"/>
+          </w:tblBorders>
           <w:tblCellMar>
             <w:top w:w="0" w:type="dxa"/>
             <w:left w:w="0" w:type="dxa"/>
@@ -1156,7 +1168,7 @@
           </w:tblCellMar>
         </w:tblPrEx>
         <w:trPr>
-          <w:trHeight w:val="516"/>
+          <w:trHeight w:val="516" w:hRule="atLeast"/>
           <w:jc w:val="center"/>
         </w:trPr>
         <w:tc>
@@ -1179,11 +1191,11 @@
               <w:adjustRightInd w:val="0"/>
               <w:snapToGrid w:val="0"/>
               <w:spacing w:before="173" w:line="267" w:lineRule="exact"/>
-              <w:ind w:left="0" w:right="0" w:firstLine="0" w:leftChars="0" w:rightChars="0" w:firstLineChars="0"/>
+              <w:ind w:left="0" w:leftChars="0" w:right="0" w:rightChars="0" w:firstLine="0" w:firstLineChars="0"/>
               <w:jc w:val="center"/>
               <w:textAlignment w:val="baseline"/>
               <w:rPr>
-                <w:rFonts w:ascii="宋体" w:eastAsia="宋体" w:hAnsi="宋体" w:cs="宋体" w:hint="default"/>
+                <w:rFonts w:hint="default" w:ascii="宋体" w:hAnsi="宋体" w:eastAsia="宋体" w:cs="宋体"/>
                 <w:sz w:val="20"/>
                 <w:szCs w:val="20"/>
                 <w:lang w:val="en-US"/>
@@ -1191,7 +1203,7 @@
             </w:pPr>
             <w:r>
               <w:rPr>
-                <w:rFonts w:ascii="宋体" w:eastAsia="宋体" w:hAnsi="宋体" w:cs="宋体"/>
+                <w:rFonts w:ascii="宋体" w:hAnsi="宋体" w:eastAsia="宋体" w:cs="宋体"/>
                 <w:spacing w:val="3"/>
                 <w:position w:val="1"/>
                 <w:sz w:val="20"/>
@@ -1201,7 +1213,7 @@
             </w:r>
             <w:r>
               <w:rPr>
-                <w:rFonts w:ascii="宋体" w:hAnsi="宋体" w:cs="宋体" w:hint="eastAsia"/>
+                <w:rFonts w:hint="eastAsia" w:ascii="宋体" w:hAnsi="宋体" w:cs="宋体"/>
                 <w:spacing w:val="3"/>
                 <w:position w:val="1"/>
                 <w:sz w:val="20"/>
@@ -1232,18 +1244,18 @@
               <w:adjustRightInd w:val="0"/>
               <w:snapToGrid w:val="0"/>
               <w:spacing w:before="173" w:line="267" w:lineRule="exact"/>
-              <w:ind w:left="0" w:right="0" w:firstLine="0" w:leftChars="0" w:rightChars="0" w:firstLineChars="0"/>
+              <w:ind w:left="0" w:leftChars="0" w:right="0" w:rightChars="0" w:firstLine="0" w:firstLineChars="0"/>
               <w:jc w:val="center"/>
               <w:textAlignment w:val="baseline"/>
               <w:rPr>
-                <w:rFonts w:ascii="宋体" w:eastAsia="宋体" w:hAnsi="宋体" w:cs="宋体"/>
+                <w:rFonts w:ascii="宋体" w:hAnsi="宋体" w:eastAsia="宋体" w:cs="宋体"/>
                 <w:sz w:val="20"/>
                 <w:szCs w:val="20"/>
               </w:rPr>
             </w:pPr>
             <w:r>
               <w:rPr>
-                <w:rFonts w:ascii="宋体" w:eastAsia="宋体" w:hAnsi="宋体" w:cs="宋体"/>
+                <w:rFonts w:ascii="宋体" w:hAnsi="宋体" w:eastAsia="宋体" w:cs="宋体"/>
                 <w:spacing w:val="4"/>
                 <w:position w:val="1"/>
                 <w:sz w:val="20"/>
@@ -1273,18 +1285,18 @@
               <w:adjustRightInd w:val="0"/>
               <w:snapToGrid w:val="0"/>
               <w:spacing w:before="172" w:line="228" w:lineRule="auto"/>
-              <w:ind w:left="0" w:right="0" w:firstLine="0" w:leftChars="0" w:rightChars="0" w:firstLineChars="0"/>
+              <w:ind w:left="0" w:leftChars="0" w:right="0" w:rightChars="0" w:firstLine="0" w:firstLineChars="0"/>
               <w:jc w:val="center"/>
               <w:textAlignment w:val="baseline"/>
               <w:rPr>
-                <w:rFonts w:ascii="宋体" w:eastAsia="宋体" w:hAnsi="宋体" w:cs="宋体"/>
+                <w:rFonts w:ascii="宋体" w:hAnsi="宋体" w:eastAsia="宋体" w:cs="宋体"/>
                 <w:sz w:val="20"/>
                 <w:szCs w:val="20"/>
               </w:rPr>
             </w:pPr>
             <w:r>
               <w:rPr>
-                <w:rFonts w:ascii="宋体" w:eastAsia="宋体" w:hAnsi="宋体" w:cs="宋体"/>
+                <w:rFonts w:ascii="宋体" w:hAnsi="宋体" w:eastAsia="宋体" w:cs="宋体"/>
                 <w:spacing w:val="200"/>
                 <w:kern w:val="0"/>
                 <w:sz w:val="20"/>
@@ -1294,7 +1306,7 @@
             </w:r>
             <w:r>
               <w:rPr>
-                <w:rFonts w:ascii="宋体" w:eastAsia="宋体" w:hAnsi="宋体" w:cs="宋体"/>
+                <w:rFonts w:ascii="宋体" w:hAnsi="宋体" w:eastAsia="宋体" w:cs="宋体"/>
                 <w:spacing w:val="0"/>
                 <w:kern w:val="0"/>
                 <w:sz w:val="20"/>
@@ -1324,11 +1336,11 @@
               <w:adjustRightInd w:val="0"/>
               <w:snapToGrid w:val="0"/>
               <w:spacing w:before="173" w:line="229" w:lineRule="auto"/>
-              <w:ind w:left="0" w:right="0" w:firstLine="0" w:leftChars="0" w:rightChars="0" w:firstLineChars="0"/>
+              <w:ind w:left="0" w:leftChars="0" w:right="0" w:rightChars="0" w:firstLine="0" w:firstLineChars="0"/>
               <w:jc w:val="center"/>
               <w:textAlignment w:val="baseline"/>
               <w:rPr>
-                <w:rFonts w:ascii="宋体" w:eastAsia="宋体" w:hAnsi="宋体" w:cs="宋体"/>
+                <w:rFonts w:ascii="宋体" w:hAnsi="宋体" w:eastAsia="宋体" w:cs="宋体"/>
                 <w:spacing w:val="200"/>
                 <w:kern w:val="0"/>
                 <w:sz w:val="20"/>
@@ -1337,7 +1349,7 @@
             </w:pPr>
             <w:r>
               <w:rPr>
-                <w:rFonts w:asciiTheme="minorAscii" w:eastAsiaTheme="minorEastAsia" w:hAnsiTheme="minorAscii" w:hint="eastAsia"/>
+                <w:rFonts w:hint="eastAsia" w:asciiTheme="minorAscii" w:hAnsiTheme="minorAscii" w:eastAsiaTheme="minorEastAsia"/>
                 <w:spacing w:val="0"/>
                 <w:kern w:val="0"/>
                 <w:sz w:val="21"/>
@@ -1368,11 +1380,11 @@
               <w:adjustRightInd w:val="0"/>
               <w:snapToGrid w:val="0"/>
               <w:spacing w:before="172" w:line="228" w:lineRule="auto"/>
-              <w:ind w:left="0" w:right="0" w:firstLine="0" w:leftChars="0" w:rightChars="0" w:firstLineChars="0"/>
+              <w:ind w:left="0" w:leftChars="0" w:right="0" w:rightChars="0" w:firstLine="0" w:firstLineChars="0"/>
               <w:jc w:val="center"/>
               <w:textAlignment w:val="baseline"/>
               <w:rPr>
-                <w:rFonts w:ascii="宋体" w:eastAsia="宋体" w:hAnsi="宋体" w:cs="宋体"/>
+                <w:rFonts w:ascii="宋体" w:hAnsi="宋体" w:eastAsia="宋体" w:cs="宋体"/>
                 <w:spacing w:val="200"/>
                 <w:kern w:val="0"/>
                 <w:sz w:val="20"/>
@@ -1381,7 +1393,7 @@
             </w:pPr>
             <w:r>
               <w:rPr>
-                <w:rFonts w:ascii="宋体" w:eastAsia="宋体" w:hAnsi="宋体" w:cs="宋体" w:hint="eastAsia"/>
+                <w:rFonts w:hint="eastAsia" w:ascii="宋体" w:hAnsi="宋体" w:eastAsia="宋体" w:cs="宋体"/>
                 <w:spacing w:val="200"/>
                 <w:kern w:val="0"/>
                 <w:sz w:val="20"/>
@@ -1391,7 +1403,7 @@
             </w:r>
             <w:r>
               <w:rPr>
-                <w:rFonts w:asciiTheme="minorAscii" w:eastAsiaTheme="minorEastAsia" w:hAnsiTheme="minorAscii" w:hint="eastAsia"/>
+                <w:rFonts w:hint="eastAsia" w:asciiTheme="minorAscii" w:hAnsiTheme="minorAscii" w:eastAsiaTheme="minorEastAsia"/>
                 <w:spacing w:val="0"/>
                 <w:kern w:val="0"/>
                 <w:sz w:val="21"/>
@@ -1422,18 +1434,18 @@
               <w:adjustRightInd w:val="0"/>
               <w:snapToGrid w:val="0"/>
               <w:spacing w:before="173" w:line="229" w:lineRule="auto"/>
-              <w:ind w:left="0" w:right="0" w:firstLine="0" w:leftChars="0" w:rightChars="0" w:firstLineChars="0"/>
+              <w:ind w:left="0" w:leftChars="0" w:right="0" w:rightChars="0" w:firstLine="0" w:firstLineChars="0"/>
               <w:jc w:val="center"/>
               <w:textAlignment w:val="baseline"/>
               <w:rPr>
-                <w:rFonts w:ascii="宋体" w:eastAsia="宋体" w:hAnsi="宋体" w:cs="宋体"/>
+                <w:rFonts w:ascii="宋体" w:hAnsi="宋体" w:eastAsia="宋体" w:cs="宋体"/>
                 <w:sz w:val="20"/>
                 <w:szCs w:val="20"/>
               </w:rPr>
             </w:pPr>
             <w:r>
               <w:rPr>
-                <w:rFonts w:asciiTheme="minorAscii" w:eastAsiaTheme="minorEastAsia" w:hAnsiTheme="minorAscii" w:hint="eastAsia"/>
+                <w:rFonts w:hint="eastAsia" w:asciiTheme="minorAscii" w:hAnsiTheme="minorAscii" w:eastAsiaTheme="minorEastAsia"/>
                 <w:spacing w:val="0"/>
                 <w:kern w:val="0"/>
                 <w:sz w:val="21"/>
@@ -1447,9 +1459,14 @@
       </w:tr>
       <w:tr>
         <w:tblPrEx>
-          <w:tblW w:w="8214" w:type="dxa"/>
-          <w:jc w:val="center"/>
-          <w:tblLayout w:type="fixed"/>
+          <w:tblBorders>
+            <w:top w:val="single" w:color="000000" w:sz="2" w:space="0"/>
+            <w:left w:val="single" w:color="000000" w:sz="2" w:space="0"/>
+            <w:bottom w:val="single" w:color="000000" w:sz="2" w:space="0"/>
+            <w:right w:val="single" w:color="000000" w:sz="2" w:space="0"/>
+            <w:insideH w:val="single" w:color="000000" w:sz="2" w:space="0"/>
+            <w:insideV w:val="single" w:color="000000" w:sz="2" w:space="0"/>
+          </w:tblBorders>
           <w:tblCellMar>
             <w:top w:w="0" w:type="dxa"/>
             <w:left w:w="0" w:type="dxa"/>
@@ -1458,7 +1475,7 @@
           </w:tblCellMar>
         </w:tblPrEx>
         <w:trPr>
-          <w:trHeight w:val="556"/>
+          <w:trHeight w:val="556" w:hRule="atLeast"/>
           <w:jc w:val="center"/>
         </w:trPr>
         <w:tc>
@@ -1467,7 +1484,7 @@
           </w:tcPr>
           <w:p>
             <w:pPr>
-              <w:pStyle w:val="TableText"/>
+              <w:pStyle w:val="27"/>
               <w:keepNext w:val="0"/>
               <w:keepLines w:val="0"/>
               <w:pageBreakBefore w:val="0"/>
@@ -1481,7 +1498,7 @@
               <w:bidi w:val="0"/>
               <w:adjustRightInd w:val="0"/>
               <w:snapToGrid w:val="0"/>
-              <w:ind w:left="0" w:right="0" w:firstLine="0" w:leftChars="0" w:rightChars="0" w:firstLineChars="0"/>
+              <w:ind w:left="0" w:leftChars="0" w:right="0" w:rightChars="0" w:firstLine="0" w:firstLineChars="0"/>
               <w:jc w:val="center"/>
               <w:textAlignment w:val="baseline"/>
             </w:pPr>
@@ -1493,7 +1510,7 @@
           </w:tcPr>
           <w:p>
             <w:pPr>
-              <w:pStyle w:val="TableText"/>
+              <w:pStyle w:val="27"/>
               <w:keepNext w:val="0"/>
               <w:keepLines w:val="0"/>
               <w:pageBreakBefore w:val="0"/>
@@ -1507,7 +1524,7 @@
               <w:bidi w:val="0"/>
               <w:adjustRightInd w:val="0"/>
               <w:snapToGrid w:val="0"/>
-              <w:ind w:left="0" w:right="0" w:firstLine="0" w:leftChars="0" w:rightChars="0" w:firstLineChars="0"/>
+              <w:ind w:left="0" w:leftChars="0" w:right="0" w:rightChars="0" w:firstLine="0" w:firstLineChars="0"/>
               <w:jc w:val="center"/>
               <w:textAlignment w:val="baseline"/>
             </w:pPr>
@@ -1519,7 +1536,7 @@
           </w:tcPr>
           <w:p>
             <w:pPr>
-              <w:pStyle w:val="TableText"/>
+              <w:pStyle w:val="27"/>
               <w:keepNext w:val="0"/>
               <w:keepLines w:val="0"/>
               <w:pageBreakBefore w:val="0"/>
@@ -1533,7 +1550,7 @@
               <w:bidi w:val="0"/>
               <w:adjustRightInd w:val="0"/>
               <w:snapToGrid w:val="0"/>
-              <w:ind w:left="0" w:right="0" w:firstLine="0" w:leftChars="0" w:rightChars="0" w:firstLineChars="0"/>
+              <w:ind w:left="0" w:leftChars="0" w:right="0" w:rightChars="0" w:firstLine="0" w:firstLineChars="0"/>
               <w:jc w:val="center"/>
               <w:textAlignment w:val="baseline"/>
             </w:pPr>
@@ -1545,7 +1562,7 @@
           </w:tcPr>
           <w:p>
             <w:pPr>
-              <w:pStyle w:val="TableText"/>
+              <w:pStyle w:val="27"/>
               <w:keepNext w:val="0"/>
               <w:keepLines w:val="0"/>
               <w:pageBreakBefore w:val="0"/>
@@ -1559,7 +1576,7 @@
               <w:bidi w:val="0"/>
               <w:adjustRightInd w:val="0"/>
               <w:snapToGrid w:val="0"/>
-              <w:ind w:left="0" w:right="0" w:firstLine="0" w:leftChars="0" w:rightChars="0" w:firstLineChars="0"/>
+              <w:ind w:left="0" w:leftChars="0" w:right="0" w:rightChars="0" w:firstLine="0" w:firstLineChars="0"/>
               <w:jc w:val="center"/>
               <w:textAlignment w:val="baseline"/>
             </w:pPr>
@@ -1571,7 +1588,7 @@
           </w:tcPr>
           <w:p>
             <w:pPr>
-              <w:pStyle w:val="TableText"/>
+              <w:pStyle w:val="27"/>
               <w:keepNext w:val="0"/>
               <w:keepLines w:val="0"/>
               <w:pageBreakBefore w:val="0"/>
@@ -1585,7 +1602,7 @@
               <w:bidi w:val="0"/>
               <w:adjustRightInd w:val="0"/>
               <w:snapToGrid w:val="0"/>
-              <w:ind w:left="0" w:right="0" w:firstLine="0" w:leftChars="0" w:rightChars="0" w:firstLineChars="0"/>
+              <w:ind w:left="0" w:leftChars="0" w:right="0" w:rightChars="0" w:firstLine="0" w:firstLineChars="0"/>
               <w:jc w:val="center"/>
               <w:textAlignment w:val="baseline"/>
             </w:pPr>
@@ -1597,7 +1614,7 @@
           </w:tcPr>
           <w:p>
             <w:pPr>
-              <w:pStyle w:val="TableText"/>
+              <w:pStyle w:val="27"/>
               <w:keepNext w:val="0"/>
               <w:keepLines w:val="0"/>
               <w:pageBreakBefore w:val="0"/>
@@ -1611,7 +1628,7 @@
               <w:bidi w:val="0"/>
               <w:adjustRightInd w:val="0"/>
               <w:snapToGrid w:val="0"/>
-              <w:ind w:left="0" w:right="0" w:firstLine="0" w:leftChars="0" w:rightChars="0" w:firstLineChars="0"/>
+              <w:ind w:left="0" w:leftChars="0" w:right="0" w:rightChars="0" w:firstLine="0" w:firstLineChars="0"/>
               <w:jc w:val="center"/>
               <w:textAlignment w:val="baseline"/>
             </w:pPr>
@@ -1620,9 +1637,14 @@
       </w:tr>
       <w:tr>
         <w:tblPrEx>
-          <w:tblW w:w="8214" w:type="dxa"/>
-          <w:jc w:val="center"/>
-          <w:tblLayout w:type="fixed"/>
+          <w:tblBorders>
+            <w:top w:val="single" w:color="000000" w:sz="2" w:space="0"/>
+            <w:left w:val="single" w:color="000000" w:sz="2" w:space="0"/>
+            <w:bottom w:val="single" w:color="000000" w:sz="2" w:space="0"/>
+            <w:right w:val="single" w:color="000000" w:sz="2" w:space="0"/>
+            <w:insideH w:val="single" w:color="000000" w:sz="2" w:space="0"/>
+            <w:insideV w:val="single" w:color="000000" w:sz="2" w:space="0"/>
+          </w:tblBorders>
           <w:tblCellMar>
             <w:top w:w="0" w:type="dxa"/>
             <w:left w:w="0" w:type="dxa"/>
@@ -1631,7 +1653,7 @@
           </w:tblCellMar>
         </w:tblPrEx>
         <w:trPr>
-          <w:trHeight w:val="556"/>
+          <w:trHeight w:val="556" w:hRule="atLeast"/>
           <w:jc w:val="center"/>
         </w:trPr>
         <w:tc>
@@ -1640,7 +1662,7 @@
           </w:tcPr>
           <w:p>
             <w:pPr>
-              <w:pStyle w:val="TableText"/>
+              <w:pStyle w:val="27"/>
               <w:keepNext w:val="0"/>
               <w:keepLines w:val="0"/>
               <w:pageBreakBefore w:val="0"/>
@@ -1654,7 +1676,7 @@
               <w:bidi w:val="0"/>
               <w:adjustRightInd w:val="0"/>
               <w:snapToGrid w:val="0"/>
-              <w:ind w:left="0" w:right="0" w:firstLine="0" w:leftChars="0" w:rightChars="0" w:firstLineChars="0"/>
+              <w:ind w:left="0" w:leftChars="0" w:right="0" w:rightChars="0" w:firstLine="0" w:firstLineChars="0"/>
               <w:jc w:val="center"/>
               <w:textAlignment w:val="baseline"/>
             </w:pPr>
@@ -1666,7 +1688,7 @@
           </w:tcPr>
           <w:p>
             <w:pPr>
-              <w:pStyle w:val="TableText"/>
+              <w:pStyle w:val="27"/>
               <w:keepNext w:val="0"/>
               <w:keepLines w:val="0"/>
               <w:pageBreakBefore w:val="0"/>
@@ -1680,7 +1702,7 @@
               <w:bidi w:val="0"/>
               <w:adjustRightInd w:val="0"/>
               <w:snapToGrid w:val="0"/>
-              <w:ind w:left="0" w:right="0" w:firstLine="0" w:leftChars="0" w:rightChars="0" w:firstLineChars="0"/>
+              <w:ind w:left="0" w:leftChars="0" w:right="0" w:rightChars="0" w:firstLine="0" w:firstLineChars="0"/>
               <w:jc w:val="center"/>
               <w:textAlignment w:val="baseline"/>
             </w:pPr>
@@ -1692,7 +1714,7 @@
           </w:tcPr>
           <w:p>
             <w:pPr>
-              <w:pStyle w:val="TableText"/>
+              <w:pStyle w:val="27"/>
               <w:keepNext w:val="0"/>
               <w:keepLines w:val="0"/>
               <w:pageBreakBefore w:val="0"/>
@@ -1706,7 +1728,7 @@
               <w:bidi w:val="0"/>
               <w:adjustRightInd w:val="0"/>
               <w:snapToGrid w:val="0"/>
-              <w:ind w:left="0" w:right="0" w:firstLine="0" w:leftChars="0" w:rightChars="0" w:firstLineChars="0"/>
+              <w:ind w:left="0" w:leftChars="0" w:right="0" w:rightChars="0" w:firstLine="0" w:firstLineChars="0"/>
               <w:jc w:val="center"/>
               <w:textAlignment w:val="baseline"/>
             </w:pPr>
@@ -1718,7 +1740,7 @@
           </w:tcPr>
           <w:p>
             <w:pPr>
-              <w:pStyle w:val="TableText"/>
+              <w:pStyle w:val="27"/>
               <w:keepNext w:val="0"/>
               <w:keepLines w:val="0"/>
               <w:pageBreakBefore w:val="0"/>
@@ -1732,7 +1754,7 @@
               <w:bidi w:val="0"/>
               <w:adjustRightInd w:val="0"/>
               <w:snapToGrid w:val="0"/>
-              <w:ind w:left="0" w:right="0" w:firstLine="0" w:leftChars="0" w:rightChars="0" w:firstLineChars="0"/>
+              <w:ind w:left="0" w:leftChars="0" w:right="0" w:rightChars="0" w:firstLine="0" w:firstLineChars="0"/>
               <w:jc w:val="center"/>
               <w:textAlignment w:val="baseline"/>
             </w:pPr>
@@ -1744,7 +1766,7 @@
           </w:tcPr>
           <w:p>
             <w:pPr>
-              <w:pStyle w:val="TableText"/>
+              <w:pStyle w:val="27"/>
               <w:keepNext w:val="0"/>
               <w:keepLines w:val="0"/>
               <w:pageBreakBefore w:val="0"/>
@@ -1758,7 +1780,7 @@
               <w:bidi w:val="0"/>
               <w:adjustRightInd w:val="0"/>
               <w:snapToGrid w:val="0"/>
-              <w:ind w:left="0" w:right="0" w:firstLine="0" w:leftChars="0" w:rightChars="0" w:firstLineChars="0"/>
+              <w:ind w:left="0" w:leftChars="0" w:right="0" w:rightChars="0" w:firstLine="0" w:firstLineChars="0"/>
               <w:jc w:val="center"/>
               <w:textAlignment w:val="baseline"/>
             </w:pPr>
@@ -1770,7 +1792,7 @@
           </w:tcPr>
           <w:p>
             <w:pPr>
-              <w:pStyle w:val="TableText"/>
+              <w:pStyle w:val="27"/>
               <w:keepNext w:val="0"/>
               <w:keepLines w:val="0"/>
               <w:pageBreakBefore w:val="0"/>
@@ -1784,7 +1806,7 @@
               <w:bidi w:val="0"/>
               <w:adjustRightInd w:val="0"/>
               <w:snapToGrid w:val="0"/>
-              <w:ind w:left="0" w:right="0" w:firstLine="0" w:leftChars="0" w:rightChars="0" w:firstLineChars="0"/>
+              <w:ind w:left="0" w:leftChars="0" w:right="0" w:rightChars="0" w:firstLine="0" w:firstLineChars="0"/>
               <w:jc w:val="center"/>
               <w:textAlignment w:val="baseline"/>
             </w:pPr>
@@ -1793,9 +1815,14 @@
       </w:tr>
       <w:tr>
         <w:tblPrEx>
-          <w:tblW w:w="8214" w:type="dxa"/>
-          <w:jc w:val="center"/>
-          <w:tblLayout w:type="fixed"/>
+          <w:tblBorders>
+            <w:top w:val="single" w:color="000000" w:sz="2" w:space="0"/>
+            <w:left w:val="single" w:color="000000" w:sz="2" w:space="0"/>
+            <w:bottom w:val="single" w:color="000000" w:sz="2" w:space="0"/>
+            <w:right w:val="single" w:color="000000" w:sz="2" w:space="0"/>
+            <w:insideH w:val="single" w:color="000000" w:sz="2" w:space="0"/>
+            <w:insideV w:val="single" w:color="000000" w:sz="2" w:space="0"/>
+          </w:tblBorders>
           <w:tblCellMar>
             <w:top w:w="0" w:type="dxa"/>
             <w:left w:w="0" w:type="dxa"/>
@@ -1804,7 +1831,7 @@
           </w:tblCellMar>
         </w:tblPrEx>
         <w:trPr>
-          <w:trHeight w:val="557"/>
+          <w:trHeight w:val="557" w:hRule="atLeast"/>
           <w:jc w:val="center"/>
         </w:trPr>
         <w:tc>
@@ -1813,7 +1840,7 @@
           </w:tcPr>
           <w:p>
             <w:pPr>
-              <w:pStyle w:val="TableText"/>
+              <w:pStyle w:val="27"/>
               <w:keepNext w:val="0"/>
               <w:keepLines w:val="0"/>
               <w:pageBreakBefore w:val="0"/>
@@ -1827,7 +1854,7 @@
               <w:bidi w:val="0"/>
               <w:adjustRightInd w:val="0"/>
               <w:snapToGrid w:val="0"/>
-              <w:ind w:left="0" w:right="0" w:firstLine="0" w:leftChars="0" w:rightChars="0" w:firstLineChars="0"/>
+              <w:ind w:left="0" w:leftChars="0" w:right="0" w:rightChars="0" w:firstLine="0" w:firstLineChars="0"/>
               <w:jc w:val="center"/>
               <w:textAlignment w:val="baseline"/>
             </w:pPr>
@@ -1839,7 +1866,7 @@
           </w:tcPr>
           <w:p>
             <w:pPr>
-              <w:pStyle w:val="TableText"/>
+              <w:pStyle w:val="27"/>
               <w:keepNext w:val="0"/>
               <w:keepLines w:val="0"/>
               <w:pageBreakBefore w:val="0"/>
@@ -1853,7 +1880,7 @@
               <w:bidi w:val="0"/>
               <w:adjustRightInd w:val="0"/>
               <w:snapToGrid w:val="0"/>
-              <w:ind w:left="0" w:right="0" w:firstLine="0" w:leftChars="0" w:rightChars="0" w:firstLineChars="0"/>
+              <w:ind w:left="0" w:leftChars="0" w:right="0" w:rightChars="0" w:firstLine="0" w:firstLineChars="0"/>
               <w:jc w:val="center"/>
               <w:textAlignment w:val="baseline"/>
             </w:pPr>
@@ -1865,7 +1892,7 @@
           </w:tcPr>
           <w:p>
             <w:pPr>
-              <w:pStyle w:val="TableText"/>
+              <w:pStyle w:val="27"/>
               <w:keepNext w:val="0"/>
               <w:keepLines w:val="0"/>
               <w:pageBreakBefore w:val="0"/>
@@ -1879,7 +1906,7 @@
               <w:bidi w:val="0"/>
               <w:adjustRightInd w:val="0"/>
               <w:snapToGrid w:val="0"/>
-              <w:ind w:left="0" w:right="0" w:firstLine="0" w:leftChars="0" w:rightChars="0" w:firstLineChars="0"/>
+              <w:ind w:left="0" w:leftChars="0" w:right="0" w:rightChars="0" w:firstLine="0" w:firstLineChars="0"/>
               <w:jc w:val="center"/>
               <w:textAlignment w:val="baseline"/>
             </w:pPr>
@@ -1891,7 +1918,7 @@
           </w:tcPr>
           <w:p>
             <w:pPr>
-              <w:pStyle w:val="TableText"/>
+              <w:pStyle w:val="27"/>
               <w:keepNext w:val="0"/>
               <w:keepLines w:val="0"/>
               <w:pageBreakBefore w:val="0"/>
@@ -1905,7 +1932,7 @@
               <w:bidi w:val="0"/>
               <w:adjustRightInd w:val="0"/>
               <w:snapToGrid w:val="0"/>
-              <w:ind w:left="0" w:right="0" w:firstLine="0" w:leftChars="0" w:rightChars="0" w:firstLineChars="0"/>
+              <w:ind w:left="0" w:leftChars="0" w:right="0" w:rightChars="0" w:firstLine="0" w:firstLineChars="0"/>
               <w:jc w:val="center"/>
               <w:textAlignment w:val="baseline"/>
             </w:pPr>
@@ -1917,7 +1944,7 @@
           </w:tcPr>
           <w:p>
             <w:pPr>
-              <w:pStyle w:val="TableText"/>
+              <w:pStyle w:val="27"/>
               <w:keepNext w:val="0"/>
               <w:keepLines w:val="0"/>
               <w:pageBreakBefore w:val="0"/>
@@ -1931,7 +1958,7 @@
               <w:bidi w:val="0"/>
               <w:adjustRightInd w:val="0"/>
               <w:snapToGrid w:val="0"/>
-              <w:ind w:left="0" w:right="0" w:firstLine="0" w:leftChars="0" w:rightChars="0" w:firstLineChars="0"/>
+              <w:ind w:left="0" w:leftChars="0" w:right="0" w:rightChars="0" w:firstLine="0" w:firstLineChars="0"/>
               <w:jc w:val="center"/>
               <w:textAlignment w:val="baseline"/>
             </w:pPr>
@@ -1943,7 +1970,7 @@
           </w:tcPr>
           <w:p>
             <w:pPr>
-              <w:pStyle w:val="TableText"/>
+              <w:pStyle w:val="27"/>
               <w:keepNext w:val="0"/>
               <w:keepLines w:val="0"/>
               <w:pageBreakBefore w:val="0"/>
@@ -1957,7 +1984,7 @@
               <w:bidi w:val="0"/>
               <w:adjustRightInd w:val="0"/>
               <w:snapToGrid w:val="0"/>
-              <w:ind w:left="0" w:right="0" w:firstLine="0" w:leftChars="0" w:rightChars="0" w:firstLineChars="0"/>
+              <w:ind w:left="0" w:leftChars="0" w:right="0" w:rightChars="0" w:firstLine="0" w:firstLineChars="0"/>
               <w:jc w:val="center"/>
               <w:textAlignment w:val="baseline"/>
             </w:pPr>
@@ -1989,7 +2016,7 @@
     <w:sdt>
       <w:sdtPr>
         <w:rPr>
-          <w:rFonts w:ascii="宋体" w:eastAsia="宋体" w:hAnsi="宋体" w:cs="Arial"/>
+          <w:rFonts w:ascii="宋体" w:hAnsi="宋体" w:eastAsia="宋体" w:cs="Arial"/>
           <w:snapToGrid w:val="0"/>
           <w:color w:val="000000"/>
           <w:kern w:val="0"/>
@@ -2005,7 +2032,7 @@
       </w:sdtPr>
       <w:sdtEndPr>
         <w:rPr>
-          <w:rFonts w:ascii="宋体" w:eastAsia="宋体" w:hAnsi="宋体" w:cs="宋体" w:hint="eastAsia"/>
+          <w:rFonts w:hint="eastAsia" w:ascii="宋体" w:hAnsi="宋体" w:eastAsia="宋体" w:cs="宋体"/>
           <w:snapToGrid w:val="0"/>
           <w:color w:val="000000"/>
           <w:kern w:val="0"/>
@@ -2031,18 +2058,18 @@
             <w:adjustRightInd w:val="0"/>
             <w:snapToGrid w:val="0"/>
             <w:spacing w:before="0" w:beforeLines="0" w:after="0" w:afterLines="0" w:line="240" w:lineRule="auto"/>
-            <w:ind w:left="0" w:right="0" w:firstLine="0" w:leftChars="0" w:rightChars="0" w:firstLineChars="0"/>
+            <w:ind w:left="0" w:leftChars="0" w:right="0" w:rightChars="0" w:firstLine="0" w:firstLineChars="0"/>
             <w:jc w:val="center"/>
             <w:textAlignment w:val="baseline"/>
             <w:rPr>
-              <w:rFonts w:ascii="宋体" w:eastAsia="宋体" w:hAnsi="宋体" w:cs="宋体" w:hint="eastAsia"/>
+              <w:rFonts w:hint="eastAsia" w:ascii="宋体" w:hAnsi="宋体" w:eastAsia="宋体" w:cs="宋体"/>
               <w:sz w:val="24"/>
               <w:szCs w:val="24"/>
             </w:rPr>
           </w:pPr>
           <w:r>
             <w:rPr>
-              <w:rFonts w:ascii="宋体" w:eastAsia="宋体" w:hAnsi="宋体" w:cs="宋体" w:hint="eastAsia"/>
+              <w:rFonts w:hint="eastAsia" w:ascii="宋体" w:hAnsi="宋体" w:eastAsia="宋体" w:cs="宋体"/>
               <w:sz w:val="24"/>
               <w:szCs w:val="24"/>
             </w:rPr>
@@ -2051,28 +2078,16 @@
         </w:p>
         <w:p>
           <w:pPr>
-            <w:pStyle w:val="TOC1"/>
-            <w:keepNext w:val="0"/>
-            <w:keepLines w:val="0"/>
-            <w:pageBreakBefore w:val="0"/>
-            <w:widowControl w:val="0"/>
+            <w:pStyle w:val="16"/>
             <w:tabs>
               <w:tab w:val="right" w:leader="dot" w:pos="8306"/>
             </w:tabs>
-            <w:kinsoku w:val="0"/>
-            <w:wordWrap/>
-            <w:overflowPunct/>
-            <w:topLinePunct w:val="0"/>
-            <w:autoSpaceDE w:val="0"/>
-            <w:autoSpaceDN w:val="0"/>
-            <w:bidi w:val="0"/>
-            <w:adjustRightInd w:val="0"/>
-            <w:snapToGrid w:val="0"/>
-            <w:textAlignment w:val="baseline"/>
           </w:pPr>
+          <w:bookmarkStart w:id="7" w:name="_GoBack"/>
+          <w:bookmarkEnd w:id="7"/>
           <w:r>
             <w:rPr>
-              <w:rFonts w:ascii="宋体" w:eastAsia="宋体" w:hAnsi="宋体" w:cs="宋体" w:hint="eastAsia"/>
+              <w:rFonts w:hint="eastAsia" w:ascii="宋体" w:hAnsi="宋体" w:eastAsia="宋体" w:cs="宋体"/>
               <w:sz w:val="24"/>
               <w:szCs w:val="24"/>
             </w:rPr>
@@ -2080,7 +2095,7 @@
           </w:r>
           <w:r>
             <w:rPr>
-              <w:rFonts w:ascii="宋体" w:eastAsia="宋体" w:hAnsi="宋体" w:cs="宋体" w:hint="eastAsia"/>
+              <w:rFonts w:hint="eastAsia" w:ascii="宋体" w:hAnsi="宋体" w:eastAsia="宋体" w:cs="宋体"/>
               <w:sz w:val="24"/>
               <w:szCs w:val="24"/>
             </w:rPr>
@@ -2088,7 +2103,7 @@
           </w:r>
           <w:r>
             <w:rPr>
-              <w:rFonts w:ascii="宋体" w:eastAsia="宋体" w:hAnsi="宋体" w:cs="宋体" w:hint="eastAsia"/>
+              <w:rFonts w:hint="eastAsia" w:ascii="宋体" w:hAnsi="宋体" w:eastAsia="宋体" w:cs="宋体"/>
               <w:sz w:val="24"/>
               <w:szCs w:val="24"/>
             </w:rPr>
@@ -2096,21 +2111,21 @@
           </w:r>
           <w:r>
             <w:rPr>
-              <w:rFonts w:ascii="宋体" w:eastAsia="宋体" w:hAnsi="宋体" w:cs="宋体" w:hint="eastAsia"/>
+              <w:rFonts w:hint="eastAsia" w:ascii="宋体" w:hAnsi="宋体" w:eastAsia="宋体" w:cs="宋体"/>
               <w:szCs w:val="24"/>
             </w:rPr>
             <w:fldChar w:fldCharType="begin"/>
           </w:r>
           <w:r>
             <w:rPr>
-              <w:rFonts w:ascii="宋体" w:eastAsia="宋体" w:hAnsi="宋体" w:cs="宋体" w:hint="eastAsia"/>
+              <w:rFonts w:hint="eastAsia" w:ascii="宋体" w:hAnsi="宋体" w:eastAsia="宋体" w:cs="宋体"/>
               <w:szCs w:val="24"/>
             </w:rPr>
-            <w:instrText xml:space="preserve"> HYPERLINK \l _Toc23443 </w:instrText>
+            <w:instrText xml:space="preserve"> HYPERLINK \l _Toc2526 </w:instrText>
           </w:r>
           <w:r>
             <w:rPr>
-              <w:rFonts w:ascii="宋体" w:eastAsia="宋体" w:hAnsi="宋体" w:cs="宋体" w:hint="eastAsia"/>
+              <w:rFonts w:hint="eastAsia" w:ascii="宋体" w:hAnsi="宋体" w:eastAsia="宋体" w:cs="宋体"/>
               <w:szCs w:val="24"/>
             </w:rPr>
             <w:fldChar w:fldCharType="separate"/>
@@ -2129,7 +2144,7 @@
             <w:fldChar w:fldCharType="begin"/>
           </w:r>
           <w:r>
-            <w:instrText xml:space="preserve"> PAGEREF _Toc23443 \h </w:instrText>
+            <w:instrText xml:space="preserve"> PAGEREF _Toc2526 \h </w:instrText>
           </w:r>
           <w:r>
             <w:fldChar w:fldCharType="separate"/>
@@ -2142,7 +2157,7 @@
           </w:r>
           <w:r>
             <w:rPr>
-              <w:rFonts w:ascii="宋体" w:eastAsia="宋体" w:hAnsi="宋体" w:cs="宋体" w:hint="eastAsia"/>
+              <w:rFonts w:hint="eastAsia" w:ascii="宋体" w:hAnsi="宋体" w:eastAsia="宋体" w:cs="宋体"/>
               <w:szCs w:val="24"/>
             </w:rPr>
             <w:fldChar w:fldCharType="end"/>
@@ -2150,42 +2165,28 @@
         </w:p>
         <w:p>
           <w:pPr>
-            <w:pStyle w:val="TOC1"/>
-            <w:keepNext w:val="0"/>
-            <w:keepLines w:val="0"/>
-            <w:pageBreakBefore w:val="0"/>
-            <w:widowControl w:val="0"/>
+            <w:pStyle w:val="16"/>
             <w:tabs>
               <w:tab w:val="right" w:leader="dot" w:pos="8306"/>
             </w:tabs>
-            <w:kinsoku w:val="0"/>
-            <w:wordWrap/>
-            <w:overflowPunct/>
-            <w:topLinePunct w:val="0"/>
-            <w:autoSpaceDE w:val="0"/>
-            <w:autoSpaceDN w:val="0"/>
-            <w:bidi w:val="0"/>
-            <w:adjustRightInd w:val="0"/>
-            <w:snapToGrid w:val="0"/>
-            <w:textAlignment w:val="baseline"/>
           </w:pPr>
           <w:r>
             <w:rPr>
-              <w:rFonts w:ascii="宋体" w:eastAsia="宋体" w:hAnsi="宋体" w:cs="宋体" w:hint="eastAsia"/>
+              <w:rFonts w:hint="eastAsia" w:ascii="宋体" w:hAnsi="宋体" w:eastAsia="宋体" w:cs="宋体"/>
               <w:szCs w:val="24"/>
             </w:rPr>
             <w:fldChar w:fldCharType="begin"/>
           </w:r>
           <w:r>
             <w:rPr>
-              <w:rFonts w:ascii="宋体" w:eastAsia="宋体" w:hAnsi="宋体" w:cs="宋体" w:hint="eastAsia"/>
+              <w:rFonts w:hint="eastAsia" w:ascii="宋体" w:hAnsi="宋体" w:eastAsia="宋体" w:cs="宋体"/>
               <w:szCs w:val="24"/>
             </w:rPr>
-            <w:instrText xml:space="preserve"> HYPERLINK \l _Toc6353 </w:instrText>
+            <w:instrText xml:space="preserve"> HYPERLINK \l _Toc19003 </w:instrText>
           </w:r>
           <w:r>
             <w:rPr>
-              <w:rFonts w:ascii="宋体" w:eastAsia="宋体" w:hAnsi="宋体" w:cs="宋体" w:hint="eastAsia"/>
+              <w:rFonts w:hint="eastAsia" w:ascii="宋体" w:hAnsi="宋体" w:eastAsia="宋体" w:cs="宋体"/>
               <w:szCs w:val="24"/>
             </w:rPr>
             <w:fldChar w:fldCharType="separate"/>
@@ -2204,7 +2205,7 @@
             <w:fldChar w:fldCharType="begin"/>
           </w:r>
           <w:r>
-            <w:instrText xml:space="preserve"> PAGEREF _Toc6353 \h </w:instrText>
+            <w:instrText xml:space="preserve"> PAGEREF _Toc19003 \h </w:instrText>
           </w:r>
           <w:r>
             <w:fldChar w:fldCharType="separate"/>
@@ -2217,7 +2218,7 @@
           </w:r>
           <w:r>
             <w:rPr>
-              <w:rFonts w:ascii="宋体" w:eastAsia="宋体" w:hAnsi="宋体" w:cs="宋体" w:hint="eastAsia"/>
+              <w:rFonts w:hint="eastAsia" w:ascii="宋体" w:hAnsi="宋体" w:eastAsia="宋体" w:cs="宋体"/>
               <w:szCs w:val="24"/>
             </w:rPr>
             <w:fldChar w:fldCharType="end"/>
@@ -2225,42 +2226,28 @@
         </w:p>
         <w:p>
           <w:pPr>
-            <w:pStyle w:val="TOC1"/>
-            <w:keepNext w:val="0"/>
-            <w:keepLines w:val="0"/>
-            <w:pageBreakBefore w:val="0"/>
-            <w:widowControl w:val="0"/>
+            <w:pStyle w:val="16"/>
             <w:tabs>
               <w:tab w:val="right" w:leader="dot" w:pos="8306"/>
             </w:tabs>
-            <w:kinsoku w:val="0"/>
-            <w:wordWrap/>
-            <w:overflowPunct/>
-            <w:topLinePunct w:val="0"/>
-            <w:autoSpaceDE w:val="0"/>
-            <w:autoSpaceDN w:val="0"/>
-            <w:bidi w:val="0"/>
-            <w:adjustRightInd w:val="0"/>
-            <w:snapToGrid w:val="0"/>
-            <w:textAlignment w:val="baseline"/>
           </w:pPr>
           <w:r>
             <w:rPr>
-              <w:rFonts w:ascii="宋体" w:eastAsia="宋体" w:hAnsi="宋体" w:cs="宋体" w:hint="eastAsia"/>
+              <w:rFonts w:hint="eastAsia" w:ascii="宋体" w:hAnsi="宋体" w:eastAsia="宋体" w:cs="宋体"/>
               <w:szCs w:val="24"/>
             </w:rPr>
             <w:fldChar w:fldCharType="begin"/>
           </w:r>
           <w:r>
             <w:rPr>
-              <w:rFonts w:ascii="宋体" w:eastAsia="宋体" w:hAnsi="宋体" w:cs="宋体" w:hint="eastAsia"/>
+              <w:rFonts w:hint="eastAsia" w:ascii="宋体" w:hAnsi="宋体" w:eastAsia="宋体" w:cs="宋体"/>
               <w:szCs w:val="24"/>
             </w:rPr>
-            <w:instrText xml:space="preserve"> HYPERLINK \l _Toc21740 </w:instrText>
+            <w:instrText xml:space="preserve"> HYPERLINK \l _Toc599 </w:instrText>
           </w:r>
           <w:r>
             <w:rPr>
-              <w:rFonts w:ascii="宋体" w:eastAsia="宋体" w:hAnsi="宋体" w:cs="宋体" w:hint="eastAsia"/>
+              <w:rFonts w:hint="eastAsia" w:ascii="宋体" w:hAnsi="宋体" w:eastAsia="宋体" w:cs="宋体"/>
               <w:szCs w:val="24"/>
             </w:rPr>
             <w:fldChar w:fldCharType="separate"/>
@@ -2278,7 +2265,7 @@
             <w:fldChar w:fldCharType="begin"/>
           </w:r>
           <w:r>
-            <w:instrText xml:space="preserve"> PAGEREF _Toc21740 \h </w:instrText>
+            <w:instrText xml:space="preserve"> PAGEREF _Toc599 \h </w:instrText>
           </w:r>
           <w:r>
             <w:fldChar w:fldCharType="separate"/>
@@ -2291,7 +2278,7 @@
           </w:r>
           <w:r>
             <w:rPr>
-              <w:rFonts w:ascii="宋体" w:eastAsia="宋体" w:hAnsi="宋体" w:cs="宋体" w:hint="eastAsia"/>
+              <w:rFonts w:hint="eastAsia" w:ascii="宋体" w:hAnsi="宋体" w:eastAsia="宋体" w:cs="宋体"/>
               <w:szCs w:val="24"/>
             </w:rPr>
             <w:fldChar w:fldCharType="end"/>
@@ -2299,42 +2286,28 @@
         </w:p>
         <w:p>
           <w:pPr>
-            <w:pStyle w:val="TOC2"/>
-            <w:keepNext w:val="0"/>
-            <w:keepLines w:val="0"/>
-            <w:pageBreakBefore w:val="0"/>
-            <w:widowControl w:val="0"/>
+            <w:pStyle w:val="17"/>
             <w:tabs>
               <w:tab w:val="right" w:leader="dot" w:pos="8306"/>
             </w:tabs>
-            <w:kinsoku w:val="0"/>
-            <w:wordWrap/>
-            <w:overflowPunct/>
-            <w:topLinePunct w:val="0"/>
-            <w:autoSpaceDE w:val="0"/>
-            <w:autoSpaceDN w:val="0"/>
-            <w:bidi w:val="0"/>
-            <w:adjustRightInd w:val="0"/>
-            <w:snapToGrid w:val="0"/>
-            <w:textAlignment w:val="baseline"/>
           </w:pPr>
           <w:r>
             <w:rPr>
-              <w:rFonts w:ascii="宋体" w:eastAsia="宋体" w:hAnsi="宋体" w:cs="宋体" w:hint="eastAsia"/>
+              <w:rFonts w:hint="eastAsia" w:ascii="宋体" w:hAnsi="宋体" w:eastAsia="宋体" w:cs="宋体"/>
               <w:szCs w:val="24"/>
             </w:rPr>
             <w:fldChar w:fldCharType="begin"/>
           </w:r>
           <w:r>
             <w:rPr>
-              <w:rFonts w:ascii="宋体" w:eastAsia="宋体" w:hAnsi="宋体" w:cs="宋体" w:hint="eastAsia"/>
+              <w:rFonts w:hint="eastAsia" w:ascii="宋体" w:hAnsi="宋体" w:eastAsia="宋体" w:cs="宋体"/>
               <w:szCs w:val="24"/>
             </w:rPr>
-            <w:instrText xml:space="preserve"> HYPERLINK \l _Toc25483 </w:instrText>
+            <w:instrText xml:space="preserve"> HYPERLINK \l _Toc29338 </w:instrText>
           </w:r>
           <w:r>
             <w:rPr>
-              <w:rFonts w:ascii="宋体" w:eastAsia="宋体" w:hAnsi="宋体" w:cs="宋体" w:hint="eastAsia"/>
+              <w:rFonts w:hint="eastAsia" w:ascii="宋体" w:hAnsi="宋体" w:eastAsia="宋体" w:cs="宋体"/>
               <w:szCs w:val="24"/>
             </w:rPr>
             <w:fldChar w:fldCharType="separate"/>
@@ -2360,7 +2333,7 @@
             <w:fldChar w:fldCharType="begin"/>
           </w:r>
           <w:r>
-            <w:instrText xml:space="preserve"> PAGEREF _Toc25483 \h </w:instrText>
+            <w:instrText xml:space="preserve"> PAGEREF _Toc29338 \h </w:instrText>
           </w:r>
           <w:r>
             <w:fldChar w:fldCharType="separate"/>
@@ -2373,7 +2346,7 @@
           </w:r>
           <w:r>
             <w:rPr>
-              <w:rFonts w:ascii="宋体" w:eastAsia="宋体" w:hAnsi="宋体" w:cs="宋体" w:hint="eastAsia"/>
+              <w:rFonts w:hint="eastAsia" w:ascii="宋体" w:hAnsi="宋体" w:eastAsia="宋体" w:cs="宋体"/>
               <w:szCs w:val="24"/>
             </w:rPr>
             <w:fldChar w:fldCharType="end"/>
@@ -2381,42 +2354,28 @@
         </w:p>
         <w:p>
           <w:pPr>
-            <w:pStyle w:val="TOC2"/>
-            <w:keepNext w:val="0"/>
-            <w:keepLines w:val="0"/>
-            <w:pageBreakBefore w:val="0"/>
-            <w:widowControl w:val="0"/>
+            <w:pStyle w:val="17"/>
             <w:tabs>
               <w:tab w:val="right" w:leader="dot" w:pos="8306"/>
             </w:tabs>
-            <w:kinsoku w:val="0"/>
-            <w:wordWrap/>
-            <w:overflowPunct/>
-            <w:topLinePunct w:val="0"/>
-            <w:autoSpaceDE w:val="0"/>
-            <w:autoSpaceDN w:val="0"/>
-            <w:bidi w:val="0"/>
-            <w:adjustRightInd w:val="0"/>
-            <w:snapToGrid w:val="0"/>
-            <w:textAlignment w:val="baseline"/>
           </w:pPr>
           <w:r>
             <w:rPr>
-              <w:rFonts w:ascii="宋体" w:eastAsia="宋体" w:hAnsi="宋体" w:cs="宋体" w:hint="eastAsia"/>
+              <w:rFonts w:hint="eastAsia" w:ascii="宋体" w:hAnsi="宋体" w:eastAsia="宋体" w:cs="宋体"/>
               <w:szCs w:val="24"/>
             </w:rPr>
             <w:fldChar w:fldCharType="begin"/>
           </w:r>
           <w:r>
             <w:rPr>
-              <w:rFonts w:ascii="宋体" w:eastAsia="宋体" w:hAnsi="宋体" w:cs="宋体" w:hint="eastAsia"/>
+              <w:rFonts w:hint="eastAsia" w:ascii="宋体" w:hAnsi="宋体" w:eastAsia="宋体" w:cs="宋体"/>
               <w:szCs w:val="24"/>
             </w:rPr>
-            <w:instrText xml:space="preserve"> HYPERLINK \l _Toc21385 </w:instrText>
+            <w:instrText xml:space="preserve"> HYPERLINK \l _Toc2942 </w:instrText>
           </w:r>
           <w:r>
             <w:rPr>
-              <w:rFonts w:ascii="宋体" w:eastAsia="宋体" w:hAnsi="宋体" w:cs="宋体" w:hint="eastAsia"/>
+              <w:rFonts w:hint="eastAsia" w:ascii="宋体" w:hAnsi="宋体" w:eastAsia="宋体" w:cs="宋体"/>
               <w:szCs w:val="24"/>
             </w:rPr>
             <w:fldChar w:fldCharType="separate"/>
@@ -2442,7 +2401,7 @@
             <w:fldChar w:fldCharType="begin"/>
           </w:r>
           <w:r>
-            <w:instrText xml:space="preserve"> PAGEREF _Toc21385 \h </w:instrText>
+            <w:instrText xml:space="preserve"> PAGEREF _Toc2942 \h </w:instrText>
           </w:r>
           <w:r>
             <w:fldChar w:fldCharType="separate"/>
@@ -2455,7 +2414,7 @@
           </w:r>
           <w:r>
             <w:rPr>
-              <w:rFonts w:ascii="宋体" w:eastAsia="宋体" w:hAnsi="宋体" w:cs="宋体" w:hint="eastAsia"/>
+              <w:rFonts w:hint="eastAsia" w:ascii="宋体" w:hAnsi="宋体" w:eastAsia="宋体" w:cs="宋体"/>
               <w:szCs w:val="24"/>
             </w:rPr>
             <w:fldChar w:fldCharType="end"/>
@@ -2463,42 +2422,28 @@
         </w:p>
         <w:p>
           <w:pPr>
-            <w:pStyle w:val="TOC2"/>
-            <w:keepNext w:val="0"/>
-            <w:keepLines w:val="0"/>
-            <w:pageBreakBefore w:val="0"/>
-            <w:widowControl w:val="0"/>
+            <w:pStyle w:val="17"/>
             <w:tabs>
               <w:tab w:val="right" w:leader="dot" w:pos="8306"/>
             </w:tabs>
-            <w:kinsoku w:val="0"/>
-            <w:wordWrap/>
-            <w:overflowPunct/>
-            <w:topLinePunct w:val="0"/>
-            <w:autoSpaceDE w:val="0"/>
-            <w:autoSpaceDN w:val="0"/>
-            <w:bidi w:val="0"/>
-            <w:adjustRightInd w:val="0"/>
-            <w:snapToGrid w:val="0"/>
-            <w:textAlignment w:val="baseline"/>
           </w:pPr>
           <w:r>
             <w:rPr>
-              <w:rFonts w:ascii="宋体" w:eastAsia="宋体" w:hAnsi="宋体" w:cs="宋体" w:hint="eastAsia"/>
+              <w:rFonts w:hint="eastAsia" w:ascii="宋体" w:hAnsi="宋体" w:eastAsia="宋体" w:cs="宋体"/>
               <w:szCs w:val="24"/>
             </w:rPr>
             <w:fldChar w:fldCharType="begin"/>
           </w:r>
           <w:r>
             <w:rPr>
-              <w:rFonts w:ascii="宋体" w:eastAsia="宋体" w:hAnsi="宋体" w:cs="宋体" w:hint="eastAsia"/>
+              <w:rFonts w:hint="eastAsia" w:ascii="宋体" w:hAnsi="宋体" w:eastAsia="宋体" w:cs="宋体"/>
               <w:szCs w:val="24"/>
             </w:rPr>
-            <w:instrText xml:space="preserve"> HYPERLINK \l _Toc16877 </w:instrText>
+            <w:instrText xml:space="preserve"> HYPERLINK \l _Toc10618 </w:instrText>
           </w:r>
           <w:r>
             <w:rPr>
-              <w:rFonts w:ascii="宋体" w:eastAsia="宋体" w:hAnsi="宋体" w:cs="宋体" w:hint="eastAsia"/>
+              <w:rFonts w:hint="eastAsia" w:ascii="宋体" w:hAnsi="宋体" w:eastAsia="宋体" w:cs="宋体"/>
               <w:szCs w:val="24"/>
             </w:rPr>
             <w:fldChar w:fldCharType="separate"/>
@@ -2524,7 +2469,7 @@
             <w:fldChar w:fldCharType="begin"/>
           </w:r>
           <w:r>
-            <w:instrText xml:space="preserve"> PAGEREF _Toc16877 \h </w:instrText>
+            <w:instrText xml:space="preserve"> PAGEREF _Toc10618 \h </w:instrText>
           </w:r>
           <w:r>
             <w:fldChar w:fldCharType="separate"/>
@@ -2537,7 +2482,7 @@
           </w:r>
           <w:r>
             <w:rPr>
-              <w:rFonts w:ascii="宋体" w:eastAsia="宋体" w:hAnsi="宋体" w:cs="宋体" w:hint="eastAsia"/>
+              <w:rFonts w:hint="eastAsia" w:ascii="宋体" w:hAnsi="宋体" w:eastAsia="宋体" w:cs="宋体"/>
               <w:szCs w:val="24"/>
             </w:rPr>
             <w:fldChar w:fldCharType="end"/>
@@ -2545,42 +2490,28 @@
         </w:p>
         <w:p>
           <w:pPr>
-            <w:pStyle w:val="TOC2"/>
-            <w:keepNext w:val="0"/>
-            <w:keepLines w:val="0"/>
-            <w:pageBreakBefore w:val="0"/>
-            <w:widowControl w:val="0"/>
+            <w:pStyle w:val="17"/>
             <w:tabs>
               <w:tab w:val="right" w:leader="dot" w:pos="8306"/>
             </w:tabs>
-            <w:kinsoku w:val="0"/>
-            <w:wordWrap/>
-            <w:overflowPunct/>
-            <w:topLinePunct w:val="0"/>
-            <w:autoSpaceDE w:val="0"/>
-            <w:autoSpaceDN w:val="0"/>
-            <w:bidi w:val="0"/>
-            <w:adjustRightInd w:val="0"/>
-            <w:snapToGrid w:val="0"/>
-            <w:textAlignment w:val="baseline"/>
           </w:pPr>
           <w:r>
             <w:rPr>
-              <w:rFonts w:ascii="宋体" w:eastAsia="宋体" w:hAnsi="宋体" w:cs="宋体" w:hint="eastAsia"/>
+              <w:rFonts w:hint="eastAsia" w:ascii="宋体" w:hAnsi="宋体" w:eastAsia="宋体" w:cs="宋体"/>
               <w:szCs w:val="24"/>
             </w:rPr>
             <w:fldChar w:fldCharType="begin"/>
           </w:r>
           <w:r>
             <w:rPr>
-              <w:rFonts w:ascii="宋体" w:eastAsia="宋体" w:hAnsi="宋体" w:cs="宋体" w:hint="eastAsia"/>
+              <w:rFonts w:hint="eastAsia" w:ascii="宋体" w:hAnsi="宋体" w:eastAsia="宋体" w:cs="宋体"/>
               <w:szCs w:val="24"/>
             </w:rPr>
-            <w:instrText xml:space="preserve"> HYPERLINK \l _Toc17882 </w:instrText>
+            <w:instrText xml:space="preserve"> HYPERLINK \l _Toc25729 </w:instrText>
           </w:r>
           <w:r>
             <w:rPr>
-              <w:rFonts w:ascii="宋体" w:eastAsia="宋体" w:hAnsi="宋体" w:cs="宋体" w:hint="eastAsia"/>
+              <w:rFonts w:hint="eastAsia" w:ascii="宋体" w:hAnsi="宋体" w:eastAsia="宋体" w:cs="宋体"/>
               <w:szCs w:val="24"/>
             </w:rPr>
             <w:fldChar w:fldCharType="separate"/>
@@ -2606,20 +2537,20 @@
             <w:fldChar w:fldCharType="begin"/>
           </w:r>
           <w:r>
-            <w:instrText xml:space="preserve"> PAGEREF _Toc17882 \h </w:instrText>
+            <w:instrText xml:space="preserve"> PAGEREF _Toc25729 \h </w:instrText>
           </w:r>
           <w:r>
             <w:fldChar w:fldCharType="separate"/>
           </w:r>
           <w:r>
-            <w:t>5</w:t>
+            <w:t>4</w:t>
           </w:r>
           <w:r>
             <w:fldChar w:fldCharType="end"/>
           </w:r>
           <w:r>
             <w:rPr>
-              <w:rFonts w:ascii="宋体" w:eastAsia="宋体" w:hAnsi="宋体" w:cs="宋体" w:hint="eastAsia"/>
+              <w:rFonts w:hint="eastAsia" w:ascii="宋体" w:hAnsi="宋体" w:eastAsia="宋体" w:cs="宋体"/>
               <w:szCs w:val="24"/>
             </w:rPr>
             <w:fldChar w:fldCharType="end"/>
@@ -2642,7 +2573,7 @@
             <w:snapToGrid w:val="0"/>
             <w:textAlignment w:val="baseline"/>
             <w:rPr>
-              <w:rFonts w:ascii="宋体" w:eastAsia="宋体" w:hAnsi="宋体" w:cs="宋体" w:hint="eastAsia"/>
+              <w:rFonts w:hint="eastAsia" w:ascii="宋体" w:hAnsi="宋体" w:eastAsia="宋体" w:cs="宋体"/>
               <w:snapToGrid w:val="0"/>
               <w:color w:val="000000"/>
               <w:kern w:val="0"/>
@@ -2653,7 +2584,7 @@
           </w:pPr>
           <w:r>
             <w:rPr>
-              <w:rFonts w:ascii="宋体" w:eastAsia="宋体" w:hAnsi="宋体" w:cs="宋体" w:hint="eastAsia"/>
+              <w:rFonts w:hint="eastAsia" w:ascii="宋体" w:hAnsi="宋体" w:eastAsia="宋体" w:cs="宋体"/>
               <w:szCs w:val="24"/>
             </w:rPr>
             <w:fldChar w:fldCharType="end"/>
@@ -2678,7 +2609,7 @@
         <w:snapToGrid w:val="0"/>
         <w:textAlignment w:val="baseline"/>
         <w:rPr>
-          <w:rFonts w:ascii="Arial" w:eastAsia="Arial" w:hAnsi="Arial" w:cs="Arial"/>
+          <w:rFonts w:ascii="Arial" w:hAnsi="Arial" w:eastAsia="Arial" w:cs="Arial"/>
           <w:snapToGrid w:val="0"/>
           <w:color w:val="000000"/>
           <w:kern w:val="0"/>
@@ -2689,7 +2620,7 @@
       </w:pPr>
       <w:r>
         <w:rPr>
-          <w:rFonts w:ascii="Arial" w:eastAsia="Arial" w:hAnsi="Arial" w:cs="Arial"/>
+          <w:rFonts w:ascii="Arial" w:hAnsi="Arial" w:eastAsia="Arial" w:cs="Arial"/>
           <w:snapToGrid w:val="0"/>
           <w:color w:val="000000"/>
           <w:kern w:val="0"/>
@@ -2702,7 +2633,7 @@
     </w:p>
     <w:p>
       <w:pPr>
-        <w:pStyle w:val="1"/>
+        <w:pStyle w:val="28"/>
         <w:keepNext w:val="0"/>
         <w:keepLines w:val="0"/>
         <w:pageBreakBefore w:val="0"/>
@@ -2718,7 +2649,7 @@
         <w:snapToGrid w:val="0"/>
         <w:textAlignment w:val="baseline"/>
       </w:pPr>
-      <w:bookmarkStart w:id="2" w:name="_Toc21740"/>
+      <w:bookmarkStart w:id="2" w:name="_Toc599"/>
       <w:r>
         <w:rPr>
           <w:rFonts w:hint="default"/>
@@ -2729,7 +2660,7 @@
     </w:p>
     <w:p>
       <w:pPr>
-        <w:pStyle w:val="a1"/>
+        <w:pStyle w:val="29"/>
         <w:keepNext w:val="0"/>
         <w:keepLines w:val="0"/>
         <w:pageBreakBefore w:val="0"/>
@@ -2809,7 +2740,7 @@
     </w:p>
     <w:p>
       <w:pPr>
-        <w:pStyle w:val="2"/>
+        <w:pStyle w:val="30"/>
         <w:keepNext w:val="0"/>
         <w:keepLines w:val="0"/>
         <w:pageBreakBefore w:val="0"/>
@@ -2829,7 +2760,7 @@
           <w:lang w:val="en-US" w:eastAsia="zh-CN"/>
         </w:rPr>
       </w:pPr>
-      <w:bookmarkStart w:id="3" w:name="_Toc25483"/>
+      <w:bookmarkStart w:id="3" w:name="_Toc29338"/>
       <w:r>
         <w:rPr>
           <w:rFonts w:hint="eastAsia"/>
@@ -2841,7 +2772,7 @@
     </w:p>
     <w:p>
       <w:pPr>
-        <w:pStyle w:val="a1"/>
+        <w:pStyle w:val="29"/>
         <w:keepNext w:val="0"/>
         <w:keepLines w:val="0"/>
         <w:pageBreakBefore w:val="0"/>
@@ -2871,7 +2802,7 @@
     </w:p>
     <w:p>
       <w:pPr>
-        <w:pStyle w:val="a1"/>
+        <w:pStyle w:val="29"/>
         <w:keepNext w:val="0"/>
         <w:keepLines w:val="0"/>
         <w:pageBreakBefore w:val="0"/>
@@ -2901,7 +2832,7 @@
     </w:p>
     <w:p>
       <w:pPr>
-        <w:pStyle w:val="2"/>
+        <w:pStyle w:val="30"/>
         <w:keepNext w:val="0"/>
         <w:keepLines w:val="0"/>
         <w:pageBreakBefore w:val="0"/>
@@ -2921,7 +2852,7 @@
           <w:lang w:val="en-US" w:eastAsia="zh-CN"/>
         </w:rPr>
       </w:pPr>
-      <w:bookmarkStart w:id="4" w:name="_Toc21385"/>
+      <w:bookmarkStart w:id="4" w:name="_Toc2942"/>
       <w:r>
         <w:rPr>
           <w:rFonts w:hint="eastAsia"/>
@@ -2933,7 +2864,7 @@
     </w:p>
     <w:p>
       <w:pPr>
-        <w:pStyle w:val="a1"/>
+        <w:pStyle w:val="29"/>
         <w:keepNext w:val="0"/>
         <w:keepLines w:val="0"/>
         <w:pageBreakBefore w:val="0"/>
@@ -2963,7 +2894,7 @@
     </w:p>
     <w:p>
       <w:pPr>
-        <w:pStyle w:val="2"/>
+        <w:pStyle w:val="30"/>
         <w:keepNext w:val="0"/>
         <w:keepLines w:val="0"/>
         <w:pageBreakBefore w:val="0"/>
@@ -2983,7 +2914,7 @@
           <w:lang w:val="en-US" w:eastAsia="zh-CN"/>
         </w:rPr>
       </w:pPr>
-      <w:bookmarkStart w:id="5" w:name="_Toc16877"/>
+      <w:bookmarkStart w:id="5" w:name="_Toc10618"/>
       <w:r>
         <w:rPr>
           <w:rFonts w:hint="eastAsia"/>
@@ -2995,7 +2926,7 @@
     </w:p>
     <w:p>
       <w:pPr>
-        <w:pStyle w:val="TableText"/>
+        <w:pStyle w:val="27"/>
         <w:keepNext w:val="0"/>
         <w:keepLines w:val="0"/>
         <w:pageBreakBefore w:val="0"/>
@@ -3019,7 +2950,7 @@
       </w:pPr>
       <w:r>
         <w:rPr>
-          <w:rStyle w:val="Char"/>
+          <w:rStyle w:val="42"/>
           <w:rFonts w:hint="eastAsia"/>
           <w:lang w:val="en-US" w:eastAsia="zh-CN"/>
         </w:rPr>
@@ -3027,20 +2958,20 @@
       </w:r>
       <w:r>
         <w:rPr>
-          <w:rStyle w:val="Char"/>
+          <w:rStyle w:val="42"/>
         </w:rPr>
         <w:t>对本次管理评审公司各相关部门做了周密的安排，参加会议的各部门人员也做了充分的准备，对公司的运维管理目标进行了认真的评议，全面的总结了公司运维能力体系的运行情况</w:t>
       </w:r>
       <w:r>
         <w:rPr>
-          <w:rStyle w:val="Char"/>
+          <w:rStyle w:val="42"/>
           <w:rFonts w:hint="eastAsia"/>
         </w:rPr>
         <w:t>。</w:t>
       </w:r>
       <w:r>
         <w:rPr>
-          <w:rStyle w:val="Char"/>
+          <w:rStyle w:val="42"/>
           <w:rFonts w:hint="eastAsia"/>
           <w:lang w:val="en-US"/>
         </w:rPr>
@@ -3049,7 +2980,7 @@
     </w:p>
     <w:p>
       <w:pPr>
-        <w:pStyle w:val="2"/>
+        <w:pStyle w:val="30"/>
         <w:keepNext w:val="0"/>
         <w:keepLines w:val="0"/>
         <w:pageBreakBefore w:val="0"/>
@@ -3069,7 +3000,7 @@
           <w:lang w:val="en-US" w:eastAsia="zh-CN"/>
         </w:rPr>
       </w:pPr>
-      <w:bookmarkStart w:id="6" w:name="_Toc17882"/>
+      <w:bookmarkStart w:id="6" w:name="_Toc25729"/>
       <w:r>
         <w:rPr>
           <w:rFonts w:hint="eastAsia"/>
@@ -3081,7 +3012,7 @@
     </w:p>
     <w:p>
       <w:pPr>
-        <w:pStyle w:val="a1"/>
+        <w:pStyle w:val="29"/>
         <w:keepNext w:val="0"/>
         <w:keepLines w:val="0"/>
         <w:pageBreakBefore w:val="0"/>
@@ -3110,7 +3041,7 @@
     </w:p>
     <w:p>
       <w:pPr>
-        <w:pStyle w:val="a1"/>
+        <w:pStyle w:val="29"/>
         <w:keepNext w:val="0"/>
         <w:keepLines w:val="0"/>
         <w:pageBreakBefore w:val="0"/>
@@ -3142,7 +3073,7 @@
     </w:p>
     <w:p>
       <w:pPr>
-        <w:pStyle w:val="a1"/>
+        <w:pStyle w:val="29"/>
         <w:keepNext w:val="0"/>
         <w:keepLines w:val="0"/>
         <w:pageBreakBefore w:val="0"/>
@@ -3171,7 +3102,7 @@
     </w:p>
     <w:p>
       <w:pPr>
-        <w:pStyle w:val="a1"/>
+        <w:pStyle w:val="29"/>
         <w:keepNext w:val="0"/>
         <w:keepLines w:val="0"/>
         <w:pageBreakBefore w:val="0"/>
@@ -3201,7 +3132,7 @@
     </w:p>
     <w:p>
       <w:pPr>
-        <w:pStyle w:val="a1"/>
+        <w:pStyle w:val="29"/>
         <w:keepNext w:val="0"/>
         <w:keepLines w:val="0"/>
         <w:pageBreakBefore w:val="0"/>
@@ -3219,7 +3150,7 @@
         <w:bidi w:val="0"/>
         <w:adjustRightInd w:val="0"/>
         <w:snapToGrid w:val="0"/>
-        <w:ind w:left="425" w:hanging="425" w:leftChars="0" w:firstLineChars="0"/>
+        <w:ind w:left="425" w:leftChars="0" w:hanging="425" w:firstLineChars="0"/>
         <w:textAlignment w:val="baseline"/>
       </w:pPr>
       <w:r>
@@ -3228,7 +3159,7 @@
     </w:p>
     <w:p>
       <w:pPr>
-        <w:pStyle w:val="a1"/>
+        <w:pStyle w:val="29"/>
         <w:keepNext w:val="0"/>
         <w:keepLines w:val="0"/>
         <w:pageBreakBefore w:val="0"/>
@@ -3246,7 +3177,7 @@
         <w:bidi w:val="0"/>
         <w:adjustRightInd w:val="0"/>
         <w:snapToGrid w:val="0"/>
-        <w:ind w:left="425" w:hanging="425" w:leftChars="0" w:firstLineChars="0"/>
+        <w:ind w:left="425" w:leftChars="0" w:hanging="425" w:firstLineChars="0"/>
         <w:textAlignment w:val="baseline"/>
       </w:pPr>
       <w:r>
@@ -3275,7 +3206,7 @@
     </w:p>
     <w:p>
       <w:pPr>
-        <w:pStyle w:val="a1"/>
+        <w:pStyle w:val="29"/>
         <w:keepNext w:val="0"/>
         <w:keepLines w:val="0"/>
         <w:pageBreakBefore w:val="0"/>
@@ -3293,7 +3224,7 @@
         <w:bidi w:val="0"/>
         <w:adjustRightInd w:val="0"/>
         <w:snapToGrid w:val="0"/>
-        <w:ind w:left="425" w:hanging="425" w:leftChars="0" w:firstLineChars="0"/>
+        <w:ind w:left="425" w:leftChars="0" w:hanging="425" w:firstLineChars="0"/>
         <w:textAlignment w:val="baseline"/>
         <w:rPr>
           <w:rFonts w:hint="default"/>
@@ -3315,23 +3246,73 @@
       </w:r>
     </w:p>
     <w:sectPr>
-      <w:headerReference w:type="default" r:id="rId7"/>
+      <w:headerReference r:id="rId5" w:type="default"/>
       <w:pgSz w:w="11906" w:h="16838"/>
       <w:pgMar w:top="1417" w:right="1800" w:bottom="1440" w:left="1800" w:header="1140" w:footer="992" w:gutter="0"/>
-      <w:cols w:num="1" w:space="425"/>
+      <w:cols w:space="425" w:num="1"/>
       <w:docGrid w:type="lines" w:linePitch="312" w:charSpace="0"/>
     </w:sectPr>
   </w:body>
 </w:document>
 </file>
 
+<file path=word/endnotes.xml><?xml version="1.0" encoding="utf-8"?>
+<w:endnotes xmlns:wpc="http://schemas.microsoft.com/office/word/2010/wordprocessingCanvas" xmlns:mc="http://schemas.openxmlformats.org/markup-compatibility/2006" xmlns:o="urn:schemas-microsoft-com:office:office" xmlns:r="http://schemas.openxmlformats.org/officeDocument/2006/relationships" xmlns:m="http://schemas.openxmlformats.org/officeDocument/2006/math" xmlns:v="urn:schemas-microsoft-com:vml" xmlns:wp14="http://schemas.microsoft.com/office/word/2010/wordprocessingDrawing" xmlns:wp="http://schemas.openxmlformats.org/drawingml/2006/wordprocessingDrawing" xmlns:w="http://schemas.openxmlformats.org/wordprocessingml/2006/main" xmlns:w14="http://schemas.microsoft.com/office/word/2010/wordml" xmlns:w15="http://schemas.microsoft.com/office/word/2012/wordml" xmlns:w10="urn:schemas-microsoft-com:office:word" xmlns:wpg="http://schemas.microsoft.com/office/word/2010/wordprocessingGroup" xmlns:wpi="http://schemas.microsoft.com/office/word/2010/wordprocessingInk" xmlns:wne="http://schemas.microsoft.com/office/word/2006/wordml" xmlns:wps="http://schemas.microsoft.com/office/word/2010/wordprocessingShape" xmlns:wpsCustomData="http://www.wps.cn/officeDocument/2013/wpsCustomData" mc:Ignorable="w14 w15 wp14">
+  <w:endnote w:type="separator" w:id="0">
+    <w:p>
+      <w:pPr>
+        <w:spacing w:line="240" w:lineRule="auto"/>
+      </w:pPr>
+      <w:r>
+        <w:separator/>
+      </w:r>
+    </w:p>
+  </w:endnote>
+  <w:endnote w:type="continuationSeparator" w:id="1">
+    <w:p>
+      <w:pPr>
+        <w:spacing w:line="240" w:lineRule="auto"/>
+      </w:pPr>
+      <w:r>
+        <w:continuationSeparator/>
+      </w:r>
+    </w:p>
+  </w:endnote>
+</w:endnotes>
+</file>
+
+<file path=word/footnotes.xml><?xml version="1.0" encoding="utf-8"?>
+<w:footnotes xmlns:wpc="http://schemas.microsoft.com/office/word/2010/wordprocessingCanvas" xmlns:mc="http://schemas.openxmlformats.org/markup-compatibility/2006" xmlns:o="urn:schemas-microsoft-com:office:office" xmlns:r="http://schemas.openxmlformats.org/officeDocument/2006/relationships" xmlns:m="http://schemas.openxmlformats.org/officeDocument/2006/math" xmlns:v="urn:schemas-microsoft-com:vml" xmlns:wp14="http://schemas.microsoft.com/office/word/2010/wordprocessingDrawing" xmlns:wp="http://schemas.openxmlformats.org/drawingml/2006/wordprocessingDrawing" xmlns:w="http://schemas.openxmlformats.org/wordprocessingml/2006/main" xmlns:w14="http://schemas.microsoft.com/office/word/2010/wordml" xmlns:w15="http://schemas.microsoft.com/office/word/2012/wordml" xmlns:w10="urn:schemas-microsoft-com:office:word" xmlns:wpg="http://schemas.microsoft.com/office/word/2010/wordprocessingGroup" xmlns:wpi="http://schemas.microsoft.com/office/word/2010/wordprocessingInk" xmlns:wne="http://schemas.microsoft.com/office/word/2006/wordml" xmlns:wps="http://schemas.microsoft.com/office/word/2010/wordprocessingShape" xmlns:wpsCustomData="http://www.wps.cn/officeDocument/2013/wpsCustomData" mc:Ignorable="w14 w15 wp14">
+  <w:footnote w:type="separator" w:id="0">
+    <w:p>
+      <w:pPr>
+        <w:spacing w:line="360" w:lineRule="auto"/>
+      </w:pPr>
+      <w:r>
+        <w:separator/>
+      </w:r>
+    </w:p>
+  </w:footnote>
+  <w:footnote w:type="continuationSeparator" w:id="1">
+    <w:p>
+      <w:pPr>
+        <w:spacing w:line="360" w:lineRule="auto"/>
+      </w:pPr>
+      <w:r>
+        <w:continuationSeparator/>
+      </w:r>
+    </w:p>
+  </w:footnote>
+</w:footnotes>
+</file>
+
 <file path=word/header1.xml><?xml version="1.0" encoding="utf-8"?>
-<w:hdr xmlns:wpc="http://schemas.microsoft.com/office/word/2010/wordprocessingCanvas" xmlns:mc="http://schemas.openxmlformats.org/markup-compatibility/2006" xmlns:o="urn:schemas-microsoft-com:office:office" xmlns:r="http://schemas.openxmlformats.org/officeDocument/2006/relationships" xmlns:m="http://schemas.openxmlformats.org/officeDocument/2006/math" xmlns:v="urn:schemas-microsoft-com:vml" xmlns:wp14="http://schemas.microsoft.com/office/word/2010/wordprocessingDrawing" xmlns:wp="http://schemas.openxmlformats.org/drawingml/2006/wordprocessingDrawing" xmlns:w10="urn:schemas-microsoft-com:office:word" xmlns:w="http://schemas.openxmlformats.org/wordprocessingml/2006/main" xmlns:w14="http://schemas.microsoft.com/office/word/2010/wordml" xmlns:w15="http://schemas.microsoft.com/office/word/2012/wordml" xmlns:wne="http://schemas.microsoft.com/office/word/2006/wordml" xmlns:wpg="http://schemas.microsoft.com/office/word/2010/wordprocessingGroup" xmlns:wpi="http://schemas.microsoft.com/office/word/2010/wordprocessingInk" xmlns:wps="http://schemas.microsoft.com/office/word/2010/wordprocessingShape" mc:Ignorable="w14 w15 wp14">
+<w:hdr xmlns:wpc="http://schemas.microsoft.com/office/word/2010/wordprocessingCanvas" xmlns:mc="http://schemas.openxmlformats.org/markup-compatibility/2006" xmlns:o="urn:schemas-microsoft-com:office:office" xmlns:r="http://schemas.openxmlformats.org/officeDocument/2006/relationships" xmlns:m="http://schemas.openxmlformats.org/officeDocument/2006/math" xmlns:v="urn:schemas-microsoft-com:vml" xmlns:wp14="http://schemas.microsoft.com/office/word/2010/wordprocessingDrawing" xmlns:wp="http://schemas.openxmlformats.org/drawingml/2006/wordprocessingDrawing" xmlns:w10="urn:schemas-microsoft-com:office:word" xmlns:w="http://schemas.openxmlformats.org/wordprocessingml/2006/main" xmlns:w14="http://schemas.microsoft.com/office/word/2010/wordml" xmlns:w15="http://schemas.microsoft.com/office/word/2012/wordml" xmlns:wpg="http://schemas.microsoft.com/office/word/2010/wordprocessingGroup" xmlns:wpi="http://schemas.microsoft.com/office/word/2010/wordprocessingInk" xmlns:wne="http://schemas.microsoft.com/office/word/2006/wordml" xmlns:wps="http://schemas.microsoft.com/office/word/2010/wordprocessingShape" xmlns:wpsCustomData="http://www.wps.cn/officeDocument/2013/wpsCustomData" mc:Ignorable="w14 w15 wp14">
   <w:p>
     <w:pPr>
-      <w:pStyle w:val="Header"/>
+      <w:pStyle w:val="15"/>
       <w:pBdr>
-        <w:bottom w:val="single" w:sz="4" w:space="1" w:color="auto"/>
+        <w:bottom w:val="single" w:color="auto" w:sz="4" w:space="1"/>
       </w:pBdr>
       <w:tabs>
         <w:tab w:val="left" w:pos="335"/>
@@ -3339,27 +3320,27 @@
       </w:tabs>
       <w:jc w:val="right"/>
       <w:rPr>
-        <w:rFonts w:eastAsiaTheme="minorEastAsia" w:hint="eastAsia"/>
+        <w:rFonts w:hint="eastAsia" w:eastAsiaTheme="minorEastAsia"/>
         <w:lang w:eastAsia="zh-CN"/>
       </w:rPr>
     </w:pPr>
     <w:r>
       <w:rPr>
-        <w:rFonts w:eastAsiaTheme="minorEastAsia" w:hint="eastAsia"/>
+        <w:rFonts w:hint="eastAsia" w:eastAsiaTheme="minorEastAsia"/>
         <w:lang w:val="en-US" w:eastAsia="zh-CN"/>
       </w:rPr>
       <w:tab/>
     </w:r>
     <w:r>
       <w:rPr>
-        <w:rFonts w:eastAsiaTheme="minorEastAsia" w:hint="eastAsia"/>
+        <w:rFonts w:hint="eastAsia" w:eastAsiaTheme="minorEastAsia"/>
         <w:lang w:val="en-US" w:eastAsia="zh-CN"/>
       </w:rPr>
       <w:tab/>
     </w:r>
     <w:r>
       <w:rPr>
-        <w:rFonts w:eastAsiaTheme="minorEastAsia" w:hint="eastAsia"/>
+        <w:rFonts w:hint="eastAsia" w:eastAsiaTheme="minorEastAsia"/>
         <w:lang w:val="en-US" w:eastAsia="zh-CN"/>
       </w:rPr>
       <w:t>江西通信产业服务有限公司</w:t>
@@ -3369,15 +3350,15 @@
 </file>
 
 <file path=word/numbering.xml><?xml version="1.0" encoding="utf-8"?>
-<w:numbering xmlns:wpc="http://schemas.microsoft.com/office/word/2010/wordprocessingCanvas" xmlns:mc="http://schemas.openxmlformats.org/markup-compatibility/2006" xmlns:o="urn:schemas-microsoft-com:office:office" xmlns:r="http://schemas.openxmlformats.org/officeDocument/2006/relationships" xmlns:m="http://schemas.openxmlformats.org/officeDocument/2006/math" xmlns:v="urn:schemas-microsoft-com:vml" xmlns:wp14="http://schemas.microsoft.com/office/word/2010/wordprocessingDrawing" xmlns:wp="http://schemas.openxmlformats.org/drawingml/2006/wordprocessingDrawing" xmlns:w10="urn:schemas-microsoft-com:office:word" xmlns:w="http://schemas.openxmlformats.org/wordprocessingml/2006/main" xmlns:w14="http://schemas.microsoft.com/office/word/2010/wordml" xmlns:w15="http://schemas.microsoft.com/office/word/2012/wordml" xmlns:wne="http://schemas.microsoft.com/office/word/2006/wordml" xmlns:wpg="http://schemas.microsoft.com/office/word/2010/wordprocessingGroup" xmlns:wpi="http://schemas.microsoft.com/office/word/2010/wordprocessingInk" xmlns:wps="http://schemas.microsoft.com/office/word/2010/wordprocessingShape" mc:Ignorable="w14 w15 wp14">
+<w:numbering xmlns:wpc="http://schemas.microsoft.com/office/word/2010/wordprocessingCanvas" xmlns:mc="http://schemas.openxmlformats.org/markup-compatibility/2006" xmlns:o="urn:schemas-microsoft-com:office:office" xmlns:r="http://schemas.openxmlformats.org/officeDocument/2006/relationships" xmlns:m="http://schemas.openxmlformats.org/officeDocument/2006/math" xmlns:v="urn:schemas-microsoft-com:vml" xmlns:wp14="http://schemas.microsoft.com/office/word/2010/wordprocessingDrawing" xmlns:wp="http://schemas.openxmlformats.org/drawingml/2006/wordprocessingDrawing" xmlns:w10="urn:schemas-microsoft-com:office:word" xmlns:w="http://schemas.openxmlformats.org/wordprocessingml/2006/main" xmlns:w14="http://schemas.microsoft.com/office/word/2010/wordml" xmlns:wpg="http://schemas.microsoft.com/office/word/2010/wordprocessingGroup" xmlns:wpi="http://schemas.microsoft.com/office/word/2010/wordprocessingInk" xmlns:wne="http://schemas.microsoft.com/office/word/2006/wordml" xmlns:wps="http://schemas.microsoft.com/office/word/2010/wordprocessingShape" xmlns:wpsCustomData="http://www.wps.cn/officeDocument/2013/wpsCustomData" mc:Ignorable="w14 wp14">
   <w:abstractNum w:abstractNumId="0">
     <w:nsid w:val="8E964DCE"/>
     <w:multiLevelType w:val="multilevel"/>
     <w:tmpl w:val="8E964DCE"/>
-    <w:lvl w:ilvl="0">
+    <w:lvl w:ilvl="0" w:tentative="0">
       <w:start w:val="1"/>
       <w:numFmt w:val="decimal"/>
-      <w:pStyle w:val="Heading1"/>
+      <w:pStyle w:val="2"/>
       <w:lvlText w:val="%1."/>
       <w:lvlJc w:val="left"/>
       <w:pPr>
@@ -3387,10 +3368,10 @@
         <w:rFonts w:hint="default"/>
       </w:rPr>
     </w:lvl>
-    <w:lvl w:ilvl="1">
+    <w:lvl w:ilvl="1" w:tentative="0">
       <w:start w:val="1"/>
       <w:numFmt w:val="decimal"/>
-      <w:pStyle w:val="Heading2"/>
+      <w:pStyle w:val="3"/>
       <w:lvlText w:val="%1.%2."/>
       <w:lvlJc w:val="left"/>
       <w:pPr>
@@ -3400,10 +3381,10 @@
         <w:rFonts w:hint="default"/>
       </w:rPr>
     </w:lvl>
-    <w:lvl w:ilvl="2">
+    <w:lvl w:ilvl="2" w:tentative="0">
       <w:start w:val="1"/>
       <w:numFmt w:val="decimal"/>
-      <w:pStyle w:val="Heading3"/>
+      <w:pStyle w:val="4"/>
       <w:lvlText w:val="%1.%2.%3."/>
       <w:lvlJc w:val="left"/>
       <w:pPr>
@@ -3413,10 +3394,10 @@
         <w:rFonts w:hint="default"/>
       </w:rPr>
     </w:lvl>
-    <w:lvl w:ilvl="3">
+    <w:lvl w:ilvl="3" w:tentative="0">
       <w:start w:val="1"/>
       <w:numFmt w:val="decimal"/>
-      <w:pStyle w:val="Heading4"/>
+      <w:pStyle w:val="5"/>
       <w:lvlText w:val="%1.%2.%3.%4."/>
       <w:lvlJc w:val="left"/>
       <w:pPr>
@@ -3426,10 +3407,10 @@
         <w:rFonts w:hint="default"/>
       </w:rPr>
     </w:lvl>
-    <w:lvl w:ilvl="4">
+    <w:lvl w:ilvl="4" w:tentative="0">
       <w:start w:val="1"/>
       <w:numFmt w:val="decimal"/>
-      <w:pStyle w:val="Heading5"/>
+      <w:pStyle w:val="6"/>
       <w:lvlText w:val="%1.%2.%3.%4.%5."/>
       <w:lvlJc w:val="left"/>
       <w:pPr>
@@ -3439,10 +3420,10 @@
         <w:rFonts w:hint="default"/>
       </w:rPr>
     </w:lvl>
-    <w:lvl w:ilvl="5">
+    <w:lvl w:ilvl="5" w:tentative="0">
       <w:start w:val="1"/>
       <w:numFmt w:val="decimal"/>
-      <w:pStyle w:val="Heading6"/>
+      <w:pStyle w:val="7"/>
       <w:lvlText w:val="%1.%2.%3.%4.%5.%6."/>
       <w:lvlJc w:val="left"/>
       <w:pPr>
@@ -3452,10 +3433,10 @@
         <w:rFonts w:hint="default"/>
       </w:rPr>
     </w:lvl>
-    <w:lvl w:ilvl="6">
+    <w:lvl w:ilvl="6" w:tentative="0">
       <w:start w:val="1"/>
       <w:numFmt w:val="decimal"/>
-      <w:pStyle w:val="Heading7"/>
+      <w:pStyle w:val="8"/>
       <w:lvlText w:val="%1.%2.%3.%4.%5.%6.%7."/>
       <w:lvlJc w:val="left"/>
       <w:pPr>
@@ -3465,10 +3446,10 @@
         <w:rFonts w:hint="default"/>
       </w:rPr>
     </w:lvl>
-    <w:lvl w:ilvl="7">
+    <w:lvl w:ilvl="7" w:tentative="0">
       <w:start w:val="1"/>
       <w:numFmt w:val="decimal"/>
-      <w:pStyle w:val="Heading8"/>
+      <w:pStyle w:val="9"/>
       <w:lvlText w:val="%1.%2.%3.%4.%5.%6.%7.%8."/>
       <w:lvlJc w:val="left"/>
       <w:pPr>
@@ -3478,10 +3459,10 @@
         <w:rFonts w:hint="default"/>
       </w:rPr>
     </w:lvl>
-    <w:lvl w:ilvl="8">
+    <w:lvl w:ilvl="8" w:tentative="0">
       <w:start w:val="1"/>
       <w:numFmt w:val="decimal"/>
-      <w:pStyle w:val="Heading9"/>
+      <w:pStyle w:val="10"/>
       <w:lvlText w:val="%1.%2.%3.%4.%5.%6.%7.%8.%9."/>
       <w:lvlJc w:val="left"/>
       <w:pPr>
@@ -3496,7 +3477,7 @@
     <w:nsid w:val="0D941552"/>
     <w:multiLevelType w:val="singleLevel"/>
     <w:tmpl w:val="0D941552"/>
-    <w:lvl w:ilvl="0">
+    <w:lvl w:ilvl="0" w:tentative="0">
       <w:start w:val="1"/>
       <w:numFmt w:val="decimal"/>
       <w:lvlText w:val="%1."/>
@@ -3519,267 +3500,269 @@
 </file>
 
 <file path=word/styles.xml><?xml version="1.0" encoding="utf-8"?>
-<w:styles xmlns:mc="http://schemas.openxmlformats.org/markup-compatibility/2006" xmlns:r="http://schemas.openxmlformats.org/officeDocument/2006/relationships" xmlns:w="http://schemas.openxmlformats.org/wordprocessingml/2006/main" xmlns:w14="http://schemas.microsoft.com/office/word/2010/wordml" xmlns:w15="http://schemas.microsoft.com/office/word/2012/wordml" mc:Ignorable="w14 w15">
+<w:styles xmlns:mc="http://schemas.openxmlformats.org/markup-compatibility/2006" xmlns:o="urn:schemas-microsoft-com:office:office" xmlns:r="http://schemas.openxmlformats.org/officeDocument/2006/relationships" xmlns:m="http://schemas.openxmlformats.org/officeDocument/2006/math" xmlns:v="urn:schemas-microsoft-com:vml" xmlns:w="http://schemas.openxmlformats.org/wordprocessingml/2006/main" xmlns:w14="http://schemas.microsoft.com/office/word/2010/wordml" xmlns:w10="urn:schemas-microsoft-com:office:word" xmlns:sl="http://schemas.openxmlformats.org/schemaLibrary/2006/main" xmlns:wpsCustomData="http://www.wps.cn/officeDocument/2013/wpsCustomData" mc:Ignorable="w14">
   <w:docDefaults>
     <w:rPrDefault>
       <w:rPr>
-        <w:rFonts w:ascii="Times New Roman" w:eastAsia="宋体" w:hAnsi="Times New Roman" w:cs="Times New Roman"/>
+        <w:rFonts w:ascii="Times New Roman" w:hAnsi="Times New Roman" w:eastAsia="宋体" w:cs="Times New Roman"/>
       </w:rPr>
     </w:rPrDefault>
     <w:pPrDefault/>
   </w:docDefaults>
-  <w:latentStyles w:defLockedState="0" w:defUIPriority="99" w:defSemiHidden="1" w:defUnhideWhenUsed="1" w:defQFormat="0" w:count="260">
-    <w:lsdException w:name="Normal" w:semiHidden="0" w:uiPriority="0" w:unhideWhenUsed="0" w:qFormat="1"/>
-    <w:lsdException w:name="heading 1" w:semiHidden="0" w:uiPriority="0" w:unhideWhenUsed="0" w:qFormat="1"/>
-    <w:lsdException w:name="heading 2" w:semiHidden="0" w:uiPriority="0" w:qFormat="1"/>
-    <w:lsdException w:name="heading 3" w:uiPriority="0" w:qFormat="1"/>
-    <w:lsdException w:name="heading 4" w:semiHidden="0" w:uiPriority="0" w:qFormat="1"/>
-    <w:lsdException w:name="heading 5" w:uiPriority="0" w:qFormat="1"/>
-    <w:lsdException w:name="heading 6" w:uiPriority="0" w:qFormat="1"/>
-    <w:lsdException w:name="heading 7" w:uiPriority="0" w:qFormat="1"/>
-    <w:lsdException w:name="heading 8" w:uiPriority="0" w:qFormat="1"/>
-    <w:lsdException w:name="heading 9" w:uiPriority="0" w:qFormat="1"/>
-    <w:lsdException w:name="index 1" w:semiHidden="0" w:uiPriority="0" w:unhideWhenUsed="0"/>
-    <w:lsdException w:name="index 2" w:semiHidden="0" w:uiPriority="0" w:unhideWhenUsed="0"/>
-    <w:lsdException w:name="index 3" w:semiHidden="0" w:uiPriority="0" w:unhideWhenUsed="0"/>
-    <w:lsdException w:name="index 4" w:semiHidden="0" w:uiPriority="0" w:unhideWhenUsed="0"/>
-    <w:lsdException w:name="index 5" w:semiHidden="0" w:uiPriority="0" w:unhideWhenUsed="0"/>
-    <w:lsdException w:name="index 6" w:semiHidden="0" w:uiPriority="0" w:unhideWhenUsed="0"/>
-    <w:lsdException w:name="index 7" w:semiHidden="0" w:uiPriority="0" w:unhideWhenUsed="0"/>
-    <w:lsdException w:name="index 8" w:semiHidden="0" w:uiPriority="0" w:unhideWhenUsed="0"/>
-    <w:lsdException w:name="index 9" w:semiHidden="0" w:uiPriority="0" w:unhideWhenUsed="0"/>
-    <w:lsdException w:name="toc 1" w:semiHidden="0" w:uiPriority="0" w:unhideWhenUsed="0" w:qFormat="1"/>
-    <w:lsdException w:name="toc 2" w:semiHidden="0" w:uiPriority="0" w:unhideWhenUsed="0" w:qFormat="1"/>
-    <w:lsdException w:name="toc 3" w:semiHidden="0" w:uiPriority="0" w:unhideWhenUsed="0" w:qFormat="1"/>
-    <w:lsdException w:name="toc 4" w:semiHidden="0" w:uiPriority="0" w:unhideWhenUsed="0"/>
-    <w:lsdException w:name="toc 5" w:semiHidden="0" w:uiPriority="0" w:unhideWhenUsed="0"/>
-    <w:lsdException w:name="toc 6" w:semiHidden="0" w:uiPriority="0" w:unhideWhenUsed="0"/>
-    <w:lsdException w:name="toc 7" w:semiHidden="0" w:uiPriority="0" w:unhideWhenUsed="0"/>
-    <w:lsdException w:name="toc 8" w:semiHidden="0" w:uiPriority="0" w:unhideWhenUsed="0"/>
-    <w:lsdException w:name="toc 9" w:semiHidden="0" w:uiPriority="0" w:unhideWhenUsed="0"/>
-    <w:lsdException w:name="Normal Indent" w:semiHidden="0" w:uiPriority="0" w:unhideWhenUsed="0"/>
-    <w:lsdException w:name="footnote text" w:semiHidden="0" w:uiPriority="0" w:unhideWhenUsed="0"/>
-    <w:lsdException w:name="annotation text" w:semiHidden="0" w:uiPriority="0" w:unhideWhenUsed="0" w:qFormat="1"/>
-    <w:lsdException w:name="header" w:semiHidden="0" w:uiPriority="0" w:unhideWhenUsed="0" w:qFormat="1"/>
-    <w:lsdException w:name="footer" w:semiHidden="0" w:uiPriority="0" w:unhideWhenUsed="0" w:qFormat="1"/>
-    <w:lsdException w:name="index heading" w:semiHidden="0" w:uiPriority="0" w:unhideWhenUsed="0"/>
-    <w:lsdException w:name="caption" w:uiPriority="0" w:qFormat="1"/>
-    <w:lsdException w:name="table of figures" w:semiHidden="0" w:uiPriority="0" w:unhideWhenUsed="0"/>
-    <w:lsdException w:name="envelope address" w:semiHidden="0" w:uiPriority="0" w:unhideWhenUsed="0"/>
-    <w:lsdException w:name="envelope return" w:semiHidden="0" w:uiPriority="0" w:unhideWhenUsed="0"/>
-    <w:lsdException w:name="footnote reference" w:semiHidden="0" w:uiPriority="0" w:unhideWhenUsed="0"/>
-    <w:lsdException w:name="annotation reference" w:semiHidden="0" w:uiPriority="0" w:unhideWhenUsed="0"/>
-    <w:lsdException w:name="line number" w:semiHidden="0" w:uiPriority="0" w:unhideWhenUsed="0"/>
-    <w:lsdException w:name="page number" w:semiHidden="0" w:uiPriority="0" w:unhideWhenUsed="0"/>
-    <w:lsdException w:name="endnote reference" w:semiHidden="0" w:uiPriority="0" w:unhideWhenUsed="0"/>
-    <w:lsdException w:name="endnote text" w:semiHidden="0" w:uiPriority="0" w:unhideWhenUsed="0"/>
-    <w:lsdException w:name="table of authorities" w:semiHidden="0" w:uiPriority="0" w:unhideWhenUsed="0"/>
-    <w:lsdException w:name="macro" w:semiHidden="0" w:uiPriority="0" w:unhideWhenUsed="0"/>
-    <w:lsdException w:name="toa heading" w:semiHidden="0" w:uiPriority="0" w:unhideWhenUsed="0"/>
-    <w:lsdException w:name="List" w:semiHidden="0" w:uiPriority="0" w:unhideWhenUsed="0"/>
-    <w:lsdException w:name="List Bullet" w:semiHidden="0" w:uiPriority="0" w:unhideWhenUsed="0"/>
-    <w:lsdException w:name="List Number" w:semiHidden="0" w:uiPriority="0" w:unhideWhenUsed="0"/>
-    <w:lsdException w:name="List 2" w:semiHidden="0" w:uiPriority="0" w:unhideWhenUsed="0"/>
-    <w:lsdException w:name="List 3" w:semiHidden="0" w:uiPriority="0" w:unhideWhenUsed="0"/>
-    <w:lsdException w:name="List 4" w:semiHidden="0" w:uiPriority="0" w:unhideWhenUsed="0"/>
-    <w:lsdException w:name="List 5" w:semiHidden="0" w:uiPriority="0" w:unhideWhenUsed="0"/>
-    <w:lsdException w:name="List Bullet 2" w:semiHidden="0" w:uiPriority="0" w:unhideWhenUsed="0"/>
-    <w:lsdException w:name="List Bullet 3" w:semiHidden="0" w:uiPriority="0" w:unhideWhenUsed="0"/>
-    <w:lsdException w:name="List Bullet 4" w:semiHidden="0" w:uiPriority="0" w:unhideWhenUsed="0"/>
-    <w:lsdException w:name="List Bullet 5" w:semiHidden="0" w:uiPriority="0" w:unhideWhenUsed="0"/>
-    <w:lsdException w:name="List Number 2" w:semiHidden="0" w:uiPriority="0" w:unhideWhenUsed="0"/>
-    <w:lsdException w:name="List Number 3" w:semiHidden="0" w:uiPriority="0" w:unhideWhenUsed="0"/>
-    <w:lsdException w:name="List Number 4" w:semiHidden="0" w:uiPriority="0" w:unhideWhenUsed="0"/>
-    <w:lsdException w:name="List Number 5" w:semiHidden="0" w:uiPriority="0" w:unhideWhenUsed="0"/>
-    <w:lsdException w:name="Title" w:semiHidden="0" w:uiPriority="0" w:unhideWhenUsed="0" w:qFormat="1"/>
-    <w:lsdException w:name="Closing" w:semiHidden="0" w:uiPriority="0" w:unhideWhenUsed="0"/>
-    <w:lsdException w:name="Signature" w:semiHidden="0" w:uiPriority="0" w:unhideWhenUsed="0"/>
-    <w:lsdException w:name="Default Paragraph Font" w:uiPriority="0" w:unhideWhenUsed="0" w:qFormat="1"/>
-    <w:lsdException w:name="Body Text" w:uiPriority="0" w:unhideWhenUsed="0" w:qFormat="1"/>
-    <w:lsdException w:name="Body Text Indent" w:semiHidden="0" w:uiPriority="0" w:unhideWhenUsed="0"/>
-    <w:lsdException w:name="List Continue" w:semiHidden="0" w:uiPriority="0" w:unhideWhenUsed="0"/>
-    <w:lsdException w:name="List Continue 2" w:semiHidden="0" w:uiPriority="0" w:unhideWhenUsed="0"/>
-    <w:lsdException w:name="List Continue 3" w:semiHidden="0" w:uiPriority="0" w:unhideWhenUsed="0"/>
-    <w:lsdException w:name="List Continue 4" w:semiHidden="0" w:uiPriority="0" w:unhideWhenUsed="0"/>
-    <w:lsdException w:name="List Continue 5" w:semiHidden="0" w:uiPriority="0" w:unhideWhenUsed="0"/>
-    <w:lsdException w:name="Message Header" w:semiHidden="0" w:uiPriority="0" w:unhideWhenUsed="0"/>
-    <w:lsdException w:name="Subtitle" w:semiHidden="0" w:uiPriority="0" w:unhideWhenUsed="0" w:qFormat="1"/>
-    <w:lsdException w:name="Salutation" w:semiHidden="0" w:uiPriority="0" w:unhideWhenUsed="0"/>
-    <w:lsdException w:name="Date" w:semiHidden="0" w:uiPriority="0" w:unhideWhenUsed="0"/>
-    <w:lsdException w:name="Body Text First Indent" w:semiHidden="0" w:uiPriority="0" w:unhideWhenUsed="0"/>
-    <w:lsdException w:name="Body Text First Indent 2" w:semiHidden="0" w:uiPriority="0" w:unhideWhenUsed="0"/>
-    <w:lsdException w:name="Body Text 2" w:semiHidden="0" w:uiPriority="0" w:unhideWhenUsed="0"/>
-    <w:lsdException w:name="Body Text 3" w:semiHidden="0" w:uiPriority="0" w:unhideWhenUsed="0"/>
-    <w:lsdException w:name="Body Text Indent 2" w:semiHidden="0" w:uiPriority="0" w:unhideWhenUsed="0"/>
-    <w:lsdException w:name="Body Text Indent 3" w:semiHidden="0" w:uiPriority="0" w:unhideWhenUsed="0"/>
-    <w:lsdException w:name="Block Text" w:semiHidden="0" w:uiPriority="0" w:unhideWhenUsed="0"/>
-    <w:lsdException w:name="Hyperlink" w:semiHidden="0" w:uiPriority="0" w:unhideWhenUsed="0"/>
-    <w:lsdException w:name="FollowedHyperlink" w:semiHidden="0" w:uiPriority="0" w:unhideWhenUsed="0"/>
-    <w:lsdException w:name="Strong" w:semiHidden="0" w:uiPriority="0" w:unhideWhenUsed="0" w:qFormat="1"/>
-    <w:lsdException w:name="Emphasis" w:semiHidden="0" w:uiPriority="0" w:unhideWhenUsed="0" w:qFormat="1"/>
-    <w:lsdException w:name="Document Map" w:semiHidden="0" w:uiPriority="0" w:unhideWhenUsed="0"/>
-    <w:lsdException w:name="Plain Text" w:semiHidden="0" w:uiPriority="0" w:unhideWhenUsed="0"/>
-    <w:lsdException w:name="E-mail Signature" w:semiHidden="0" w:uiPriority="0" w:unhideWhenUsed="0"/>
-    <w:lsdException w:name="Normal (Web)" w:semiHidden="0" w:uiPriority="0" w:unhideWhenUsed="0" w:qFormat="1"/>
-    <w:lsdException w:name="HTML Acronym" w:semiHidden="0" w:uiPriority="0" w:unhideWhenUsed="0"/>
-    <w:lsdException w:name="HTML Address" w:semiHidden="0" w:uiPriority="0" w:unhideWhenUsed="0"/>
-    <w:lsdException w:name="HTML Cite" w:semiHidden="0" w:uiPriority="0" w:unhideWhenUsed="0"/>
-    <w:lsdException w:name="HTML Code" w:semiHidden="0" w:uiPriority="0" w:unhideWhenUsed="0"/>
-    <w:lsdException w:name="HTML Definition" w:semiHidden="0" w:uiPriority="0" w:unhideWhenUsed="0"/>
-    <w:lsdException w:name="HTML Keyboard" w:semiHidden="0" w:uiPriority="0" w:unhideWhenUsed="0"/>
-    <w:lsdException w:name="HTML Preformatted" w:semiHidden="0" w:uiPriority="0" w:unhideWhenUsed="0"/>
-    <w:lsdException w:name="HTML Sample" w:semiHidden="0" w:uiPriority="0" w:unhideWhenUsed="0"/>
-    <w:lsdException w:name="HTML Typewriter" w:semiHidden="0" w:uiPriority="0" w:unhideWhenUsed="0"/>
-    <w:lsdException w:name="HTML Variable" w:semiHidden="0" w:uiPriority="0" w:unhideWhenUsed="0"/>
-    <w:lsdException w:name="Normal Table" w:uiPriority="0" w:unhideWhenUsed="0" w:qFormat="1"/>
-    <w:lsdException w:name="annotation subject" w:semiHidden="0" w:uiPriority="0" w:unhideWhenUsed="0"/>
-    <w:lsdException w:name="Table Simple 1" w:semiHidden="0" w:uiPriority="0" w:unhideWhenUsed="0"/>
-    <w:lsdException w:name="Table Simple 2" w:semiHidden="0" w:uiPriority="0" w:unhideWhenUsed="0"/>
-    <w:lsdException w:name="Table Simple 3" w:semiHidden="0" w:uiPriority="0" w:unhideWhenUsed="0"/>
-    <w:lsdException w:name="Table Classic 1" w:semiHidden="0" w:uiPriority="0" w:unhideWhenUsed="0"/>
-    <w:lsdException w:name="Table Classic 2" w:semiHidden="0" w:uiPriority="0" w:unhideWhenUsed="0"/>
-    <w:lsdException w:name="Table Classic 3" w:semiHidden="0" w:uiPriority="0" w:unhideWhenUsed="0"/>
-    <w:lsdException w:name="Table Classic 4" w:semiHidden="0" w:uiPriority="0" w:unhideWhenUsed="0"/>
-    <w:lsdException w:name="Table Colorful 1" w:semiHidden="0" w:uiPriority="0" w:unhideWhenUsed="0"/>
-    <w:lsdException w:name="Table Colorful 2" w:semiHidden="0" w:uiPriority="0" w:unhideWhenUsed="0"/>
-    <w:lsdException w:name="Table Colorful 3" w:semiHidden="0" w:uiPriority="0" w:unhideWhenUsed="0"/>
-    <w:lsdException w:name="Table Columns 1" w:semiHidden="0" w:uiPriority="0" w:unhideWhenUsed="0"/>
-    <w:lsdException w:name="Table Columns 2" w:semiHidden="0" w:uiPriority="0" w:unhideWhenUsed="0"/>
-    <w:lsdException w:name="Table Columns 3" w:semiHidden="0" w:uiPriority="0" w:unhideWhenUsed="0"/>
-    <w:lsdException w:name="Table Columns 4" w:semiHidden="0" w:uiPriority="0" w:unhideWhenUsed="0"/>
-    <w:lsdException w:name="Table Columns 5" w:semiHidden="0" w:uiPriority="0" w:unhideWhenUsed="0"/>
-    <w:lsdException w:name="Table Grid 1" w:semiHidden="0" w:uiPriority="0" w:unhideWhenUsed="0"/>
-    <w:lsdException w:name="Table Grid 2" w:semiHidden="0" w:uiPriority="0" w:unhideWhenUsed="0"/>
-    <w:lsdException w:name="Table Grid 3" w:semiHidden="0" w:uiPriority="0" w:unhideWhenUsed="0"/>
-    <w:lsdException w:name="Table Grid 4" w:semiHidden="0" w:uiPriority="0" w:unhideWhenUsed="0"/>
-    <w:lsdException w:name="Table Grid 5" w:semiHidden="0" w:uiPriority="0" w:unhideWhenUsed="0"/>
-    <w:lsdException w:name="Table Grid 6" w:semiHidden="0" w:uiPriority="0" w:unhideWhenUsed="0"/>
-    <w:lsdException w:name="Table Grid 7" w:semiHidden="0" w:uiPriority="0" w:unhideWhenUsed="0"/>
-    <w:lsdException w:name="Table Grid 8" w:semiHidden="0" w:uiPriority="0" w:unhideWhenUsed="0"/>
-    <w:lsdException w:name="Table List 1" w:semiHidden="0" w:uiPriority="0" w:unhideWhenUsed="0"/>
-    <w:lsdException w:name="Table List 2" w:semiHidden="0" w:uiPriority="0" w:unhideWhenUsed="0"/>
-    <w:lsdException w:name="Table List 3" w:semiHidden="0" w:uiPriority="0" w:unhideWhenUsed="0"/>
-    <w:lsdException w:name="Table List 4" w:semiHidden="0" w:uiPriority="0" w:unhideWhenUsed="0"/>
-    <w:lsdException w:name="Table List 5" w:semiHidden="0" w:uiPriority="0" w:unhideWhenUsed="0"/>
-    <w:lsdException w:name="Table List 6" w:semiHidden="0" w:uiPriority="0" w:unhideWhenUsed="0"/>
-    <w:lsdException w:name="Table List 7" w:semiHidden="0" w:uiPriority="0" w:unhideWhenUsed="0"/>
-    <w:lsdException w:name="Table List 8" w:semiHidden="0" w:uiPriority="0" w:unhideWhenUsed="0"/>
-    <w:lsdException w:name="Table 3D effects 1" w:semiHidden="0" w:uiPriority="0" w:unhideWhenUsed="0"/>
-    <w:lsdException w:name="Table 3D effects 2" w:semiHidden="0" w:uiPriority="0" w:unhideWhenUsed="0"/>
-    <w:lsdException w:name="Table 3D effects 3" w:semiHidden="0" w:uiPriority="0" w:unhideWhenUsed="0"/>
-    <w:lsdException w:name="Table Contemporary" w:semiHidden="0" w:uiPriority="0" w:unhideWhenUsed="0"/>
-    <w:lsdException w:name="Table Elegant" w:semiHidden="0" w:uiPriority="0" w:unhideWhenUsed="0"/>
-    <w:lsdException w:name="Table Professional" w:semiHidden="0" w:uiPriority="0" w:unhideWhenUsed="0"/>
-    <w:lsdException w:name="Table Subtle 1" w:semiHidden="0" w:uiPriority="0" w:unhideWhenUsed="0"/>
-    <w:lsdException w:name="Table Subtle 2" w:semiHidden="0" w:uiPriority="0" w:unhideWhenUsed="0"/>
-    <w:lsdException w:name="Table Web 1" w:semiHidden="0" w:uiPriority="0" w:unhideWhenUsed="0"/>
-    <w:lsdException w:name="Table Web 2" w:semiHidden="0" w:uiPriority="0" w:unhideWhenUsed="0"/>
-    <w:lsdException w:name="Table Web 3" w:semiHidden="0" w:uiPriority="0" w:unhideWhenUsed="0"/>
-    <w:lsdException w:name="Balloon Text" w:semiHidden="0" w:uiPriority="0" w:unhideWhenUsed="0"/>
-    <w:lsdException w:name="Table Grid" w:semiHidden="0" w:uiPriority="0" w:unhideWhenUsed="0" w:qFormat="1"/>
-    <w:lsdException w:name="Table Theme" w:semiHidden="0" w:uiPriority="0" w:unhideWhenUsed="0"/>
-    <w:lsdException w:name="Light Shading" w:semiHidden="0" w:uiPriority="60" w:unhideWhenUsed="0"/>
-    <w:lsdException w:name="Light List" w:semiHidden="0" w:uiPriority="61" w:unhideWhenUsed="0"/>
-    <w:lsdException w:name="Light Grid" w:semiHidden="0" w:uiPriority="62" w:unhideWhenUsed="0"/>
-    <w:lsdException w:name="Medium Shading 1" w:semiHidden="0" w:uiPriority="63" w:unhideWhenUsed="0"/>
-    <w:lsdException w:name="Medium Shading 2" w:semiHidden="0" w:uiPriority="64" w:unhideWhenUsed="0"/>
-    <w:lsdException w:name="Medium List 1" w:semiHidden="0" w:uiPriority="65" w:unhideWhenUsed="0"/>
-    <w:lsdException w:name="Medium List 2" w:semiHidden="0" w:uiPriority="66" w:unhideWhenUsed="0"/>
-    <w:lsdException w:name="Medium Grid 1" w:semiHidden="0" w:uiPriority="67" w:unhideWhenUsed="0"/>
-    <w:lsdException w:name="Medium Grid 2" w:semiHidden="0" w:uiPriority="68" w:unhideWhenUsed="0"/>
-    <w:lsdException w:name="Medium Grid 3" w:semiHidden="0" w:uiPriority="69" w:unhideWhenUsed="0"/>
-    <w:lsdException w:name="Dark List" w:semiHidden="0" w:uiPriority="70" w:unhideWhenUsed="0"/>
-    <w:lsdException w:name="Colorful Shading" w:semiHidden="0" w:uiPriority="71" w:unhideWhenUsed="0"/>
-    <w:lsdException w:name="Colorful List" w:semiHidden="0" w:uiPriority="72" w:unhideWhenUsed="0"/>
-    <w:lsdException w:name="Colorful Grid" w:semiHidden="0" w:uiPriority="73" w:unhideWhenUsed="0"/>
-    <w:lsdException w:name="Light Shading Accent 1" w:semiHidden="0" w:uiPriority="60" w:unhideWhenUsed="0"/>
-    <w:lsdException w:name="Light List Accent 1" w:semiHidden="0" w:uiPriority="61" w:unhideWhenUsed="0"/>
-    <w:lsdException w:name="Light Grid Accent 1" w:semiHidden="0" w:uiPriority="62" w:unhideWhenUsed="0"/>
-    <w:lsdException w:name="Medium Shading 1 Accent 1" w:semiHidden="0" w:uiPriority="63" w:unhideWhenUsed="0"/>
-    <w:lsdException w:name="Medium Shading 2 Accent 1" w:semiHidden="0" w:uiPriority="64" w:unhideWhenUsed="0"/>
-    <w:lsdException w:name="Medium List 1 Accent 1" w:semiHidden="0" w:uiPriority="65" w:unhideWhenUsed="0"/>
-    <w:lsdException w:name="Medium List 2 Accent 1" w:semiHidden="0" w:uiPriority="66" w:unhideWhenUsed="0"/>
-    <w:lsdException w:name="Medium Grid 1 Accent 1" w:semiHidden="0" w:uiPriority="67" w:unhideWhenUsed="0"/>
-    <w:lsdException w:name="Medium Grid 2 Accent 1" w:semiHidden="0" w:uiPriority="68" w:unhideWhenUsed="0"/>
-    <w:lsdException w:name="Medium Grid 3 Accent 1" w:semiHidden="0" w:uiPriority="69" w:unhideWhenUsed="0"/>
-    <w:lsdException w:name="Dark List Accent 1" w:semiHidden="0" w:uiPriority="70" w:unhideWhenUsed="0"/>
-    <w:lsdException w:name="Colorful Shading Accent 1" w:semiHidden="0" w:uiPriority="71" w:unhideWhenUsed="0"/>
-    <w:lsdException w:name="Colorful List Accent 1" w:semiHidden="0" w:uiPriority="72" w:unhideWhenUsed="0"/>
-    <w:lsdException w:name="Colorful Grid Accent 1" w:semiHidden="0" w:uiPriority="73" w:unhideWhenUsed="0"/>
-    <w:lsdException w:name="Light Shading Accent 2" w:semiHidden="0" w:uiPriority="60" w:unhideWhenUsed="0"/>
-    <w:lsdException w:name="Light List Accent 2" w:semiHidden="0" w:uiPriority="61" w:unhideWhenUsed="0"/>
-    <w:lsdException w:name="Light Grid Accent 2" w:semiHidden="0" w:uiPriority="62" w:unhideWhenUsed="0"/>
-    <w:lsdException w:name="Medium Shading 1 Accent 2" w:semiHidden="0" w:uiPriority="63" w:unhideWhenUsed="0"/>
-    <w:lsdException w:name="Medium Shading 2 Accent 2" w:semiHidden="0" w:uiPriority="64" w:unhideWhenUsed="0"/>
-    <w:lsdException w:name="Medium List 1 Accent 2" w:semiHidden="0" w:uiPriority="65" w:unhideWhenUsed="0"/>
-    <w:lsdException w:name="Medium List 2 Accent 2" w:semiHidden="0" w:uiPriority="66" w:unhideWhenUsed="0"/>
-    <w:lsdException w:name="Medium Grid 1 Accent 2" w:semiHidden="0" w:uiPriority="67" w:unhideWhenUsed="0"/>
-    <w:lsdException w:name="Medium Grid 2 Accent 2" w:semiHidden="0" w:uiPriority="68" w:unhideWhenUsed="0"/>
-    <w:lsdException w:name="Medium Grid 3 Accent 2" w:semiHidden="0" w:uiPriority="69" w:unhideWhenUsed="0"/>
-    <w:lsdException w:name="Dark List Accent 2" w:semiHidden="0" w:uiPriority="70" w:unhideWhenUsed="0"/>
-    <w:lsdException w:name="Colorful Shading Accent 2" w:semiHidden="0" w:uiPriority="71" w:unhideWhenUsed="0"/>
-    <w:lsdException w:name="Colorful List Accent 2" w:semiHidden="0" w:uiPriority="72" w:unhideWhenUsed="0"/>
-    <w:lsdException w:name="Colorful Grid Accent 2" w:semiHidden="0" w:uiPriority="73" w:unhideWhenUsed="0"/>
-    <w:lsdException w:name="Light Shading Accent 3" w:semiHidden="0" w:uiPriority="60" w:unhideWhenUsed="0"/>
-    <w:lsdException w:name="Light List Accent 3" w:semiHidden="0" w:uiPriority="61" w:unhideWhenUsed="0"/>
-    <w:lsdException w:name="Light Grid Accent 3" w:semiHidden="0" w:uiPriority="62" w:unhideWhenUsed="0"/>
-    <w:lsdException w:name="Medium Shading 1 Accent 3" w:semiHidden="0" w:uiPriority="63" w:unhideWhenUsed="0"/>
-    <w:lsdException w:name="Medium Shading 2 Accent 3" w:semiHidden="0" w:uiPriority="64" w:unhideWhenUsed="0"/>
-    <w:lsdException w:name="Medium List 1 Accent 3" w:semiHidden="0" w:uiPriority="65" w:unhideWhenUsed="0"/>
-    <w:lsdException w:name="Medium List 2 Accent 3" w:semiHidden="0" w:uiPriority="66" w:unhideWhenUsed="0"/>
-    <w:lsdException w:name="Medium Grid 1 Accent 3" w:semiHidden="0" w:uiPriority="67" w:unhideWhenUsed="0"/>
-    <w:lsdException w:name="Medium Grid 2 Accent 3" w:semiHidden="0" w:uiPriority="68" w:unhideWhenUsed="0"/>
-    <w:lsdException w:name="Medium Grid 3 Accent 3" w:semiHidden="0" w:uiPriority="69" w:unhideWhenUsed="0"/>
-    <w:lsdException w:name="Dark List Accent 3" w:semiHidden="0" w:uiPriority="70" w:unhideWhenUsed="0"/>
-    <w:lsdException w:name="Colorful Shading Accent 3" w:semiHidden="0" w:uiPriority="71" w:unhideWhenUsed="0"/>
-    <w:lsdException w:name="Colorful List Accent 3" w:semiHidden="0" w:uiPriority="72" w:unhideWhenUsed="0"/>
-    <w:lsdException w:name="Colorful Grid Accent 3" w:semiHidden="0" w:uiPriority="73" w:unhideWhenUsed="0"/>
-    <w:lsdException w:name="Light Shading Accent 4" w:semiHidden="0" w:uiPriority="60" w:unhideWhenUsed="0"/>
-    <w:lsdException w:name="Light List Accent 4" w:semiHidden="0" w:uiPriority="61" w:unhideWhenUsed="0"/>
-    <w:lsdException w:name="Light Grid Accent 4" w:semiHidden="0" w:uiPriority="62" w:unhideWhenUsed="0"/>
-    <w:lsdException w:name="Medium Shading 1 Accent 4" w:semiHidden="0" w:uiPriority="63" w:unhideWhenUsed="0"/>
-    <w:lsdException w:name="Medium Shading 2 Accent 4" w:semiHidden="0" w:uiPriority="64" w:unhideWhenUsed="0"/>
-    <w:lsdException w:name="Medium List 1 Accent 4" w:semiHidden="0" w:uiPriority="65" w:unhideWhenUsed="0"/>
-    <w:lsdException w:name="Medium List 2 Accent 4" w:semiHidden="0" w:uiPriority="66" w:unhideWhenUsed="0"/>
-    <w:lsdException w:name="Medium Grid 1 Accent 4" w:semiHidden="0" w:uiPriority="67" w:unhideWhenUsed="0"/>
-    <w:lsdException w:name="Medium Grid 2 Accent 4" w:semiHidden="0" w:uiPriority="68" w:unhideWhenUsed="0"/>
-    <w:lsdException w:name="Medium Grid 3 Accent 4" w:semiHidden="0" w:uiPriority="69" w:unhideWhenUsed="0"/>
-    <w:lsdException w:name="Dark List Accent 4" w:semiHidden="0" w:uiPriority="70" w:unhideWhenUsed="0"/>
-    <w:lsdException w:name="Colorful Shading Accent 4" w:semiHidden="0" w:uiPriority="71" w:unhideWhenUsed="0"/>
-    <w:lsdException w:name="Colorful List Accent 4" w:semiHidden="0" w:uiPriority="72" w:unhideWhenUsed="0"/>
-    <w:lsdException w:name="Colorful Grid Accent 4" w:semiHidden="0" w:uiPriority="73" w:unhideWhenUsed="0"/>
-    <w:lsdException w:name="Light Shading Accent 5" w:semiHidden="0" w:uiPriority="60" w:unhideWhenUsed="0"/>
-    <w:lsdException w:name="Light List Accent 5" w:semiHidden="0" w:uiPriority="61" w:unhideWhenUsed="0"/>
-    <w:lsdException w:name="Light Grid Accent 5" w:semiHidden="0" w:uiPriority="62" w:unhideWhenUsed="0"/>
-    <w:lsdException w:name="Medium Shading 1 Accent 5" w:semiHidden="0" w:uiPriority="63" w:unhideWhenUsed="0"/>
-    <w:lsdException w:name="Medium Shading 2 Accent 5" w:semiHidden="0" w:uiPriority="64" w:unhideWhenUsed="0"/>
-    <w:lsdException w:name="Medium List 1 Accent 5" w:semiHidden="0" w:uiPriority="65" w:unhideWhenUsed="0"/>
-    <w:lsdException w:name="Medium List 2 Accent 5" w:semiHidden="0" w:uiPriority="66" w:unhideWhenUsed="0"/>
-    <w:lsdException w:name="Medium Grid 1 Accent 5" w:semiHidden="0" w:uiPriority="67" w:unhideWhenUsed="0"/>
-    <w:lsdException w:name="Medium Grid 2 Accent 5" w:semiHidden="0" w:uiPriority="68" w:unhideWhenUsed="0"/>
-    <w:lsdException w:name="Medium Grid 3 Accent 5" w:semiHidden="0" w:uiPriority="69" w:unhideWhenUsed="0"/>
-    <w:lsdException w:name="Dark List Accent 5" w:semiHidden="0" w:uiPriority="70" w:unhideWhenUsed="0"/>
-    <w:lsdException w:name="Colorful Shading Accent 5" w:semiHidden="0" w:uiPriority="71" w:unhideWhenUsed="0"/>
-    <w:lsdException w:name="Colorful List Accent 5" w:semiHidden="0" w:uiPriority="72" w:unhideWhenUsed="0"/>
-    <w:lsdException w:name="Colorful Grid Accent 5" w:semiHidden="0" w:uiPriority="73" w:unhideWhenUsed="0"/>
-    <w:lsdException w:name="Light Shading Accent 6" w:semiHidden="0" w:uiPriority="60" w:unhideWhenUsed="0"/>
-    <w:lsdException w:name="Light List Accent 6" w:semiHidden="0" w:uiPriority="61" w:unhideWhenUsed="0"/>
-    <w:lsdException w:name="Light Grid Accent 6" w:semiHidden="0" w:uiPriority="62" w:unhideWhenUsed="0"/>
-    <w:lsdException w:name="Medium Shading 1 Accent 6" w:semiHidden="0" w:uiPriority="63" w:unhideWhenUsed="0"/>
-    <w:lsdException w:name="Medium Shading 2 Accent 6" w:semiHidden="0" w:uiPriority="64" w:unhideWhenUsed="0"/>
-    <w:lsdException w:name="Medium List 1 Accent 6" w:semiHidden="0" w:uiPriority="65" w:unhideWhenUsed="0"/>
-    <w:lsdException w:name="Medium List 2 Accent 6" w:semiHidden="0" w:uiPriority="66" w:unhideWhenUsed="0"/>
-    <w:lsdException w:name="Medium Grid 1 Accent 6" w:semiHidden="0" w:uiPriority="67" w:unhideWhenUsed="0"/>
-    <w:lsdException w:name="Medium Grid 2 Accent 6" w:semiHidden="0" w:uiPriority="68" w:unhideWhenUsed="0"/>
-    <w:lsdException w:name="Medium Grid 3 Accent 6" w:semiHidden="0" w:uiPriority="69" w:unhideWhenUsed="0"/>
-    <w:lsdException w:name="Dark List Accent 6" w:semiHidden="0" w:uiPriority="70" w:unhideWhenUsed="0"/>
-    <w:lsdException w:name="Colorful Shading Accent 6" w:semiHidden="0" w:uiPriority="71" w:unhideWhenUsed="0"/>
-    <w:lsdException w:name="Colorful List Accent 6" w:semiHidden="0" w:uiPriority="72" w:unhideWhenUsed="0"/>
-    <w:lsdException w:name="Colorful Grid Accent 6" w:semiHidden="0" w:uiPriority="73" w:unhideWhenUsed="0"/>
+  <w:latentStyles w:count="260" w:defQFormat="0" w:defUnhideWhenUsed="1" w:defSemiHidden="1" w:defUIPriority="99" w:defLockedState="0">
+    <w:lsdException w:qFormat="1" w:unhideWhenUsed="0" w:uiPriority="0" w:semiHidden="0" w:name="Normal"/>
+    <w:lsdException w:qFormat="1" w:unhideWhenUsed="0" w:uiPriority="0" w:semiHidden="0" w:name="heading 1"/>
+    <w:lsdException w:qFormat="1" w:uiPriority="0" w:semiHidden="0" w:name="heading 2"/>
+    <w:lsdException w:qFormat="1" w:uiPriority="0" w:name="heading 3"/>
+    <w:lsdException w:qFormat="1" w:uiPriority="0" w:semiHidden="0" w:name="heading 4"/>
+    <w:lsdException w:qFormat="1" w:uiPriority="0" w:name="heading 5"/>
+    <w:lsdException w:qFormat="1" w:uiPriority="0" w:name="heading 6"/>
+    <w:lsdException w:qFormat="1" w:uiPriority="0" w:name="heading 7"/>
+    <w:lsdException w:qFormat="1" w:uiPriority="0" w:name="heading 8"/>
+    <w:lsdException w:qFormat="1" w:uiPriority="0" w:name="heading 9"/>
+    <w:lsdException w:unhideWhenUsed="0" w:uiPriority="0" w:semiHidden="0" w:name="index 1"/>
+    <w:lsdException w:unhideWhenUsed="0" w:uiPriority="0" w:semiHidden="0" w:name="index 2"/>
+    <w:lsdException w:unhideWhenUsed="0" w:uiPriority="0" w:semiHidden="0" w:name="index 3"/>
+    <w:lsdException w:unhideWhenUsed="0" w:uiPriority="0" w:semiHidden="0" w:name="index 4"/>
+    <w:lsdException w:unhideWhenUsed="0" w:uiPriority="0" w:semiHidden="0" w:name="index 5"/>
+    <w:lsdException w:unhideWhenUsed="0" w:uiPriority="0" w:semiHidden="0" w:name="index 6"/>
+    <w:lsdException w:unhideWhenUsed="0" w:uiPriority="0" w:semiHidden="0" w:name="index 7"/>
+    <w:lsdException w:unhideWhenUsed="0" w:uiPriority="0" w:semiHidden="0" w:name="index 8"/>
+    <w:lsdException w:unhideWhenUsed="0" w:uiPriority="0" w:semiHidden="0" w:name="index 9"/>
+    <w:lsdException w:qFormat="1" w:unhideWhenUsed="0" w:uiPriority="0" w:semiHidden="0" w:name="toc 1"/>
+    <w:lsdException w:qFormat="1" w:unhideWhenUsed="0" w:uiPriority="0" w:semiHidden="0" w:name="toc 2"/>
+    <w:lsdException w:qFormat="1" w:unhideWhenUsed="0" w:uiPriority="0" w:semiHidden="0" w:name="toc 3"/>
+    <w:lsdException w:unhideWhenUsed="0" w:uiPriority="0" w:semiHidden="0" w:name="toc 4"/>
+    <w:lsdException w:unhideWhenUsed="0" w:uiPriority="0" w:semiHidden="0" w:name="toc 5"/>
+    <w:lsdException w:unhideWhenUsed="0" w:uiPriority="0" w:semiHidden="0" w:name="toc 6"/>
+    <w:lsdException w:unhideWhenUsed="0" w:uiPriority="0" w:semiHidden="0" w:name="toc 7"/>
+    <w:lsdException w:unhideWhenUsed="0" w:uiPriority="0" w:semiHidden="0" w:name="toc 8"/>
+    <w:lsdException w:unhideWhenUsed="0" w:uiPriority="0" w:semiHidden="0" w:name="toc 9"/>
+    <w:lsdException w:unhideWhenUsed="0" w:uiPriority="0" w:semiHidden="0" w:name="Normal Indent"/>
+    <w:lsdException w:unhideWhenUsed="0" w:uiPriority="0" w:semiHidden="0" w:name="footnote text"/>
+    <w:lsdException w:qFormat="1" w:unhideWhenUsed="0" w:uiPriority="0" w:semiHidden="0" w:name="annotation text"/>
+    <w:lsdException w:qFormat="1" w:unhideWhenUsed="0" w:uiPriority="0" w:semiHidden="0" w:name="header"/>
+    <w:lsdException w:qFormat="1" w:unhideWhenUsed="0" w:uiPriority="0" w:semiHidden="0" w:name="footer"/>
+    <w:lsdException w:unhideWhenUsed="0" w:uiPriority="0" w:semiHidden="0" w:name="index heading"/>
+    <w:lsdException w:qFormat="1" w:uiPriority="0" w:name="caption"/>
+    <w:lsdException w:unhideWhenUsed="0" w:uiPriority="0" w:semiHidden="0" w:name="table of figures"/>
+    <w:lsdException w:unhideWhenUsed="0" w:uiPriority="0" w:semiHidden="0" w:name="envelope address"/>
+    <w:lsdException w:unhideWhenUsed="0" w:uiPriority="0" w:semiHidden="0" w:name="envelope return"/>
+    <w:lsdException w:unhideWhenUsed="0" w:uiPriority="0" w:semiHidden="0" w:name="footnote reference"/>
+    <w:lsdException w:unhideWhenUsed="0" w:uiPriority="0" w:semiHidden="0" w:name="annotation reference"/>
+    <w:lsdException w:unhideWhenUsed="0" w:uiPriority="0" w:semiHidden="0" w:name="line number"/>
+    <w:lsdException w:unhideWhenUsed="0" w:uiPriority="0" w:semiHidden="0" w:name="page number"/>
+    <w:lsdException w:unhideWhenUsed="0" w:uiPriority="0" w:semiHidden="0" w:name="endnote reference"/>
+    <w:lsdException w:unhideWhenUsed="0" w:uiPriority="0" w:semiHidden="0" w:name="endnote text"/>
+    <w:lsdException w:unhideWhenUsed="0" w:uiPriority="0" w:semiHidden="0" w:name="table of authorities"/>
+    <w:lsdException w:unhideWhenUsed="0" w:uiPriority="0" w:semiHidden="0" w:name="macro"/>
+    <w:lsdException w:unhideWhenUsed="0" w:uiPriority="0" w:semiHidden="0" w:name="toa heading"/>
+    <w:lsdException w:unhideWhenUsed="0" w:uiPriority="0" w:semiHidden="0" w:name="List"/>
+    <w:lsdException w:unhideWhenUsed="0" w:uiPriority="0" w:semiHidden="0" w:name="List Bullet"/>
+    <w:lsdException w:unhideWhenUsed="0" w:uiPriority="0" w:semiHidden="0" w:name="List Number"/>
+    <w:lsdException w:unhideWhenUsed="0" w:uiPriority="0" w:semiHidden="0" w:name="List 2"/>
+    <w:lsdException w:unhideWhenUsed="0" w:uiPriority="0" w:semiHidden="0" w:name="List 3"/>
+    <w:lsdException w:unhideWhenUsed="0" w:uiPriority="0" w:semiHidden="0" w:name="List 4"/>
+    <w:lsdException w:unhideWhenUsed="0" w:uiPriority="0" w:semiHidden="0" w:name="List 5"/>
+    <w:lsdException w:unhideWhenUsed="0" w:uiPriority="0" w:semiHidden="0" w:name="List Bullet 2"/>
+    <w:lsdException w:unhideWhenUsed="0" w:uiPriority="0" w:semiHidden="0" w:name="List Bullet 3"/>
+    <w:lsdException w:unhideWhenUsed="0" w:uiPriority="0" w:semiHidden="0" w:name="List Bullet 4"/>
+    <w:lsdException w:unhideWhenUsed="0" w:uiPriority="0" w:semiHidden="0" w:name="List Bullet 5"/>
+    <w:lsdException w:unhideWhenUsed="0" w:uiPriority="0" w:semiHidden="0" w:name="List Number 2"/>
+    <w:lsdException w:unhideWhenUsed="0" w:uiPriority="0" w:semiHidden="0" w:name="List Number 3"/>
+    <w:lsdException w:unhideWhenUsed="0" w:uiPriority="0" w:semiHidden="0" w:name="List Number 4"/>
+    <w:lsdException w:unhideWhenUsed="0" w:uiPriority="0" w:semiHidden="0" w:name="List Number 5"/>
+    <w:lsdException w:qFormat="1" w:unhideWhenUsed="0" w:uiPriority="0" w:semiHidden="0" w:name="Title"/>
+    <w:lsdException w:unhideWhenUsed="0" w:uiPriority="0" w:semiHidden="0" w:name="Closing"/>
+    <w:lsdException w:unhideWhenUsed="0" w:uiPriority="0" w:semiHidden="0" w:name="Signature"/>
+    <w:lsdException w:qFormat="1" w:unhideWhenUsed="0" w:uiPriority="0" w:name="Default Paragraph Font"/>
+    <w:lsdException w:qFormat="1" w:unhideWhenUsed="0" w:uiPriority="0" w:name="Body Text"/>
+    <w:lsdException w:unhideWhenUsed="0" w:uiPriority="0" w:semiHidden="0" w:name="Body Text Indent"/>
+    <w:lsdException w:unhideWhenUsed="0" w:uiPriority="0" w:semiHidden="0" w:name="List Continue"/>
+    <w:lsdException w:unhideWhenUsed="0" w:uiPriority="0" w:semiHidden="0" w:name="List Continue 2"/>
+    <w:lsdException w:unhideWhenUsed="0" w:uiPriority="0" w:semiHidden="0" w:name="List Continue 3"/>
+    <w:lsdException w:unhideWhenUsed="0" w:uiPriority="0" w:semiHidden="0" w:name="List Continue 4"/>
+    <w:lsdException w:unhideWhenUsed="0" w:uiPriority="0" w:semiHidden="0" w:name="List Continue 5"/>
+    <w:lsdException w:unhideWhenUsed="0" w:uiPriority="0" w:semiHidden="0" w:name="Message Header"/>
+    <w:lsdException w:qFormat="1" w:unhideWhenUsed="0" w:uiPriority="0" w:semiHidden="0" w:name="Subtitle"/>
+    <w:lsdException w:unhideWhenUsed="0" w:uiPriority="0" w:semiHidden="0" w:name="Salutation"/>
+    <w:lsdException w:unhideWhenUsed="0" w:uiPriority="0" w:semiHidden="0" w:name="Date"/>
+    <w:lsdException w:unhideWhenUsed="0" w:uiPriority="0" w:semiHidden="0" w:name="Body Text First Indent"/>
+    <w:lsdException w:unhideWhenUsed="0" w:uiPriority="0" w:semiHidden="0" w:name="Body Text First Indent 2"/>
+    <w:lsdException w:uiPriority="99" w:name="Note Heading"/>
+    <w:lsdException w:unhideWhenUsed="0" w:uiPriority="0" w:semiHidden="0" w:name="Body Text 2"/>
+    <w:lsdException w:unhideWhenUsed="0" w:uiPriority="0" w:semiHidden="0" w:name="Body Text 3"/>
+    <w:lsdException w:unhideWhenUsed="0" w:uiPriority="0" w:semiHidden="0" w:name="Body Text Indent 2"/>
+    <w:lsdException w:unhideWhenUsed="0" w:uiPriority="0" w:semiHidden="0" w:name="Body Text Indent 3"/>
+    <w:lsdException w:unhideWhenUsed="0" w:uiPriority="0" w:semiHidden="0" w:name="Block Text"/>
+    <w:lsdException w:unhideWhenUsed="0" w:uiPriority="0" w:semiHidden="0" w:name="Hyperlink"/>
+    <w:lsdException w:unhideWhenUsed="0" w:uiPriority="0" w:semiHidden="0" w:name="FollowedHyperlink"/>
+    <w:lsdException w:qFormat="1" w:unhideWhenUsed="0" w:uiPriority="0" w:semiHidden="0" w:name="Strong"/>
+    <w:lsdException w:qFormat="1" w:unhideWhenUsed="0" w:uiPriority="0" w:semiHidden="0" w:name="Emphasis"/>
+    <w:lsdException w:unhideWhenUsed="0" w:uiPriority="0" w:semiHidden="0" w:name="Document Map"/>
+    <w:lsdException w:unhideWhenUsed="0" w:uiPriority="0" w:semiHidden="0" w:name="Plain Text"/>
+    <w:lsdException w:unhideWhenUsed="0" w:uiPriority="0" w:semiHidden="0" w:name="E-mail Signature"/>
+    <w:lsdException w:qFormat="1" w:unhideWhenUsed="0" w:uiPriority="0" w:semiHidden="0" w:name="Normal (Web)"/>
+    <w:lsdException w:unhideWhenUsed="0" w:uiPriority="0" w:semiHidden="0" w:name="HTML Acronym"/>
+    <w:lsdException w:unhideWhenUsed="0" w:uiPriority="0" w:semiHidden="0" w:name="HTML Address"/>
+    <w:lsdException w:unhideWhenUsed="0" w:uiPriority="0" w:semiHidden="0" w:name="HTML Cite"/>
+    <w:lsdException w:unhideWhenUsed="0" w:uiPriority="0" w:semiHidden="0" w:name="HTML Code"/>
+    <w:lsdException w:unhideWhenUsed="0" w:uiPriority="0" w:semiHidden="0" w:name="HTML Definition"/>
+    <w:lsdException w:unhideWhenUsed="0" w:uiPriority="0" w:semiHidden="0" w:name="HTML Keyboard"/>
+    <w:lsdException w:unhideWhenUsed="0" w:uiPriority="0" w:semiHidden="0" w:name="HTML Preformatted"/>
+    <w:lsdException w:unhideWhenUsed="0" w:uiPriority="0" w:semiHidden="0" w:name="HTML Sample"/>
+    <w:lsdException w:unhideWhenUsed="0" w:uiPriority="0" w:semiHidden="0" w:name="HTML Typewriter"/>
+    <w:lsdException w:unhideWhenUsed="0" w:uiPriority="0" w:semiHidden="0" w:name="HTML Variable"/>
+    <w:lsdException w:qFormat="1" w:unhideWhenUsed="0" w:uiPriority="0" w:name="Normal Table"/>
+    <w:lsdException w:unhideWhenUsed="0" w:uiPriority="0" w:semiHidden="0" w:name="annotation subject"/>
+    <w:lsdException w:unhideWhenUsed="0" w:uiPriority="0" w:semiHidden="0" w:name="Table Simple 1"/>
+    <w:lsdException w:unhideWhenUsed="0" w:uiPriority="0" w:semiHidden="0" w:name="Table Simple 2"/>
+    <w:lsdException w:unhideWhenUsed="0" w:uiPriority="0" w:semiHidden="0" w:name="Table Simple 3"/>
+    <w:lsdException w:unhideWhenUsed="0" w:uiPriority="0" w:semiHidden="0" w:name="Table Classic 1"/>
+    <w:lsdException w:unhideWhenUsed="0" w:uiPriority="0" w:semiHidden="0" w:name="Table Classic 2"/>
+    <w:lsdException w:unhideWhenUsed="0" w:uiPriority="0" w:semiHidden="0" w:name="Table Classic 3"/>
+    <w:lsdException w:unhideWhenUsed="0" w:uiPriority="0" w:semiHidden="0" w:name="Table Classic 4"/>
+    <w:lsdException w:unhideWhenUsed="0" w:uiPriority="0" w:semiHidden="0" w:name="Table Colorful 1"/>
+    <w:lsdException w:unhideWhenUsed="0" w:uiPriority="0" w:semiHidden="0" w:name="Table Colorful 2"/>
+    <w:lsdException w:unhideWhenUsed="0" w:uiPriority="0" w:semiHidden="0" w:name="Table Colorful 3"/>
+    <w:lsdException w:unhideWhenUsed="0" w:uiPriority="0" w:semiHidden="0" w:name="Table Columns 1"/>
+    <w:lsdException w:unhideWhenUsed="0" w:uiPriority="0" w:semiHidden="0" w:name="Table Columns 2"/>
+    <w:lsdException w:unhideWhenUsed="0" w:uiPriority="0" w:semiHidden="0" w:name="Table Columns 3"/>
+    <w:lsdException w:unhideWhenUsed="0" w:uiPriority="0" w:semiHidden="0" w:name="Table Columns 4"/>
+    <w:lsdException w:unhideWhenUsed="0" w:uiPriority="0" w:semiHidden="0" w:name="Table Columns 5"/>
+    <w:lsdException w:unhideWhenUsed="0" w:uiPriority="0" w:semiHidden="0" w:name="Table Grid 1"/>
+    <w:lsdException w:unhideWhenUsed="0" w:uiPriority="0" w:semiHidden="0" w:name="Table Grid 2"/>
+    <w:lsdException w:unhideWhenUsed="0" w:uiPriority="0" w:semiHidden="0" w:name="Table Grid 3"/>
+    <w:lsdException w:unhideWhenUsed="0" w:uiPriority="0" w:semiHidden="0" w:name="Table Grid 4"/>
+    <w:lsdException w:unhideWhenUsed="0" w:uiPriority="0" w:semiHidden="0" w:name="Table Grid 5"/>
+    <w:lsdException w:unhideWhenUsed="0" w:uiPriority="0" w:semiHidden="0" w:name="Table Grid 6"/>
+    <w:lsdException w:unhideWhenUsed="0" w:uiPriority="0" w:semiHidden="0" w:name="Table Grid 7"/>
+    <w:lsdException w:unhideWhenUsed="0" w:uiPriority="0" w:semiHidden="0" w:name="Table Grid 8"/>
+    <w:lsdException w:unhideWhenUsed="0" w:uiPriority="0" w:semiHidden="0" w:name="Table List 1"/>
+    <w:lsdException w:unhideWhenUsed="0" w:uiPriority="0" w:semiHidden="0" w:name="Table List 2"/>
+    <w:lsdException w:unhideWhenUsed="0" w:uiPriority="0" w:semiHidden="0" w:name="Table List 3"/>
+    <w:lsdException w:unhideWhenUsed="0" w:uiPriority="0" w:semiHidden="0" w:name="Table List 4"/>
+    <w:lsdException w:unhideWhenUsed="0" w:uiPriority="0" w:semiHidden="0" w:name="Table List 5"/>
+    <w:lsdException w:unhideWhenUsed="0" w:uiPriority="0" w:semiHidden="0" w:name="Table List 6"/>
+    <w:lsdException w:unhideWhenUsed="0" w:uiPriority="0" w:semiHidden="0" w:name="Table List 7"/>
+    <w:lsdException w:unhideWhenUsed="0" w:uiPriority="0" w:semiHidden="0" w:name="Table List 8"/>
+    <w:lsdException w:unhideWhenUsed="0" w:uiPriority="0" w:semiHidden="0" w:name="Table 3D effects 1"/>
+    <w:lsdException w:unhideWhenUsed="0" w:uiPriority="0" w:semiHidden="0" w:name="Table 3D effects 2"/>
+    <w:lsdException w:unhideWhenUsed="0" w:uiPriority="0" w:semiHidden="0" w:name="Table 3D effects 3"/>
+    <w:lsdException w:unhideWhenUsed="0" w:uiPriority="0" w:semiHidden="0" w:name="Table Contemporary"/>
+    <w:lsdException w:unhideWhenUsed="0" w:uiPriority="0" w:semiHidden="0" w:name="Table Elegant"/>
+    <w:lsdException w:unhideWhenUsed="0" w:uiPriority="0" w:semiHidden="0" w:name="Table Professional"/>
+    <w:lsdException w:unhideWhenUsed="0" w:uiPriority="0" w:semiHidden="0" w:name="Table Subtle 1"/>
+    <w:lsdException w:unhideWhenUsed="0" w:uiPriority="0" w:semiHidden="0" w:name="Table Subtle 2"/>
+    <w:lsdException w:unhideWhenUsed="0" w:uiPriority="0" w:semiHidden="0" w:name="Table Web 1"/>
+    <w:lsdException w:unhideWhenUsed="0" w:uiPriority="0" w:semiHidden="0" w:name="Table Web 2"/>
+    <w:lsdException w:unhideWhenUsed="0" w:uiPriority="0" w:semiHidden="0" w:name="Table Web 3"/>
+    <w:lsdException w:unhideWhenUsed="0" w:uiPriority="0" w:semiHidden="0" w:name="Balloon Text"/>
+    <w:lsdException w:qFormat="1" w:unhideWhenUsed="0" w:uiPriority="0" w:semiHidden="0" w:name="Table Grid"/>
+    <w:lsdException w:unhideWhenUsed="0" w:uiPriority="0" w:semiHidden="0" w:name="Table Theme"/>
+    <w:lsdException w:unhideWhenUsed="0" w:uiPriority="60" w:semiHidden="0" w:name="Light Shading"/>
+    <w:lsdException w:unhideWhenUsed="0" w:uiPriority="61" w:semiHidden="0" w:name="Light List"/>
+    <w:lsdException w:unhideWhenUsed="0" w:uiPriority="62" w:semiHidden="0" w:name="Light Grid"/>
+    <w:lsdException w:unhideWhenUsed="0" w:uiPriority="63" w:semiHidden="0" w:name="Medium Shading 1"/>
+    <w:lsdException w:unhideWhenUsed="0" w:uiPriority="64" w:semiHidden="0" w:name="Medium Shading 2"/>
+    <w:lsdException w:unhideWhenUsed="0" w:uiPriority="65" w:semiHidden="0" w:name="Medium List 1"/>
+    <w:lsdException w:unhideWhenUsed="0" w:uiPriority="66" w:semiHidden="0" w:name="Medium List 2"/>
+    <w:lsdException w:unhideWhenUsed="0" w:uiPriority="67" w:semiHidden="0" w:name="Medium Grid 1"/>
+    <w:lsdException w:unhideWhenUsed="0" w:uiPriority="68" w:semiHidden="0" w:name="Medium Grid 2"/>
+    <w:lsdException w:unhideWhenUsed="0" w:uiPriority="69" w:semiHidden="0" w:name="Medium Grid 3"/>
+    <w:lsdException w:unhideWhenUsed="0" w:uiPriority="70" w:semiHidden="0" w:name="Dark List"/>
+    <w:lsdException w:unhideWhenUsed="0" w:uiPriority="71" w:semiHidden="0" w:name="Colorful Shading"/>
+    <w:lsdException w:unhideWhenUsed="0" w:uiPriority="72" w:semiHidden="0" w:name="Colorful List"/>
+    <w:lsdException w:unhideWhenUsed="0" w:uiPriority="73" w:semiHidden="0" w:name="Colorful Grid"/>
+    <w:lsdException w:unhideWhenUsed="0" w:uiPriority="60" w:semiHidden="0" w:name="Light Shading Accent 1"/>
+    <w:lsdException w:unhideWhenUsed="0" w:uiPriority="61" w:semiHidden="0" w:name="Light List Accent 1"/>
+    <w:lsdException w:unhideWhenUsed="0" w:uiPriority="62" w:semiHidden="0" w:name="Light Grid Accent 1"/>
+    <w:lsdException w:unhideWhenUsed="0" w:uiPriority="63" w:semiHidden="0" w:name="Medium Shading 1 Accent 1"/>
+    <w:lsdException w:unhideWhenUsed="0" w:uiPriority="64" w:semiHidden="0" w:name="Medium Shading 2 Accent 1"/>
+    <w:lsdException w:unhideWhenUsed="0" w:uiPriority="65" w:semiHidden="0" w:name="Medium List 1 Accent 1"/>
+    <w:lsdException w:unhideWhenUsed="0" w:uiPriority="66" w:semiHidden="0" w:name="Medium List 2 Accent 1"/>
+    <w:lsdException w:unhideWhenUsed="0" w:uiPriority="67" w:semiHidden="0" w:name="Medium Grid 1 Accent 1"/>
+    <w:lsdException w:unhideWhenUsed="0" w:uiPriority="68" w:semiHidden="0" w:name="Medium Grid 2 Accent 1"/>
+    <w:lsdException w:unhideWhenUsed="0" w:uiPriority="69" w:semiHidden="0" w:name="Medium Grid 3 Accent 1"/>
+    <w:lsdException w:unhideWhenUsed="0" w:uiPriority="70" w:semiHidden="0" w:name="Dark List Accent 1"/>
+    <w:lsdException w:unhideWhenUsed="0" w:uiPriority="71" w:semiHidden="0" w:name="Colorful Shading Accent 1"/>
+    <w:lsdException w:unhideWhenUsed="0" w:uiPriority="72" w:semiHidden="0" w:name="Colorful List Accent 1"/>
+    <w:lsdException w:unhideWhenUsed="0" w:uiPriority="73" w:semiHidden="0" w:name="Colorful Grid Accent 1"/>
+    <w:lsdException w:unhideWhenUsed="0" w:uiPriority="60" w:semiHidden="0" w:name="Light Shading Accent 2"/>
+    <w:lsdException w:unhideWhenUsed="0" w:uiPriority="61" w:semiHidden="0" w:name="Light List Accent 2"/>
+    <w:lsdException w:unhideWhenUsed="0" w:uiPriority="62" w:semiHidden="0" w:name="Light Grid Accent 2"/>
+    <w:lsdException w:unhideWhenUsed="0" w:uiPriority="63" w:semiHidden="0" w:name="Medium Shading 1 Accent 2"/>
+    <w:lsdException w:unhideWhenUsed="0" w:uiPriority="64" w:semiHidden="0" w:name="Medium Shading 2 Accent 2"/>
+    <w:lsdException w:unhideWhenUsed="0" w:uiPriority="65" w:semiHidden="0" w:name="Medium List 1 Accent 2"/>
+    <w:lsdException w:unhideWhenUsed="0" w:uiPriority="66" w:semiHidden="0" w:name="Medium List 2 Accent 2"/>
+    <w:lsdException w:unhideWhenUsed="0" w:uiPriority="67" w:semiHidden="0" w:name="Medium Grid 1 Accent 2"/>
+    <w:lsdException w:unhideWhenUsed="0" w:uiPriority="68" w:semiHidden="0" w:name="Medium Grid 2 Accent 2"/>
+    <w:lsdException w:unhideWhenUsed="0" w:uiPriority="69" w:semiHidden="0" w:name="Medium Grid 3 Accent 2"/>
+    <w:lsdException w:unhideWhenUsed="0" w:uiPriority="70" w:semiHidden="0" w:name="Dark List Accent 2"/>
+    <w:lsdException w:unhideWhenUsed="0" w:uiPriority="71" w:semiHidden="0" w:name="Colorful Shading Accent 2"/>
+    <w:lsdException w:unhideWhenUsed="0" w:uiPriority="72" w:semiHidden="0" w:name="Colorful List Accent 2"/>
+    <w:lsdException w:unhideWhenUsed="0" w:uiPriority="73" w:semiHidden="0" w:name="Colorful Grid Accent 2"/>
+    <w:lsdException w:unhideWhenUsed="0" w:uiPriority="60" w:semiHidden="0" w:name="Light Shading Accent 3"/>
+    <w:lsdException w:unhideWhenUsed="0" w:uiPriority="61" w:semiHidden="0" w:name="Light List Accent 3"/>
+    <w:lsdException w:unhideWhenUsed="0" w:uiPriority="62" w:semiHidden="0" w:name="Light Grid Accent 3"/>
+    <w:lsdException w:unhideWhenUsed="0" w:uiPriority="63" w:semiHidden="0" w:name="Medium Shading 1 Accent 3"/>
+    <w:lsdException w:unhideWhenUsed="0" w:uiPriority="64" w:semiHidden="0" w:name="Medium Shading 2 Accent 3"/>
+    <w:lsdException w:unhideWhenUsed="0" w:uiPriority="65" w:semiHidden="0" w:name="Medium List 1 Accent 3"/>
+    <w:lsdException w:unhideWhenUsed="0" w:uiPriority="66" w:semiHidden="0" w:name="Medium List 2 Accent 3"/>
+    <w:lsdException w:unhideWhenUsed="0" w:uiPriority="67" w:semiHidden="0" w:name="Medium Grid 1 Accent 3"/>
+    <w:lsdException w:unhideWhenUsed="0" w:uiPriority="68" w:semiHidden="0" w:name="Medium Grid 2 Accent 3"/>
+    <w:lsdException w:unhideWhenUsed="0" w:uiPriority="69" w:semiHidden="0" w:name="Medium Grid 3 Accent 3"/>
+    <w:lsdException w:unhideWhenUsed="0" w:uiPriority="70" w:semiHidden="0" w:name="Dark List Accent 3"/>
+    <w:lsdException w:unhideWhenUsed="0" w:uiPriority="71" w:semiHidden="0" w:name="Colorful Shading Accent 3"/>
+    <w:lsdException w:unhideWhenUsed="0" w:uiPriority="72" w:semiHidden="0" w:name="Colorful List Accent 3"/>
+    <w:lsdException w:unhideWhenUsed="0" w:uiPriority="73" w:semiHidden="0" w:name="Colorful Grid Accent 3"/>
+    <w:lsdException w:unhideWhenUsed="0" w:uiPriority="60" w:semiHidden="0" w:name="Light Shading Accent 4"/>
+    <w:lsdException w:unhideWhenUsed="0" w:uiPriority="61" w:semiHidden="0" w:name="Light List Accent 4"/>
+    <w:lsdException w:unhideWhenUsed="0" w:uiPriority="62" w:semiHidden="0" w:name="Light Grid Accent 4"/>
+    <w:lsdException w:unhideWhenUsed="0" w:uiPriority="63" w:semiHidden="0" w:name="Medium Shading 1 Accent 4"/>
+    <w:lsdException w:unhideWhenUsed="0" w:uiPriority="64" w:semiHidden="0" w:name="Medium Shading 2 Accent 4"/>
+    <w:lsdException w:unhideWhenUsed="0" w:uiPriority="65" w:semiHidden="0" w:name="Medium List 1 Accent 4"/>
+    <w:lsdException w:unhideWhenUsed="0" w:uiPriority="66" w:semiHidden="0" w:name="Medium List 2 Accent 4"/>
+    <w:lsdException w:unhideWhenUsed="0" w:uiPriority="67" w:semiHidden="0" w:name="Medium Grid 1 Accent 4"/>
+    <w:lsdException w:unhideWhenUsed="0" w:uiPriority="68" w:semiHidden="0" w:name="Medium Grid 2 Accent 4"/>
+    <w:lsdException w:unhideWhenUsed="0" w:uiPriority="69" w:semiHidden="0" w:name="Medium Grid 3 Accent 4"/>
+    <w:lsdException w:unhideWhenUsed="0" w:uiPriority="70" w:semiHidden="0" w:name="Dark List Accent 4"/>
+    <w:lsdException w:unhideWhenUsed="0" w:uiPriority="71" w:semiHidden="0" w:name="Colorful Shading Accent 4"/>
+    <w:lsdException w:unhideWhenUsed="0" w:uiPriority="72" w:semiHidden="0" w:name="Colorful List Accent 4"/>
+    <w:lsdException w:unhideWhenUsed="0" w:uiPriority="73" w:semiHidden="0" w:name="Colorful Grid Accent 4"/>
+    <w:lsdException w:unhideWhenUsed="0" w:uiPriority="60" w:semiHidden="0" w:name="Light Shading Accent 5"/>
+    <w:lsdException w:unhideWhenUsed="0" w:uiPriority="61" w:semiHidden="0" w:name="Light List Accent 5"/>
+    <w:lsdException w:unhideWhenUsed="0" w:uiPriority="62" w:semiHidden="0" w:name="Light Grid Accent 5"/>
+    <w:lsdException w:unhideWhenUsed="0" w:uiPriority="63" w:semiHidden="0" w:name="Medium Shading 1 Accent 5"/>
+    <w:lsdException w:unhideWhenUsed="0" w:uiPriority="64" w:semiHidden="0" w:name="Medium Shading 2 Accent 5"/>
+    <w:lsdException w:unhideWhenUsed="0" w:uiPriority="65" w:semiHidden="0" w:name="Medium List 1 Accent 5"/>
+    <w:lsdException w:unhideWhenUsed="0" w:uiPriority="66" w:semiHidden="0" w:name="Medium List 2 Accent 5"/>
+    <w:lsdException w:unhideWhenUsed="0" w:uiPriority="67" w:semiHidden="0" w:name="Medium Grid 1 Accent 5"/>
+    <w:lsdException w:unhideWhenUsed="0" w:uiPriority="68" w:semiHidden="0" w:name="Medium Grid 2 Accent 5"/>
+    <w:lsdException w:unhideWhenUsed="0" w:uiPriority="69" w:semiHidden="0" w:name="Medium Grid 3 Accent 5"/>
+    <w:lsdException w:unhideWhenUsed="0" w:uiPriority="70" w:semiHidden="0" w:name="Dark List Accent 5"/>
+    <w:lsdException w:unhideWhenUsed="0" w:uiPriority="71" w:semiHidden="0" w:name="Colorful Shading Accent 5"/>
+    <w:lsdException w:unhideWhenUsed="0" w:uiPriority="72" w:semiHidden="0" w:name="Colorful List Accent 5"/>
+    <w:lsdException w:unhideWhenUsed="0" w:uiPriority="73" w:semiHidden="0" w:name="Colorful Grid Accent 5"/>
+    <w:lsdException w:unhideWhenUsed="0" w:uiPriority="60" w:semiHidden="0" w:name="Light Shading Accent 6"/>
+    <w:lsdException w:unhideWhenUsed="0" w:uiPriority="61" w:semiHidden="0" w:name="Light List Accent 6"/>
+    <w:lsdException w:unhideWhenUsed="0" w:uiPriority="62" w:semiHidden="0" w:name="Light Grid Accent 6"/>
+    <w:lsdException w:unhideWhenUsed="0" w:uiPriority="63" w:semiHidden="0" w:name="Medium Shading 1 Accent 6"/>
+    <w:lsdException w:unhideWhenUsed="0" w:uiPriority="64" w:semiHidden="0" w:name="Medium Shading 2 Accent 6"/>
+    <w:lsdException w:unhideWhenUsed="0" w:uiPriority="65" w:semiHidden="0" w:name="Medium List 1 Accent 6"/>
+    <w:lsdException w:unhideWhenUsed="0" w:uiPriority="66" w:semiHidden="0" w:name="Medium List 2 Accent 6"/>
+    <w:lsdException w:unhideWhenUsed="0" w:uiPriority="67" w:semiHidden="0" w:name="Medium Grid 1 Accent 6"/>
+    <w:lsdException w:unhideWhenUsed="0" w:uiPriority="68" w:semiHidden="0" w:name="Medium Grid 2 Accent 6"/>
+    <w:lsdException w:unhideWhenUsed="0" w:uiPriority="69" w:semiHidden="0" w:name="Medium Grid 3 Accent 6"/>
+    <w:lsdException w:unhideWhenUsed="0" w:uiPriority="70" w:semiHidden="0" w:name="Dark List Accent 6"/>
+    <w:lsdException w:unhideWhenUsed="0" w:uiPriority="71" w:semiHidden="0" w:name="Colorful Shading Accent 6"/>
+    <w:lsdException w:unhideWhenUsed="0" w:uiPriority="72" w:semiHidden="0" w:name="Colorful List Accent 6"/>
+    <w:lsdException w:unhideWhenUsed="0" w:uiPriority="73" w:semiHidden="0" w:name="Colorful Grid Accent 6"/>
   </w:latentStyles>
-  <w:style w:type="paragraph" w:default="1" w:styleId="Normal">
+  <w:style w:type="paragraph" w:default="1" w:styleId="1">
     <w:name w:val="Normal"/>
     <w:qFormat/>
+    <w:uiPriority w:val="0"/>
     <w:pPr>
       <w:kinsoku w:val="0"/>
       <w:autoSpaceDE w:val="0"/>
@@ -3791,7 +3774,7 @@
       <w:textAlignment w:val="baseline"/>
     </w:pPr>
     <w:rPr>
-      <w:rFonts w:ascii="Arial" w:eastAsia="宋体" w:hAnsi="Arial" w:cs="Arial"/>
+      <w:rFonts w:ascii="Arial" w:hAnsi="Arial" w:eastAsia="宋体" w:cs="Arial"/>
       <w:snapToGrid w:val="0"/>
       <w:color w:val="000000"/>
       <w:kern w:val="0"/>
@@ -3800,11 +3783,12 @@
       <w:lang w:val="en-US" w:eastAsia="en-US" w:bidi="ar-SA"/>
     </w:rPr>
   </w:style>
-  <w:style w:type="paragraph" w:styleId="Heading1">
+  <w:style w:type="paragraph" w:styleId="2">
     <w:name w:val="heading 1"/>
-    <w:basedOn w:val="Normal"/>
-    <w:next w:val="Normal"/>
+    <w:basedOn w:val="1"/>
+    <w:next w:val="1"/>
     <w:qFormat/>
+    <w:uiPriority w:val="0"/>
     <w:pPr>
       <w:keepNext/>
       <w:keepLines/>
@@ -3822,12 +3806,13 @@
       <w:sz w:val="44"/>
     </w:rPr>
   </w:style>
-  <w:style w:type="paragraph" w:styleId="Heading2">
+  <w:style w:type="paragraph" w:styleId="3">
     <w:name w:val="heading 2"/>
-    <w:basedOn w:val="Normal"/>
-    <w:next w:val="Normal"/>
+    <w:basedOn w:val="1"/>
+    <w:next w:val="1"/>
     <w:unhideWhenUsed/>
     <w:qFormat/>
+    <w:uiPriority w:val="0"/>
     <w:pPr>
       <w:keepNext/>
       <w:keepLines/>
@@ -3840,18 +3825,19 @@
       <w:outlineLvl w:val="1"/>
     </w:pPr>
     <w:rPr>
-      <w:rFonts w:ascii="Arial" w:eastAsia="黑体" w:hAnsi="Arial"/>
+      <w:rFonts w:ascii="Arial" w:hAnsi="Arial" w:eastAsia="黑体"/>
       <w:b/>
       <w:sz w:val="32"/>
     </w:rPr>
   </w:style>
-  <w:style w:type="paragraph" w:styleId="Heading3">
+  <w:style w:type="paragraph" w:styleId="4">
     <w:name w:val="heading 3"/>
-    <w:basedOn w:val="Normal"/>
-    <w:next w:val="Normal"/>
+    <w:basedOn w:val="1"/>
+    <w:next w:val="1"/>
     <w:semiHidden/>
     <w:unhideWhenUsed/>
     <w:qFormat/>
+    <w:uiPriority w:val="0"/>
     <w:pPr>
       <w:keepNext/>
       <w:keepLines/>
@@ -3868,12 +3854,13 @@
       <w:sz w:val="32"/>
     </w:rPr>
   </w:style>
-  <w:style w:type="paragraph" w:styleId="Heading4">
+  <w:style w:type="paragraph" w:styleId="5">
     <w:name w:val="heading 4"/>
-    <w:basedOn w:val="Normal"/>
-    <w:next w:val="Normal"/>
+    <w:basedOn w:val="1"/>
+    <w:next w:val="1"/>
     <w:unhideWhenUsed/>
     <w:qFormat/>
+    <w:uiPriority w:val="0"/>
     <w:pPr>
       <w:keepNext/>
       <w:keepLines/>
@@ -3886,18 +3873,19 @@
       <w:outlineLvl w:val="3"/>
     </w:pPr>
     <w:rPr>
-      <w:rFonts w:ascii="Arial" w:eastAsia="黑体" w:hAnsi="Arial"/>
+      <w:rFonts w:ascii="Arial" w:hAnsi="Arial" w:eastAsia="黑体"/>
       <w:b/>
       <w:sz w:val="28"/>
     </w:rPr>
   </w:style>
-  <w:style w:type="paragraph" w:styleId="Heading5">
+  <w:style w:type="paragraph" w:styleId="6">
     <w:name w:val="heading 5"/>
-    <w:basedOn w:val="Normal"/>
-    <w:next w:val="Normal"/>
+    <w:basedOn w:val="1"/>
+    <w:next w:val="1"/>
     <w:semiHidden/>
     <w:unhideWhenUsed/>
     <w:qFormat/>
+    <w:uiPriority w:val="0"/>
     <w:pPr>
       <w:keepNext/>
       <w:keepLines/>
@@ -3914,13 +3902,14 @@
       <w:sz w:val="28"/>
     </w:rPr>
   </w:style>
-  <w:style w:type="paragraph" w:styleId="Heading6">
+  <w:style w:type="paragraph" w:styleId="7">
     <w:name w:val="heading 6"/>
-    <w:basedOn w:val="Normal"/>
-    <w:next w:val="Normal"/>
+    <w:basedOn w:val="1"/>
+    <w:next w:val="1"/>
     <w:semiHidden/>
     <w:unhideWhenUsed/>
     <w:qFormat/>
+    <w:uiPriority w:val="0"/>
     <w:pPr>
       <w:keepNext/>
       <w:keepLines/>
@@ -3933,18 +3922,19 @@
       <w:outlineLvl w:val="5"/>
     </w:pPr>
     <w:rPr>
-      <w:rFonts w:ascii="Arial" w:eastAsia="黑体" w:hAnsi="Arial"/>
+      <w:rFonts w:ascii="Arial" w:hAnsi="Arial" w:eastAsia="黑体"/>
       <w:b/>
       <w:sz w:val="24"/>
     </w:rPr>
   </w:style>
-  <w:style w:type="paragraph" w:styleId="Heading7">
+  <w:style w:type="paragraph" w:styleId="8">
     <w:name w:val="heading 7"/>
-    <w:basedOn w:val="Normal"/>
-    <w:next w:val="Normal"/>
+    <w:basedOn w:val="1"/>
+    <w:next w:val="1"/>
     <w:semiHidden/>
     <w:unhideWhenUsed/>
     <w:qFormat/>
+    <w:uiPriority w:val="0"/>
     <w:pPr>
       <w:keepNext/>
       <w:keepLines/>
@@ -3961,13 +3951,14 @@
       <w:sz w:val="24"/>
     </w:rPr>
   </w:style>
-  <w:style w:type="paragraph" w:styleId="Heading8">
+  <w:style w:type="paragraph" w:styleId="9">
     <w:name w:val="heading 8"/>
-    <w:basedOn w:val="Normal"/>
-    <w:next w:val="Normal"/>
+    <w:basedOn w:val="1"/>
+    <w:next w:val="1"/>
     <w:semiHidden/>
     <w:unhideWhenUsed/>
     <w:qFormat/>
+    <w:uiPriority w:val="0"/>
     <w:pPr>
       <w:keepNext/>
       <w:keepLines/>
@@ -3980,17 +3971,18 @@
       <w:outlineLvl w:val="7"/>
     </w:pPr>
     <w:rPr>
-      <w:rFonts w:ascii="Arial" w:eastAsia="黑体" w:hAnsi="Arial"/>
+      <w:rFonts w:ascii="Arial" w:hAnsi="Arial" w:eastAsia="黑体"/>
       <w:sz w:val="24"/>
     </w:rPr>
   </w:style>
-  <w:style w:type="paragraph" w:styleId="Heading9">
+  <w:style w:type="paragraph" w:styleId="10">
     <w:name w:val="heading 9"/>
-    <w:basedOn w:val="Normal"/>
-    <w:next w:val="Normal"/>
+    <w:basedOn w:val="1"/>
+    <w:next w:val="1"/>
     <w:semiHidden/>
     <w:unhideWhenUsed/>
     <w:qFormat/>
+    <w:uiPriority w:val="0"/>
     <w:pPr>
       <w:keepNext/>
       <w:keepLines/>
@@ -4003,19 +3995,21 @@
       <w:outlineLvl w:val="8"/>
     </w:pPr>
     <w:rPr>
-      <w:rFonts w:ascii="Arial" w:eastAsia="黑体" w:hAnsi="Arial"/>
+      <w:rFonts w:ascii="Arial" w:hAnsi="Arial" w:eastAsia="黑体"/>
       <w:sz w:val="21"/>
     </w:rPr>
   </w:style>
-  <w:style w:type="character" w:default="1" w:styleId="DefaultParagraphFont">
+  <w:style w:type="character" w:default="1" w:styleId="22">
     <w:name w:val="Default Paragraph Font"/>
     <w:semiHidden/>
     <w:qFormat/>
+    <w:uiPriority w:val="0"/>
   </w:style>
-  <w:style w:type="table" w:default="1" w:styleId="TableNormal">
+  <w:style w:type="table" w:default="1" w:styleId="20">
     <w:name w:val="Normal Table"/>
     <w:semiHidden/>
     <w:qFormat/>
+    <w:uiPriority w:val="0"/>
     <w:tblPr>
       <w:tblCellMar>
         <w:top w:w="0" w:type="dxa"/>
@@ -4025,39 +4019,43 @@
       </w:tblCellMar>
     </w:tblPr>
   </w:style>
-  <w:style w:type="paragraph" w:styleId="CommentText">
+  <w:style w:type="paragraph" w:styleId="11">
     <w:name w:val="annotation text"/>
-    <w:basedOn w:val="Normal"/>
+    <w:basedOn w:val="1"/>
     <w:qFormat/>
+    <w:uiPriority w:val="0"/>
     <w:pPr>
       <w:jc w:val="left"/>
     </w:pPr>
   </w:style>
-  <w:style w:type="paragraph" w:styleId="BodyText">
+  <w:style w:type="paragraph" w:styleId="12">
     <w:name w:val="Body Text"/>
-    <w:basedOn w:val="Normal"/>
+    <w:basedOn w:val="1"/>
     <w:semiHidden/>
     <w:qFormat/>
+    <w:uiPriority w:val="0"/>
     <w:rPr>
-      <w:rFonts w:ascii="Arial" w:eastAsia="Arial" w:hAnsi="Arial" w:cs="Arial"/>
+      <w:rFonts w:ascii="Arial" w:hAnsi="Arial" w:eastAsia="Arial" w:cs="Arial"/>
       <w:sz w:val="21"/>
       <w:szCs w:val="21"/>
       <w:lang w:val="en-US" w:eastAsia="en-US" w:bidi="ar-SA"/>
     </w:rPr>
   </w:style>
-  <w:style w:type="paragraph" w:styleId="TOC3">
+  <w:style w:type="paragraph" w:styleId="13">
     <w:name w:val="toc 3"/>
-    <w:basedOn w:val="Normal"/>
-    <w:next w:val="Normal"/>
+    <w:basedOn w:val="1"/>
+    <w:next w:val="1"/>
     <w:qFormat/>
+    <w:uiPriority w:val="0"/>
     <w:pPr>
       <w:ind w:left="840" w:leftChars="400"/>
     </w:pPr>
   </w:style>
-  <w:style w:type="paragraph" w:styleId="Footer">
+  <w:style w:type="paragraph" w:styleId="14">
     <w:name w:val="footer"/>
-    <w:basedOn w:val="Normal"/>
+    <w:basedOn w:val="1"/>
     <w:qFormat/>
+    <w:uiPriority w:val="0"/>
     <w:pPr>
       <w:tabs>
         <w:tab w:val="center" w:pos="4153"/>
@@ -4070,16 +4068,17 @@
       <w:sz w:val="18"/>
     </w:rPr>
   </w:style>
-  <w:style w:type="paragraph" w:styleId="Header">
+  <w:style w:type="paragraph" w:styleId="15">
     <w:name w:val="header"/>
-    <w:basedOn w:val="Normal"/>
+    <w:basedOn w:val="1"/>
     <w:qFormat/>
+    <w:uiPriority w:val="0"/>
     <w:pPr>
       <w:pBdr>
-        <w:top w:val="nil"/>
-        <w:left w:val="nil"/>
-        <w:bottom w:val="nil"/>
-        <w:right w:val="nil"/>
+        <w:top w:val="none" w:color="auto" w:sz="0" w:space="0"/>
+        <w:left w:val="none" w:color="auto" w:sz="0" w:space="0"/>
+        <w:bottom w:val="none" w:color="auto" w:sz="0" w:space="0"/>
+        <w:right w:val="none" w:color="auto" w:sz="0" w:space="0"/>
       </w:pBdr>
       <w:tabs>
         <w:tab w:val="center" w:pos="4153"/>
@@ -4094,37 +4093,41 @@
       <w:sz w:val="18"/>
     </w:rPr>
   </w:style>
-  <w:style w:type="paragraph" w:styleId="TOC1">
+  <w:style w:type="paragraph" w:styleId="16">
     <w:name w:val="toc 1"/>
-    <w:basedOn w:val="Normal"/>
-    <w:next w:val="Normal"/>
+    <w:basedOn w:val="1"/>
+    <w:next w:val="1"/>
     <w:qFormat/>
+    <w:uiPriority w:val="0"/>
     <w:rPr>
-      <w:rFonts w:ascii="Arial" w:eastAsia="Microsoft JhengHei" w:hAnsi="Arial"/>
+      <w:rFonts w:ascii="Arial" w:hAnsi="Arial" w:eastAsia="Microsoft JhengHei"/>
       <w:sz w:val="24"/>
     </w:rPr>
   </w:style>
-  <w:style w:type="paragraph" w:styleId="TOC2">
+  <w:style w:type="paragraph" w:styleId="17">
     <w:name w:val="toc 2"/>
-    <w:basedOn w:val="Normal"/>
-    <w:next w:val="Normal"/>
+    <w:basedOn w:val="1"/>
+    <w:next w:val="1"/>
     <w:qFormat/>
+    <w:uiPriority w:val="0"/>
     <w:pPr>
       <w:ind w:left="420" w:leftChars="200"/>
     </w:pPr>
   </w:style>
-  <w:style w:type="paragraph" w:styleId="NormalWeb">
+  <w:style w:type="paragraph" w:styleId="18">
     <w:name w:val="Normal (Web)"/>
-    <w:basedOn w:val="Normal"/>
+    <w:basedOn w:val="1"/>
     <w:qFormat/>
+    <w:uiPriority w:val="0"/>
     <w:rPr>
       <w:sz w:val="24"/>
     </w:rPr>
   </w:style>
-  <w:style w:type="paragraph" w:styleId="Title">
+  <w:style w:type="paragraph" w:styleId="19">
     <w:name w:val="Title"/>
-    <w:basedOn w:val="Normal"/>
+    <w:basedOn w:val="1"/>
     <w:qFormat/>
+    <w:uiPriority w:val="0"/>
     <w:pPr>
       <w:spacing w:before="240" w:beforeLines="0" w:beforeAutospacing="0" w:after="60" w:afterLines="0" w:afterAutospacing="0"/>
       <w:jc w:val="center"/>
@@ -4136,68 +4139,73 @@
       <w:sz w:val="32"/>
     </w:rPr>
   </w:style>
-  <w:style w:type="table" w:styleId="TableGrid">
+  <w:style w:type="table" w:styleId="21">
     <w:name w:val="Table Grid"/>
-    <w:basedOn w:val="TableNormal"/>
+    <w:basedOn w:val="20"/>
     <w:qFormat/>
+    <w:uiPriority w:val="0"/>
     <w:pPr>
       <w:widowControl w:val="0"/>
       <w:jc w:val="both"/>
     </w:pPr>
     <w:tblPr>
       <w:tblBorders>
-        <w:top w:val="single" w:sz="4" w:space="0" w:color="auto"/>
-        <w:left w:val="single" w:sz="4" w:space="0" w:color="auto"/>
-        <w:bottom w:val="single" w:sz="4" w:space="0" w:color="auto"/>
-        <w:right w:val="single" w:sz="4" w:space="0" w:color="auto"/>
-        <w:insideH w:val="single" w:sz="4" w:space="0" w:color="auto"/>
-        <w:insideV w:val="single" w:sz="4" w:space="0" w:color="auto"/>
+        <w:top w:val="single" w:color="auto" w:sz="4" w:space="0"/>
+        <w:left w:val="single" w:color="auto" w:sz="4" w:space="0"/>
+        <w:bottom w:val="single" w:color="auto" w:sz="4" w:space="0"/>
+        <w:right w:val="single" w:color="auto" w:sz="4" w:space="0"/>
+        <w:insideH w:val="single" w:color="auto" w:sz="4" w:space="0"/>
+        <w:insideV w:val="single" w:color="auto" w:sz="4" w:space="0"/>
       </w:tblBorders>
     </w:tblPr>
   </w:style>
-  <w:style w:type="character" w:styleId="Strong">
+  <w:style w:type="character" w:styleId="23">
     <w:name w:val="Strong"/>
-    <w:basedOn w:val="DefaultParagraphFont"/>
+    <w:basedOn w:val="22"/>
     <w:qFormat/>
+    <w:uiPriority w:val="0"/>
     <w:rPr>
       <w:b/>
     </w:rPr>
   </w:style>
-  <w:style w:type="paragraph" w:customStyle="1" w:styleId="a">
+  <w:style w:type="paragraph" w:customStyle="1" w:styleId="24">
     <w:name w:val="柴_公司名"/>
-    <w:basedOn w:val="Title"/>
+    <w:basedOn w:val="19"/>
     <w:qFormat/>
+    <w:uiPriority w:val="0"/>
     <w:pPr>
       <w:spacing w:after="600" w:afterLines="600"/>
     </w:pPr>
     <w:rPr>
-      <w:rFonts w:ascii="宋体" w:eastAsia="宋体" w:hAnsi="宋体" w:cs="宋体" w:hint="eastAsia"/>
+      <w:rFonts w:hint="eastAsia" w:ascii="宋体" w:hAnsi="宋体" w:eastAsia="宋体" w:cs="宋体"/>
       <w:bCs/>
       <w:spacing w:val="-6"/>
       <w:sz w:val="52"/>
       <w:szCs w:val="52"/>
     </w:rPr>
   </w:style>
-  <w:style w:type="paragraph" w:customStyle="1" w:styleId="a0">
+  <w:style w:type="paragraph" w:customStyle="1" w:styleId="25">
     <w:name w:val="柴_文档名"/>
-    <w:basedOn w:val="Title"/>
+    <w:basedOn w:val="19"/>
     <w:qFormat/>
+    <w:uiPriority w:val="0"/>
     <w:pPr>
       <w:spacing w:after="900" w:afterLines="900"/>
     </w:pPr>
     <w:rPr>
-      <w:rFonts w:ascii="黑体" w:eastAsia="黑体" w:hAnsi="黑体" w:cs="黑体"/>
+      <w:rFonts w:ascii="黑体" w:hAnsi="黑体" w:eastAsia="黑体" w:cs="黑体"/>
       <w:bCs/>
       <w:spacing w:val="-7"/>
       <w:sz w:val="52"/>
       <w:szCs w:val="52"/>
     </w:rPr>
   </w:style>
-  <w:style w:type="table" w:customStyle="1" w:styleId="TableNormal0">
+  <w:style w:type="table" w:customStyle="1" w:styleId="26">
     <w:name w:val="Table Normal_0"/>
     <w:semiHidden/>
     <w:unhideWhenUsed/>
     <w:qFormat/>
+    <w:uiPriority w:val="0"/>
     <w:tblPr>
       <w:tblCellMar>
         <w:top w:w="0" w:type="dxa"/>
@@ -4207,81 +4215,87 @@
       </w:tblCellMar>
     </w:tblPr>
   </w:style>
-  <w:style w:type="paragraph" w:customStyle="1" w:styleId="TableText">
+  <w:style w:type="paragraph" w:customStyle="1" w:styleId="27">
     <w:name w:val="Table Text"/>
-    <w:basedOn w:val="Normal"/>
+    <w:basedOn w:val="1"/>
     <w:semiHidden/>
     <w:qFormat/>
+    <w:uiPriority w:val="0"/>
     <w:rPr>
-      <w:rFonts w:ascii="宋体" w:eastAsia="宋体" w:hAnsi="宋体" w:cs="宋体"/>
+      <w:rFonts w:ascii="宋体" w:hAnsi="宋体" w:eastAsia="宋体" w:cs="宋体"/>
       <w:sz w:val="21"/>
       <w:szCs w:val="21"/>
       <w:lang w:val="en-US" w:eastAsia="en-US" w:bidi="ar-SA"/>
     </w:rPr>
   </w:style>
-  <w:style w:type="paragraph" w:customStyle="1" w:styleId="1">
+  <w:style w:type="paragraph" w:customStyle="1" w:styleId="28">
     <w:name w:val="柴_标题1"/>
-    <w:basedOn w:val="Heading1"/>
-    <w:next w:val="a1"/>
-    <w:link w:val="1Char"/>
+    <w:basedOn w:val="2"/>
+    <w:next w:val="29"/>
+    <w:link w:val="38"/>
     <w:qFormat/>
+    <w:uiPriority w:val="0"/>
     <w:pPr>
       <w:spacing w:before="100" w:after="90" w:line="360" w:lineRule="auto"/>
     </w:pPr>
     <w:rPr>
-      <w:rFonts w:ascii="Arial" w:eastAsia="宋体" w:hAnsi="Arial"/>
+      <w:rFonts w:ascii="Arial" w:hAnsi="Arial" w:eastAsia="宋体"/>
       <w:sz w:val="32"/>
     </w:rPr>
   </w:style>
-  <w:style w:type="paragraph" w:customStyle="1" w:styleId="a1">
+  <w:style w:type="paragraph" w:customStyle="1" w:styleId="29">
     <w:name w:val="柴_正文"/>
-    <w:basedOn w:val="BodyText"/>
-    <w:link w:val="Char"/>
+    <w:basedOn w:val="12"/>
+    <w:link w:val="42"/>
     <w:qFormat/>
+    <w:uiPriority w:val="0"/>
     <w:pPr>
       <w:spacing w:line="360" w:lineRule="auto"/>
       <w:ind w:firstLine="470" w:firstLineChars="200"/>
     </w:pPr>
     <w:rPr>
-      <w:rFonts w:ascii="Arial" w:eastAsia="宋体" w:hAnsi="Arial"/>
+      <w:rFonts w:ascii="Arial" w:hAnsi="Arial" w:eastAsia="宋体"/>
       <w:sz w:val="24"/>
       <w:lang w:eastAsia="zh-CN"/>
     </w:rPr>
   </w:style>
-  <w:style w:type="paragraph" w:customStyle="1" w:styleId="2">
+  <w:style w:type="paragraph" w:customStyle="1" w:styleId="30">
     <w:name w:val="柴_标题2"/>
-    <w:basedOn w:val="Heading2"/>
-    <w:next w:val="a1"/>
+    <w:basedOn w:val="3"/>
+    <w:next w:val="29"/>
     <w:qFormat/>
+    <w:uiPriority w:val="0"/>
     <w:pPr>
       <w:spacing w:line="360" w:lineRule="auto"/>
     </w:pPr>
     <w:rPr>
-      <w:rFonts w:ascii="Arial" w:eastAsia="宋体" w:hAnsi="Arial"/>
+      <w:rFonts w:ascii="Arial" w:hAnsi="Arial" w:eastAsia="宋体"/>
       <w:sz w:val="28"/>
     </w:rPr>
   </w:style>
-  <w:style w:type="paragraph" w:customStyle="1" w:styleId="3">
+  <w:style w:type="paragraph" w:customStyle="1" w:styleId="31">
     <w:name w:val="柴_标题3"/>
-    <w:basedOn w:val="Heading3"/>
-    <w:next w:val="a1"/>
+    <w:basedOn w:val="4"/>
+    <w:next w:val="29"/>
     <w:qFormat/>
+    <w:uiPriority w:val="0"/>
     <w:pPr>
       <w:spacing w:line="360" w:lineRule="auto"/>
       <w:ind w:left="0" w:firstLine="472" w:firstLineChars="200"/>
     </w:pPr>
     <w:rPr>
-      <w:rFonts w:ascii="宋体" w:eastAsia="宋体" w:hAnsi="宋体" w:cs="宋体"/>
+      <w:rFonts w:ascii="宋体" w:hAnsi="宋体" w:eastAsia="宋体" w:cs="宋体"/>
       <w:spacing w:val="-2"/>
       <w:sz w:val="24"/>
       <w:szCs w:val="24"/>
     </w:rPr>
   </w:style>
-  <w:style w:type="paragraph" w:customStyle="1" w:styleId="a2">
+  <w:style w:type="paragraph" w:customStyle="1" w:styleId="32">
     <w:name w:val="柴_目录"/>
-    <w:basedOn w:val="Normal"/>
-    <w:next w:val="BodyText"/>
+    <w:basedOn w:val="1"/>
+    <w:next w:val="12"/>
     <w:qFormat/>
+    <w:uiPriority w:val="0"/>
     <w:pPr>
       <w:tabs>
         <w:tab w:val="right" w:leader="dot" w:pos="8442"/>
@@ -4289,59 +4303,64 @@
       <w:ind w:left="0" w:leftChars="0"/>
     </w:pPr>
     <w:rPr>
-      <w:rFonts w:ascii="Arial" w:eastAsia="Microsoft JhengHei" w:hAnsi="Arial"/>
+      <w:rFonts w:ascii="Arial" w:hAnsi="Arial" w:eastAsia="Microsoft JhengHei"/>
       <w:sz w:val="24"/>
     </w:rPr>
   </w:style>
-  <w:style w:type="paragraph" w:customStyle="1" w:styleId="WPSOffice1">
+  <w:style w:type="paragraph" w:customStyle="1" w:styleId="33">
     <w:name w:val="WPSOffice手动目录 1"/>
     <w:qFormat/>
+    <w:uiPriority w:val="0"/>
     <w:pPr>
       <w:ind w:leftChars="0"/>
     </w:pPr>
     <w:rPr>
-      <w:rFonts w:ascii="Times New Roman" w:eastAsia="宋体" w:hAnsi="Times New Roman" w:cs="Times New Roman"/>
+      <w:rFonts w:ascii="Times New Roman" w:hAnsi="Times New Roman" w:eastAsia="宋体" w:cs="Times New Roman"/>
       <w:sz w:val="20"/>
       <w:szCs w:val="20"/>
     </w:rPr>
   </w:style>
-  <w:style w:type="paragraph" w:customStyle="1" w:styleId="WPSOffice2">
+  <w:style w:type="paragraph" w:customStyle="1" w:styleId="34">
     <w:name w:val="WPSOffice手动目录 2"/>
     <w:qFormat/>
+    <w:uiPriority w:val="0"/>
     <w:pPr>
       <w:ind w:leftChars="200"/>
     </w:pPr>
     <w:rPr>
-      <w:rFonts w:ascii="Times New Roman" w:eastAsia="宋体" w:hAnsi="Times New Roman" w:cs="Times New Roman"/>
+      <w:rFonts w:ascii="Times New Roman" w:hAnsi="Times New Roman" w:eastAsia="宋体" w:cs="Times New Roman"/>
       <w:sz w:val="20"/>
       <w:szCs w:val="20"/>
     </w:rPr>
   </w:style>
-  <w:style w:type="paragraph" w:customStyle="1" w:styleId="WPSOffice3">
+  <w:style w:type="paragraph" w:customStyle="1" w:styleId="35">
     <w:name w:val="WPSOffice手动目录 3"/>
     <w:qFormat/>
+    <w:uiPriority w:val="0"/>
     <w:pPr>
       <w:ind w:leftChars="400"/>
     </w:pPr>
     <w:rPr>
-      <w:rFonts w:ascii="Times New Roman" w:eastAsia="宋体" w:hAnsi="Times New Roman" w:cs="Times New Roman"/>
+      <w:rFonts w:ascii="Times New Roman" w:hAnsi="Times New Roman" w:eastAsia="宋体" w:cs="Times New Roman"/>
       <w:sz w:val="20"/>
       <w:szCs w:val="20"/>
     </w:rPr>
   </w:style>
-  <w:style w:type="paragraph" w:customStyle="1" w:styleId="Compact">
+  <w:style w:type="paragraph" w:customStyle="1" w:styleId="36">
     <w:name w:val="Compact"/>
-    <w:basedOn w:val="BodyText"/>
+    <w:basedOn w:val="12"/>
     <w:qFormat/>
+    <w:uiPriority w:val="0"/>
     <w:pPr>
       <w:spacing w:before="36" w:after="36"/>
     </w:pPr>
   </w:style>
-  <w:style w:type="table" w:customStyle="1" w:styleId="Table">
+  <w:style w:type="table" w:customStyle="1" w:styleId="37">
     <w:name w:val="Table"/>
     <w:semiHidden/>
     <w:unhideWhenUsed/>
     <w:qFormat/>
+    <w:uiPriority w:val="0"/>
     <w:tblPr>
       <w:tblCellMar>
         <w:top w:w="0" w:type="dxa"/>
@@ -4353,26 +4372,28 @@
     <w:tblStylePr w:type="firstRow">
       <w:tcPr>
         <w:tcBorders>
-          <w:bottom w:val="single" w:sz="0" w:space="0" w:color="auto"/>
+          <w:bottom w:val="single" w:color="auto" w:sz="0" w:space="0"/>
         </w:tcBorders>
         <w:vAlign w:val="bottom"/>
       </w:tcPr>
     </w:tblStylePr>
   </w:style>
-  <w:style w:type="character" w:customStyle="1" w:styleId="1Char">
+  <w:style w:type="character" w:customStyle="1" w:styleId="38">
     <w:name w:val="柴_标题1 Char"/>
-    <w:link w:val="1"/>
+    <w:link w:val="28"/>
     <w:qFormat/>
+    <w:uiPriority w:val="0"/>
     <w:rPr>
-      <w:rFonts w:ascii="Arial" w:eastAsia="宋体" w:hAnsi="Arial"/>
+      <w:rFonts w:ascii="Arial" w:hAnsi="Arial" w:eastAsia="宋体"/>
       <w:sz w:val="32"/>
     </w:rPr>
   </w:style>
-  <w:style w:type="table" w:customStyle="1" w:styleId="TableNormal1">
+  <w:style w:type="table" w:customStyle="1" w:styleId="39">
     <w:name w:val="Table Normal_1"/>
     <w:semiHidden/>
     <w:unhideWhenUsed/>
     <w:qFormat/>
+    <w:uiPriority w:val="0"/>
     <w:tblPr>
       <w:tblCellMar>
         <w:top w:w="0" w:type="dxa"/>
@@ -4382,10 +4403,11 @@
       </w:tblCellMar>
     </w:tblPr>
   </w:style>
-  <w:style w:type="paragraph" w:customStyle="1" w:styleId="a3">
+  <w:style w:type="paragraph" w:customStyle="1" w:styleId="40">
     <w:name w:val="柴_正文_无缩进"/>
-    <w:basedOn w:val="Normal"/>
+    <w:basedOn w:val="1"/>
     <w:qFormat/>
+    <w:uiPriority w:val="0"/>
     <w:pPr>
       <w:ind w:firstLine="0" w:firstLineChars="0"/>
     </w:pPr>
@@ -4395,29 +4417,31 @@
       <w:lang w:eastAsia="zh-CN"/>
     </w:rPr>
   </w:style>
-  <w:style w:type="paragraph" w:customStyle="1" w:styleId="4">
+  <w:style w:type="paragraph" w:customStyle="1" w:styleId="41">
     <w:name w:val="柴_标题4"/>
-    <w:basedOn w:val="Heading4"/>
-    <w:next w:val="Normal"/>
+    <w:basedOn w:val="5"/>
+    <w:next w:val="1"/>
     <w:qFormat/>
+    <w:uiPriority w:val="0"/>
     <w:pPr>
       <w:widowControl w:val="0"/>
       <w:spacing w:before="160" w:line="360" w:lineRule="auto"/>
-      <w:ind w:left="981" w:hanging="862" w:leftChars="300"/>
+      <w:ind w:left="981" w:leftChars="300" w:hanging="862"/>
     </w:pPr>
     <w:rPr>
-      <w:rFonts w:ascii="Calibri" w:eastAsia="宋体" w:hAnsi="Calibri" w:cs="宋体" w:hint="eastAsia"/>
+      <w:rFonts w:hint="eastAsia" w:ascii="Calibri" w:hAnsi="Calibri" w:eastAsia="宋体" w:cs="宋体"/>
       <w:sz w:val="24"/>
       <w:szCs w:val="24"/>
       <w:lang w:eastAsia="zh-CN" w:bidi="zh-CN"/>
     </w:rPr>
   </w:style>
-  <w:style w:type="character" w:customStyle="1" w:styleId="Char">
+  <w:style w:type="character" w:customStyle="1" w:styleId="42">
     <w:name w:val="柴_正文 Char"/>
-    <w:link w:val="a1"/>
+    <w:link w:val="29"/>
     <w:qFormat/>
+    <w:uiPriority w:val="0"/>
     <w:rPr>
-      <w:rFonts w:ascii="Arial" w:eastAsia="宋体" w:hAnsi="Arial"/>
+      <w:rFonts w:ascii="Arial" w:hAnsi="Arial" w:eastAsia="宋体"/>
       <w:sz w:val="24"/>
       <w:lang w:eastAsia="zh-CN"/>
     </w:rPr>
